--- a/revisions/Transferring optimal decision - final.docx
+++ b/revisions/Transferring optimal decision - final.docx
@@ -487,54 +487,43 @@
           <w:color w:val="000000" w:themeColor="text1"/>
           <w:sz w:val="20"/>
           <w:szCs w:val="20"/>
-        </w:rPr>
-        <w:t xml:space="preserve">Under what conditions </w:t>
-      </w:r>
-      <w:r>
-        <w:rPr>
-          <w:color w:val="000000" w:themeColor="text1"/>
-          <w:sz w:val="20"/>
-          <w:szCs w:val="20"/>
-        </w:rPr>
-        <w:t xml:space="preserve">are choices </w:t>
-      </w:r>
-      <w:r>
-        <w:rPr>
-          <w:color w:val="000000" w:themeColor="text1"/>
-          <w:sz w:val="20"/>
-          <w:szCs w:val="20"/>
-        </w:rPr>
-        <w:t>variable</w:t>
-      </w:r>
-      <w:r>
-        <w:rPr>
-          <w:color w:val="000000" w:themeColor="text1"/>
-          <w:sz w:val="20"/>
-          <w:szCs w:val="20"/>
-        </w:rPr>
-        <w:t>,</w:t>
-      </w:r>
-      <w:r>
-        <w:rPr>
-          <w:color w:val="000000" w:themeColor="text1"/>
-          <w:sz w:val="20"/>
-          <w:szCs w:val="20"/>
-        </w:rPr>
-        <w:t xml:space="preserve"> and how readily do we </w:t>
-      </w:r>
-      <w:r>
-        <w:rPr>
-          <w:color w:val="000000" w:themeColor="text1"/>
-          <w:sz w:val="20"/>
-          <w:szCs w:val="20"/>
-        </w:rPr>
-        <w:t>use</w:t>
-      </w:r>
-      <w:r>
-        <w:rPr>
-          <w:color w:val="000000" w:themeColor="text1"/>
-          <w:sz w:val="20"/>
-          <w:szCs w:val="20"/>
+          <w:highlight w:val="yellow"/>
+        </w:rPr>
+        <w:t>C</w:t>
+      </w:r>
+      <w:r>
+        <w:rPr>
+          <w:color w:val="000000" w:themeColor="text1"/>
+          <w:sz w:val="20"/>
+          <w:szCs w:val="20"/>
+          <w:highlight w:val="yellow"/>
+        </w:rPr>
+        <w:t xml:space="preserve">hoices </w:t>
+      </w:r>
+      <w:r>
+        <w:rPr>
+          <w:color w:val="000000" w:themeColor="text1"/>
+          <w:sz w:val="20"/>
+          <w:szCs w:val="20"/>
+          <w:highlight w:val="yellow"/>
+        </w:rPr>
+        <w:t>in a focus-or-divide dilemma tend to be variable and suboptimal</w:t>
+      </w:r>
+      <w:r>
+        <w:rPr>
+          <w:color w:val="000000" w:themeColor="text1"/>
+          <w:sz w:val="20"/>
+          <w:szCs w:val="20"/>
+          <w:highlight w:val="yellow"/>
+        </w:rPr>
+        <w:t>.</w:t>
+      </w:r>
+      <w:r>
+        <w:rPr>
+          <w:color w:val="000000" w:themeColor="text1"/>
+          <w:sz w:val="20"/>
+          <w:szCs w:val="20"/>
+          <w:highlight w:val="yellow"/>
         </w:rPr>
         <w:t xml:space="preserve"> </w:t>
       </w:r>
@@ -543,80 +532,153 @@
           <w:color w:val="000000" w:themeColor="text1"/>
           <w:sz w:val="20"/>
           <w:szCs w:val="20"/>
-        </w:rPr>
-        <w:t xml:space="preserve">fixed, rational </w:t>
-      </w:r>
-      <w:r>
-        <w:rPr>
-          <w:color w:val="000000" w:themeColor="text1"/>
-          <w:sz w:val="20"/>
-          <w:szCs w:val="20"/>
-        </w:rPr>
-        <w:t>rules</w:t>
-      </w:r>
-      <w:r>
-        <w:rPr>
-          <w:color w:val="000000" w:themeColor="text1"/>
-          <w:sz w:val="20"/>
-          <w:szCs w:val="20"/>
-        </w:rPr>
-        <w:t xml:space="preserve"> to guide choice</w:t>
-      </w:r>
-      <w:r>
-        <w:rPr>
-          <w:color w:val="000000" w:themeColor="text1"/>
-          <w:sz w:val="20"/>
-          <w:szCs w:val="20"/>
-        </w:rPr>
-        <w:t xml:space="preserve">? </w:t>
-      </w:r>
-      <w:r>
-        <w:rPr>
-          <w:color w:val="000000" w:themeColor="text1"/>
-          <w:sz w:val="20"/>
-          <w:szCs w:val="20"/>
-        </w:rPr>
-        <w:t>W</w:t>
-      </w:r>
-      <w:r>
-        <w:rPr>
-          <w:color w:val="000000" w:themeColor="text1"/>
-          <w:sz w:val="20"/>
-          <w:szCs w:val="20"/>
-        </w:rPr>
-        <w:t xml:space="preserve">e </w:t>
-      </w:r>
-      <w:r>
-        <w:rPr>
-          <w:color w:val="000000" w:themeColor="text1"/>
-          <w:sz w:val="20"/>
-          <w:szCs w:val="20"/>
-        </w:rPr>
-        <w:t xml:space="preserve">used a focus-divide dilemma </w:t>
-      </w:r>
-      <w:r>
-        <w:rPr>
-          <w:color w:val="000000" w:themeColor="text1"/>
-          <w:sz w:val="20"/>
-          <w:szCs w:val="20"/>
-        </w:rPr>
-        <w:t>ask</w:t>
-      </w:r>
-      <w:r>
-        <w:rPr>
-          <w:color w:val="000000" w:themeColor="text1"/>
-          <w:sz w:val="20"/>
-          <w:szCs w:val="20"/>
-        </w:rPr>
-        <w:t>ed</w:t>
-      </w:r>
-      <w:r>
-        <w:rPr>
-          <w:color w:val="000000" w:themeColor="text1"/>
-          <w:sz w:val="20"/>
-          <w:szCs w:val="20"/>
-        </w:rPr>
-        <w:t xml:space="preserve"> participants to choose where to stand to throw a beanbag into one of two possible hoops (Experiment 1), and to choose where to fixate to </w:t>
+          <w:highlight w:val="yellow"/>
+        </w:rPr>
+        <w:t>I</w:t>
+      </w:r>
+      <w:r>
+        <w:rPr>
+          <w:color w:val="000000" w:themeColor="text1"/>
+          <w:sz w:val="20"/>
+          <w:szCs w:val="20"/>
+          <w:highlight w:val="yellow"/>
+        </w:rPr>
+        <w:t>f</w:t>
+      </w:r>
+      <w:r>
+        <w:rPr>
+          <w:color w:val="000000" w:themeColor="text1"/>
+          <w:sz w:val="20"/>
+          <w:szCs w:val="20"/>
+          <w:highlight w:val="yellow"/>
+        </w:rPr>
+        <w:t xml:space="preserve"> we make</w:t>
+      </w:r>
+      <w:r>
+        <w:rPr>
+          <w:color w:val="000000" w:themeColor="text1"/>
+          <w:sz w:val="20"/>
+          <w:szCs w:val="20"/>
+          <w:highlight w:val="yellow"/>
+        </w:rPr>
+        <w:t xml:space="preserve"> a simple, rational </w:t>
+      </w:r>
+      <w:r>
+        <w:rPr>
+          <w:color w:val="000000" w:themeColor="text1"/>
+          <w:sz w:val="20"/>
+          <w:szCs w:val="20"/>
+          <w:highlight w:val="yellow"/>
+        </w:rPr>
+        <w:t xml:space="preserve">choice </w:t>
+      </w:r>
+      <w:r>
+        <w:rPr>
+          <w:color w:val="000000" w:themeColor="text1"/>
+          <w:sz w:val="20"/>
+          <w:szCs w:val="20"/>
+          <w:highlight w:val="yellow"/>
+        </w:rPr>
+        <w:t xml:space="preserve">rule </w:t>
+      </w:r>
+      <w:r>
+        <w:rPr>
+          <w:color w:val="000000" w:themeColor="text1"/>
+          <w:sz w:val="20"/>
+          <w:szCs w:val="20"/>
+          <w:highlight w:val="yellow"/>
+        </w:rPr>
+        <w:t xml:space="preserve">available, how readily </w:t>
+      </w:r>
+      <w:r>
+        <w:rPr>
+          <w:color w:val="000000" w:themeColor="text1"/>
+          <w:sz w:val="20"/>
+          <w:szCs w:val="20"/>
+          <w:highlight w:val="yellow"/>
+        </w:rPr>
+        <w:t>will</w:t>
+      </w:r>
+      <w:r>
+        <w:rPr>
+          <w:color w:val="000000" w:themeColor="text1"/>
+          <w:sz w:val="20"/>
+          <w:szCs w:val="20"/>
+          <w:highlight w:val="yellow"/>
+        </w:rPr>
+        <w:t xml:space="preserve"> people use it?</w:t>
+      </w:r>
+      <w:r>
+        <w:rPr>
+          <w:color w:val="000000" w:themeColor="text1"/>
+          <w:sz w:val="20"/>
+          <w:szCs w:val="20"/>
+        </w:rPr>
+        <w:t xml:space="preserve"> </w:t>
+      </w:r>
+      <w:r>
+        <w:rPr>
+          <w:color w:val="000000" w:themeColor="text1"/>
+          <w:sz w:val="20"/>
+          <w:szCs w:val="20"/>
+        </w:rPr>
+        <w:t>We asked p</w:t>
+      </w:r>
+      <w:r>
+        <w:rPr>
+          <w:color w:val="000000" w:themeColor="text1"/>
+          <w:sz w:val="20"/>
+          <w:szCs w:val="20"/>
+        </w:rPr>
+        <w:t xml:space="preserve">articipants </w:t>
+      </w:r>
+      <w:r>
+        <w:rPr>
+          <w:color w:val="000000" w:themeColor="text1"/>
+          <w:sz w:val="20"/>
+          <w:szCs w:val="20"/>
+        </w:rPr>
+        <w:t xml:space="preserve">to </w:t>
+      </w:r>
+      <w:r>
+        <w:rPr>
+          <w:color w:val="000000" w:themeColor="text1"/>
+          <w:sz w:val="20"/>
+          <w:szCs w:val="20"/>
+        </w:rPr>
+        <w:t>cho</w:t>
+      </w:r>
+      <w:r>
+        <w:rPr>
+          <w:color w:val="000000" w:themeColor="text1"/>
+          <w:sz w:val="20"/>
+          <w:szCs w:val="20"/>
+        </w:rPr>
+        <w:t>o</w:t>
+      </w:r>
+      <w:r>
+        <w:rPr>
+          <w:color w:val="000000" w:themeColor="text1"/>
+          <w:sz w:val="20"/>
+          <w:szCs w:val="20"/>
+        </w:rPr>
+        <w:t xml:space="preserve">se where to stand to throw a beanbag into one of two possible hoops (Experiment 1), and </w:t>
+      </w:r>
+      <w:r>
+        <w:rPr>
+          <w:color w:val="000000" w:themeColor="text1"/>
+          <w:sz w:val="20"/>
+          <w:szCs w:val="20"/>
+        </w:rPr>
+        <w:t xml:space="preserve">to choose </w:t>
+      </w:r>
+      <w:r>
+        <w:rPr>
+          <w:color w:val="000000" w:themeColor="text1"/>
+          <w:sz w:val="20"/>
+          <w:szCs w:val="20"/>
+        </w:rPr>
+        <w:t xml:space="preserve">where to fixate to </w:t>
       </w:r>
       <w:r>
         <w:rPr>
@@ -672,13 +734,29 @@
           <w:sz w:val="20"/>
           <w:szCs w:val="20"/>
         </w:rPr>
-        <w:t xml:space="preserve"> (Experiment 2). In both cases, the </w:t>
+        <w:t xml:space="preserve"> (Experiment 2). </w:t>
       </w:r>
       <w:r>
         <w:rPr>
           <w:color w:val="000000"/>
           <w:sz w:val="20"/>
           <w:szCs w:val="20"/>
+        </w:rPr>
+        <w:t>T</w:t>
+      </w:r>
+      <w:r>
+        <w:rPr>
+          <w:color w:val="000000"/>
+          <w:sz w:val="20"/>
+          <w:szCs w:val="20"/>
+        </w:rPr>
+        <w:t xml:space="preserve">he </w:t>
+      </w:r>
+      <w:r>
+        <w:rPr>
+          <w:color w:val="000000"/>
+          <w:sz w:val="20"/>
+          <w:szCs w:val="20"/>
           <w:highlight w:val="yellow"/>
         </w:rPr>
         <w:t>rational</w:t>
@@ -863,23 +941,55 @@
       </w:r>
       <w:r>
         <w:rPr>
-          <w:color w:val="000000" w:themeColor="text1"/>
-          <w:sz w:val="20"/>
-          <w:szCs w:val="20"/>
-        </w:rPr>
-        <w:t>P</w:t>
-      </w:r>
-      <w:r>
-        <w:rPr>
-          <w:color w:val="000000" w:themeColor="text1"/>
-          <w:sz w:val="20"/>
-          <w:szCs w:val="20"/>
-        </w:rPr>
-        <w:t>articipant</w:t>
-      </w:r>
-      <w:r>
-        <w:rPr>
-          <w:color w:val="000000" w:themeColor="text1"/>
+          <w:color w:val="000000"/>
+          <w:sz w:val="20"/>
+          <w:szCs w:val="20"/>
+        </w:rPr>
+        <w:t xml:space="preserve">We </w:t>
+      </w:r>
+      <w:r>
+        <w:rPr>
+          <w:color w:val="000000"/>
+          <w:sz w:val="20"/>
+          <w:szCs w:val="20"/>
+        </w:rPr>
+        <w:t>attempted</w:t>
+      </w:r>
+      <w:r>
+        <w:rPr>
+          <w:color w:val="000000"/>
+          <w:sz w:val="20"/>
+          <w:szCs w:val="20"/>
+        </w:rPr>
+        <w:t xml:space="preserve"> to nudge participants towards </w:t>
+      </w:r>
+      <w:r>
+        <w:rPr>
+          <w:color w:val="000000"/>
+          <w:sz w:val="20"/>
+          <w:szCs w:val="20"/>
+        </w:rPr>
+        <w:t>optimal</w:t>
+      </w:r>
+      <w:r>
+        <w:rPr>
+          <w:color w:val="000000"/>
+          <w:sz w:val="20"/>
+          <w:szCs w:val="20"/>
+        </w:rPr>
+        <w:t xml:space="preserve"> choices</w:t>
+      </w:r>
+      <w:r>
+        <w:rPr>
+          <w:color w:val="000000"/>
+          <w:sz w:val="20"/>
+          <w:szCs w:val="20"/>
+        </w:rPr>
+        <w:t xml:space="preserve"> by</w:t>
+      </w:r>
+      <w:r>
+        <w:rPr>
+          <w:color w:val="000000"/>
           <w:sz w:val="20"/>
           <w:szCs w:val="20"/>
         </w:rPr>
@@ -887,39 +997,201 @@
       </w:r>
       <w:r>
         <w:rPr>
-          <w:color w:val="000000" w:themeColor="text1"/>
-          <w:sz w:val="20"/>
-          <w:szCs w:val="20"/>
-        </w:rPr>
-        <w:t xml:space="preserve">choices </w:t>
-      </w:r>
-      <w:r>
-        <w:rPr>
-          <w:color w:val="000000" w:themeColor="text1"/>
-          <w:sz w:val="20"/>
-          <w:szCs w:val="20"/>
-        </w:rPr>
-        <w:t>were</w:t>
-      </w:r>
-      <w:r>
-        <w:rPr>
-          <w:color w:val="000000" w:themeColor="text1"/>
-          <w:sz w:val="20"/>
-          <w:szCs w:val="20"/>
-        </w:rPr>
-        <w:t xml:space="preserve"> variable and suboptimal</w:t>
-      </w:r>
-      <w:r>
-        <w:rPr>
-          <w:color w:val="000000" w:themeColor="text1"/>
-          <w:sz w:val="20"/>
-          <w:szCs w:val="20"/>
-        </w:rPr>
-        <w:t>, confirming previous results</w:t>
-      </w:r>
-      <w:r>
-        <w:rPr>
-          <w:color w:val="000000" w:themeColor="text1"/>
+          <w:color w:val="000000"/>
+          <w:sz w:val="20"/>
+          <w:szCs w:val="20"/>
+        </w:rPr>
+        <w:t>provid</w:t>
+      </w:r>
+      <w:r>
+        <w:rPr>
+          <w:color w:val="000000"/>
+          <w:sz w:val="20"/>
+          <w:szCs w:val="20"/>
+        </w:rPr>
+        <w:t>ing</w:t>
+      </w:r>
+      <w:r>
+        <w:rPr>
+          <w:color w:val="000000"/>
+          <w:sz w:val="20"/>
+          <w:szCs w:val="20"/>
+        </w:rPr>
+        <w:t xml:space="preserve"> circumstances in which </w:t>
+      </w:r>
+      <w:r>
+        <w:rPr>
+          <w:color w:val="000000"/>
+          <w:sz w:val="20"/>
+          <w:szCs w:val="20"/>
+        </w:rPr>
+        <w:t>they carried out the</w:t>
+      </w:r>
+      <w:r>
+        <w:rPr>
+          <w:color w:val="000000"/>
+          <w:sz w:val="20"/>
+          <w:szCs w:val="20"/>
+        </w:rPr>
+        <w:t xml:space="preserve"> correct </w:t>
+      </w:r>
+      <w:proofErr w:type="gramStart"/>
+      <w:r>
+        <w:rPr>
+          <w:color w:val="000000"/>
+          <w:sz w:val="20"/>
+          <w:szCs w:val="20"/>
+        </w:rPr>
+        <w:t xml:space="preserve">solution, </w:t>
+      </w:r>
+      <w:r>
+        <w:rPr>
+          <w:color w:val="000000"/>
+          <w:sz w:val="20"/>
+          <w:szCs w:val="20"/>
+        </w:rPr>
+        <w:t>and</w:t>
+      </w:r>
+      <w:proofErr w:type="gramEnd"/>
+      <w:r>
+        <w:rPr>
+          <w:color w:val="000000"/>
+          <w:sz w:val="20"/>
+          <w:szCs w:val="20"/>
+        </w:rPr>
+        <w:t xml:space="preserve"> then</w:t>
+      </w:r>
+      <w:r>
+        <w:rPr>
+          <w:color w:val="000000"/>
+          <w:sz w:val="20"/>
+          <w:szCs w:val="20"/>
+        </w:rPr>
+        <w:t xml:space="preserve"> </w:t>
+      </w:r>
+      <w:r>
+        <w:rPr>
+          <w:color w:val="000000"/>
+          <w:sz w:val="20"/>
+          <w:szCs w:val="20"/>
+        </w:rPr>
+        <w:t>returning them to the original context</w:t>
+      </w:r>
+      <w:r>
+        <w:rPr>
+          <w:color w:val="000000"/>
+          <w:sz w:val="20"/>
+          <w:szCs w:val="20"/>
+        </w:rPr>
+        <w:t xml:space="preserve"> and le</w:t>
+      </w:r>
+      <w:r>
+        <w:rPr>
+          <w:color w:val="000000"/>
+          <w:sz w:val="20"/>
+          <w:szCs w:val="20"/>
+        </w:rPr>
+        <w:t>t</w:t>
+      </w:r>
+      <w:r>
+        <w:rPr>
+          <w:color w:val="000000"/>
+          <w:sz w:val="20"/>
+          <w:szCs w:val="20"/>
+        </w:rPr>
+        <w:t>t</w:t>
+      </w:r>
+      <w:r>
+        <w:rPr>
+          <w:color w:val="000000"/>
+          <w:sz w:val="20"/>
+          <w:szCs w:val="20"/>
+        </w:rPr>
+        <w:t>ing</w:t>
+      </w:r>
+      <w:r>
+        <w:rPr>
+          <w:color w:val="000000"/>
+          <w:sz w:val="20"/>
+          <w:szCs w:val="20"/>
+        </w:rPr>
+        <w:t xml:space="preserve"> them freely choose. </w:t>
+      </w:r>
+      <w:r>
+        <w:rPr>
+          <w:color w:val="000000"/>
+          <w:sz w:val="20"/>
+          <w:szCs w:val="20"/>
+        </w:rPr>
+        <w:t>In both experiments</w:t>
+      </w:r>
+      <w:r>
+        <w:rPr>
+          <w:color w:val="000000"/>
+          <w:sz w:val="20"/>
+          <w:szCs w:val="20"/>
+        </w:rPr>
+        <w:t>, participants</w:t>
+      </w:r>
+      <w:r>
+        <w:rPr>
+          <w:color w:val="000000"/>
+          <w:sz w:val="20"/>
+          <w:szCs w:val="20"/>
+        </w:rPr>
+        <w:t xml:space="preserve"> executed optimal choices</w:t>
+      </w:r>
+      <w:r>
+        <w:rPr>
+          <w:color w:val="000000"/>
+          <w:sz w:val="20"/>
+          <w:szCs w:val="20"/>
+        </w:rPr>
+        <w:t xml:space="preserve"> during the intervention</w:t>
+      </w:r>
+      <w:r>
+        <w:rPr>
+          <w:color w:val="000000"/>
+          <w:sz w:val="20"/>
+          <w:szCs w:val="20"/>
+        </w:rPr>
+        <w:t xml:space="preserve">, </w:t>
+      </w:r>
+      <w:r>
+        <w:rPr>
+          <w:color w:val="000000"/>
+          <w:sz w:val="20"/>
+          <w:szCs w:val="20"/>
+        </w:rPr>
+        <w:t>and</w:t>
+      </w:r>
+      <w:r>
+        <w:rPr>
+          <w:color w:val="000000"/>
+          <w:sz w:val="20"/>
+          <w:szCs w:val="20"/>
+        </w:rPr>
+        <w:t xml:space="preserve"> then</w:t>
+      </w:r>
+      <w:r>
+        <w:rPr>
+          <w:color w:val="000000"/>
+          <w:sz w:val="20"/>
+          <w:szCs w:val="20"/>
+        </w:rPr>
+        <w:t xml:space="preserve"> immediately returned to a sub-optimal pattern of responding</w:t>
+      </w:r>
+      <w:r>
+        <w:rPr>
+          <w:color w:val="000000"/>
+          <w:sz w:val="20"/>
+          <w:szCs w:val="20"/>
+        </w:rPr>
+        <w:t xml:space="preserve"> when presented with the original context</w:t>
+      </w:r>
+      <w:r>
+        <w:rPr>
+          <w:color w:val="000000"/>
           <w:sz w:val="20"/>
           <w:szCs w:val="20"/>
         </w:rPr>
@@ -931,7 +1203,7 @@
           <w:sz w:val="20"/>
           <w:szCs w:val="20"/>
         </w:rPr>
-        <w:t xml:space="preserve">We </w:t>
+        <w:t xml:space="preserve">Experiment 3 demonstrates the rational decision rule </w:t>
       </w:r>
       <w:r>
         <w:rPr>
@@ -939,7 +1211,7 @@
           <w:sz w:val="20"/>
           <w:szCs w:val="20"/>
         </w:rPr>
-        <w:t>use</w:t>
+        <w:t>is easily applied when known</w:t>
       </w:r>
       <w:r>
         <w:rPr>
@@ -947,31 +1219,34 @@
           <w:sz w:val="20"/>
           <w:szCs w:val="20"/>
         </w:rPr>
-        <w:t>d</w:t>
+        <w:t xml:space="preserve">. </w:t>
       </w:r>
       <w:r>
         <w:rPr>
           <w:color w:val="000000"/>
           <w:sz w:val="20"/>
           <w:szCs w:val="20"/>
-        </w:rPr>
-        <w:t xml:space="preserve"> two interventions</w:t>
+          <w:highlight w:val="yellow"/>
+        </w:rPr>
+        <w:t>We conclude</w:t>
       </w:r>
       <w:r>
         <w:rPr>
           <w:color w:val="000000"/>
           <w:sz w:val="20"/>
           <w:szCs w:val="20"/>
-        </w:rPr>
-        <w:t xml:space="preserve"> to nudge participants towards </w:t>
+          <w:highlight w:val="yellow"/>
+        </w:rPr>
+        <w:t xml:space="preserve"> that </w:t>
       </w:r>
       <w:r>
         <w:rPr>
           <w:color w:val="000000"/>
           <w:sz w:val="20"/>
           <w:szCs w:val="20"/>
-        </w:rPr>
-        <w:t>optimal</w:t>
+          <w:highlight w:val="yellow"/>
+        </w:rPr>
+        <w:t xml:space="preserve">variable and idiosyncratic responses </w:t>
       </w:r>
       <w:r>
         <w:rPr>
@@ -979,7 +1254,7 @@
           <w:sz w:val="20"/>
           <w:szCs w:val="20"/>
         </w:rPr>
-        <w:t xml:space="preserve"> choices: </w:t>
+        <w:t xml:space="preserve">are </w:t>
       </w:r>
       <w:r>
         <w:rPr>
@@ -987,7 +1262,7 @@
           <w:sz w:val="20"/>
           <w:szCs w:val="20"/>
         </w:rPr>
-        <w:t xml:space="preserve">1) </w:t>
+        <w:t>a persistent choice strategy</w:t>
       </w:r>
       <w:r>
         <w:rPr>
@@ -995,279 +1270,7 @@
           <w:sz w:val="20"/>
           <w:szCs w:val="20"/>
         </w:rPr>
-        <w:t xml:space="preserve">we </w:t>
-      </w:r>
-      <w:r>
-        <w:rPr>
-          <w:color w:val="000000"/>
-          <w:sz w:val="20"/>
-          <w:szCs w:val="20"/>
-        </w:rPr>
-        <w:t>provided</w:t>
-      </w:r>
-      <w:r>
-        <w:rPr>
-          <w:color w:val="000000"/>
-          <w:sz w:val="20"/>
-          <w:szCs w:val="20"/>
-        </w:rPr>
-        <w:t xml:space="preserve"> circumstances in which participants </w:t>
-      </w:r>
-      <w:r>
-        <w:rPr>
-          <w:color w:val="000000"/>
-          <w:sz w:val="20"/>
-          <w:szCs w:val="20"/>
-        </w:rPr>
-        <w:t xml:space="preserve">can </w:t>
-      </w:r>
-      <w:r>
-        <w:rPr>
-          <w:color w:val="000000"/>
-          <w:sz w:val="20"/>
-          <w:szCs w:val="20"/>
-        </w:rPr>
-        <w:t xml:space="preserve">correctly solve the problem, </w:t>
-      </w:r>
-      <w:r>
-        <w:rPr>
-          <w:color w:val="000000"/>
-          <w:sz w:val="20"/>
-          <w:szCs w:val="20"/>
-        </w:rPr>
-        <w:t>and then</w:t>
-      </w:r>
-      <w:r>
-        <w:rPr>
-          <w:color w:val="000000"/>
-          <w:sz w:val="20"/>
-          <w:szCs w:val="20"/>
-        </w:rPr>
-        <w:t xml:space="preserve"> immediately presented the </w:t>
-      </w:r>
-      <w:r>
-        <w:rPr>
-          <w:color w:val="000000"/>
-          <w:sz w:val="20"/>
-          <w:szCs w:val="20"/>
-        </w:rPr>
-        <w:t>original</w:t>
-      </w:r>
-      <w:r>
-        <w:rPr>
-          <w:color w:val="000000"/>
-          <w:sz w:val="20"/>
-          <w:szCs w:val="20"/>
-        </w:rPr>
-        <w:t xml:space="preserve"> context</w:t>
-      </w:r>
-      <w:r>
-        <w:rPr>
-          <w:color w:val="000000"/>
-          <w:sz w:val="20"/>
-          <w:szCs w:val="20"/>
-        </w:rPr>
-        <w:t xml:space="preserve"> and</w:t>
-      </w:r>
-      <w:r>
-        <w:rPr>
-          <w:color w:val="000000"/>
-          <w:sz w:val="20"/>
-          <w:szCs w:val="20"/>
-        </w:rPr>
-        <w:t xml:space="preserve"> </w:t>
-      </w:r>
-      <w:r>
-        <w:rPr>
-          <w:color w:val="000000"/>
-          <w:sz w:val="20"/>
-          <w:szCs w:val="20"/>
-        </w:rPr>
-        <w:t>2)</w:t>
-      </w:r>
-      <w:r>
-        <w:rPr>
-          <w:color w:val="000000"/>
-          <w:sz w:val="20"/>
-          <w:szCs w:val="20"/>
-        </w:rPr>
-        <w:t xml:space="preserve"> we </w:t>
-      </w:r>
-      <w:r>
-        <w:rPr>
-          <w:color w:val="000000"/>
-          <w:sz w:val="20"/>
-          <w:szCs w:val="20"/>
-        </w:rPr>
-        <w:t>instructed</w:t>
-      </w:r>
-      <w:r>
-        <w:rPr>
-          <w:color w:val="000000"/>
-          <w:sz w:val="20"/>
-          <w:szCs w:val="20"/>
-        </w:rPr>
-        <w:t xml:space="preserve"> participants to make choices that followed </w:t>
-      </w:r>
-      <w:r>
-        <w:rPr>
-          <w:color w:val="000000"/>
-          <w:sz w:val="20"/>
-          <w:szCs w:val="20"/>
-          <w:highlight w:val="yellow"/>
-        </w:rPr>
-        <w:t>a rational rule</w:t>
-      </w:r>
-      <w:r>
-        <w:rPr>
-          <w:color w:val="000000"/>
-          <w:sz w:val="20"/>
-          <w:szCs w:val="20"/>
-        </w:rPr>
-        <w:t>, then removed th</w:t>
-      </w:r>
-      <w:r>
-        <w:rPr>
-          <w:color w:val="000000"/>
-          <w:sz w:val="20"/>
-          <w:szCs w:val="20"/>
-        </w:rPr>
-        <w:t>is</w:t>
-      </w:r>
-      <w:r>
-        <w:rPr>
-          <w:color w:val="000000"/>
-          <w:sz w:val="20"/>
-          <w:szCs w:val="20"/>
-        </w:rPr>
-        <w:t xml:space="preserve"> guidance and let them freely choose. </w:t>
-      </w:r>
-      <w:r>
-        <w:rPr>
-          <w:color w:val="000000"/>
-          <w:sz w:val="20"/>
-          <w:szCs w:val="20"/>
-        </w:rPr>
-        <w:t>During</w:t>
-      </w:r>
-      <w:r>
-        <w:rPr>
-          <w:color w:val="000000"/>
-          <w:sz w:val="20"/>
-          <w:szCs w:val="20"/>
-        </w:rPr>
-        <w:t xml:space="preserve"> both interventions, participants</w:t>
-      </w:r>
-      <w:r>
-        <w:rPr>
-          <w:color w:val="000000"/>
-          <w:sz w:val="20"/>
-          <w:szCs w:val="20"/>
-        </w:rPr>
-        <w:t xml:space="preserve"> executed optimal choices, but then</w:t>
-      </w:r>
-      <w:r>
-        <w:rPr>
-          <w:color w:val="000000"/>
-          <w:sz w:val="20"/>
-          <w:szCs w:val="20"/>
-        </w:rPr>
-        <w:t xml:space="preserve"> immediately returned to a sub-optimal pattern of responding</w:t>
-      </w:r>
-      <w:r>
-        <w:rPr>
-          <w:color w:val="000000"/>
-          <w:sz w:val="20"/>
-          <w:szCs w:val="20"/>
-        </w:rPr>
-        <w:t xml:space="preserve"> when presented with the original context</w:t>
-      </w:r>
-      <w:r>
-        <w:rPr>
-          <w:color w:val="000000"/>
-          <w:sz w:val="20"/>
-          <w:szCs w:val="20"/>
-        </w:rPr>
         <w:t xml:space="preserve">. </w:t>
-      </w:r>
-      <w:r>
-        <w:rPr>
-          <w:color w:val="000000"/>
-          <w:sz w:val="20"/>
-          <w:szCs w:val="20"/>
-        </w:rPr>
-        <w:t xml:space="preserve">Experiment 3 demonstrates the rational decision rule could have been easily followed in </w:t>
-      </w:r>
-      <w:proofErr w:type="gramStart"/>
-      <w:r>
-        <w:rPr>
-          <w:color w:val="000000"/>
-          <w:sz w:val="20"/>
-          <w:szCs w:val="20"/>
-        </w:rPr>
-        <w:t>both .</w:t>
-      </w:r>
-      <w:proofErr w:type="gramEnd"/>
-      <w:r>
-        <w:rPr>
-          <w:color w:val="000000"/>
-          <w:sz w:val="20"/>
-          <w:szCs w:val="20"/>
-        </w:rPr>
-        <w:t xml:space="preserve"> </w:t>
-      </w:r>
-      <w:r>
-        <w:rPr>
-          <w:color w:val="000000"/>
-          <w:sz w:val="20"/>
-          <w:szCs w:val="20"/>
-          <w:highlight w:val="yellow"/>
-        </w:rPr>
-        <w:t>We conclude</w:t>
-      </w:r>
-      <w:r>
-        <w:rPr>
-          <w:color w:val="000000"/>
-          <w:sz w:val="20"/>
-          <w:szCs w:val="20"/>
-          <w:highlight w:val="yellow"/>
-        </w:rPr>
-        <w:t xml:space="preserve"> that </w:t>
-      </w:r>
-      <w:r>
-        <w:rPr>
-          <w:color w:val="000000"/>
-          <w:sz w:val="20"/>
-          <w:szCs w:val="20"/>
-          <w:highlight w:val="yellow"/>
-        </w:rPr>
-        <w:t xml:space="preserve">variable and idiosyncratic responses </w:t>
-      </w:r>
-      <w:proofErr w:type="gramStart"/>
-      <w:r>
-        <w:rPr>
-          <w:color w:val="000000"/>
-          <w:sz w:val="20"/>
-          <w:szCs w:val="20"/>
-        </w:rPr>
-        <w:t xml:space="preserve">are </w:t>
-      </w:r>
-      <w:r>
-        <w:rPr>
-          <w:color w:val="000000"/>
-          <w:sz w:val="20"/>
-          <w:szCs w:val="20"/>
-        </w:rPr>
-        <w:t>.</w:t>
-      </w:r>
-      <w:proofErr w:type="gramEnd"/>
-      <w:r>
-        <w:rPr>
-          <w:color w:val="000000"/>
-          <w:sz w:val="20"/>
-          <w:szCs w:val="20"/>
-        </w:rPr>
-        <w:t xml:space="preserve"> </w:t>
       </w:r>
       <w:r>
         <w:rPr>
@@ -4002,7 +4005,6 @@
         <w:rPr>
           <w:sz w:val="20"/>
           <w:szCs w:val="20"/>
-          <w:highlight w:val="yellow"/>
         </w:rPr>
         <w:t xml:space="preserve">On the other hand, applying a decision rule carries risks. If applied to the wrong circumstances, </w:t>
       </w:r>
@@ -4010,7 +4012,6 @@
         <w:rPr>
           <w:sz w:val="20"/>
           <w:szCs w:val="20"/>
-          <w:highlight w:val="yellow"/>
         </w:rPr>
         <w:t>a</w:t>
       </w:r>
@@ -4018,7 +4019,6 @@
         <w:rPr>
           <w:sz w:val="20"/>
           <w:szCs w:val="20"/>
-          <w:highlight w:val="yellow"/>
         </w:rPr>
         <w:t xml:space="preserve"> rule </w:t>
       </w:r>
@@ -4026,7 +4026,6 @@
         <w:rPr>
           <w:sz w:val="20"/>
           <w:szCs w:val="20"/>
-          <w:highlight w:val="yellow"/>
         </w:rPr>
         <w:t>can</w:t>
       </w:r>
@@ -4034,7 +4033,6 @@
         <w:rPr>
           <w:sz w:val="20"/>
           <w:szCs w:val="20"/>
-          <w:highlight w:val="yellow"/>
         </w:rPr>
         <w:t xml:space="preserve"> lead to </w:t>
       </w:r>
@@ -4042,7 +4040,6 @@
         <w:rPr>
           <w:sz w:val="20"/>
           <w:szCs w:val="20"/>
-          <w:highlight w:val="yellow"/>
         </w:rPr>
         <w:t xml:space="preserve">consistently </w:t>
       </w:r>
@@ -4051,7 +4048,6 @@
           <w:color w:val="000000" w:themeColor="text1"/>
           <w:sz w:val="20"/>
           <w:szCs w:val="20"/>
-          <w:highlight w:val="yellow"/>
         </w:rPr>
         <w:t>suboptimal outcomes</w:t>
       </w:r>
@@ -4060,33 +4056,14 @@
           <w:color w:val="000000" w:themeColor="text1"/>
           <w:sz w:val="20"/>
           <w:szCs w:val="20"/>
-          <w:highlight w:val="yellow"/>
-        </w:rPr>
-        <w:t>.</w:t>
-      </w:r>
-      <w:r>
-        <w:rPr>
-          <w:color w:val="000000" w:themeColor="text1"/>
-          <w:sz w:val="20"/>
-          <w:szCs w:val="20"/>
-        </w:rPr>
-        <w:t xml:space="preserve"> </w:t>
-      </w:r>
-      <w:r>
-        <w:rPr>
-          <w:color w:val="000000" w:themeColor="text1"/>
-          <w:sz w:val="20"/>
-          <w:szCs w:val="20"/>
-          <w:highlight w:val="yellow"/>
-        </w:rPr>
-        <w:t xml:space="preserve">Moreover, rule-following </w:t>
-      </w:r>
-      <w:r>
-        <w:rPr>
-          <w:color w:val="000000" w:themeColor="text1"/>
-          <w:sz w:val="20"/>
-          <w:szCs w:val="20"/>
-          <w:highlight w:val="yellow"/>
+        </w:rPr>
+        <w:t xml:space="preserve">. Moreover, rule-following </w:t>
+      </w:r>
+      <w:r>
+        <w:rPr>
+          <w:color w:val="000000" w:themeColor="text1"/>
+          <w:sz w:val="20"/>
+          <w:szCs w:val="20"/>
         </w:rPr>
         <w:t>restrict</w:t>
       </w:r>
@@ -4095,7 +4072,6 @@
           <w:color w:val="000000" w:themeColor="text1"/>
           <w:sz w:val="20"/>
           <w:szCs w:val="20"/>
-          <w:highlight w:val="yellow"/>
         </w:rPr>
         <w:t>s</w:t>
       </w:r>
@@ -4104,7 +4080,6 @@
           <w:color w:val="000000" w:themeColor="text1"/>
           <w:sz w:val="20"/>
           <w:szCs w:val="20"/>
-          <w:highlight w:val="yellow"/>
         </w:rPr>
         <w:t xml:space="preserve"> the variability of responses that is the basis for learning</w:t>
       </w:r>
@@ -4125,17 +4100,7 @@
           <w:highlight w:val="yellow"/>
           <w:shd w:val="clear" w:color="auto" w:fill="FFFFFF"/>
         </w:rPr>
-        <w:t>Wilson</w:t>
-      </w:r>
-      <w:r>
-        <w:rPr>
-          <w:color w:val="000000" w:themeColor="text1"/>
-          <w:sz w:val="20"/>
-          <w:szCs w:val="20"/>
-          <w:highlight w:val="yellow"/>
-          <w:shd w:val="clear" w:color="auto" w:fill="FFFFFF"/>
-        </w:rPr>
-        <w:t xml:space="preserve"> et al., 2014).</w:t>
+        <w:t>Wilson et al., 2014).</w:t>
       </w:r>
       <w:r>
         <w:rPr>
@@ -4321,7 +4286,7 @@
           <w:szCs w:val="20"/>
           <w:highlight w:val="yellow"/>
         </w:rPr>
-        <w:t>can also help us establish</w:t>
+        <w:t>also help us establish</w:t>
       </w:r>
       <w:r>
         <w:rPr>
@@ -4337,7 +4302,7 @@
           <w:szCs w:val="20"/>
           <w:highlight w:val="yellow"/>
         </w:rPr>
-        <w:t>how robust and general</w:t>
+        <w:t>the malleability of people’s</w:t>
       </w:r>
       <w:r>
         <w:rPr>
@@ -4353,7 +4318,7 @@
           <w:szCs w:val="20"/>
           <w:highlight w:val="yellow"/>
         </w:rPr>
-        <w:t>the</w:t>
+        <w:t>fail</w:t>
       </w:r>
       <w:r>
         <w:rPr>
@@ -4361,7 +4326,7 @@
           <w:szCs w:val="20"/>
           <w:highlight w:val="yellow"/>
         </w:rPr>
-        <w:t xml:space="preserve"> </w:t>
+        <w:t>ure</w:t>
       </w:r>
       <w:r>
         <w:rPr>
@@ -4369,7 +4334,7 @@
           <w:szCs w:val="20"/>
           <w:highlight w:val="yellow"/>
         </w:rPr>
-        <w:t>fail</w:t>
+        <w:t xml:space="preserve"> to solve the focus-divide dilemma</w:t>
       </w:r>
       <w:r>
         <w:rPr>
@@ -4377,7 +4342,7 @@
           <w:szCs w:val="20"/>
           <w:highlight w:val="yellow"/>
         </w:rPr>
-        <w:t>ure</w:t>
+        <w:t xml:space="preserve">, that is, how easily it could be overcome with some guidance or reflection, and thereby how </w:t>
       </w:r>
       <w:r>
         <w:rPr>
@@ -4385,15 +4350,17 @@
           <w:szCs w:val="20"/>
           <w:highlight w:val="yellow"/>
         </w:rPr>
-        <w:t xml:space="preserve"> to solve the focus-divide dilemma</w:t>
-      </w:r>
-      <w:r>
-        <w:rPr>
+        <w:lastRenderedPageBreak/>
+        <w:t>likely or unlikely it is to permeate decisions in everyday life</w:t>
+      </w:r>
+      <w:r>
+        <w:rPr>
+          <w:color w:val="000000" w:themeColor="text1"/>
           <w:sz w:val="20"/>
           <w:szCs w:val="20"/>
           <w:highlight w:val="yellow"/>
         </w:rPr>
-        <w:t xml:space="preserve"> really is</w:t>
+        <w:t xml:space="preserve">. </w:t>
       </w:r>
       <w:r>
         <w:rPr>
@@ -4402,7 +4369,7 @@
           <w:szCs w:val="20"/>
           <w:highlight w:val="yellow"/>
         </w:rPr>
-        <w:t xml:space="preserve">. </w:t>
+        <w:t xml:space="preserve">A </w:t>
       </w:r>
       <w:r>
         <w:rPr>
@@ -4411,7 +4378,7 @@
           <w:szCs w:val="20"/>
           <w:highlight w:val="yellow"/>
         </w:rPr>
-        <w:t>W</w:t>
+        <w:t xml:space="preserve">common response </w:t>
       </w:r>
       <w:r>
         <w:rPr>
@@ -4420,7 +4387,7 @@
           <w:szCs w:val="20"/>
           <w:highlight w:val="yellow"/>
         </w:rPr>
-        <w:t xml:space="preserve">hen </w:t>
+        <w:t>w</w:t>
       </w:r>
       <w:r>
         <w:rPr>
@@ -4429,7 +4396,7 @@
           <w:szCs w:val="20"/>
           <w:highlight w:val="yellow"/>
         </w:rPr>
-        <w:t xml:space="preserve">we </w:t>
+        <w:t xml:space="preserve">hen we explain the correct solution to participants during debriefing </w:t>
       </w:r>
       <w:r>
         <w:rPr>
@@ -4438,7 +4405,7 @@
           <w:szCs w:val="20"/>
           <w:highlight w:val="yellow"/>
         </w:rPr>
-        <w:t xml:space="preserve">explain the correct solution to participants </w:t>
+        <w:t>is that it seems</w:t>
       </w:r>
       <w:r>
         <w:rPr>
@@ -4447,7 +4414,7 @@
           <w:szCs w:val="20"/>
           <w:highlight w:val="yellow"/>
         </w:rPr>
-        <w:t xml:space="preserve">during debriefing, a common </w:t>
+        <w:t xml:space="preserve"> obvious in retrospect</w:t>
       </w:r>
       <w:r>
         <w:rPr>
@@ -4456,8 +4423,7 @@
           <w:szCs w:val="20"/>
           <w:highlight w:val="yellow"/>
         </w:rPr>
-        <w:lastRenderedPageBreak/>
-        <w:t>response is that it seems</w:t>
+        <w:t xml:space="preserve">. Many </w:t>
       </w:r>
       <w:r>
         <w:rPr>
@@ -4466,7 +4432,7 @@
           <w:szCs w:val="20"/>
           <w:highlight w:val="yellow"/>
         </w:rPr>
-        <w:t xml:space="preserve"> obvious in retrospect</w:t>
+        <w:t xml:space="preserve">participants even </w:t>
       </w:r>
       <w:r>
         <w:rPr>
@@ -4475,7 +4441,27 @@
           <w:szCs w:val="20"/>
           <w:highlight w:val="yellow"/>
         </w:rPr>
-        <w:t>. Many express some embarrassment for not having recognized it themselves. This reinforces that the correct decision rule is only just out of reach for participants, and that a small nudge in the right direction would be sufficient for them to be able to arrive at this decision on their own.</w:t>
+        <w:t xml:space="preserve">express some embarrassment for not having </w:t>
+      </w:r>
+      <w:proofErr w:type="spellStart"/>
+      <w:r>
+        <w:rPr>
+          <w:color w:val="000000" w:themeColor="text1"/>
+          <w:sz w:val="20"/>
+          <w:szCs w:val="20"/>
+          <w:highlight w:val="yellow"/>
+        </w:rPr>
+        <w:t>realised</w:t>
+      </w:r>
+      <w:proofErr w:type="spellEnd"/>
+      <w:r>
+        <w:rPr>
+          <w:color w:val="000000" w:themeColor="text1"/>
+          <w:sz w:val="20"/>
+          <w:szCs w:val="20"/>
+          <w:highlight w:val="yellow"/>
+        </w:rPr>
+        <w:t xml:space="preserve"> it themselves. This reinforces that the correct decision rule is only just out of reach for participants, and that a small nudge in the right direction would be sufficient for them to be able to arrive at this decision on their own.</w:t>
       </w:r>
       <w:r>
         <w:rPr>
@@ -4780,7 +4766,7 @@
       <w:pPr>
         <w:spacing w:line="360" w:lineRule="auto"/>
         <w:rPr>
-          <w:color w:val="8064A2" w:themeColor="accent4"/>
+          <w:color w:val="000000" w:themeColor="text1"/>
           <w:sz w:val="20"/>
           <w:szCs w:val="20"/>
         </w:rPr>
@@ -5195,7 +5181,7 @@
       </w:r>
       <w:r>
         <w:rPr>
-          <w:color w:val="8064A2" w:themeColor="accent4"/>
+          <w:color w:val="000000" w:themeColor="text1"/>
           <w:sz w:val="20"/>
           <w:szCs w:val="20"/>
         </w:rPr>
@@ -5203,19 +5189,19 @@
       </w:r>
       <w:r>
         <w:rPr>
-          <w:color w:val="8064A2" w:themeColor="accent4"/>
-          <w:sz w:val="20"/>
-          <w:szCs w:val="20"/>
-        </w:rPr>
-        <w:t>,</w:t>
-      </w:r>
-      <w:r>
-        <w:rPr>
-          <w:color w:val="000000" w:themeColor="text1"/>
-          <w:sz w:val="20"/>
-          <w:szCs w:val="20"/>
-        </w:rPr>
-        <w:t xml:space="preserve"> p</w:t>
+          <w:color w:val="000000" w:themeColor="text1"/>
+          <w:sz w:val="20"/>
+          <w:szCs w:val="20"/>
+        </w:rPr>
+        <w:t xml:space="preserve">, </w:t>
+      </w:r>
+      <w:r>
+        <w:rPr>
+          <w:color w:val="000000" w:themeColor="text1"/>
+          <w:sz w:val="20"/>
+          <w:szCs w:val="20"/>
+        </w:rPr>
+        <w:t>p</w:t>
       </w:r>
       <w:r>
         <w:rPr>
@@ -5332,7 +5318,7 @@
       </w:r>
       <w:r>
         <w:rPr>
-          <w:color w:val="8064A2" w:themeColor="accent4"/>
+          <w:color w:val="000000" w:themeColor="text1"/>
           <w:sz w:val="20"/>
           <w:szCs w:val="20"/>
         </w:rPr>
@@ -5352,38 +5338,423 @@
       <w:pPr>
         <w:spacing w:line="360" w:lineRule="auto"/>
         <w:rPr>
+          <w:color w:val="000000" w:themeColor="text1"/>
           <w:sz w:val="20"/>
           <w:szCs w:val="20"/>
         </w:rPr>
       </w:pPr>
       <w:r>
         <w:rPr>
-          <w:color w:val="8064A2" w:themeColor="accent4"/>
-          <w:sz w:val="20"/>
-          <w:szCs w:val="20"/>
-        </w:rPr>
-        <w:lastRenderedPageBreak/>
-        <w:t xml:space="preserve">There </w:t>
-      </w:r>
-      <w:r>
-        <w:rPr>
-          <w:color w:val="8064A2" w:themeColor="accent4"/>
-          <w:sz w:val="20"/>
-          <w:szCs w:val="20"/>
-        </w:rPr>
-        <w:t>are several</w:t>
-      </w:r>
-      <w:r>
-        <w:rPr>
-          <w:color w:val="8064A2" w:themeColor="accent4"/>
-          <w:sz w:val="20"/>
-          <w:szCs w:val="20"/>
-        </w:rPr>
-        <w:t xml:space="preserve"> reason</w:t>
-      </w:r>
-      <w:r>
-        <w:rPr>
-          <w:color w:val="8064A2" w:themeColor="accent4"/>
+          <w:color w:val="000000" w:themeColor="text1"/>
+          <w:sz w:val="20"/>
+          <w:szCs w:val="20"/>
+        </w:rPr>
+        <w:t>W</w:t>
+      </w:r>
+      <w:r>
+        <w:rPr>
+          <w:color w:val="000000" w:themeColor="text1"/>
+          <w:sz w:val="20"/>
+          <w:szCs w:val="20"/>
+        </w:rPr>
+        <w:t xml:space="preserve">e expected that </w:t>
+      </w:r>
+      <w:r>
+        <w:rPr>
+          <w:color w:val="000000" w:themeColor="text1"/>
+          <w:sz w:val="20"/>
+          <w:szCs w:val="20"/>
+        </w:rPr>
+        <w:t>solving</w:t>
+      </w:r>
+      <w:r>
+        <w:rPr>
+          <w:color w:val="000000" w:themeColor="text1"/>
+          <w:sz w:val="20"/>
+          <w:szCs w:val="20"/>
+        </w:rPr>
+        <w:t xml:space="preserve"> the table task would </w:t>
+      </w:r>
+      <w:r>
+        <w:rPr>
+          <w:color w:val="000000" w:themeColor="text1"/>
+          <w:sz w:val="20"/>
+          <w:szCs w:val="20"/>
+        </w:rPr>
+        <w:t>cause at least some participants to keep solving the problem the same way when they carried the beanbags outside to do the throwing task.</w:t>
+      </w:r>
+      <w:r>
+        <w:rPr>
+          <w:color w:val="000000" w:themeColor="text1"/>
+          <w:sz w:val="20"/>
+          <w:szCs w:val="20"/>
+        </w:rPr>
+        <w:t xml:space="preserve"> </w:t>
+      </w:r>
+      <w:r>
+        <w:rPr>
+          <w:color w:val="000000" w:themeColor="text1"/>
+          <w:sz w:val="20"/>
+          <w:szCs w:val="20"/>
+          <w:highlight w:val="yellow"/>
+        </w:rPr>
+        <w:t xml:space="preserve">This was based in part on our </w:t>
+      </w:r>
+      <w:r>
+        <w:rPr>
+          <w:color w:val="000000" w:themeColor="text1"/>
+          <w:sz w:val="20"/>
+          <w:szCs w:val="20"/>
+          <w:highlight w:val="yellow"/>
+        </w:rPr>
+        <w:t xml:space="preserve">debriefed </w:t>
+      </w:r>
+      <w:r>
+        <w:rPr>
+          <w:color w:val="000000" w:themeColor="text1"/>
+          <w:sz w:val="20"/>
+          <w:szCs w:val="20"/>
+          <w:highlight w:val="yellow"/>
+        </w:rPr>
+        <w:t xml:space="preserve">participants </w:t>
+      </w:r>
+      <w:r>
+        <w:rPr>
+          <w:color w:val="000000" w:themeColor="text1"/>
+          <w:sz w:val="20"/>
+          <w:szCs w:val="20"/>
+          <w:highlight w:val="yellow"/>
+        </w:rPr>
+        <w:t>consistently reporting</w:t>
+      </w:r>
+      <w:r>
+        <w:rPr>
+          <w:color w:val="000000" w:themeColor="text1"/>
+          <w:sz w:val="20"/>
+          <w:szCs w:val="20"/>
+          <w:highlight w:val="yellow"/>
+        </w:rPr>
+        <w:t xml:space="preserve"> </w:t>
+      </w:r>
+      <w:r>
+        <w:rPr>
+          <w:color w:val="000000" w:themeColor="text1"/>
+          <w:sz w:val="20"/>
+          <w:szCs w:val="20"/>
+          <w:highlight w:val="yellow"/>
+        </w:rPr>
+        <w:t xml:space="preserve">that </w:t>
+      </w:r>
+      <w:r>
+        <w:rPr>
+          <w:color w:val="000000" w:themeColor="text1"/>
+          <w:sz w:val="20"/>
+          <w:szCs w:val="20"/>
+          <w:highlight w:val="yellow"/>
+        </w:rPr>
+        <w:t>the</w:t>
+      </w:r>
+      <w:r>
+        <w:rPr>
+          <w:color w:val="000000" w:themeColor="text1"/>
+          <w:sz w:val="20"/>
+          <w:szCs w:val="20"/>
+          <w:highlight w:val="yellow"/>
+        </w:rPr>
+        <w:t xml:space="preserve"> solution seem</w:t>
+      </w:r>
+      <w:r>
+        <w:rPr>
+          <w:color w:val="000000" w:themeColor="text1"/>
+          <w:sz w:val="20"/>
+          <w:szCs w:val="20"/>
+          <w:highlight w:val="yellow"/>
+        </w:rPr>
+        <w:t>ed</w:t>
+      </w:r>
+      <w:r>
+        <w:rPr>
+          <w:color w:val="000000" w:themeColor="text1"/>
+          <w:sz w:val="20"/>
+          <w:szCs w:val="20"/>
+          <w:highlight w:val="yellow"/>
+        </w:rPr>
+        <w:t xml:space="preserve"> obvious in retrospect,</w:t>
+      </w:r>
+      <w:r>
+        <w:rPr>
+          <w:color w:val="000000" w:themeColor="text1"/>
+          <w:sz w:val="20"/>
+          <w:szCs w:val="20"/>
+          <w:highlight w:val="yellow"/>
+        </w:rPr>
+        <w:t xml:space="preserve"> le</w:t>
+      </w:r>
+      <w:r>
+        <w:rPr>
+          <w:color w:val="000000" w:themeColor="text1"/>
+          <w:sz w:val="20"/>
+          <w:szCs w:val="20"/>
+          <w:highlight w:val="yellow"/>
+        </w:rPr>
+        <w:t>a</w:t>
+      </w:r>
+      <w:r>
+        <w:rPr>
+          <w:color w:val="000000" w:themeColor="text1"/>
+          <w:sz w:val="20"/>
+          <w:szCs w:val="20"/>
+          <w:highlight w:val="yellow"/>
+        </w:rPr>
+        <w:t>d</w:t>
+      </w:r>
+      <w:r>
+        <w:rPr>
+          <w:color w:val="000000" w:themeColor="text1"/>
+          <w:sz w:val="20"/>
+          <w:szCs w:val="20"/>
+          <w:highlight w:val="yellow"/>
+        </w:rPr>
+        <w:t>ing</w:t>
+      </w:r>
+      <w:r>
+        <w:rPr>
+          <w:color w:val="000000" w:themeColor="text1"/>
+          <w:sz w:val="20"/>
+          <w:szCs w:val="20"/>
+          <w:highlight w:val="yellow"/>
+        </w:rPr>
+        <w:t xml:space="preserve"> us to expect </w:t>
+      </w:r>
+      <w:r>
+        <w:rPr>
+          <w:color w:val="000000" w:themeColor="text1"/>
+          <w:sz w:val="20"/>
+          <w:szCs w:val="20"/>
+          <w:highlight w:val="yellow"/>
+        </w:rPr>
+        <w:t xml:space="preserve">the solution to be readily </w:t>
+      </w:r>
+      <w:r>
+        <w:rPr>
+          <w:color w:val="000000" w:themeColor="text1"/>
+          <w:sz w:val="20"/>
+          <w:szCs w:val="20"/>
+          <w:highlight w:val="yellow"/>
+        </w:rPr>
+        <w:t>recognize</w:t>
+      </w:r>
+      <w:r>
+        <w:rPr>
+          <w:color w:val="000000" w:themeColor="text1"/>
+          <w:sz w:val="20"/>
+          <w:szCs w:val="20"/>
+          <w:highlight w:val="yellow"/>
+        </w:rPr>
+        <w:t>d</w:t>
+      </w:r>
+      <w:r>
+        <w:rPr>
+          <w:color w:val="000000" w:themeColor="text1"/>
+          <w:sz w:val="20"/>
+          <w:szCs w:val="20"/>
+          <w:highlight w:val="yellow"/>
+        </w:rPr>
+        <w:t xml:space="preserve"> and ca</w:t>
+      </w:r>
+      <w:r>
+        <w:rPr>
+          <w:color w:val="000000" w:themeColor="text1"/>
+          <w:sz w:val="20"/>
+          <w:szCs w:val="20"/>
+          <w:highlight w:val="yellow"/>
+        </w:rPr>
+        <w:t>r</w:t>
+      </w:r>
+      <w:r>
+        <w:rPr>
+          <w:color w:val="000000" w:themeColor="text1"/>
+          <w:sz w:val="20"/>
+          <w:szCs w:val="20"/>
+          <w:highlight w:val="yellow"/>
+        </w:rPr>
+        <w:t>r</w:t>
+      </w:r>
+      <w:r>
+        <w:rPr>
+          <w:color w:val="000000" w:themeColor="text1"/>
+          <w:sz w:val="20"/>
+          <w:szCs w:val="20"/>
+          <w:highlight w:val="yellow"/>
+        </w:rPr>
+        <w:t>ied</w:t>
+      </w:r>
+      <w:r>
+        <w:rPr>
+          <w:color w:val="000000" w:themeColor="text1"/>
+          <w:sz w:val="20"/>
+          <w:szCs w:val="20"/>
+          <w:highlight w:val="yellow"/>
+        </w:rPr>
+        <w:t xml:space="preserve"> forward</w:t>
+      </w:r>
+      <w:r>
+        <w:rPr>
+          <w:color w:val="000000" w:themeColor="text1"/>
+          <w:sz w:val="20"/>
+          <w:szCs w:val="20"/>
+          <w:highlight w:val="yellow"/>
+        </w:rPr>
+        <w:t xml:space="preserve"> from the experience of performing it in the table task</w:t>
+      </w:r>
+      <w:r>
+        <w:rPr>
+          <w:color w:val="000000" w:themeColor="text1"/>
+          <w:sz w:val="20"/>
+          <w:szCs w:val="20"/>
+          <w:highlight w:val="yellow"/>
+        </w:rPr>
+        <w:t>.</w:t>
+      </w:r>
+      <w:r>
+        <w:rPr>
+          <w:color w:val="000000" w:themeColor="text1"/>
+          <w:sz w:val="20"/>
+          <w:szCs w:val="20"/>
+        </w:rPr>
+        <w:t xml:space="preserve"> </w:t>
+      </w:r>
+      <w:r>
+        <w:rPr>
+          <w:color w:val="000000" w:themeColor="text1"/>
+          <w:sz w:val="20"/>
+          <w:szCs w:val="20"/>
+        </w:rPr>
+        <w:t xml:space="preserve">Experimental evidence </w:t>
+      </w:r>
+      <w:r>
+        <w:rPr>
+          <w:color w:val="000000" w:themeColor="text1"/>
+          <w:sz w:val="20"/>
+          <w:szCs w:val="20"/>
+        </w:rPr>
+        <w:t xml:space="preserve">also </w:t>
+      </w:r>
+      <w:r>
+        <w:rPr>
+          <w:color w:val="000000" w:themeColor="text1"/>
+          <w:sz w:val="20"/>
+          <w:szCs w:val="20"/>
+        </w:rPr>
+        <w:t xml:space="preserve">indirectly </w:t>
+      </w:r>
+      <w:r>
+        <w:rPr>
+          <w:color w:val="000000" w:themeColor="text1"/>
+          <w:sz w:val="20"/>
+          <w:szCs w:val="20"/>
+        </w:rPr>
+        <w:t>supported this expectation</w:t>
+      </w:r>
+      <w:r>
+        <w:rPr>
+          <w:color w:val="000000" w:themeColor="text1"/>
+          <w:sz w:val="20"/>
+          <w:szCs w:val="20"/>
+        </w:rPr>
+        <w:t>.</w:t>
+      </w:r>
+      <w:r>
+        <w:rPr>
+          <w:color w:val="000000" w:themeColor="text1"/>
+          <w:sz w:val="20"/>
+          <w:szCs w:val="20"/>
+        </w:rPr>
+        <w:t xml:space="preserve"> </w:t>
+      </w:r>
+      <w:r>
+        <w:rPr>
+          <w:color w:val="000000" w:themeColor="text1"/>
+          <w:sz w:val="20"/>
+          <w:szCs w:val="20"/>
+        </w:rPr>
+        <w:t>Claydon et al. (2024)</w:t>
+      </w:r>
+      <w:r>
+        <w:rPr>
+          <w:color w:val="000000" w:themeColor="text1"/>
+          <w:sz w:val="20"/>
+          <w:szCs w:val="20"/>
+        </w:rPr>
+        <w:t xml:space="preserve"> </w:t>
+      </w:r>
+      <w:r>
+        <w:rPr>
+          <w:color w:val="000000" w:themeColor="text1"/>
+          <w:sz w:val="20"/>
+          <w:szCs w:val="20"/>
+        </w:rPr>
+        <w:t>found that</w:t>
+      </w:r>
+      <w:r>
+        <w:rPr>
+          <w:color w:val="000000" w:themeColor="text1"/>
+          <w:sz w:val="20"/>
+          <w:szCs w:val="20"/>
+        </w:rPr>
+        <w:t xml:space="preserve"> un</w:t>
+      </w:r>
+      <w:r>
+        <w:rPr>
+          <w:color w:val="000000" w:themeColor="text1"/>
+          <w:sz w:val="20"/>
+          <w:szCs w:val="20"/>
+        </w:rPr>
+        <w:t xml:space="preserve">certainty around the outcome </w:t>
+      </w:r>
+      <w:r>
+        <w:rPr>
+          <w:color w:val="000000" w:themeColor="text1"/>
+          <w:sz w:val="20"/>
+          <w:szCs w:val="20"/>
+        </w:rPr>
+        <w:t>is a critical aspect of poor performance in focus-divide dilemmas</w:t>
+      </w:r>
+      <w:r>
+        <w:rPr>
+          <w:color w:val="000000" w:themeColor="text1"/>
+          <w:sz w:val="20"/>
+          <w:szCs w:val="20"/>
+        </w:rPr>
+        <w:t>.</w:t>
+      </w:r>
+      <w:r>
+        <w:rPr>
+          <w:color w:val="000000" w:themeColor="text1"/>
+          <w:sz w:val="20"/>
+          <w:szCs w:val="20"/>
+        </w:rPr>
+        <w:t xml:space="preserve"> </w:t>
+      </w:r>
+      <w:r>
+        <w:rPr>
+          <w:color w:val="000000" w:themeColor="text1"/>
+          <w:sz w:val="20"/>
+          <w:szCs w:val="20"/>
+        </w:rPr>
+        <w:t xml:space="preserve">This </w:t>
+      </w:r>
+      <w:r>
+        <w:rPr>
+          <w:color w:val="000000" w:themeColor="text1"/>
+          <w:sz w:val="20"/>
+          <w:szCs w:val="20"/>
+        </w:rPr>
+        <w:t>suggest</w:t>
+      </w:r>
+      <w:r>
+        <w:rPr>
+          <w:color w:val="000000" w:themeColor="text1"/>
           <w:sz w:val="20"/>
           <w:szCs w:val="20"/>
         </w:rPr>
@@ -5391,7 +5762,79 @@
       </w:r>
       <w:r>
         <w:rPr>
-          <w:color w:val="8064A2" w:themeColor="accent4"/>
+          <w:color w:val="000000" w:themeColor="text1"/>
+          <w:sz w:val="20"/>
+          <w:szCs w:val="20"/>
+        </w:rPr>
+        <w:t xml:space="preserve"> the lack of uncertainty in the length of one’s reach (relative to throwing, detection and memory capacity) is the likely explanation for optimal choices in </w:t>
+      </w:r>
+      <w:r>
+        <w:rPr>
+          <w:color w:val="000000" w:themeColor="text1"/>
+          <w:sz w:val="20"/>
+          <w:szCs w:val="20"/>
+        </w:rPr>
+        <w:t>the table</w:t>
+      </w:r>
+      <w:r>
+        <w:rPr>
+          <w:color w:val="000000" w:themeColor="text1"/>
+          <w:sz w:val="20"/>
+          <w:szCs w:val="20"/>
+        </w:rPr>
+        <w:t xml:space="preserve"> context. </w:t>
+      </w:r>
+      <w:r>
+        <w:rPr>
+          <w:color w:val="000000" w:themeColor="text1"/>
+          <w:sz w:val="20"/>
+          <w:szCs w:val="20"/>
+        </w:rPr>
+        <w:t>Claydon et al</w:t>
+      </w:r>
+      <w:r>
+        <w:rPr>
+          <w:color w:val="000000" w:themeColor="text1"/>
+          <w:sz w:val="20"/>
+          <w:szCs w:val="20"/>
+        </w:rPr>
+        <w:t>.</w:t>
+      </w:r>
+      <w:r>
+        <w:rPr>
+          <w:color w:val="000000" w:themeColor="text1"/>
+          <w:sz w:val="20"/>
+          <w:szCs w:val="20"/>
+        </w:rPr>
+        <w:t xml:space="preserve"> (2024) used a computer-based version of the dilemma where it was possible to manipulate variability in the outcome parametrically. Participants who completed the decision task under less variable conditions first, and more variable conditions second, were closer to optimal than participants who completed the two conditions in the opposite order. </w:t>
+      </w:r>
+      <w:r>
+        <w:rPr>
+          <w:color w:val="000000" w:themeColor="text1"/>
+          <w:sz w:val="20"/>
+          <w:szCs w:val="20"/>
+        </w:rPr>
+        <w:t>The implication is that</w:t>
+      </w:r>
+      <w:r>
+        <w:rPr>
+          <w:color w:val="000000" w:themeColor="text1"/>
+          <w:sz w:val="20"/>
+          <w:szCs w:val="20"/>
+        </w:rPr>
+        <w:t xml:space="preserve"> strategy </w:t>
+      </w:r>
+      <w:r>
+        <w:rPr>
+          <w:color w:val="000000" w:themeColor="text1"/>
+          <w:sz w:val="20"/>
+          <w:szCs w:val="20"/>
+        </w:rPr>
+        <w:t>was maintained as participants shifted from</w:t>
+      </w:r>
+      <w:r>
+        <w:rPr>
+          <w:color w:val="000000" w:themeColor="text1"/>
           <w:sz w:val="20"/>
           <w:szCs w:val="20"/>
         </w:rPr>
@@ -5399,55 +5842,103 @@
       </w:r>
       <w:r>
         <w:rPr>
-          <w:color w:val="8064A2" w:themeColor="accent4"/>
-          <w:sz w:val="20"/>
-          <w:szCs w:val="20"/>
-        </w:rPr>
-        <w:t>we</w:t>
-      </w:r>
-      <w:r>
-        <w:rPr>
-          <w:color w:val="8064A2" w:themeColor="accent4"/>
-          <w:sz w:val="20"/>
-          <w:szCs w:val="20"/>
-        </w:rPr>
-        <w:t xml:space="preserve"> expect</w:t>
-      </w:r>
-      <w:r>
-        <w:rPr>
-          <w:color w:val="8064A2" w:themeColor="accent4"/>
-          <w:sz w:val="20"/>
-          <w:szCs w:val="20"/>
-        </w:rPr>
-        <w:t>ed</w:t>
-      </w:r>
-      <w:r>
-        <w:rPr>
-          <w:color w:val="8064A2" w:themeColor="accent4"/>
-          <w:sz w:val="20"/>
-          <w:szCs w:val="20"/>
-        </w:rPr>
-        <w:t xml:space="preserve"> this intervention </w:t>
-      </w:r>
-      <w:r>
-        <w:rPr>
-          <w:color w:val="8064A2" w:themeColor="accent4"/>
-          <w:sz w:val="20"/>
-          <w:szCs w:val="20"/>
-        </w:rPr>
-        <w:t>to</w:t>
-      </w:r>
-      <w:r>
-        <w:rPr>
-          <w:color w:val="8064A2" w:themeColor="accent4"/>
-          <w:sz w:val="20"/>
-          <w:szCs w:val="20"/>
-        </w:rPr>
-        <w:t xml:space="preserve"> be successful.</w:t>
-      </w:r>
-      <w:r>
-        <w:rPr>
-          <w:color w:val="8064A2" w:themeColor="accent4"/>
+          <w:color w:val="000000" w:themeColor="text1"/>
+          <w:sz w:val="20"/>
+          <w:szCs w:val="20"/>
+        </w:rPr>
+        <w:t xml:space="preserve">the more stable into a </w:t>
+      </w:r>
+      <w:r>
+        <w:rPr>
+          <w:color w:val="000000" w:themeColor="text1"/>
+          <w:sz w:val="20"/>
+          <w:szCs w:val="20"/>
+        </w:rPr>
+        <w:t xml:space="preserve">more </w:t>
+      </w:r>
+      <w:r>
+        <w:rPr>
+          <w:color w:val="000000" w:themeColor="text1"/>
+          <w:sz w:val="20"/>
+          <w:szCs w:val="20"/>
+        </w:rPr>
+        <w:t>variable</w:t>
+      </w:r>
+      <w:r>
+        <w:rPr>
+          <w:color w:val="000000" w:themeColor="text1"/>
+          <w:sz w:val="20"/>
+          <w:szCs w:val="20"/>
+        </w:rPr>
+        <w:t xml:space="preserve"> condition</w:t>
+      </w:r>
+      <w:r>
+        <w:rPr>
+          <w:color w:val="000000" w:themeColor="text1"/>
+          <w:sz w:val="20"/>
+          <w:szCs w:val="20"/>
+        </w:rPr>
+        <w:t xml:space="preserve">. </w:t>
+      </w:r>
+      <w:r>
+        <w:rPr>
+          <w:color w:val="000000" w:themeColor="text1"/>
+          <w:sz w:val="20"/>
+          <w:szCs w:val="20"/>
+        </w:rPr>
+        <w:t xml:space="preserve">If the </w:t>
+      </w:r>
+      <w:r>
+        <w:rPr>
+          <w:color w:val="000000" w:themeColor="text1"/>
+          <w:sz w:val="20"/>
+          <w:szCs w:val="20"/>
+        </w:rPr>
+        <w:t xml:space="preserve">decisions </w:t>
+      </w:r>
+      <w:r>
+        <w:rPr>
+          <w:color w:val="000000" w:themeColor="text1"/>
+          <w:sz w:val="20"/>
+          <w:szCs w:val="20"/>
+        </w:rPr>
+        <w:t xml:space="preserve">can be transferred </w:t>
+      </w:r>
+      <w:r>
+        <w:rPr>
+          <w:color w:val="000000" w:themeColor="text1"/>
+          <w:sz w:val="20"/>
+          <w:szCs w:val="20"/>
+        </w:rPr>
+        <w:t xml:space="preserve">from </w:t>
+      </w:r>
+      <w:r>
+        <w:rPr>
+          <w:color w:val="000000" w:themeColor="text1"/>
+          <w:sz w:val="20"/>
+          <w:szCs w:val="20"/>
+        </w:rPr>
+        <w:t>a</w:t>
+      </w:r>
+      <w:r>
+        <w:rPr>
+          <w:color w:val="000000" w:themeColor="text1"/>
+          <w:sz w:val="20"/>
+          <w:szCs w:val="20"/>
+        </w:rPr>
+        <w:t xml:space="preserve"> simple</w:t>
+      </w:r>
+      <w:r>
+        <w:rPr>
+          <w:color w:val="000000" w:themeColor="text1"/>
+          <w:sz w:val="20"/>
+          <w:szCs w:val="20"/>
+        </w:rPr>
+        <w:t xml:space="preserve"> task context to a</w:t>
+      </w:r>
+      <w:r>
+        <w:rPr>
+          <w:color w:val="000000" w:themeColor="text1"/>
           <w:sz w:val="20"/>
           <w:szCs w:val="20"/>
         </w:rPr>
@@ -5455,239 +5946,7 @@
       </w:r>
       <w:r>
         <w:rPr>
-          <w:color w:val="8064A2" w:themeColor="accent4"/>
-          <w:sz w:val="20"/>
-          <w:szCs w:val="20"/>
-        </w:rPr>
-        <w:t>First, w</w:t>
-      </w:r>
-      <w:r>
-        <w:rPr>
-          <w:color w:val="8064A2" w:themeColor="accent4"/>
-          <w:sz w:val="20"/>
-          <w:szCs w:val="20"/>
-        </w:rPr>
-        <w:t xml:space="preserve">e expected that </w:t>
-      </w:r>
-      <w:r>
-        <w:rPr>
-          <w:color w:val="8064A2" w:themeColor="accent4"/>
-          <w:sz w:val="20"/>
-          <w:szCs w:val="20"/>
-        </w:rPr>
-        <w:t>solving</w:t>
-      </w:r>
-      <w:r>
-        <w:rPr>
-          <w:color w:val="8064A2" w:themeColor="accent4"/>
-          <w:sz w:val="20"/>
-          <w:szCs w:val="20"/>
-        </w:rPr>
-        <w:t xml:space="preserve"> the table task would </w:t>
-      </w:r>
-      <w:r>
-        <w:rPr>
-          <w:color w:val="8064A2" w:themeColor="accent4"/>
-          <w:sz w:val="20"/>
-          <w:szCs w:val="20"/>
-        </w:rPr>
-        <w:t>cause at least some participants to keep solving the problem the same way when they carried the beanbags outside to do the throwing task.</w:t>
-      </w:r>
-      <w:r>
-        <w:rPr>
-          <w:color w:val="C0504D" w:themeColor="accent2"/>
-          <w:sz w:val="20"/>
-          <w:szCs w:val="20"/>
-        </w:rPr>
-        <w:t xml:space="preserve"> </w:t>
-      </w:r>
-      <w:r>
-        <w:rPr>
-          <w:color w:val="000000" w:themeColor="text1"/>
-          <w:sz w:val="20"/>
-          <w:szCs w:val="20"/>
-        </w:rPr>
-        <w:t xml:space="preserve">Experimental evidence also supported this expectation. </w:t>
-      </w:r>
-      <w:r>
-        <w:rPr>
-          <w:color w:val="000000" w:themeColor="text1"/>
-          <w:sz w:val="20"/>
-          <w:szCs w:val="20"/>
-        </w:rPr>
-        <w:t>Claydon et al. (2024)</w:t>
-      </w:r>
-      <w:r>
-        <w:rPr>
-          <w:color w:val="000000" w:themeColor="text1"/>
-          <w:sz w:val="20"/>
-          <w:szCs w:val="20"/>
-        </w:rPr>
-        <w:t xml:space="preserve"> </w:t>
-      </w:r>
-      <w:r>
-        <w:rPr>
-          <w:color w:val="000000" w:themeColor="text1"/>
-          <w:sz w:val="20"/>
-          <w:szCs w:val="20"/>
-        </w:rPr>
-        <w:t>argued</w:t>
-      </w:r>
-      <w:r>
-        <w:rPr>
-          <w:color w:val="000000" w:themeColor="text1"/>
-          <w:sz w:val="20"/>
-          <w:szCs w:val="20"/>
-        </w:rPr>
-        <w:t xml:space="preserve"> that un</w:t>
-      </w:r>
-      <w:r>
-        <w:rPr>
-          <w:color w:val="000000" w:themeColor="text1"/>
-          <w:sz w:val="20"/>
-          <w:szCs w:val="20"/>
-        </w:rPr>
-        <w:t xml:space="preserve">certainty around the outcome </w:t>
-      </w:r>
-      <w:r>
-        <w:rPr>
-          <w:color w:val="000000" w:themeColor="text1"/>
-          <w:sz w:val="20"/>
-          <w:szCs w:val="20"/>
-        </w:rPr>
-        <w:t xml:space="preserve">is a critical aspect of poor performance in focus-divide dilemmas, </w:t>
-      </w:r>
-      <w:r>
-        <w:rPr>
-          <w:color w:val="000000" w:themeColor="text1"/>
-          <w:sz w:val="20"/>
-          <w:szCs w:val="20"/>
-        </w:rPr>
-        <w:t>suggesting</w:t>
-      </w:r>
-      <w:r>
-        <w:rPr>
-          <w:color w:val="000000" w:themeColor="text1"/>
-          <w:sz w:val="20"/>
-          <w:szCs w:val="20"/>
-        </w:rPr>
-        <w:t xml:space="preserve"> the lack of uncertainty in the length of one’s reach (relative to throwing, detection and memory capacity) is the likely explanation for optimal choices in </w:t>
-      </w:r>
-      <w:r>
-        <w:rPr>
-          <w:color w:val="000000" w:themeColor="text1"/>
-          <w:sz w:val="20"/>
-          <w:szCs w:val="20"/>
-        </w:rPr>
-        <w:t>the table</w:t>
-      </w:r>
-      <w:r>
-        <w:rPr>
-          <w:color w:val="000000" w:themeColor="text1"/>
-          <w:sz w:val="20"/>
-          <w:szCs w:val="20"/>
-        </w:rPr>
-        <w:t xml:space="preserve"> context. </w:t>
-      </w:r>
-      <w:r>
-        <w:rPr>
-          <w:color w:val="8064A2" w:themeColor="accent4"/>
-          <w:sz w:val="20"/>
-          <w:szCs w:val="20"/>
-        </w:rPr>
-        <w:t>Claydon et al (2024)</w:t>
-      </w:r>
-      <w:r>
-        <w:rPr>
-          <w:color w:val="8064A2" w:themeColor="accent4"/>
-          <w:sz w:val="20"/>
-          <w:szCs w:val="20"/>
-        </w:rPr>
-        <w:t xml:space="preserve"> used a</w:t>
-      </w:r>
-      <w:r>
-        <w:rPr>
-          <w:color w:val="8064A2" w:themeColor="accent4"/>
-          <w:sz w:val="20"/>
-          <w:szCs w:val="20"/>
-        </w:rPr>
-        <w:t xml:space="preserve"> computer-based version of the dilemma where it was possible to manipulate variability in the outcome parametrically. Participants who completed the decision task under less variable conditions first, and more variable conditions second, were closer to optimal than participants who completed the two conditions in the opposite order. This suggests the capacity for some transfer of strategy from the easier to the more difficult condition</w:t>
-      </w:r>
-      <w:r>
-        <w:rPr>
-          <w:color w:val="8064A2" w:themeColor="accent4"/>
-          <w:sz w:val="20"/>
-          <w:szCs w:val="20"/>
-        </w:rPr>
-        <w:t xml:space="preserve">. </w:t>
-      </w:r>
-      <w:r>
-        <w:rPr>
-          <w:color w:val="8064A2" w:themeColor="accent4"/>
-          <w:sz w:val="20"/>
-          <w:szCs w:val="20"/>
-        </w:rPr>
-        <w:t xml:space="preserve">If the </w:t>
-      </w:r>
-      <w:r>
-        <w:rPr>
-          <w:color w:val="8064A2" w:themeColor="accent4"/>
-          <w:sz w:val="20"/>
-          <w:szCs w:val="20"/>
-        </w:rPr>
-        <w:t xml:space="preserve">logic guiding decisions </w:t>
-      </w:r>
-      <w:r>
-        <w:rPr>
-          <w:color w:val="8064A2" w:themeColor="accent4"/>
-          <w:sz w:val="20"/>
-          <w:szCs w:val="20"/>
-        </w:rPr>
-        <w:t xml:space="preserve">can be transferred </w:t>
-      </w:r>
-      <w:r>
-        <w:rPr>
-          <w:color w:val="8064A2" w:themeColor="accent4"/>
-          <w:sz w:val="20"/>
-          <w:szCs w:val="20"/>
-        </w:rPr>
-        <w:t xml:space="preserve">from </w:t>
-      </w:r>
-      <w:r>
-        <w:rPr>
-          <w:color w:val="8064A2" w:themeColor="accent4"/>
-          <w:sz w:val="20"/>
-          <w:szCs w:val="20"/>
-        </w:rPr>
-        <w:t>a</w:t>
-      </w:r>
-      <w:r>
-        <w:rPr>
-          <w:color w:val="8064A2" w:themeColor="accent4"/>
-          <w:sz w:val="20"/>
-          <w:szCs w:val="20"/>
-        </w:rPr>
-        <w:t xml:space="preserve"> simple</w:t>
-      </w:r>
-      <w:r>
-        <w:rPr>
-          <w:color w:val="8064A2" w:themeColor="accent4"/>
-          <w:sz w:val="20"/>
-          <w:szCs w:val="20"/>
-        </w:rPr>
-        <w:t xml:space="preserve"> task context to a</w:t>
-      </w:r>
-      <w:r>
-        <w:rPr>
-          <w:color w:val="8064A2" w:themeColor="accent4"/>
-          <w:sz w:val="20"/>
-          <w:szCs w:val="20"/>
-        </w:rPr>
-        <w:t xml:space="preserve"> </w:t>
-      </w:r>
-      <w:r>
-        <w:rPr>
-          <w:color w:val="8064A2" w:themeColor="accent4"/>
+          <w:color w:val="000000" w:themeColor="text1"/>
           <w:sz w:val="20"/>
           <w:szCs w:val="20"/>
         </w:rPr>
@@ -5695,7 +5954,7 @@
       </w:r>
       <w:r>
         <w:rPr>
-          <w:color w:val="8064A2" w:themeColor="accent4"/>
+          <w:color w:val="000000" w:themeColor="text1"/>
           <w:sz w:val="20"/>
           <w:szCs w:val="20"/>
         </w:rPr>
@@ -5703,7 +5962,7 @@
       </w:r>
       <w:r>
         <w:rPr>
-          <w:color w:val="8064A2" w:themeColor="accent4"/>
+          <w:color w:val="000000" w:themeColor="text1"/>
           <w:sz w:val="20"/>
           <w:szCs w:val="20"/>
         </w:rPr>
@@ -5711,7 +5970,7 @@
       </w:r>
       <w:r>
         <w:rPr>
-          <w:color w:val="8064A2" w:themeColor="accent4"/>
+          <w:color w:val="000000" w:themeColor="text1"/>
           <w:sz w:val="20"/>
           <w:szCs w:val="20"/>
         </w:rPr>
@@ -5719,7 +5978,7 @@
       </w:r>
       <w:r>
         <w:rPr>
-          <w:color w:val="8064A2" w:themeColor="accent4"/>
+          <w:color w:val="000000" w:themeColor="text1"/>
           <w:sz w:val="20"/>
           <w:szCs w:val="20"/>
         </w:rPr>
@@ -5727,7 +5986,7 @@
       </w:r>
       <w:r>
         <w:rPr>
-          <w:color w:val="8064A2" w:themeColor="accent4"/>
+          <w:color w:val="000000" w:themeColor="text1"/>
           <w:sz w:val="20"/>
           <w:szCs w:val="20"/>
         </w:rPr>
@@ -5735,7 +5994,7 @@
       </w:r>
       <w:r>
         <w:rPr>
-          <w:color w:val="8064A2" w:themeColor="accent4"/>
+          <w:color w:val="000000" w:themeColor="text1"/>
           <w:sz w:val="20"/>
           <w:szCs w:val="20"/>
         </w:rPr>
@@ -5743,7 +6002,7 @@
       </w:r>
       <w:r>
         <w:rPr>
-          <w:color w:val="8064A2" w:themeColor="accent4"/>
+          <w:color w:val="000000" w:themeColor="text1"/>
           <w:sz w:val="20"/>
           <w:szCs w:val="20"/>
         </w:rPr>
@@ -5751,7 +6010,7 @@
       </w:r>
       <w:r>
         <w:rPr>
-          <w:color w:val="8064A2" w:themeColor="accent4"/>
+          <w:color w:val="000000" w:themeColor="text1"/>
           <w:sz w:val="20"/>
           <w:szCs w:val="20"/>
         </w:rPr>
@@ -5759,7 +6018,7 @@
       </w:r>
       <w:r>
         <w:rPr>
-          <w:color w:val="8064A2" w:themeColor="accent4"/>
+          <w:color w:val="000000" w:themeColor="text1"/>
           <w:sz w:val="20"/>
           <w:szCs w:val="20"/>
         </w:rPr>
@@ -5946,14 +6205,14 @@
       <w:pPr>
         <w:spacing w:line="360" w:lineRule="auto"/>
         <w:rPr>
-          <w:color w:val="8064A2" w:themeColor="accent4"/>
+          <w:color w:val="000000" w:themeColor="text1"/>
           <w:sz w:val="20"/>
           <w:szCs w:val="20"/>
         </w:rPr>
       </w:pPr>
       <w:r>
         <w:rPr>
-          <w:color w:val="8064A2" w:themeColor="accent4"/>
+          <w:color w:val="000000" w:themeColor="text1"/>
           <w:sz w:val="20"/>
           <w:szCs w:val="20"/>
         </w:rPr>
@@ -5961,41 +6220,39 @@
       </w:r>
       <w:r>
         <w:rPr>
-          <w:color w:val="8064A2" w:themeColor="accent4"/>
+          <w:color w:val="000000" w:themeColor="text1"/>
+          <w:sz w:val="20"/>
+          <w:szCs w:val="20"/>
+        </w:rPr>
+        <w:t xml:space="preserve"> analysis</w:t>
+      </w:r>
+      <w:r>
+        <w:rPr>
+          <w:color w:val="000000" w:themeColor="text1"/>
+          <w:sz w:val="20"/>
+          <w:szCs w:val="20"/>
+        </w:rPr>
+        <w:t>.</w:t>
+      </w:r>
+      <w:r>
+        <w:rPr>
+          <w:color w:val="000000" w:themeColor="text1"/>
           <w:sz w:val="20"/>
           <w:szCs w:val="20"/>
         </w:rPr>
         <w:t xml:space="preserve"> </w:t>
       </w:r>
-      <w:proofErr w:type="gramStart"/>
-      <w:r>
-        <w:rPr>
-          <w:color w:val="8064A2" w:themeColor="accent4"/>
-          <w:sz w:val="20"/>
-          <w:szCs w:val="20"/>
-        </w:rPr>
-        <w:t>analysis</w:t>
-      </w:r>
-      <w:r>
-        <w:rPr>
-          <w:color w:val="8064A2" w:themeColor="accent4"/>
-          <w:sz w:val="20"/>
-          <w:szCs w:val="20"/>
-        </w:rPr>
-        <w:t xml:space="preserve">, </w:t>
-      </w:r>
-      <w:r>
-        <w:rPr>
-          <w:color w:val="8064A2" w:themeColor="accent4"/>
-          <w:sz w:val="20"/>
-          <w:szCs w:val="20"/>
-        </w:rPr>
-        <w:t>and</w:t>
-      </w:r>
-      <w:proofErr w:type="gramEnd"/>
-      <w:r>
-        <w:rPr>
-          <w:color w:val="8064A2" w:themeColor="accent4"/>
+      <w:r>
+        <w:rPr>
+          <w:color w:val="000000" w:themeColor="text1"/>
+          <w:sz w:val="20"/>
+          <w:szCs w:val="20"/>
+        </w:rPr>
+        <w:t>We</w:t>
+      </w:r>
+      <w:r>
+        <w:rPr>
+          <w:color w:val="000000" w:themeColor="text1"/>
           <w:sz w:val="20"/>
           <w:szCs w:val="20"/>
         </w:rPr>
@@ -6003,7 +6260,7 @@
       </w:r>
       <w:r>
         <w:rPr>
-          <w:color w:val="8064A2" w:themeColor="accent4"/>
+          <w:color w:val="000000" w:themeColor="text1"/>
           <w:sz w:val="20"/>
           <w:szCs w:val="20"/>
         </w:rPr>
@@ -6011,7 +6268,7 @@
       </w:r>
       <w:r>
         <w:rPr>
-          <w:color w:val="8064A2" w:themeColor="accent4"/>
+          <w:color w:val="000000" w:themeColor="text1"/>
           <w:sz w:val="20"/>
           <w:szCs w:val="20"/>
         </w:rPr>
@@ -6019,7 +6276,7 @@
       </w:r>
       <w:r>
         <w:rPr>
-          <w:color w:val="8064A2" w:themeColor="accent4"/>
+          <w:color w:val="000000" w:themeColor="text1"/>
           <w:sz w:val="20"/>
           <w:szCs w:val="20"/>
         </w:rPr>
@@ -6027,7 +6284,250 @@
       </w:r>
       <w:r>
         <w:rPr>
-          <w:color w:val="8064A2" w:themeColor="accent4"/>
+          <w:color w:val="000000" w:themeColor="text1"/>
+          <w:sz w:val="20"/>
+          <w:szCs w:val="20"/>
+        </w:rPr>
+        <w:t>:</w:t>
+      </w:r>
+      <w:r>
+        <w:rPr>
+          <w:color w:val="000000" w:themeColor="text1"/>
+          <w:sz w:val="20"/>
+          <w:szCs w:val="20"/>
+        </w:rPr>
+        <w:t xml:space="preserve"> </w:t>
+      </w:r>
+      <w:r>
+        <w:rPr>
+          <w:color w:val="000000" w:themeColor="text1"/>
+          <w:sz w:val="20"/>
+          <w:szCs w:val="20"/>
+        </w:rPr>
+        <w:t>they</w:t>
+      </w:r>
+      <w:r>
+        <w:rPr>
+          <w:color w:val="000000" w:themeColor="text1"/>
+          <w:sz w:val="20"/>
+          <w:szCs w:val="20"/>
+        </w:rPr>
+        <w:t xml:space="preserve"> </w:t>
+      </w:r>
+      <w:r>
+        <w:rPr>
+          <w:color w:val="000000" w:themeColor="text1"/>
+          <w:sz w:val="20"/>
+          <w:szCs w:val="20"/>
+        </w:rPr>
+        <w:t xml:space="preserve">simulated </w:t>
+      </w:r>
+      <w:r>
+        <w:rPr>
+          <w:color w:val="000000" w:themeColor="text1"/>
+          <w:sz w:val="20"/>
+          <w:szCs w:val="20"/>
+        </w:rPr>
+        <w:t xml:space="preserve">experiments </w:t>
+      </w:r>
+      <w:r>
+        <w:rPr>
+          <w:color w:val="000000" w:themeColor="text1"/>
+          <w:sz w:val="20"/>
+          <w:szCs w:val="20"/>
+        </w:rPr>
+        <w:t xml:space="preserve">with a sample size from 3 to 24, based </w:t>
+      </w:r>
+      <w:r>
+        <w:rPr>
+          <w:color w:val="000000" w:themeColor="text1"/>
+          <w:sz w:val="20"/>
+          <w:szCs w:val="20"/>
+        </w:rPr>
+        <w:t xml:space="preserve">on </w:t>
+      </w:r>
+      <w:r>
+        <w:rPr>
+          <w:color w:val="000000" w:themeColor="text1"/>
+          <w:sz w:val="20"/>
+          <w:szCs w:val="20"/>
+        </w:rPr>
+        <w:t>the standing positions of participants in the throwing experiment (</w:t>
+      </w:r>
+      <w:r>
+        <w:rPr>
+          <w:color w:val="000000" w:themeColor="text1"/>
+          <w:sz w:val="20"/>
+          <w:szCs w:val="20"/>
+        </w:rPr>
+        <w:t>E</w:t>
+      </w:r>
+      <w:r>
+        <w:rPr>
+          <w:color w:val="000000" w:themeColor="text1"/>
+          <w:sz w:val="20"/>
+          <w:szCs w:val="20"/>
+        </w:rPr>
+        <w:t xml:space="preserve">2) </w:t>
+      </w:r>
+      <w:r>
+        <w:rPr>
+          <w:color w:val="000000" w:themeColor="text1"/>
+          <w:sz w:val="20"/>
+          <w:szCs w:val="20"/>
+        </w:rPr>
+        <w:t>of</w:t>
+      </w:r>
+      <w:r>
+        <w:rPr>
+          <w:color w:val="000000" w:themeColor="text1"/>
+          <w:sz w:val="20"/>
+          <w:szCs w:val="20"/>
+        </w:rPr>
+        <w:t xml:space="preserve"> Clarke and Hunt (2016</w:t>
+      </w:r>
+      <w:r>
+        <w:rPr>
+          <w:color w:val="000000" w:themeColor="text1"/>
+          <w:sz w:val="20"/>
+          <w:szCs w:val="20"/>
+        </w:rPr>
+        <w:t>).</w:t>
+      </w:r>
+      <w:r>
+        <w:rPr>
+          <w:color w:val="000000" w:themeColor="text1"/>
+          <w:sz w:val="20"/>
+          <w:szCs w:val="20"/>
+        </w:rPr>
+        <w:t xml:space="preserve"> </w:t>
+      </w:r>
+      <w:r>
+        <w:rPr>
+          <w:color w:val="000000" w:themeColor="text1"/>
+          <w:sz w:val="20"/>
+          <w:szCs w:val="20"/>
+        </w:rPr>
+        <w:t>Simulated e</w:t>
+      </w:r>
+      <w:r>
+        <w:rPr>
+          <w:color w:val="000000" w:themeColor="text1"/>
+          <w:sz w:val="20"/>
+          <w:szCs w:val="20"/>
+        </w:rPr>
+        <w:t xml:space="preserve">stimates of </w:t>
+      </w:r>
+      <w:r>
+        <w:rPr>
+          <w:color w:val="000000" w:themeColor="text1"/>
+          <w:sz w:val="20"/>
+          <w:szCs w:val="20"/>
+        </w:rPr>
+        <w:t>an underlying true</w:t>
+      </w:r>
+      <w:r>
+        <w:rPr>
+          <w:color w:val="000000" w:themeColor="text1"/>
+          <w:sz w:val="20"/>
+          <w:szCs w:val="20"/>
+        </w:rPr>
+        <w:t xml:space="preserve"> </w:t>
+      </w:r>
+      <w:r>
+        <w:rPr>
+          <w:color w:val="000000" w:themeColor="text1"/>
+          <w:sz w:val="20"/>
+          <w:szCs w:val="20"/>
+        </w:rPr>
+        <w:t xml:space="preserve">shift in standing position of 0.05 shift of the </w:t>
+      </w:r>
+      <w:proofErr w:type="spellStart"/>
+      <w:r>
+        <w:rPr>
+          <w:color w:val="000000" w:themeColor="text1"/>
+          <w:sz w:val="20"/>
+          <w:szCs w:val="20"/>
+        </w:rPr>
+        <w:t>normalised</w:t>
+      </w:r>
+      <w:proofErr w:type="spellEnd"/>
+      <w:r>
+        <w:rPr>
+          <w:color w:val="000000" w:themeColor="text1"/>
+          <w:sz w:val="20"/>
+          <w:szCs w:val="20"/>
+        </w:rPr>
+        <w:t xml:space="preserve"> range in the </w:t>
+      </w:r>
+      <w:r>
+        <w:rPr>
+          <w:color w:val="000000" w:themeColor="text1"/>
+          <w:sz w:val="20"/>
+          <w:szCs w:val="20"/>
+        </w:rPr>
+        <w:t xml:space="preserve">mean difference between conditions varied widely with a small N but stabilized after about </w:t>
+      </w:r>
+      <w:r>
+        <w:rPr>
+          <w:color w:val="000000" w:themeColor="text1"/>
+          <w:sz w:val="20"/>
+          <w:szCs w:val="20"/>
+        </w:rPr>
+        <w:t>12</w:t>
+      </w:r>
+      <w:r>
+        <w:rPr>
+          <w:color w:val="000000" w:themeColor="text1"/>
+          <w:sz w:val="20"/>
+          <w:szCs w:val="20"/>
+        </w:rPr>
+        <w:t xml:space="preserve"> participants. </w:t>
+      </w:r>
+      <w:r>
+        <w:rPr>
+          <w:color w:val="000000" w:themeColor="text1"/>
+          <w:sz w:val="20"/>
+          <w:szCs w:val="20"/>
+        </w:rPr>
+        <w:t xml:space="preserve">This analysis suggests that </w:t>
+      </w:r>
+      <w:r>
+        <w:rPr>
+          <w:color w:val="000000" w:themeColor="text1"/>
+          <w:sz w:val="20"/>
+          <w:szCs w:val="20"/>
+        </w:rPr>
+        <w:t xml:space="preserve">we can expect our results to produce reliable estimates of the effect of the </w:t>
+      </w:r>
+      <w:r>
+        <w:rPr>
+          <w:color w:val="000000" w:themeColor="text1"/>
+          <w:sz w:val="20"/>
+          <w:szCs w:val="20"/>
+        </w:rPr>
+        <w:lastRenderedPageBreak/>
+        <w:t>intervention</w:t>
+      </w:r>
+      <w:r>
+        <w:rPr>
+          <w:color w:val="000000" w:themeColor="text1"/>
+          <w:sz w:val="20"/>
+          <w:szCs w:val="20"/>
+        </w:rPr>
+        <w:t xml:space="preserve"> with our sample size</w:t>
+      </w:r>
+      <w:r>
+        <w:rPr>
+          <w:color w:val="000000" w:themeColor="text1"/>
+          <w:sz w:val="20"/>
+          <w:szCs w:val="20"/>
+        </w:rPr>
+        <w:t>, and that testing more participants would have little impact on the results</w:t>
+      </w:r>
+      <w:r>
+        <w:rPr>
+          <w:color w:val="000000" w:themeColor="text1"/>
           <w:sz w:val="20"/>
           <w:szCs w:val="20"/>
         </w:rPr>
@@ -6035,201 +6535,7 @@
       </w:r>
       <w:r>
         <w:rPr>
-          <w:color w:val="8064A2" w:themeColor="accent4"/>
-          <w:sz w:val="20"/>
-          <w:szCs w:val="20"/>
-        </w:rPr>
-        <w:t xml:space="preserve"> </w:t>
-      </w:r>
-      <w:r>
-        <w:rPr>
-          <w:color w:val="8064A2" w:themeColor="accent4"/>
-          <w:sz w:val="20"/>
-          <w:szCs w:val="20"/>
-        </w:rPr>
-        <w:t xml:space="preserve">This paper </w:t>
-      </w:r>
-      <w:r>
-        <w:rPr>
-          <w:color w:val="8064A2" w:themeColor="accent4"/>
-          <w:sz w:val="20"/>
-          <w:szCs w:val="20"/>
-        </w:rPr>
-        <w:t xml:space="preserve">simulated </w:t>
-      </w:r>
-      <w:r>
-        <w:rPr>
-          <w:color w:val="8064A2" w:themeColor="accent4"/>
-          <w:sz w:val="20"/>
-          <w:szCs w:val="20"/>
-        </w:rPr>
-        <w:t xml:space="preserve">experiments </w:t>
-      </w:r>
-      <w:r>
-        <w:rPr>
-          <w:color w:val="8064A2" w:themeColor="accent4"/>
-          <w:sz w:val="20"/>
-          <w:szCs w:val="20"/>
-        </w:rPr>
-        <w:t xml:space="preserve">with a sample size from 3 to 24 to detect a shift in standing positions of 0.05 of the </w:t>
-      </w:r>
-      <w:proofErr w:type="spellStart"/>
-      <w:r>
-        <w:rPr>
-          <w:color w:val="8064A2" w:themeColor="accent4"/>
-          <w:sz w:val="20"/>
-          <w:szCs w:val="20"/>
-        </w:rPr>
-        <w:t>normalised</w:t>
-      </w:r>
-      <w:proofErr w:type="spellEnd"/>
-      <w:r>
-        <w:rPr>
-          <w:color w:val="8064A2" w:themeColor="accent4"/>
-          <w:sz w:val="20"/>
-          <w:szCs w:val="20"/>
-        </w:rPr>
-        <w:t xml:space="preserve"> range, based </w:t>
-      </w:r>
-      <w:r>
-        <w:rPr>
-          <w:color w:val="8064A2" w:themeColor="accent4"/>
-          <w:sz w:val="20"/>
-          <w:szCs w:val="20"/>
-        </w:rPr>
-        <w:t xml:space="preserve">on </w:t>
-      </w:r>
-      <w:r>
-        <w:rPr>
-          <w:color w:val="8064A2" w:themeColor="accent4"/>
-          <w:sz w:val="20"/>
-          <w:szCs w:val="20"/>
-        </w:rPr>
-        <w:t>the standing positions of participants in the beanbag throwing experiment (</w:t>
-      </w:r>
-      <w:r>
-        <w:rPr>
-          <w:color w:val="8064A2" w:themeColor="accent4"/>
-          <w:sz w:val="20"/>
-          <w:szCs w:val="20"/>
-        </w:rPr>
-        <w:t>E</w:t>
-      </w:r>
-      <w:r>
-        <w:rPr>
-          <w:color w:val="8064A2" w:themeColor="accent4"/>
-          <w:sz w:val="20"/>
-          <w:szCs w:val="20"/>
-        </w:rPr>
-        <w:t xml:space="preserve">2) </w:t>
-      </w:r>
-      <w:r>
-        <w:rPr>
-          <w:color w:val="8064A2" w:themeColor="accent4"/>
-          <w:sz w:val="20"/>
-          <w:szCs w:val="20"/>
-        </w:rPr>
-        <w:t>of</w:t>
-      </w:r>
-      <w:r>
-        <w:rPr>
-          <w:color w:val="8064A2" w:themeColor="accent4"/>
-          <w:sz w:val="20"/>
-          <w:szCs w:val="20"/>
-        </w:rPr>
-        <w:t xml:space="preserve"> Clarke and Hunt (2016</w:t>
-      </w:r>
-      <w:r>
-        <w:rPr>
-          <w:color w:val="8064A2" w:themeColor="accent4"/>
-          <w:sz w:val="20"/>
-          <w:szCs w:val="20"/>
-        </w:rPr>
-        <w:t>).</w:t>
-      </w:r>
-      <w:r>
-        <w:rPr>
-          <w:color w:val="8064A2" w:themeColor="accent4"/>
-          <w:sz w:val="20"/>
-          <w:szCs w:val="20"/>
-        </w:rPr>
-        <w:t xml:space="preserve"> Estimates of </w:t>
-      </w:r>
-      <w:r>
-        <w:rPr>
-          <w:color w:val="8064A2" w:themeColor="accent4"/>
-          <w:sz w:val="20"/>
-          <w:szCs w:val="20"/>
-        </w:rPr>
-        <w:t>this</w:t>
-      </w:r>
-      <w:r>
-        <w:rPr>
-          <w:color w:val="8064A2" w:themeColor="accent4"/>
-          <w:sz w:val="20"/>
-          <w:szCs w:val="20"/>
-        </w:rPr>
-        <w:t xml:space="preserve"> mean difference between conditions varied widely with a small N but stabilized after about </w:t>
-      </w:r>
-      <w:r>
-        <w:rPr>
-          <w:color w:val="8064A2" w:themeColor="accent4"/>
-          <w:sz w:val="20"/>
-          <w:szCs w:val="20"/>
-        </w:rPr>
-        <w:t>12</w:t>
-      </w:r>
-      <w:r>
-        <w:rPr>
-          <w:color w:val="8064A2" w:themeColor="accent4"/>
-          <w:sz w:val="20"/>
-          <w:szCs w:val="20"/>
-        </w:rPr>
-        <w:t xml:space="preserve"> participants. </w:t>
-      </w:r>
-      <w:r>
-        <w:rPr>
-          <w:color w:val="8064A2" w:themeColor="accent4"/>
-          <w:sz w:val="20"/>
-          <w:szCs w:val="20"/>
-        </w:rPr>
-        <w:t xml:space="preserve">This analysis suggests that </w:t>
-      </w:r>
-      <w:r>
-        <w:rPr>
-          <w:color w:val="8064A2" w:themeColor="accent4"/>
-          <w:sz w:val="20"/>
-          <w:szCs w:val="20"/>
-        </w:rPr>
-        <w:t>we can expect our results to produce reliable estimates of the effect of the intervention</w:t>
-      </w:r>
-      <w:r>
-        <w:rPr>
-          <w:color w:val="8064A2" w:themeColor="accent4"/>
-          <w:sz w:val="20"/>
-          <w:szCs w:val="20"/>
-        </w:rPr>
-        <w:t xml:space="preserve"> with our sample size</w:t>
-      </w:r>
-      <w:r>
-        <w:rPr>
-          <w:color w:val="8064A2" w:themeColor="accent4"/>
-          <w:sz w:val="20"/>
-          <w:szCs w:val="20"/>
-        </w:rPr>
-        <w:t>, and that testing more participants would have little impact on the results</w:t>
-      </w:r>
-      <w:r>
-        <w:rPr>
-          <w:color w:val="8064A2" w:themeColor="accent4"/>
-          <w:sz w:val="20"/>
-          <w:szCs w:val="20"/>
-        </w:rPr>
-        <w:t>.</w:t>
-      </w:r>
-      <w:r>
-        <w:rPr>
-          <w:color w:val="8064A2" w:themeColor="accent4"/>
+          <w:color w:val="000000" w:themeColor="text1"/>
           <w:sz w:val="20"/>
           <w:szCs w:val="20"/>
         </w:rPr>
@@ -6279,7 +6585,6 @@
           <w:sz w:val="20"/>
           <w:szCs w:val="20"/>
         </w:rPr>
-        <w:lastRenderedPageBreak/>
         <w:t xml:space="preserve">Two experimenters conducted this study. The first experimenter carried out the </w:t>
       </w:r>
       <w:r>
@@ -25744,25 +26049,7 @@
           <w:szCs w:val="20"/>
           <w:shd w:val="clear" w:color="auto" w:fill="FFFFFF"/>
         </w:rPr>
-        <w:t xml:space="preserve">. </w:t>
-      </w:r>
-      <w:r>
-        <w:rPr>
-          <w:color w:val="222222"/>
-          <w:sz w:val="20"/>
-          <w:szCs w:val="20"/>
-          <w:shd w:val="clear" w:color="auto" w:fill="FFFFFF"/>
-        </w:rPr>
-        <w:t>M</w:t>
-      </w:r>
-      <w:r>
-        <w:rPr>
-          <w:color w:val="222222"/>
-          <w:sz w:val="20"/>
-          <w:szCs w:val="20"/>
-          <w:shd w:val="clear" w:color="auto" w:fill="FFFFFF"/>
-        </w:rPr>
-        <w:t>acmillan.</w:t>
+        <w:t>. Macmillan.</w:t>
       </w:r>
     </w:p>
     <w:p>

--- a/revisions/Transferring optimal decision - final.docx
+++ b/revisions/Transferring optimal decision - final.docx
@@ -534,27 +534,7 @@
           <w:szCs w:val="20"/>
           <w:highlight w:val="yellow"/>
         </w:rPr>
-        <w:t xml:space="preserve">How readily will people adopt </w:t>
-      </w:r>
-      <w:proofErr w:type="spellStart"/>
-      <w:r>
-        <w:rPr>
-          <w:color w:val="000000" w:themeColor="text1"/>
-          <w:sz w:val="20"/>
-          <w:szCs w:val="20"/>
-          <w:highlight w:val="yellow"/>
-        </w:rPr>
-        <w:t>a</w:t>
-      </w:r>
-      <w:proofErr w:type="spellEnd"/>
-      <w:r>
-        <w:rPr>
-          <w:color w:val="000000" w:themeColor="text1"/>
-          <w:sz w:val="20"/>
-          <w:szCs w:val="20"/>
-          <w:highlight w:val="yellow"/>
-        </w:rPr>
-        <w:t xml:space="preserve"> </w:t>
+        <w:t xml:space="preserve">How readily will people adopt a </w:t>
       </w:r>
       <w:r>
         <w:rPr>
@@ -13683,7 +13663,68 @@
           <w:sz w:val="20"/>
           <w:szCs w:val="20"/>
         </w:rPr>
-        <w:t xml:space="preserve">, here participants completed ten simple arithmetic questions (i.e., 27-12 = ). We also introduced a second experimental condition in which some </w:t>
+        <w:t xml:space="preserve">, here participants completed ten simple arithmetic questions (i.e., 27-12 = ). </w:t>
+      </w:r>
+      <w:r>
+        <w:rPr>
+          <w:color w:val="000000" w:themeColor="text1"/>
+          <w:sz w:val="20"/>
+          <w:szCs w:val="20"/>
+          <w:highlight w:val="yellow"/>
+        </w:rPr>
+        <w:t xml:space="preserve">This was compared to the experimental group, who completed the reaching task as </w:t>
+      </w:r>
+      <w:proofErr w:type="spellStart"/>
+      <w:r>
+        <w:rPr>
+          <w:color w:val="000000" w:themeColor="text1"/>
+          <w:sz w:val="20"/>
+          <w:szCs w:val="20"/>
+          <w:highlight w:val="yellow"/>
+        </w:rPr>
+        <w:t>decsribed</w:t>
+      </w:r>
+      <w:proofErr w:type="spellEnd"/>
+      <w:r>
+        <w:rPr>
+          <w:color w:val="000000" w:themeColor="text1"/>
+          <w:sz w:val="20"/>
+          <w:szCs w:val="20"/>
+          <w:highlight w:val="yellow"/>
+        </w:rPr>
+        <w:t xml:space="preserve"> in Experiment 1A.</w:t>
+      </w:r>
+      <w:r>
+        <w:rPr>
+          <w:color w:val="000000" w:themeColor="text1"/>
+          <w:sz w:val="20"/>
+          <w:szCs w:val="20"/>
+        </w:rPr>
+        <w:t xml:space="preserve"> </w:t>
+      </w:r>
+      <w:r>
+        <w:rPr>
+          <w:color w:val="000000" w:themeColor="text1"/>
+          <w:sz w:val="20"/>
+          <w:szCs w:val="20"/>
+        </w:rPr>
+        <w:t xml:space="preserve">We also introduced a </w:t>
+      </w:r>
+      <w:r>
+        <w:rPr>
+          <w:color w:val="000000" w:themeColor="text1"/>
+          <w:sz w:val="20"/>
+          <w:szCs w:val="20"/>
+        </w:rPr>
+        <w:t xml:space="preserve">third group, </w:t>
+      </w:r>
+      <w:r>
+        <w:rPr>
+          <w:color w:val="000000" w:themeColor="text1"/>
+          <w:sz w:val="20"/>
+          <w:szCs w:val="20"/>
+        </w:rPr>
+        <w:t xml:space="preserve">in which </w:t>
       </w:r>
       <w:r>
         <w:rPr>
@@ -13971,7 +14012,7 @@
           <w:sz w:val="20"/>
           <w:szCs w:val="20"/>
         </w:rPr>
-        <w:t xml:space="preserve"> </w:t>
+        <w:t xml:space="preserve"> Given the </w:t>
       </w:r>
       <w:r>
         <w:rPr>
@@ -13980,7 +14021,7 @@
           <w:szCs w:val="20"/>
         </w:rPr>
         <w:lastRenderedPageBreak/>
-        <w:t xml:space="preserve">Given the participants are recruited from a </w:t>
+        <w:t xml:space="preserve">participants are recruited from a </w:t>
       </w:r>
       <w:r>
         <w:rPr>
@@ -14073,7 +14114,15 @@
           <w:sz w:val="20"/>
           <w:szCs w:val="20"/>
         </w:rPr>
-        <w:t xml:space="preserve">The students should revise both topics when they have plenty of time, and be selective when they only have ten minutes. </w:t>
+        <w:t>The students should revise both topics when they have plenty of time, and be selective when they only have ten minutes</w:t>
+      </w:r>
+      <w:r>
+        <w:rPr>
+          <w:color w:val="000000" w:themeColor="text1"/>
+          <w:sz w:val="20"/>
+          <w:szCs w:val="20"/>
+        </w:rPr>
+        <w:t xml:space="preserve">. </w:t>
       </w:r>
       <w:r>
         <w:rPr>
@@ -14106,6 +14155,104 @@
           <w:szCs w:val="20"/>
         </w:rPr>
         <w:t xml:space="preserve"> They then completed the throwing task as described in Experiment 1A.</w:t>
+      </w:r>
+      <w:r>
+        <w:rPr>
+          <w:color w:val="000000" w:themeColor="text1"/>
+          <w:sz w:val="20"/>
+          <w:szCs w:val="20"/>
+        </w:rPr>
+        <w:t xml:space="preserve"> </w:t>
+      </w:r>
+      <w:r>
+        <w:rPr>
+          <w:color w:val="000000" w:themeColor="text1"/>
+          <w:sz w:val="20"/>
+          <w:szCs w:val="20"/>
+          <w:highlight w:val="yellow"/>
+        </w:rPr>
+        <w:t>P</w:t>
+      </w:r>
+      <w:r>
+        <w:rPr>
+          <w:color w:val="000000" w:themeColor="text1"/>
+          <w:sz w:val="20"/>
+          <w:szCs w:val="20"/>
+          <w:highlight w:val="yellow"/>
+        </w:rPr>
+        <w:t xml:space="preserve">articipants did not consistently solve the logic puzzles correctly, but </w:t>
+      </w:r>
+      <w:r>
+        <w:rPr>
+          <w:color w:val="000000" w:themeColor="text1"/>
+          <w:sz w:val="20"/>
+          <w:szCs w:val="20"/>
+          <w:highlight w:val="yellow"/>
+        </w:rPr>
+        <w:t>they did consistently solve the reaching task correctly. G</w:t>
+      </w:r>
+      <w:r>
+        <w:rPr>
+          <w:color w:val="000000" w:themeColor="text1"/>
+          <w:sz w:val="20"/>
+          <w:szCs w:val="20"/>
+          <w:highlight w:val="yellow"/>
+        </w:rPr>
+        <w:t xml:space="preserve">iven the similarity across all three groups in the throwing task, </w:t>
+      </w:r>
+      <w:r>
+        <w:rPr>
+          <w:color w:val="000000" w:themeColor="text1"/>
+          <w:sz w:val="20"/>
+          <w:szCs w:val="20"/>
+          <w:highlight w:val="yellow"/>
+        </w:rPr>
+        <w:t>performance in the logic condition does not</w:t>
+      </w:r>
+      <w:r>
+        <w:rPr>
+          <w:color w:val="000000" w:themeColor="text1"/>
+          <w:sz w:val="20"/>
+          <w:szCs w:val="20"/>
+          <w:highlight w:val="yellow"/>
+        </w:rPr>
+        <w:t xml:space="preserve"> </w:t>
+      </w:r>
+      <w:r>
+        <w:rPr>
+          <w:color w:val="000000" w:themeColor="text1"/>
+          <w:sz w:val="20"/>
+          <w:szCs w:val="20"/>
+          <w:highlight w:val="yellow"/>
+        </w:rPr>
+        <w:t>bear on</w:t>
+      </w:r>
+      <w:r>
+        <w:rPr>
+          <w:color w:val="000000" w:themeColor="text1"/>
+          <w:sz w:val="20"/>
+          <w:szCs w:val="20"/>
+          <w:highlight w:val="yellow"/>
+        </w:rPr>
+        <w:t xml:space="preserve"> the broader conclusion</w:t>
+      </w:r>
+      <w:r>
+        <w:rPr>
+          <w:color w:val="000000" w:themeColor="text1"/>
+          <w:sz w:val="20"/>
+          <w:szCs w:val="20"/>
+          <w:highlight w:val="yellow"/>
+        </w:rPr>
+        <w:t xml:space="preserve"> that the throwing task choices are resistant to improvement from experience with solving the focus-divide dilemma in another context</w:t>
+      </w:r>
+      <w:r>
+        <w:rPr>
+          <w:color w:val="000000" w:themeColor="text1"/>
+          <w:sz w:val="20"/>
+          <w:szCs w:val="20"/>
+          <w:highlight w:val="yellow"/>
+        </w:rPr>
+        <w:t>.</w:t>
       </w:r>
     </w:p>
     <w:p>
@@ -14458,6 +14605,7 @@
           <w:sz w:val="20"/>
           <w:szCs w:val="20"/>
         </w:rPr>
+        <w:lastRenderedPageBreak/>
         <w:t xml:space="preserve">These experiments were analyzed using the same Bayesian hurdle-lognormal model as </w:t>
       </w:r>
       <w:r>
@@ -14610,16 +14758,7 @@
           <w:sz w:val="20"/>
           <w:szCs w:val="20"/>
         </w:rPr>
-        <w:t xml:space="preserve">, as there are </w:t>
-      </w:r>
-      <w:r>
-        <w:rPr>
-          <w:color w:val="000000" w:themeColor="text1"/>
-          <w:sz w:val="20"/>
-          <w:szCs w:val="20"/>
-        </w:rPr>
-        <w:lastRenderedPageBreak/>
-        <w:t xml:space="preserve">very </w:t>
+        <w:t xml:space="preserve">, as there are very </w:t>
       </w:r>
       <w:r>
         <w:rPr>
@@ -15271,6 +15410,7 @@
                 <w:sz w:val="20"/>
                 <w:szCs w:val="20"/>
               </w:rPr>
+              <w:lastRenderedPageBreak/>
               <w:t>Experiment 1B</w:t>
             </w:r>
           </w:p>
@@ -15631,7 +15771,6 @@
                 <w:sz w:val="20"/>
                 <w:szCs w:val="20"/>
               </w:rPr>
-              <w:lastRenderedPageBreak/>
               <w:t>Experiment 1C</w:t>
             </w:r>
           </w:p>
@@ -16641,6 +16780,7 @@
           <w:sz w:val="20"/>
           <w:szCs w:val="20"/>
         </w:rPr>
+        <w:lastRenderedPageBreak/>
         <w:t xml:space="preserve">The results of these </w:t>
       </w:r>
       <w:r>
@@ -16911,16 +17051,7 @@
           <w:sz w:val="20"/>
           <w:szCs w:val="20"/>
         </w:rPr>
-        <w:t xml:space="preserve">closer to optimal than all the other participant groups reported in </w:t>
-      </w:r>
-      <w:r>
-        <w:rPr>
-          <w:color w:val="000000" w:themeColor="text1"/>
-          <w:sz w:val="20"/>
-          <w:szCs w:val="20"/>
-        </w:rPr>
-        <w:lastRenderedPageBreak/>
-        <w:t>this paper, or in previous versions of the throwing experiment (Clarke</w:t>
+        <w:t>closer to optimal than all the other participant groups reported in this paper, or in previous versions of the throwing experiment (Clarke</w:t>
       </w:r>
       <w:r>
         <w:rPr>
@@ -17751,7 +17882,16 @@
           <w:sz w:val="20"/>
           <w:szCs w:val="20"/>
         </w:rPr>
-        <w:t>and went outdoors for the next part of the experiment</w:t>
+        <w:t xml:space="preserve">and went outdoors </w:t>
+      </w:r>
+      <w:r>
+        <w:rPr>
+          <w:color w:val="000000" w:themeColor="text1"/>
+          <w:sz w:val="20"/>
+          <w:szCs w:val="20"/>
+        </w:rPr>
+        <w:lastRenderedPageBreak/>
+        <w:t>for the next part of the experiment</w:t>
       </w:r>
       <w:r>
         <w:rPr>
@@ -17971,16 +18111,7 @@
           <w:sz w:val="20"/>
           <w:szCs w:val="20"/>
         </w:rPr>
-        <w:t xml:space="preserve">everyday circumstances, one would not expect the </w:t>
-      </w:r>
-      <w:r>
-        <w:rPr>
-          <w:color w:val="000000" w:themeColor="text1"/>
-          <w:sz w:val="20"/>
-          <w:szCs w:val="20"/>
-        </w:rPr>
-        <w:lastRenderedPageBreak/>
-        <w:t>same logic to apply to choosing a seat at a table as to choosing where to stand to make an accurate throw.</w:t>
+        <w:t>everyday circumstances, one would not expect the same logic to apply to choosing a seat at a table as to choosing where to stand to make an accurate throw.</w:t>
       </w:r>
       <w:r>
         <w:rPr>
@@ -18605,7 +18736,84 @@
           <w:sz w:val="20"/>
           <w:szCs w:val="20"/>
         </w:rPr>
-        <w:t xml:space="preserve"> </w:t>
+        <w:t xml:space="preserve"> these</w:t>
+      </w:r>
+      <w:r>
+        <w:rPr>
+          <w:sz w:val="20"/>
+          <w:szCs w:val="20"/>
+        </w:rPr>
+        <w:t xml:space="preserve"> participants completed a training </w:t>
+      </w:r>
+      <w:r>
+        <w:rPr>
+          <w:sz w:val="20"/>
+          <w:szCs w:val="20"/>
+        </w:rPr>
+        <w:t>session</w:t>
+      </w:r>
+      <w:r>
+        <w:rPr>
+          <w:sz w:val="20"/>
+          <w:szCs w:val="20"/>
+        </w:rPr>
+        <w:t xml:space="preserve"> where they were cued to fixate a particular box</w:t>
+      </w:r>
+      <w:r>
+        <w:rPr>
+          <w:sz w:val="20"/>
+          <w:szCs w:val="20"/>
+        </w:rPr>
+        <w:t xml:space="preserve"> on each trial</w:t>
+      </w:r>
+      <w:r>
+        <w:rPr>
+          <w:sz w:val="20"/>
+          <w:szCs w:val="20"/>
+        </w:rPr>
+        <w:t xml:space="preserve">. The target would only appear after they had fixated </w:t>
+      </w:r>
+      <w:r>
+        <w:rPr>
+          <w:sz w:val="20"/>
+          <w:szCs w:val="20"/>
+        </w:rPr>
+        <w:t>the cued</w:t>
+      </w:r>
+      <w:r>
+        <w:rPr>
+          <w:sz w:val="20"/>
+          <w:szCs w:val="20"/>
+        </w:rPr>
+        <w:t xml:space="preserve"> box. The cue directed the participants’ fixations to the location that would optimize their detection accuracy, given their own visual acuity as measured in </w:t>
+      </w:r>
+      <w:r>
+        <w:rPr>
+          <w:sz w:val="20"/>
+          <w:szCs w:val="20"/>
+        </w:rPr>
+        <w:t>a</w:t>
+      </w:r>
+      <w:r>
+        <w:rPr>
+          <w:sz w:val="20"/>
+          <w:szCs w:val="20"/>
+        </w:rPr>
+        <w:t xml:space="preserve"> preceding sensitivity mapping phase. After completing this session, they completed a session </w:t>
+      </w:r>
+      <w:r>
+        <w:rPr>
+          <w:sz w:val="20"/>
+          <w:szCs w:val="20"/>
+        </w:rPr>
+        <w:t xml:space="preserve">with no cues, </w:t>
+      </w:r>
+      <w:r>
+        <w:rPr>
+          <w:sz w:val="20"/>
+          <w:szCs w:val="20"/>
+        </w:rPr>
+        <w:t xml:space="preserve">where they freely </w:t>
       </w:r>
       <w:proofErr w:type="spellStart"/>
       <w:r>
@@ -18613,7 +18821,7 @@
           <w:sz w:val="20"/>
           <w:szCs w:val="20"/>
         </w:rPr>
-        <w:t>these</w:t>
+        <w:t>chose</w:t>
       </w:r>
       <w:proofErr w:type="spellEnd"/>
       <w:r>
@@ -18621,146 +18829,146 @@
           <w:sz w:val="20"/>
           <w:szCs w:val="20"/>
         </w:rPr>
-        <w:t xml:space="preserve"> participants completed a training </w:t>
-      </w:r>
-      <w:r>
-        <w:rPr>
-          <w:sz w:val="20"/>
-          <w:szCs w:val="20"/>
-        </w:rPr>
-        <w:t>session</w:t>
-      </w:r>
-      <w:r>
-        <w:rPr>
-          <w:sz w:val="20"/>
-          <w:szCs w:val="20"/>
-        </w:rPr>
-        <w:t xml:space="preserve"> where they were cued to fixate a particular box</w:t>
-      </w:r>
-      <w:r>
-        <w:rPr>
-          <w:sz w:val="20"/>
-          <w:szCs w:val="20"/>
-        </w:rPr>
-        <w:t xml:space="preserve"> on each trial</w:t>
-      </w:r>
-      <w:r>
-        <w:rPr>
-          <w:sz w:val="20"/>
-          <w:szCs w:val="20"/>
-        </w:rPr>
-        <w:t xml:space="preserve">. The target would only appear after they had fixated </w:t>
-      </w:r>
-      <w:r>
-        <w:rPr>
-          <w:sz w:val="20"/>
-          <w:szCs w:val="20"/>
-        </w:rPr>
-        <w:t>the cued</w:t>
-      </w:r>
-      <w:r>
-        <w:rPr>
-          <w:sz w:val="20"/>
-          <w:szCs w:val="20"/>
-        </w:rPr>
-        <w:t xml:space="preserve"> box. The cue directed the participants’ fixations to the location that would optimize their detection accuracy, given their own visual acuity as measured in </w:t>
-      </w:r>
-      <w:r>
-        <w:rPr>
-          <w:sz w:val="20"/>
-          <w:szCs w:val="20"/>
-        </w:rPr>
-        <w:t>a</w:t>
-      </w:r>
-      <w:r>
-        <w:rPr>
-          <w:sz w:val="20"/>
-          <w:szCs w:val="20"/>
-        </w:rPr>
-        <w:t xml:space="preserve"> preceding sensitivity mapping phase. After completing this session, they completed a session </w:t>
-      </w:r>
-      <w:r>
-        <w:rPr>
-          <w:sz w:val="20"/>
-          <w:szCs w:val="20"/>
-        </w:rPr>
-        <w:t xml:space="preserve">with no cues, </w:t>
-      </w:r>
-      <w:r>
-        <w:rPr>
-          <w:sz w:val="20"/>
-          <w:szCs w:val="20"/>
-        </w:rPr>
-        <w:t xml:space="preserve">where they freely </w:t>
+        <w:t xml:space="preserve"> which box to fixate. The key question is whether guidance in the form of the cues directing the eyes to the optimal location will result in more subsequent optimal decisions in the free-choice task relative to a control group who was given an equivalent amount of practice, but no guidance. </w:t>
+      </w:r>
+      <w:r>
+        <w:rPr>
+          <w:color w:val="000000" w:themeColor="text1"/>
+          <w:sz w:val="20"/>
+          <w:szCs w:val="20"/>
+        </w:rPr>
+        <w:t xml:space="preserve">We changed to visual detection from throwing because </w:t>
+      </w:r>
+      <w:r>
+        <w:rPr>
+          <w:color w:val="000000" w:themeColor="text1"/>
+          <w:sz w:val="20"/>
+          <w:szCs w:val="20"/>
+        </w:rPr>
+        <w:t xml:space="preserve">this variant of the dilemma is a computer-based task, </w:t>
+      </w:r>
+      <w:r>
+        <w:rPr>
+          <w:color w:val="000000" w:themeColor="text1"/>
+          <w:sz w:val="20"/>
+          <w:szCs w:val="20"/>
+        </w:rPr>
+        <w:t xml:space="preserve">so </w:t>
+      </w:r>
+      <w:r>
+        <w:rPr>
+          <w:color w:val="000000" w:themeColor="text1"/>
+          <w:sz w:val="20"/>
+          <w:szCs w:val="20"/>
+        </w:rPr>
+        <w:t xml:space="preserve">each participant can easily complete hundreds of trials. </w:t>
+      </w:r>
+      <w:r>
+        <w:rPr>
+          <w:color w:val="000000" w:themeColor="text1"/>
+          <w:sz w:val="20"/>
+          <w:szCs w:val="20"/>
+        </w:rPr>
+        <w:t xml:space="preserve">This variant also allows </w:t>
+      </w:r>
+      <w:r>
+        <w:rPr>
+          <w:color w:val="000000" w:themeColor="text1"/>
+          <w:sz w:val="20"/>
+          <w:szCs w:val="20"/>
+        </w:rPr>
+        <w:lastRenderedPageBreak/>
+        <w:t xml:space="preserve">us </w:t>
+      </w:r>
+      <w:r>
+        <w:rPr>
+          <w:color w:val="000000" w:themeColor="text1"/>
+          <w:sz w:val="20"/>
+          <w:szCs w:val="20"/>
+        </w:rPr>
+        <w:t xml:space="preserve">to instruct the optimal </w:t>
       </w:r>
       <w:proofErr w:type="spellStart"/>
       <w:r>
         <w:rPr>
-          <w:sz w:val="20"/>
-          <w:szCs w:val="20"/>
-        </w:rPr>
-        <w:t>chose</w:t>
+          <w:color w:val="000000" w:themeColor="text1"/>
+          <w:sz w:val="20"/>
+          <w:szCs w:val="20"/>
+        </w:rPr>
+        <w:t>behaviour</w:t>
       </w:r>
       <w:proofErr w:type="spellEnd"/>
       <w:r>
         <w:rPr>
-          <w:sz w:val="20"/>
-          <w:szCs w:val="20"/>
-        </w:rPr>
-        <w:t xml:space="preserve"> which box to fixate. The key question is whether guidance in the form of the cues directing the eyes to the optimal location will result in more subsequent optimal decisions in the free-choice task relative to a control group who was given an equivalent amount of practice, but no guidance. </w:t>
-      </w:r>
-      <w:r>
-        <w:rPr>
-          <w:color w:val="000000" w:themeColor="text1"/>
-          <w:sz w:val="20"/>
-          <w:szCs w:val="20"/>
-        </w:rPr>
-        <w:t xml:space="preserve">We changed to visual detection from throwing because </w:t>
-      </w:r>
-      <w:r>
-        <w:rPr>
-          <w:color w:val="000000" w:themeColor="text1"/>
-          <w:sz w:val="20"/>
-          <w:szCs w:val="20"/>
-        </w:rPr>
-        <w:t xml:space="preserve">this variant of the dilemma is a computer-based task, </w:t>
-      </w:r>
-      <w:r>
-        <w:rPr>
-          <w:color w:val="000000" w:themeColor="text1"/>
-          <w:sz w:val="20"/>
-          <w:szCs w:val="20"/>
-        </w:rPr>
-        <w:t xml:space="preserve">so </w:t>
-      </w:r>
-      <w:r>
-        <w:rPr>
-          <w:color w:val="000000" w:themeColor="text1"/>
-          <w:sz w:val="20"/>
-          <w:szCs w:val="20"/>
-        </w:rPr>
-        <w:t xml:space="preserve">each participant can easily complete hundreds of trials. </w:t>
-      </w:r>
-      <w:r>
-        <w:rPr>
-          <w:color w:val="000000" w:themeColor="text1"/>
-          <w:sz w:val="20"/>
-          <w:szCs w:val="20"/>
-        </w:rPr>
-        <w:t xml:space="preserve">This variant also allows us </w:t>
-      </w:r>
-      <w:r>
-        <w:rPr>
-          <w:color w:val="000000" w:themeColor="text1"/>
-          <w:sz w:val="20"/>
-          <w:szCs w:val="20"/>
-        </w:rPr>
-        <w:t xml:space="preserve">to instruct the optimal </w:t>
+          <w:color w:val="000000" w:themeColor="text1"/>
+          <w:sz w:val="20"/>
+          <w:szCs w:val="20"/>
+        </w:rPr>
+        <w:t xml:space="preserve"> on each trial in a consistent manner and minimizes the possibility of experimenter-drive</w:t>
+      </w:r>
+      <w:r>
+        <w:rPr>
+          <w:color w:val="000000" w:themeColor="text1"/>
+          <w:sz w:val="20"/>
+          <w:szCs w:val="20"/>
+        </w:rPr>
+        <w:t>n</w:t>
+      </w:r>
+      <w:r>
+        <w:rPr>
+          <w:color w:val="000000" w:themeColor="text1"/>
+          <w:sz w:val="20"/>
+          <w:szCs w:val="20"/>
+        </w:rPr>
+        <w:t xml:space="preserve"> effects.</w:t>
+      </w:r>
+      <w:r>
+        <w:rPr>
+          <w:color w:val="000000" w:themeColor="text1"/>
+          <w:sz w:val="20"/>
+          <w:szCs w:val="20"/>
+        </w:rPr>
+        <w:t xml:space="preserve"> W</w:t>
+      </w:r>
+      <w:r>
+        <w:rPr>
+          <w:color w:val="000000" w:themeColor="text1"/>
+          <w:sz w:val="20"/>
+          <w:szCs w:val="20"/>
+        </w:rPr>
+        <w:t>ith the larger number of trials and more limited set of three options to choose between, we thought participants might have a stronger chance of learning the optimal choices.</w:t>
+      </w:r>
+      <w:r>
+        <w:rPr>
+          <w:sz w:val="20"/>
+          <w:szCs w:val="20"/>
+        </w:rPr>
+        <w:t xml:space="preserve"> Finally, t</w:t>
+      </w:r>
+      <w:r>
+        <w:rPr>
+          <w:sz w:val="20"/>
+          <w:szCs w:val="20"/>
+        </w:rPr>
+        <w:t xml:space="preserve">here is </w:t>
+      </w:r>
+      <w:r>
+        <w:rPr>
+          <w:sz w:val="20"/>
+          <w:szCs w:val="20"/>
+        </w:rPr>
+        <w:t xml:space="preserve">also </w:t>
+      </w:r>
+      <w:r>
+        <w:rPr>
+          <w:sz w:val="20"/>
+          <w:szCs w:val="20"/>
+        </w:rPr>
+        <w:t xml:space="preserve">evidence that solutions to insight problems can be provoked by guiding the eyes to relevant locations (Grant and Spivey, 2003) or in a pattern that is consistent with the solution (Thomas and Lleras, 2008). This suggests a pattern of </w:t>
       </w:r>
       <w:proofErr w:type="spellStart"/>
       <w:r>
         <w:rPr>
-          <w:color w:val="000000" w:themeColor="text1"/>
           <w:sz w:val="20"/>
           <w:szCs w:val="20"/>
         </w:rPr>
@@ -18769,95 +18977,10 @@
       <w:proofErr w:type="spellEnd"/>
       <w:r>
         <w:rPr>
-          <w:color w:val="000000" w:themeColor="text1"/>
-          <w:sz w:val="20"/>
-          <w:szCs w:val="20"/>
-        </w:rPr>
-        <w:t xml:space="preserve"> on each trial in a consistent manner and minimizes the possibility of experimenter-drive</w:t>
-      </w:r>
-      <w:r>
-        <w:rPr>
-          <w:color w:val="000000" w:themeColor="text1"/>
-          <w:sz w:val="20"/>
-          <w:szCs w:val="20"/>
-        </w:rPr>
-        <w:t>n</w:t>
-      </w:r>
-      <w:r>
-        <w:rPr>
-          <w:color w:val="000000" w:themeColor="text1"/>
-          <w:sz w:val="20"/>
-          <w:szCs w:val="20"/>
-        </w:rPr>
-        <w:t xml:space="preserve"> effects.</w:t>
-      </w:r>
-      <w:r>
-        <w:rPr>
-          <w:color w:val="000000" w:themeColor="text1"/>
-          <w:sz w:val="20"/>
-          <w:szCs w:val="20"/>
-        </w:rPr>
-        <w:t xml:space="preserve"> W</w:t>
-      </w:r>
-      <w:r>
-        <w:rPr>
-          <w:color w:val="000000" w:themeColor="text1"/>
-          <w:sz w:val="20"/>
-          <w:szCs w:val="20"/>
-        </w:rPr>
-        <w:t>ith the larger number of trials and more limited set of three options to choose between, we thought participants might have a stronger chance of learning the optimal choices.</w:t>
-      </w:r>
-      <w:r>
-        <w:rPr>
-          <w:sz w:val="20"/>
-          <w:szCs w:val="20"/>
-        </w:rPr>
-        <w:t xml:space="preserve"> Finally, t</w:t>
-      </w:r>
-      <w:r>
-        <w:rPr>
-          <w:sz w:val="20"/>
-          <w:szCs w:val="20"/>
-        </w:rPr>
-        <w:t xml:space="preserve">here is </w:t>
-      </w:r>
-      <w:r>
-        <w:rPr>
-          <w:sz w:val="20"/>
-          <w:szCs w:val="20"/>
-        </w:rPr>
-        <w:t xml:space="preserve">also </w:t>
-      </w:r>
-      <w:r>
-        <w:rPr>
-          <w:sz w:val="20"/>
-          <w:szCs w:val="20"/>
-        </w:rPr>
-        <w:t xml:space="preserve">evidence that solutions to insight problems can be provoked by guiding the eyes to relevant locations (Grant and Spivey, 2003) or in a pattern that is consistent with the solution (Thomas and Lleras, 2008). This suggests a pattern of </w:t>
-      </w:r>
-      <w:proofErr w:type="spellStart"/>
-      <w:r>
-        <w:rPr>
-          <w:sz w:val="20"/>
-          <w:szCs w:val="20"/>
-        </w:rPr>
-        <w:t>behaviour</w:t>
-      </w:r>
-      <w:proofErr w:type="spellEnd"/>
-      <w:r>
-        <w:rPr>
-          <w:sz w:val="20"/>
-          <w:szCs w:val="20"/>
-        </w:rPr>
-        <w:t xml:space="preserve"> can lead participants to restructure information in </w:t>
-      </w:r>
-      <w:r>
-        <w:rPr>
-          <w:sz w:val="20"/>
-          <w:szCs w:val="20"/>
-        </w:rPr>
-        <w:lastRenderedPageBreak/>
-        <w:t xml:space="preserve">a way that is consistent with that </w:t>
+          <w:sz w:val="20"/>
+          <w:szCs w:val="20"/>
+        </w:rPr>
+        <w:t xml:space="preserve"> can lead participants to restructure information in a way that is consistent with that </w:t>
       </w:r>
       <w:proofErr w:type="spellStart"/>
       <w:r>
@@ -19237,7 +19360,15 @@
           <w:sz w:val="20"/>
           <w:szCs w:val="20"/>
         </w:rPr>
-        <w:t xml:space="preserve"> EL OLED monitor with a resolution of 1080p and a refresh rate of 60 Hz. A chin rest with forehead bar assured a viewing distance of 54cm. The right eye was tracked using a desktop-mounted </w:t>
+        <w:t xml:space="preserve"> EL OLED monitor with a resolution of 1080p and a refresh rate of 60 Hz. A chin rest with </w:t>
+      </w:r>
+      <w:r>
+        <w:rPr>
+          <w:sz w:val="20"/>
+          <w:szCs w:val="20"/>
+        </w:rPr>
+        <w:lastRenderedPageBreak/>
+        <w:t xml:space="preserve">forehead bar assured a viewing distance of 54cm. The right eye was tracked using a desktop-mounted </w:t>
       </w:r>
       <w:proofErr w:type="spellStart"/>
       <w:r>
@@ -19253,15 +19384,7 @@
           <w:sz w:val="20"/>
           <w:szCs w:val="20"/>
         </w:rPr>
-        <w:t xml:space="preserve"> 1000 (version 4.594) (SR Research ltd, Mississauga, Ontario, Canada) to record eye position at 1000 Hz. A 9-point calibration sequence was used. The calibration and validation process was repeated every time the participant moved away from the chinrest. The process was also triggered if the participant broke fixation during the stimulus presentation five times in a row, or ten times cumulatively for each block </w:t>
-      </w:r>
-      <w:r>
-        <w:rPr>
-          <w:sz w:val="20"/>
-          <w:szCs w:val="20"/>
-        </w:rPr>
-        <w:lastRenderedPageBreak/>
-        <w:t xml:space="preserve">of trials. </w:t>
+        <w:t xml:space="preserve"> 1000 (version 4.594) (SR Research ltd, Mississauga, Ontario, Canada) to record eye position at 1000 Hz. A 9-point calibration sequence was used. The calibration and validation process was repeated every time the participant moved away from the chinrest. The process was also triggered if the participant broke fixation during the stimulus presentation five times in a row, or ten times cumulatively for each block of trials. </w:t>
       </w:r>
       <w:r>
         <w:rPr>
@@ -19550,7 +19673,16 @@
           <w:sz w:val="20"/>
           <w:szCs w:val="20"/>
         </w:rPr>
-        <w:t xml:space="preserve"> estimate the distance from fixation at which each person’s accuracy falls below 75%. This distance is the switch point (E</w:t>
+        <w:t xml:space="preserve"> estimate the distance from fixation at which each person’s accuracy falls </w:t>
+      </w:r>
+      <w:r>
+        <w:rPr>
+          <w:color w:val="000000" w:themeColor="text1"/>
+          <w:sz w:val="20"/>
+          <w:szCs w:val="20"/>
+        </w:rPr>
+        <w:lastRenderedPageBreak/>
+        <w:t>below 75%. This distance is the switch point (E</w:t>
       </w:r>
       <w:r>
         <w:rPr>
@@ -19710,15 +19842,7 @@
           <w:sz w:val="20"/>
           <w:szCs w:val="20"/>
         </w:rPr>
-        <w:t xml:space="preserve"> [-3°, -2°, -1°, ±0°, +1°, +2°, +3°]). Each distance was presented 10 times </w:t>
-      </w:r>
-      <w:r>
-        <w:rPr>
-          <w:sz w:val="20"/>
-          <w:szCs w:val="20"/>
-        </w:rPr>
-        <w:lastRenderedPageBreak/>
-        <w:t>per block (90 trials per block, total 360 trials). Trial order was randomized.  Participants initiated each trial with a key press while fixating a black fixation cross to initiate a drift check. The cross was positioned 4° above the horizontal meridian with an offset of half the (to-be-presented) box distance either to the left or to the right</w:t>
+        <w:t xml:space="preserve"> [-3°, -2°, -1°, ±0°, +1°, +2°, +3°]). Each distance was presented 10 times per block (90 trials per block, total 360 trials). Trial order was randomized.  Participants initiated each trial with a key press while fixating a black fixation cross to initiate a drift check. The cross was positioned 4° above the horizontal meridian with an offset of half the (to-be-presented) box distance either to the left or to the right</w:t>
       </w:r>
       <w:r>
         <w:rPr>
@@ -20121,7 +20245,16 @@
           <w:sz w:val="20"/>
           <w:szCs w:val="20"/>
         </w:rPr>
-        <w:t>this independent</w:t>
+        <w:t xml:space="preserve">this </w:t>
+      </w:r>
+      <w:r>
+        <w:rPr>
+          <w:color w:val="000000" w:themeColor="text1"/>
+          <w:sz w:val="20"/>
+          <w:szCs w:val="20"/>
+        </w:rPr>
+        <w:lastRenderedPageBreak/>
+        <w:t>independent</w:t>
       </w:r>
       <w:r>
         <w:rPr>
@@ -20315,7 +20448,6 @@
           <w:sz w:val="20"/>
           <w:szCs w:val="20"/>
         </w:rPr>
-        <w:lastRenderedPageBreak/>
         <w:t>T</w:t>
       </w:r>
       <w:r>
@@ -21195,6 +21327,7 @@
           <w:sz w:val="20"/>
           <w:szCs w:val="20"/>
         </w:rPr>
+        <w:lastRenderedPageBreak/>
         <w:drawing>
           <wp:inline distT="114300" distB="114300" distL="114300" distR="114300" wp14:anchorId="7CBC7D4F" wp14:editId="11CC19FB">
             <wp:extent cx="5948437" cy="1784531"/>
@@ -21583,17 +21716,7 @@
           <w:sz w:val="20"/>
           <w:szCs w:val="20"/>
         </w:rPr>
-        <w:t xml:space="preserve"> (estimating the effect of </w:t>
-      </w:r>
-      <w:r>
-        <w:rPr>
-          <w:rFonts w:ascii="Nunito" w:eastAsia="Nunito" w:hAnsi="Nunito" w:cs="Nunito"/>
-          <w:color w:val="000000" w:themeColor="text1"/>
-          <w:sz w:val="20"/>
-          <w:szCs w:val="20"/>
-        </w:rPr>
-        <w:lastRenderedPageBreak/>
-        <w:t>target separation on fixation choices)</w:t>
+        <w:t xml:space="preserve"> (estimating the effect of target separation on fixation choices)</w:t>
       </w:r>
       <w:r>
         <w:rPr>
@@ -22020,6 +22143,7 @@
           <w:sz w:val="20"/>
           <w:szCs w:val="20"/>
         </w:rPr>
+        <w:lastRenderedPageBreak/>
         <w:t>four experiments we found no evidence of such a transfer</w:t>
       </w:r>
       <w:r>
@@ -22392,17 +22516,7 @@
           <w:szCs w:val="20"/>
           <w:highlight w:val="yellow"/>
         </w:rPr>
-        <w:t xml:space="preserve">stand/look in a central location, equidistant between the two </w:t>
-      </w:r>
-      <w:r>
-        <w:rPr>
-          <w:color w:val="000000" w:themeColor="text1"/>
-          <w:sz w:val="20"/>
-          <w:szCs w:val="20"/>
-          <w:highlight w:val="yellow"/>
-        </w:rPr>
-        <w:lastRenderedPageBreak/>
-        <w:t>potential target locations</w:t>
+        <w:t>stand/look in a central location, equidistant between the two potential target locations</w:t>
       </w:r>
       <w:r>
         <w:rPr>
@@ -22429,16 +22543,7 @@
           <w:szCs w:val="20"/>
           <w:highlight w:val="yellow"/>
         </w:rPr>
-        <w:t>when they are too far apart to throw to/see reliably from a central position</w:t>
-      </w:r>
-      <w:r>
-        <w:rPr>
-          <w:color w:val="000000" w:themeColor="text1"/>
-          <w:sz w:val="20"/>
-          <w:szCs w:val="20"/>
-          <w:highlight w:val="yellow"/>
-        </w:rPr>
-        <w:t xml:space="preserve">, </w:t>
+        <w:t xml:space="preserve">when they are too far apart to throw to/see reliably from a central position, </w:t>
       </w:r>
       <w:r>
         <w:rPr>
@@ -22897,6 +23002,7 @@
           <w:sz w:val="20"/>
           <w:szCs w:val="20"/>
         </w:rPr>
+        <w:lastRenderedPageBreak/>
         <w:t xml:space="preserve">Experiment 3A: Throwing. </w:t>
       </w:r>
       <w:r>
@@ -23012,16 +23118,7 @@
           <w:sz w:val="20"/>
           <w:szCs w:val="20"/>
         </w:rPr>
-        <w:t xml:space="preserve">ix distances were randomly selected from a range of distances based on the performance of participants in previous experiments (0.46m to 11.5m). The random selection of distances within this range ensured that participants would be unable to rely on their prior knowledge of the structure of previous experiments in deciding whether they should stand in the </w:t>
-      </w:r>
-      <w:r>
-        <w:rPr>
-          <w:color w:val="000000" w:themeColor="text1"/>
-          <w:sz w:val="20"/>
-          <w:szCs w:val="20"/>
-        </w:rPr>
-        <w:lastRenderedPageBreak/>
-        <w:t xml:space="preserve">middle or next to one hoop. Instead they had to base their decision on knowledge about their own ability. To begin the session, three pairs of hoops matched in color were placed at each of three separations (red was the closest separation, yellow the middle, blue the farthest). After 45 choice trials, the hoops were shifted to three new separations for a further 45 trials. The </w:t>
+        <w:t xml:space="preserve">ix distances were randomly selected from a range of distances based on the performance of participants in previous experiments (0.46m to 11.5m). The random selection of distances within this range ensured that participants would be unable to rely on their prior knowledge of the structure of previous experiments in deciding whether they should stand in the middle or next to one hoop. Instead they had to base their decision on knowledge about their own ability. To begin the session, three pairs of hoops matched in color were placed at each of three separations (red was the closest separation, yellow the middle, blue the farthest). After 45 choice trials, the hoops were shifted to three new separations for a further 45 trials. The </w:t>
       </w:r>
       <w:proofErr w:type="spellStart"/>
       <w:r>
@@ -23169,7 +23266,16 @@
           <w:sz w:val="20"/>
           <w:szCs w:val="20"/>
         </w:rPr>
-        <w:t>The optimal choices for each participant in each experiment are determined based on performance in the first phase of the experiments</w:t>
+        <w:t xml:space="preserve">The optimal </w:t>
+      </w:r>
+      <w:r>
+        <w:rPr>
+          <w:color w:val="000000" w:themeColor="text1"/>
+          <w:sz w:val="20"/>
+          <w:szCs w:val="20"/>
+        </w:rPr>
+        <w:lastRenderedPageBreak/>
+        <w:t>choices for each participant in each experiment are determined based on performance in the first phase of the experiments</w:t>
       </w:r>
       <w:r>
         <w:rPr>
@@ -23252,16 +23358,7 @@
           <w:sz w:val="20"/>
           <w:szCs w:val="20"/>
         </w:rPr>
-        <w:t xml:space="preserve">Similarly, for the detection experiment, the participant should choose to look at the center box when the separation between boxes is small enough that expected accuracy from the center is &gt;75%. For expected accuracy from the center of less than 75%, participants should instead choose the left or right box, because if the target appears here they will be 100% correct and if it appears in the other box they will be </w:t>
-      </w:r>
-      <w:r>
-        <w:rPr>
-          <w:color w:val="000000" w:themeColor="text1"/>
-          <w:sz w:val="20"/>
-          <w:szCs w:val="20"/>
-        </w:rPr>
-        <w:lastRenderedPageBreak/>
-        <w:t xml:space="preserve">50% correct, giving an expected overall accuracy of 75%. This is shown as the blue line in Figure </w:t>
+        <w:t xml:space="preserve">Similarly, for the detection experiment, the participant should choose to look at the center box when the separation between boxes is small enough that expected accuracy from the center is &gt;75%. For expected accuracy from the center of less than 75%, participants should instead choose the left or right box, because if the target appears here they will be 100% correct and if it appears in the other box they will be 50% correct, giving an expected overall accuracy of 75%. This is shown as the blue line in Figure </w:t>
       </w:r>
       <w:r>
         <w:rPr>
@@ -23463,7 +23560,19 @@
           <w:sz w:val="20"/>
           <w:szCs w:val="20"/>
         </w:rPr>
-        <w:t>) on the top row. Each dot is light grey and represents standing position on a single trial; the darker dots represent up to 15 overlaid trials. The dark blue line shows the optimal standing position for each participant. The standing position has been normalized to the distance from the center to the hoop. The second row shows the results for each expert participant in the detection experiment (</w:t>
+        <w:t xml:space="preserve">) on the top row. Each dot is light grey and represents standing position on a single trial; the darker dots represent up to 15 overlaid trials. The dark blue line shows the optimal standing position for each participant. The standing position </w:t>
+      </w:r>
+      <w:r>
+        <w:rPr>
+          <w:rFonts w:ascii="Nunito" w:eastAsia="Nunito" w:hAnsi="Nunito" w:cs="Nunito"/>
+          <w:i/>
+          <w:iCs/>
+          <w:color w:val="000000" w:themeColor="text1"/>
+          <w:sz w:val="20"/>
+          <w:szCs w:val="20"/>
+        </w:rPr>
+        <w:lastRenderedPageBreak/>
+        <w:t>has been normalized to the distance from the center to the hoop. The second row shows the results for each expert participant in the detection experiment (</w:t>
       </w:r>
       <w:r>
         <w:rPr>
@@ -23614,7 +23723,6 @@
           <w:sz w:val="20"/>
           <w:szCs w:val="20"/>
         </w:rPr>
-        <w:lastRenderedPageBreak/>
         <w:drawing>
           <wp:inline distT="114300" distB="114300" distL="114300" distR="114300" wp14:anchorId="3C214521" wp14:editId="3C21A533">
             <wp:extent cx="3003550" cy="2252663"/>
@@ -23890,6 +23998,7 @@
           <w:sz w:val="24"/>
           <w:szCs w:val="24"/>
         </w:rPr>
+        <w:lastRenderedPageBreak/>
         <w:t>General Discussion</w:t>
       </w:r>
     </w:p>
@@ -24051,7 +24160,6 @@
           <w:sz w:val="20"/>
           <w:szCs w:val="20"/>
         </w:rPr>
-        <w:lastRenderedPageBreak/>
         <w:t>The experiments were designed to reveal how readily participants recognize and adopt rational decision rules</w:t>
       </w:r>
       <w:r>
@@ -24526,7 +24634,16 @@
           <w:sz w:val="20"/>
           <w:szCs w:val="20"/>
         </w:rPr>
-        <w:t xml:space="preserve">, which is the term Gick and Holyoak (1983) coined to describe the idea that participants might be able to extract a general schema for solving problems from a specific concrete instance of that problem, and then use that schema to solve future instances of that problem. </w:t>
+        <w:t xml:space="preserve">, which is the term Gick and Holyoak (1983) coined to describe the idea that participants might be able to extract a general schema for solving problems from a specific concrete instance of that problem, and then use that schema to solve future </w:t>
+      </w:r>
+      <w:r>
+        <w:rPr>
+          <w:color w:val="000000" w:themeColor="text1"/>
+          <w:sz w:val="20"/>
+          <w:szCs w:val="20"/>
+        </w:rPr>
+        <w:lastRenderedPageBreak/>
+        <w:t xml:space="preserve">instances of that problem. </w:t>
       </w:r>
       <w:r>
         <w:rPr>
@@ -24771,7 +24888,6 @@
           <w:sz w:val="20"/>
           <w:szCs w:val="20"/>
         </w:rPr>
-        <w:lastRenderedPageBreak/>
         <w:t xml:space="preserve">As noted in the introduction, contemporary research on problem-solving has tended to focus on relatively complex, abstract problems with a single correct solution that is easily recognized when achieved. These kinds of problems usually require reason to be solved; trial-and-error learning of the solution is generally not an efficient approach. Our results do not contradict the notion that action can guide people towards solving these more complex and abstract kinds of problems, because the problem we have presented in these experiments, like most of the problems we encounter in our daily lives, does not lead to an impasse if it is not “solved”, but instead leads to less efficient </w:t>
       </w:r>
       <w:proofErr w:type="spellStart"/>
@@ -24923,7 +25039,15 @@
           <w:sz w:val="20"/>
           <w:szCs w:val="20"/>
         </w:rPr>
-        <w:t xml:space="preserve"> in a way that flexibly adapts to dynamic and unpredictable environments. If applying reason comes at a cost to potential learning, a conservative use of reason might be warranted, especially in solving the simple, repeated problems of daily life. We are using Maier’s (1940) definitions of both variability and learning in this context, where variability is an approach to solving a problem (such as a rat choosing a direction in a maze) that allows the animal to define and refine the array of choice options and their consequences, and learning is the tendency to repeat choices that lead to positive outcomes. In our experiments, the variable but sub-optimal choices of our participants over the series of trials is consistent with a trial-and-error approach, and the failure to spontaneously transfer or maintain an optimal strategy suggests this trial-and-error approach is </w:t>
+        <w:t xml:space="preserve"> in a way that flexibly adapts to dynamic and unpredictable environments. If applying reason comes at a cost to potential learning, a conservative use of reason might be warranted, especially in solving the simple, repeated problems of daily life. We </w:t>
+      </w:r>
+      <w:r>
+        <w:rPr>
+          <w:sz w:val="20"/>
+          <w:szCs w:val="20"/>
+        </w:rPr>
+        <w:lastRenderedPageBreak/>
+        <w:t xml:space="preserve">are using Maier’s (1940) definitions of both variability and learning in this context, where variability is an approach to solving a problem (such as a rat choosing a direction in a maze) that allows the animal to define and refine the array of choice options and their consequences, and learning is the tendency to repeat choices that lead to positive outcomes. In our experiments, the variable but sub-optimal choices of our participants over the series of trials is consistent with a trial-and-error approach, and the failure to spontaneously transfer or maintain an optimal strategy suggests this trial-and-error approach is </w:t>
       </w:r>
       <w:r>
         <w:rPr>
@@ -24981,23 +25105,7 @@
           <w:szCs w:val="20"/>
           <w:highlight w:val="yellow"/>
         </w:rPr>
-        <w:t xml:space="preserve"> and Schooler</w:t>
-      </w:r>
-      <w:r>
-        <w:rPr>
-          <w:sz w:val="20"/>
-          <w:szCs w:val="20"/>
-          <w:highlight w:val="yellow"/>
-        </w:rPr>
-        <w:t>,</w:t>
-      </w:r>
-      <w:r>
-        <w:rPr>
-          <w:sz w:val="20"/>
-          <w:szCs w:val="20"/>
-          <w:highlight w:val="yellow"/>
-        </w:rPr>
-        <w:t xml:space="preserve"> 2008)</w:t>
+        <w:t xml:space="preserve"> and Schooler, 2008)</w:t>
       </w:r>
       <w:r>
         <w:rPr>
@@ -25061,16 +25169,7 @@
           <w:szCs w:val="20"/>
           <w:highlight w:val="yellow"/>
         </w:rPr>
-        <w:t xml:space="preserve">, so for example if the probability of event A is .8 and the probability of event B is .2, they will guess event A on </w:t>
-      </w:r>
-      <w:r>
-        <w:rPr>
-          <w:sz w:val="20"/>
-          <w:szCs w:val="20"/>
-          <w:highlight w:val="yellow"/>
-        </w:rPr>
-        <w:lastRenderedPageBreak/>
-        <w:t>about 80% of trials</w:t>
+        <w:t>, so for example if the probability of event A is .8 and the probability of event B is .2, they will guess event A on about 80% of trials</w:t>
       </w:r>
       <w:r>
         <w:rPr>
@@ -25416,7 +25515,15 @@
           <w:sz w:val="20"/>
           <w:szCs w:val="20"/>
         </w:rPr>
-        <w:t>Similarly, opting for larger reward later over a smaller one now is only optimal if the environment is stable. However, environments are rarely stable</w:t>
+        <w:t xml:space="preserve">Similarly, opting for larger reward later over a smaller one now is only optimal if the environment is stable. However, environments </w:t>
+      </w:r>
+      <w:r>
+        <w:rPr>
+          <w:sz w:val="20"/>
+          <w:szCs w:val="20"/>
+        </w:rPr>
+        <w:lastRenderedPageBreak/>
+        <w:t>are rarely stable</w:t>
       </w:r>
       <w:r>
         <w:rPr>
@@ -25598,16 +25705,7 @@
           <w:sz w:val="20"/>
           <w:szCs w:val="20"/>
         </w:rPr>
-        <w:t xml:space="preserve"> daily life are </w:t>
-      </w:r>
-      <w:r>
-        <w:rPr>
-          <w:color w:val="000000" w:themeColor="text1"/>
-          <w:sz w:val="20"/>
-          <w:szCs w:val="20"/>
-        </w:rPr>
-        <w:lastRenderedPageBreak/>
-        <w:t xml:space="preserve">rarely matched in their difficulty or other features, and the </w:t>
+        <w:t xml:space="preserve"> daily life are rarely matched in their difficulty or other features, and the </w:t>
       </w:r>
       <w:r>
         <w:rPr>
@@ -26008,6 +26106,7 @@
         <w:rPr>
           <w:lang w:val="de-DE"/>
         </w:rPr>
+        <w:lastRenderedPageBreak/>
         <w:t>References</w:t>
       </w:r>
     </w:p>
@@ -26215,7 +26314,6 @@
           <w:sz w:val="20"/>
           <w:szCs w:val="20"/>
         </w:rPr>
-        <w:lastRenderedPageBreak/>
         <w:t xml:space="preserve">Clarke, A.D.F., Greene, P., Chantler, M.J. &amp; Hunt, A.R. (2016). Human search for a target on a textured background is consistent with a stochastic model. </w:t>
       </w:r>
       <w:r>
@@ -26871,6 +26969,7 @@
           <w:szCs w:val="20"/>
           <w:lang w:val="en-GB"/>
         </w:rPr>
+        <w:lastRenderedPageBreak/>
         <w:t xml:space="preserve">Hesse, C., Kangur, K. &amp; </w:t>
       </w:r>
       <w:r>
@@ -27146,7 +27245,6 @@
           <w:szCs w:val="20"/>
           <w:lang w:val="en-GB"/>
         </w:rPr>
-        <w:lastRenderedPageBreak/>
         <w:t xml:space="preserve">James, W.R.G., Reuther, J., Angus, E., Clarke, A.D.F. &amp; Hunt, A.R. (2019). Inefficient eye movements: Gamification improves task execution, but not fixation strategy. </w:t>
       </w:r>
       <w:r>
@@ -27754,6 +27852,7 @@
           <w:shd w:val="clear" w:color="auto" w:fill="FFFFFF"/>
           <w:lang w:val="en-GB"/>
         </w:rPr>
+        <w:lastRenderedPageBreak/>
         <w:t xml:space="preserve">Stanovich, K. E., &amp; West, R. F. (2000). </w:t>
       </w:r>
       <w:r>
@@ -27964,7 +28063,6 @@
           <w:sz w:val="20"/>
           <w:szCs w:val="20"/>
         </w:rPr>
-        <w:lastRenderedPageBreak/>
         <w:t xml:space="preserve">Watanabe, T., &amp; Sasaki, Y. (2015). Perceptual learning: toward a comprehensive theory. </w:t>
       </w:r>
       <w:r>
@@ -28531,7 +28629,15 @@
           <w:sz w:val="20"/>
           <w:szCs w:val="20"/>
         </w:rPr>
-        <w:t>n the interest of transparency and completeness we report the pre-registered version of the analysis here. We specified that we would</w:t>
+        <w:t xml:space="preserve">n the interest </w:t>
+      </w:r>
+      <w:r>
+        <w:rPr>
+          <w:sz w:val="20"/>
+          <w:szCs w:val="20"/>
+        </w:rPr>
+        <w:lastRenderedPageBreak/>
+        <w:t>of transparency and completeness we report the pre-registered version of the analysis here. We specified that we would</w:t>
       </w:r>
       <w:r>
         <w:rPr>
@@ -28629,7 +28735,6 @@
           <w:sz w:val="20"/>
           <w:szCs w:val="20"/>
         </w:rPr>
-        <w:lastRenderedPageBreak/>
         <w:drawing>
           <wp:inline distT="114300" distB="114300" distL="114300" distR="114300" wp14:anchorId="0E552D72" wp14:editId="74BD1EF7">
             <wp:extent cx="4367213" cy="2183606"/>

--- a/revisions/Transferring optimal decision - final.docx
+++ b/revisions/Transferring optimal decision - final.docx
@@ -2822,13 +2822,69 @@
           <w:sz w:val="20"/>
           <w:szCs w:val="20"/>
         </w:rPr>
-        <w:t xml:space="preserve"> (Morvan and Maloney, 2012; Hesse et al., 2020; James et al., 2017; 2019</w:t>
-      </w:r>
-      <w:r>
-        <w:rPr>
-          <w:color w:val="000000" w:themeColor="text1"/>
-          <w:sz w:val="20"/>
-          <w:szCs w:val="20"/>
+        <w:t xml:space="preserve"> (</w:t>
+      </w:r>
+      <w:proofErr w:type="spellStart"/>
+      <w:r>
+        <w:rPr>
+          <w:sz w:val="20"/>
+          <w:szCs w:val="20"/>
+        </w:rPr>
+        <w:t>Morvan</w:t>
+      </w:r>
+      <w:proofErr w:type="spellEnd"/>
+      <w:r>
+        <w:rPr>
+          <w:sz w:val="20"/>
+          <w:szCs w:val="20"/>
+        </w:rPr>
+        <w:t xml:space="preserve"> and Maloney, 2012; Hesse et al., 2020; James et al., 2017</w:t>
+      </w:r>
+      <w:r>
+        <w:rPr>
+          <w:sz w:val="20"/>
+          <w:szCs w:val="20"/>
+        </w:rPr>
+        <w:t xml:space="preserve">) </w:t>
+      </w:r>
+      <w:r>
+        <w:rPr>
+          <w:sz w:val="20"/>
+          <w:szCs w:val="20"/>
+          <w:highlight w:val="yellow"/>
+        </w:rPr>
+        <w:t xml:space="preserve">and several </w:t>
+      </w:r>
+      <w:r>
+        <w:rPr>
+          <w:sz w:val="20"/>
+          <w:szCs w:val="20"/>
+          <w:highlight w:val="yellow"/>
+        </w:rPr>
+        <w:t>of the more obvious possible explanations have been ruled out (James et a</w:t>
+      </w:r>
+      <w:r>
+        <w:rPr>
+          <w:sz w:val="20"/>
+          <w:szCs w:val="20"/>
+          <w:highlight w:val="yellow"/>
+        </w:rPr>
+        <w:t>l.</w:t>
+      </w:r>
+      <w:r>
+        <w:rPr>
+          <w:sz w:val="20"/>
+          <w:szCs w:val="20"/>
+          <w:highlight w:val="yellow"/>
+        </w:rPr>
+        <w:t xml:space="preserve"> 2019</w:t>
+      </w:r>
+      <w:r>
+        <w:rPr>
+          <w:color w:val="000000" w:themeColor="text1"/>
+          <w:sz w:val="20"/>
+          <w:szCs w:val="20"/>
+          <w:highlight w:val="yellow"/>
         </w:rPr>
         <w:t xml:space="preserve">; </w:t>
       </w:r>
@@ -2837,6 +2893,7 @@
           <w:color w:val="000000" w:themeColor="text1"/>
           <w:sz w:val="20"/>
           <w:szCs w:val="20"/>
+          <w:highlight w:val="yellow"/>
         </w:rPr>
         <w:t>2023</w:t>
       </w:r>
@@ -2844,8 +2901,16 @@
         <w:rPr>
           <w:sz w:val="20"/>
           <w:szCs w:val="20"/>
-        </w:rPr>
-        <w:t xml:space="preserve">). The tentative explanation advanced by Clarke and Hunt (2016) is that in daily life, prioritization problems are usually difficult to solve because they involve </w:t>
+          <w:highlight w:val="yellow"/>
+        </w:rPr>
+        <w:t>).</w:t>
+      </w:r>
+      <w:r>
+        <w:rPr>
+          <w:sz w:val="20"/>
+          <w:szCs w:val="20"/>
+        </w:rPr>
+        <w:t xml:space="preserve"> The tentative explanation advanced by Clarke and Hunt (2016) is that in daily life, prioritization problems are usually difficult to solve because they involve </w:t>
       </w:r>
       <w:r>
         <w:rPr>
@@ -4253,7 +4318,51 @@
           <w:sz w:val="20"/>
           <w:szCs w:val="20"/>
         </w:rPr>
-        <w:t>experience in solving complex problems is usually context-specific and resistant to transfer (e.g. Gick &amp; Holyoak, 1983; Markovits &amp; Savary, 1992).</w:t>
+        <w:t xml:space="preserve">experience in solving complex problems is usually context-specific and resistant to transfer (e.g. Gick &amp; Holyoak, 1983; </w:t>
+      </w:r>
+      <w:proofErr w:type="spellStart"/>
+      <w:r>
+        <w:rPr>
+          <w:color w:val="000000" w:themeColor="text1"/>
+          <w:sz w:val="20"/>
+          <w:szCs w:val="20"/>
+        </w:rPr>
+        <w:t>Markovits</w:t>
+      </w:r>
+      <w:proofErr w:type="spellEnd"/>
+      <w:r>
+        <w:rPr>
+          <w:color w:val="000000" w:themeColor="text1"/>
+          <w:sz w:val="20"/>
+          <w:szCs w:val="20"/>
+        </w:rPr>
+        <w:t xml:space="preserve"> &amp; </w:t>
+      </w:r>
+      <w:proofErr w:type="spellStart"/>
+      <w:r>
+        <w:rPr>
+          <w:color w:val="000000" w:themeColor="text1"/>
+          <w:sz w:val="20"/>
+          <w:szCs w:val="20"/>
+        </w:rPr>
+        <w:t>Savary</w:t>
+      </w:r>
+      <w:proofErr w:type="spellEnd"/>
+      <w:r>
+        <w:rPr>
+          <w:color w:val="000000" w:themeColor="text1"/>
+          <w:sz w:val="20"/>
+          <w:szCs w:val="20"/>
+        </w:rPr>
+        <w:t>, 1992).</w:t>
+      </w:r>
+      <w:r>
+        <w:rPr>
+          <w:color w:val="000000" w:themeColor="text1"/>
+          <w:sz w:val="20"/>
+          <w:szCs w:val="20"/>
+        </w:rPr>
+        <w:t xml:space="preserve"> </w:t>
       </w:r>
     </w:p>
     <w:p>
@@ -4374,6 +4483,22 @@
           <w:szCs w:val="20"/>
           <w:highlight w:val="yellow"/>
         </w:rPr>
+        <w:t>The experiments shed light on how readily participants abandon their trial-and-error strategy and embrace a consistent, rational rule.</w:t>
+      </w:r>
+      <w:r>
+        <w:rPr>
+          <w:sz w:val="20"/>
+          <w:szCs w:val="20"/>
+          <w:highlight w:val="yellow"/>
+        </w:rPr>
+        <w:t xml:space="preserve"> </w:t>
+      </w:r>
+      <w:r>
+        <w:rPr>
+          <w:sz w:val="20"/>
+          <w:szCs w:val="20"/>
+          <w:highlight w:val="yellow"/>
+        </w:rPr>
         <w:t>T</w:t>
       </w:r>
       <w:r>
@@ -4382,7 +4507,15 @@
           <w:szCs w:val="20"/>
           <w:highlight w:val="yellow"/>
         </w:rPr>
-        <w:t xml:space="preserve">hese experiments </w:t>
+        <w:t>he</w:t>
+      </w:r>
+      <w:r>
+        <w:rPr>
+          <w:sz w:val="20"/>
+          <w:szCs w:val="20"/>
+          <w:highlight w:val="yellow"/>
+        </w:rPr>
+        <w:t xml:space="preserve">se experiments </w:t>
       </w:r>
       <w:r>
         <w:rPr>
@@ -4422,6 +4555,7 @@
           <w:szCs w:val="20"/>
           <w:highlight w:val="yellow"/>
         </w:rPr>
+        <w:lastRenderedPageBreak/>
         <w:t>fail</w:t>
       </w:r>
       <w:r>
@@ -4462,16 +4596,7 @@
           <w:szCs w:val="20"/>
           <w:highlight w:val="yellow"/>
         </w:rPr>
-        <w:t xml:space="preserve">, that is, how easily it could be overcome with some guidance or reflection, and thereby how </w:t>
-      </w:r>
-      <w:r>
-        <w:rPr>
-          <w:sz w:val="20"/>
-          <w:szCs w:val="20"/>
-          <w:highlight w:val="yellow"/>
-        </w:rPr>
-        <w:lastRenderedPageBreak/>
-        <w:t>likely or unlikely it is to permeate decisions in everyday life</w:t>
+        <w:t>, that is, how easily it could be overcome with some guidance or reflection, and thereby how likely or unlikely it is to permeate decisions in everyday life</w:t>
       </w:r>
       <w:r>
         <w:rPr>
@@ -5516,7 +5641,16 @@
           <w:sz w:val="20"/>
           <w:szCs w:val="20"/>
         </w:rPr>
-        <w:t>Our approach here is to run the table/reaching version of the dilemma, immediately followed by the throwing version, to see if applying the correct solution to the table task would facilitate better decisions in the throwing version.</w:t>
+        <w:t xml:space="preserve">Our approach here is to run the table/reaching </w:t>
+      </w:r>
+      <w:r>
+        <w:rPr>
+          <w:color w:val="000000" w:themeColor="text1"/>
+          <w:sz w:val="20"/>
+          <w:szCs w:val="20"/>
+        </w:rPr>
+        <w:lastRenderedPageBreak/>
+        <w:t>version of the dilemma, immediately followed by the throwing version, to see if applying the correct solution to the table task would facilitate better decisions in the throwing version.</w:t>
       </w:r>
     </w:p>
     <w:p>
@@ -6777,6 +6911,7 @@
           <w:szCs w:val="20"/>
           <w:highlight w:val="yellow"/>
         </w:rPr>
+        <w:lastRenderedPageBreak/>
         <w:t>12</w:t>
       </w:r>
       <w:r>
@@ -6839,7 +6974,6 @@
           <w:szCs w:val="20"/>
           <w:highlight w:val="yellow"/>
         </w:rPr>
-        <w:lastRenderedPageBreak/>
         <w:t>an</w:t>
       </w:r>
       <w:r>
@@ -14180,70 +14314,43 @@
           <w:szCs w:val="20"/>
           <w:highlight w:val="yellow"/>
         </w:rPr>
-        <w:t xml:space="preserve">articipants did not consistently solve the logic puzzles correctly, but </w:t>
-      </w:r>
-      <w:r>
-        <w:rPr>
-          <w:color w:val="000000" w:themeColor="text1"/>
-          <w:sz w:val="20"/>
-          <w:szCs w:val="20"/>
-          <w:highlight w:val="yellow"/>
-        </w:rPr>
-        <w:t>they did consistently solve the reaching task correctly. G</w:t>
-      </w:r>
-      <w:r>
-        <w:rPr>
-          <w:color w:val="000000" w:themeColor="text1"/>
-          <w:sz w:val="20"/>
-          <w:szCs w:val="20"/>
-          <w:highlight w:val="yellow"/>
-        </w:rPr>
-        <w:t xml:space="preserve">iven the similarity across all three groups in the throwing task, </w:t>
-      </w:r>
-      <w:r>
-        <w:rPr>
-          <w:color w:val="000000" w:themeColor="text1"/>
-          <w:sz w:val="20"/>
-          <w:szCs w:val="20"/>
-          <w:highlight w:val="yellow"/>
-        </w:rPr>
-        <w:t>performance in the logic condition does not</w:t>
-      </w:r>
-      <w:r>
-        <w:rPr>
-          <w:color w:val="000000" w:themeColor="text1"/>
-          <w:sz w:val="20"/>
-          <w:szCs w:val="20"/>
-          <w:highlight w:val="yellow"/>
-        </w:rPr>
-        <w:t xml:space="preserve"> </w:t>
-      </w:r>
-      <w:r>
-        <w:rPr>
-          <w:color w:val="000000" w:themeColor="text1"/>
-          <w:sz w:val="20"/>
-          <w:szCs w:val="20"/>
-          <w:highlight w:val="yellow"/>
-        </w:rPr>
-        <w:t>bear on</w:t>
-      </w:r>
-      <w:r>
-        <w:rPr>
-          <w:color w:val="000000" w:themeColor="text1"/>
-          <w:sz w:val="20"/>
-          <w:szCs w:val="20"/>
-          <w:highlight w:val="yellow"/>
-        </w:rPr>
-        <w:t xml:space="preserve"> the broader conclusion</w:t>
-      </w:r>
-      <w:r>
-        <w:rPr>
-          <w:color w:val="000000" w:themeColor="text1"/>
-          <w:sz w:val="20"/>
-          <w:szCs w:val="20"/>
-          <w:highlight w:val="yellow"/>
-        </w:rPr>
-        <w:t xml:space="preserve"> that the throwing task choices are resistant to improvement from experience with solving the focus-divide dilemma in another context</w:t>
+        <w:t xml:space="preserve">articipants </w:t>
+      </w:r>
+      <w:r>
+        <w:rPr>
+          <w:color w:val="000000" w:themeColor="text1"/>
+          <w:sz w:val="20"/>
+          <w:szCs w:val="20"/>
+          <w:highlight w:val="yellow"/>
+        </w:rPr>
+        <w:t>consistently solve</w:t>
+      </w:r>
+      <w:r>
+        <w:rPr>
+          <w:color w:val="000000" w:themeColor="text1"/>
+          <w:sz w:val="20"/>
+          <w:szCs w:val="20"/>
+          <w:highlight w:val="yellow"/>
+        </w:rPr>
+        <w:t>d</w:t>
+      </w:r>
+      <w:r>
+        <w:rPr>
+          <w:color w:val="000000" w:themeColor="text1"/>
+          <w:sz w:val="20"/>
+          <w:szCs w:val="20"/>
+          <w:highlight w:val="yellow"/>
+        </w:rPr>
+        <w:t xml:space="preserve"> the reaching task</w:t>
+      </w:r>
+      <w:r>
+        <w:rPr>
+          <w:color w:val="000000" w:themeColor="text1"/>
+          <w:sz w:val="20"/>
+          <w:szCs w:val="20"/>
+          <w:highlight w:val="yellow"/>
+        </w:rPr>
+        <w:t xml:space="preserve"> correctly, but not the logic task, so this group can be considered an additional control group in the analysis</w:t>
       </w:r>
       <w:r>
         <w:rPr>
@@ -14605,135 +14712,135 @@
           <w:sz w:val="20"/>
           <w:szCs w:val="20"/>
         </w:rPr>
+        <w:t xml:space="preserve">These experiments were analyzed using the same Bayesian hurdle-lognormal model as </w:t>
+      </w:r>
+      <w:r>
+        <w:rPr>
+          <w:color w:val="000000" w:themeColor="text1"/>
+          <w:sz w:val="20"/>
+          <w:szCs w:val="20"/>
+        </w:rPr>
+        <w:t>E</w:t>
+      </w:r>
+      <w:r>
+        <w:rPr>
+          <w:color w:val="000000" w:themeColor="text1"/>
+          <w:sz w:val="20"/>
+          <w:szCs w:val="20"/>
+        </w:rPr>
+        <w:t xml:space="preserve">xperiment </w:t>
+      </w:r>
+      <w:r>
+        <w:rPr>
+          <w:color w:val="000000" w:themeColor="text1"/>
+          <w:sz w:val="20"/>
+          <w:szCs w:val="20"/>
+        </w:rPr>
+        <w:t>1A</w:t>
+      </w:r>
+      <w:r>
+        <w:rPr>
+          <w:color w:val="000000" w:themeColor="text1"/>
+          <w:sz w:val="20"/>
+          <w:szCs w:val="20"/>
+        </w:rPr>
+        <w:t>.</w:t>
+      </w:r>
+      <w:r>
+        <w:rPr>
+          <w:color w:val="000000" w:themeColor="text1"/>
+          <w:sz w:val="20"/>
+          <w:szCs w:val="20"/>
+        </w:rPr>
+        <w:t xml:space="preserve"> The model fit</w:t>
+      </w:r>
+      <w:r>
+        <w:rPr>
+          <w:color w:val="000000" w:themeColor="text1"/>
+          <w:sz w:val="20"/>
+          <w:szCs w:val="20"/>
+        </w:rPr>
+        <w:t>s</w:t>
+      </w:r>
+      <w:r>
+        <w:rPr>
+          <w:color w:val="000000" w:themeColor="text1"/>
+          <w:sz w:val="20"/>
+          <w:szCs w:val="20"/>
+        </w:rPr>
+        <w:t xml:space="preserve"> </w:t>
+      </w:r>
+      <w:r>
+        <w:rPr>
+          <w:color w:val="000000" w:themeColor="text1"/>
+          <w:sz w:val="20"/>
+          <w:szCs w:val="20"/>
+        </w:rPr>
+        <w:t>are</w:t>
+      </w:r>
+      <w:r>
+        <w:rPr>
+          <w:color w:val="000000" w:themeColor="text1"/>
+          <w:sz w:val="20"/>
+          <w:szCs w:val="20"/>
+        </w:rPr>
+        <w:t xml:space="preserve"> summarized in Figure </w:t>
+      </w:r>
+      <w:r>
+        <w:rPr>
+          <w:color w:val="000000" w:themeColor="text1"/>
+          <w:sz w:val="20"/>
+          <w:szCs w:val="20"/>
+        </w:rPr>
+        <w:t>5</w:t>
+      </w:r>
+      <w:r>
+        <w:rPr>
+          <w:color w:val="000000" w:themeColor="text1"/>
+          <w:sz w:val="20"/>
+          <w:szCs w:val="20"/>
+        </w:rPr>
+        <w:t xml:space="preserve">. We can see that there is a </w:t>
+      </w:r>
+      <w:r>
+        <w:rPr>
+          <w:color w:val="000000" w:themeColor="text1"/>
+          <w:sz w:val="20"/>
+          <w:szCs w:val="20"/>
+        </w:rPr>
+        <w:t>more</w:t>
+      </w:r>
+      <w:r>
+        <w:rPr>
+          <w:color w:val="000000" w:themeColor="text1"/>
+          <w:sz w:val="20"/>
+          <w:szCs w:val="20"/>
+        </w:rPr>
+        <w:t xml:space="preserve"> consistent tendency to stand at the central position when the hoops are close to one another</w:t>
+      </w:r>
+      <w:r>
+        <w:rPr>
+          <w:color w:val="000000" w:themeColor="text1"/>
+          <w:sz w:val="20"/>
+          <w:szCs w:val="20"/>
+        </w:rPr>
+        <w:t xml:space="preserve"> across all conditions in these samples</w:t>
+      </w:r>
+      <w:r>
+        <w:rPr>
+          <w:color w:val="000000" w:themeColor="text1"/>
+          <w:sz w:val="20"/>
+          <w:szCs w:val="20"/>
+        </w:rPr>
+        <w:t xml:space="preserve">. </w:t>
+      </w:r>
+      <w:r>
+        <w:rPr>
+          <w:color w:val="000000" w:themeColor="text1"/>
+          <w:sz w:val="20"/>
+          <w:szCs w:val="20"/>
+        </w:rPr>
         <w:lastRenderedPageBreak/>
-        <w:t xml:space="preserve">These experiments were analyzed using the same Bayesian hurdle-lognormal model as </w:t>
-      </w:r>
-      <w:r>
-        <w:rPr>
-          <w:color w:val="000000" w:themeColor="text1"/>
-          <w:sz w:val="20"/>
-          <w:szCs w:val="20"/>
-        </w:rPr>
-        <w:t>E</w:t>
-      </w:r>
-      <w:r>
-        <w:rPr>
-          <w:color w:val="000000" w:themeColor="text1"/>
-          <w:sz w:val="20"/>
-          <w:szCs w:val="20"/>
-        </w:rPr>
-        <w:t xml:space="preserve">xperiment </w:t>
-      </w:r>
-      <w:r>
-        <w:rPr>
-          <w:color w:val="000000" w:themeColor="text1"/>
-          <w:sz w:val="20"/>
-          <w:szCs w:val="20"/>
-        </w:rPr>
-        <w:t>1A</w:t>
-      </w:r>
-      <w:r>
-        <w:rPr>
-          <w:color w:val="000000" w:themeColor="text1"/>
-          <w:sz w:val="20"/>
-          <w:szCs w:val="20"/>
-        </w:rPr>
-        <w:t>.</w:t>
-      </w:r>
-      <w:r>
-        <w:rPr>
-          <w:color w:val="000000" w:themeColor="text1"/>
-          <w:sz w:val="20"/>
-          <w:szCs w:val="20"/>
-        </w:rPr>
-        <w:t xml:space="preserve"> The model fit</w:t>
-      </w:r>
-      <w:r>
-        <w:rPr>
-          <w:color w:val="000000" w:themeColor="text1"/>
-          <w:sz w:val="20"/>
-          <w:szCs w:val="20"/>
-        </w:rPr>
-        <w:t>s</w:t>
-      </w:r>
-      <w:r>
-        <w:rPr>
-          <w:color w:val="000000" w:themeColor="text1"/>
-          <w:sz w:val="20"/>
-          <w:szCs w:val="20"/>
-        </w:rPr>
-        <w:t xml:space="preserve"> </w:t>
-      </w:r>
-      <w:r>
-        <w:rPr>
-          <w:color w:val="000000" w:themeColor="text1"/>
-          <w:sz w:val="20"/>
-          <w:szCs w:val="20"/>
-        </w:rPr>
-        <w:t>are</w:t>
-      </w:r>
-      <w:r>
-        <w:rPr>
-          <w:color w:val="000000" w:themeColor="text1"/>
-          <w:sz w:val="20"/>
-          <w:szCs w:val="20"/>
-        </w:rPr>
-        <w:t xml:space="preserve"> summarized in Figure </w:t>
-      </w:r>
-      <w:r>
-        <w:rPr>
-          <w:color w:val="000000" w:themeColor="text1"/>
-          <w:sz w:val="20"/>
-          <w:szCs w:val="20"/>
-        </w:rPr>
-        <w:t>5</w:t>
-      </w:r>
-      <w:r>
-        <w:rPr>
-          <w:color w:val="000000" w:themeColor="text1"/>
-          <w:sz w:val="20"/>
-          <w:szCs w:val="20"/>
-        </w:rPr>
-        <w:t xml:space="preserve">. We can see that there is a </w:t>
-      </w:r>
-      <w:r>
-        <w:rPr>
-          <w:color w:val="000000" w:themeColor="text1"/>
-          <w:sz w:val="20"/>
-          <w:szCs w:val="20"/>
-        </w:rPr>
-        <w:t>more</w:t>
-      </w:r>
-      <w:r>
-        <w:rPr>
-          <w:color w:val="000000" w:themeColor="text1"/>
-          <w:sz w:val="20"/>
-          <w:szCs w:val="20"/>
-        </w:rPr>
-        <w:t xml:space="preserve"> consistent tendency to stand at the central position when the hoops are close to one another</w:t>
-      </w:r>
-      <w:r>
-        <w:rPr>
-          <w:color w:val="000000" w:themeColor="text1"/>
-          <w:sz w:val="20"/>
-          <w:szCs w:val="20"/>
-        </w:rPr>
-        <w:t xml:space="preserve"> across all conditions in these samples</w:t>
-      </w:r>
-      <w:r>
-        <w:rPr>
-          <w:color w:val="000000" w:themeColor="text1"/>
-          <w:sz w:val="20"/>
-          <w:szCs w:val="20"/>
-        </w:rPr>
-        <w:t xml:space="preserve">. </w:t>
-      </w:r>
-      <w:r>
-        <w:rPr>
-          <w:color w:val="000000" w:themeColor="text1"/>
-          <w:sz w:val="20"/>
-          <w:szCs w:val="20"/>
-        </w:rPr>
         <w:t>Because of this</w:t>
       </w:r>
       <w:r>
@@ -15096,7 +15203,33 @@
           <w:sz w:val="20"/>
           <w:szCs w:val="20"/>
         </w:rPr>
-        <w:t xml:space="preserve">In Experiment 1C, the preference to stand in the midpoint of between the two hoops in the near condition is stronger than the preference observed in both experiment 1A and 1B, and when the hoops are far from one another, participants are less likely to stand in the </w:t>
+        <w:t xml:space="preserve">In Experiment 1C, the preference to stand </w:t>
+      </w:r>
+      <w:r>
+        <w:rPr>
+          <w:color w:val="000000" w:themeColor="text1"/>
+          <w:sz w:val="20"/>
+          <w:szCs w:val="20"/>
+          <w:highlight w:val="yellow"/>
+        </w:rPr>
+        <w:t>at</w:t>
+      </w:r>
+      <w:r>
+        <w:rPr>
+          <w:color w:val="000000" w:themeColor="text1"/>
+          <w:sz w:val="20"/>
+          <w:szCs w:val="20"/>
+          <w:highlight w:val="yellow"/>
+        </w:rPr>
+        <w:t xml:space="preserve"> the</w:t>
+      </w:r>
+      <w:r>
+        <w:rPr>
+          <w:color w:val="000000" w:themeColor="text1"/>
+          <w:sz w:val="20"/>
+          <w:szCs w:val="20"/>
+        </w:rPr>
+        <w:t xml:space="preserve"> midpoint of between the two hoops in the near condition is stronger than the preference observed in both experiment 1A and 1B, and when the hoops are far from one another, participants are less likely to stand in the </w:t>
       </w:r>
       <w:proofErr w:type="spellStart"/>
       <w:r>
@@ -15138,7 +15271,33 @@
           <w:sz w:val="20"/>
           <w:szCs w:val="20"/>
         </w:rPr>
-        <w:t xml:space="preserve"> To establish whether there are improvements in any of the groups, we distribution of </w:t>
+        <w:t xml:space="preserve"> To establish whether there are improvements in any of the groups, </w:t>
+      </w:r>
+      <w:r>
+        <w:rPr>
+          <w:color w:val="000000" w:themeColor="text1"/>
+          <w:sz w:val="20"/>
+          <w:szCs w:val="20"/>
+          <w:highlight w:val="yellow"/>
+        </w:rPr>
+        <w:t>the</w:t>
+      </w:r>
+      <w:r>
+        <w:rPr>
+          <w:color w:val="000000" w:themeColor="text1"/>
+          <w:sz w:val="20"/>
+          <w:szCs w:val="20"/>
+          <w:highlight w:val="yellow"/>
+        </w:rPr>
+        <w:t xml:space="preserve"> distribution</w:t>
+      </w:r>
+      <w:r>
+        <w:rPr>
+          <w:color w:val="000000" w:themeColor="text1"/>
+          <w:sz w:val="20"/>
+          <w:szCs w:val="20"/>
+        </w:rPr>
+        <w:t xml:space="preserve"> of </w:t>
       </w:r>
       <w:r>
         <w:rPr>
@@ -15193,8 +15352,9 @@
           <w:color w:val="000000" w:themeColor="text1"/>
           <w:sz w:val="20"/>
           <w:szCs w:val="20"/>
-        </w:rPr>
-        <w:t>are</w:t>
+          <w:highlight w:val="yellow"/>
+        </w:rPr>
+        <w:t>is</w:t>
       </w:r>
       <w:r>
         <w:rPr>
@@ -15410,7 +15570,6 @@
                 <w:sz w:val="20"/>
                 <w:szCs w:val="20"/>
               </w:rPr>
-              <w:lastRenderedPageBreak/>
               <w:t>Experiment 1B</w:t>
             </w:r>
           </w:p>
@@ -15682,6 +15841,7 @@
                 <w:sz w:val="20"/>
                 <w:szCs w:val="20"/>
               </w:rPr>
+              <w:lastRenderedPageBreak/>
               <w:t>Reaching minus Logic</w:t>
             </w:r>
           </w:p>
@@ -16780,244 +16940,244 @@
           <w:sz w:val="20"/>
           <w:szCs w:val="20"/>
         </w:rPr>
+        <w:t xml:space="preserve">The results of these </w:t>
+      </w:r>
+      <w:r>
+        <w:rPr>
+          <w:color w:val="000000" w:themeColor="text1"/>
+          <w:sz w:val="20"/>
+          <w:szCs w:val="20"/>
+        </w:rPr>
+        <w:t xml:space="preserve">three similar </w:t>
+      </w:r>
+      <w:r>
+        <w:rPr>
+          <w:color w:val="000000" w:themeColor="text1"/>
+          <w:sz w:val="20"/>
+          <w:szCs w:val="20"/>
+        </w:rPr>
+        <w:t xml:space="preserve">experiments indicate that </w:t>
+      </w:r>
+      <w:r>
+        <w:rPr>
+          <w:color w:val="000000" w:themeColor="text1"/>
+          <w:sz w:val="20"/>
+          <w:szCs w:val="20"/>
+        </w:rPr>
+        <w:t xml:space="preserve">performing the reaching task optimally is not an </w:t>
+      </w:r>
+      <w:r>
+        <w:rPr>
+          <w:color w:val="000000" w:themeColor="text1"/>
+          <w:sz w:val="20"/>
+          <w:szCs w:val="20"/>
+        </w:rPr>
+        <w:t>effective</w:t>
+      </w:r>
+      <w:r>
+        <w:rPr>
+          <w:color w:val="000000" w:themeColor="text1"/>
+          <w:sz w:val="20"/>
+          <w:szCs w:val="20"/>
+        </w:rPr>
+        <w:t xml:space="preserve"> intervention for</w:t>
+      </w:r>
+      <w:r>
+        <w:rPr>
+          <w:color w:val="000000" w:themeColor="text1"/>
+          <w:sz w:val="20"/>
+          <w:szCs w:val="20"/>
+        </w:rPr>
+        <w:t xml:space="preserve"> shifting participants towards more optimal </w:t>
+      </w:r>
+      <w:r>
+        <w:rPr>
+          <w:color w:val="000000" w:themeColor="text1"/>
+          <w:sz w:val="20"/>
+          <w:szCs w:val="20"/>
+          <w:highlight w:val="yellow"/>
+        </w:rPr>
+        <w:t xml:space="preserve">throwing </w:t>
+      </w:r>
+      <w:r>
+        <w:rPr>
+          <w:color w:val="000000" w:themeColor="text1"/>
+          <w:sz w:val="20"/>
+          <w:szCs w:val="20"/>
+          <w:highlight w:val="yellow"/>
+        </w:rPr>
+        <w:t>task choices</w:t>
+      </w:r>
+      <w:r>
+        <w:rPr>
+          <w:color w:val="000000" w:themeColor="text1"/>
+          <w:sz w:val="20"/>
+          <w:szCs w:val="20"/>
+          <w:highlight w:val="yellow"/>
+        </w:rPr>
+        <w:t>.</w:t>
+      </w:r>
+      <w:r>
+        <w:rPr>
+          <w:color w:val="000000" w:themeColor="text1"/>
+          <w:sz w:val="20"/>
+          <w:szCs w:val="20"/>
+        </w:rPr>
+        <w:t xml:space="preserve"> The conclusion we drew from Experiment 1A continued to hold true for E</w:t>
+      </w:r>
+      <w:r>
+        <w:rPr>
+          <w:color w:val="000000" w:themeColor="text1"/>
+          <w:sz w:val="20"/>
+          <w:szCs w:val="20"/>
+        </w:rPr>
+        <w:t xml:space="preserve">xperiments </w:t>
+      </w:r>
+      <w:r>
+        <w:rPr>
+          <w:color w:val="000000" w:themeColor="text1"/>
+          <w:sz w:val="20"/>
+          <w:szCs w:val="20"/>
+        </w:rPr>
+        <w:t>1B and 1C</w:t>
+      </w:r>
+      <w:r>
+        <w:rPr>
+          <w:color w:val="000000" w:themeColor="text1"/>
+          <w:sz w:val="20"/>
+          <w:szCs w:val="20"/>
+        </w:rPr>
+        <w:t>:</w:t>
+      </w:r>
+      <w:r>
+        <w:rPr>
+          <w:color w:val="000000" w:themeColor="text1"/>
+          <w:sz w:val="20"/>
+          <w:szCs w:val="20"/>
+        </w:rPr>
+        <w:t xml:space="preserve"> </w:t>
+      </w:r>
+      <w:r>
+        <w:rPr>
+          <w:color w:val="000000" w:themeColor="text1"/>
+          <w:sz w:val="20"/>
+          <w:szCs w:val="20"/>
+        </w:rPr>
+        <w:t>M</w:t>
+      </w:r>
+      <w:r>
+        <w:rPr>
+          <w:color w:val="000000" w:themeColor="text1"/>
+          <w:sz w:val="20"/>
+          <w:szCs w:val="20"/>
+        </w:rPr>
+        <w:t>aking optimal decisions in a</w:t>
+      </w:r>
+      <w:r>
+        <w:rPr>
+          <w:color w:val="000000" w:themeColor="text1"/>
+          <w:sz w:val="20"/>
+          <w:szCs w:val="20"/>
+        </w:rPr>
+        <w:t xml:space="preserve"> more</w:t>
+      </w:r>
+      <w:r>
+        <w:rPr>
+          <w:color w:val="000000" w:themeColor="text1"/>
+          <w:sz w:val="20"/>
+          <w:szCs w:val="20"/>
+        </w:rPr>
+        <w:t xml:space="preserve"> </w:t>
+      </w:r>
+      <w:r>
+        <w:rPr>
+          <w:color w:val="000000" w:themeColor="text1"/>
+          <w:sz w:val="20"/>
+          <w:szCs w:val="20"/>
+        </w:rPr>
+        <w:t xml:space="preserve">obvious </w:t>
+      </w:r>
+      <w:r>
+        <w:rPr>
+          <w:color w:val="000000" w:themeColor="text1"/>
+          <w:sz w:val="20"/>
+          <w:szCs w:val="20"/>
+        </w:rPr>
+        <w:t>version of the task does not lead to systematic improvements in the subsequent throwing task.</w:t>
+      </w:r>
+      <w:r>
+        <w:rPr>
+          <w:color w:val="000000" w:themeColor="text1"/>
+          <w:sz w:val="20"/>
+          <w:szCs w:val="20"/>
+        </w:rPr>
+        <w:t xml:space="preserve"> </w:t>
+      </w:r>
+      <w:r>
+        <w:rPr>
+          <w:color w:val="000000" w:themeColor="text1"/>
+          <w:sz w:val="20"/>
+          <w:szCs w:val="20"/>
+        </w:rPr>
+        <w:t xml:space="preserve">It is </w:t>
+      </w:r>
+      <w:r>
+        <w:rPr>
+          <w:color w:val="000000" w:themeColor="text1"/>
+          <w:sz w:val="20"/>
+          <w:szCs w:val="20"/>
+        </w:rPr>
+        <w:t>an</w:t>
+      </w:r>
+      <w:r>
+        <w:rPr>
+          <w:color w:val="000000" w:themeColor="text1"/>
+          <w:sz w:val="20"/>
+          <w:szCs w:val="20"/>
+        </w:rPr>
+        <w:t xml:space="preserve"> important </w:t>
+      </w:r>
+      <w:r>
+        <w:rPr>
+          <w:color w:val="000000" w:themeColor="text1"/>
+          <w:sz w:val="20"/>
+          <w:szCs w:val="20"/>
+        </w:rPr>
+        <w:t>caveat that t</w:t>
+      </w:r>
+      <w:r>
+        <w:rPr>
+          <w:color w:val="000000" w:themeColor="text1"/>
+          <w:sz w:val="20"/>
+          <w:szCs w:val="20"/>
+        </w:rPr>
+        <w:t>he participants sampled in Experiment 1C</w:t>
+      </w:r>
+      <w:r>
+        <w:rPr>
+          <w:color w:val="000000" w:themeColor="text1"/>
+          <w:sz w:val="20"/>
+          <w:szCs w:val="20"/>
+        </w:rPr>
+        <w:t xml:space="preserve"> </w:t>
+      </w:r>
+      <w:r>
+        <w:rPr>
+          <w:color w:val="000000" w:themeColor="text1"/>
+          <w:sz w:val="20"/>
+          <w:szCs w:val="20"/>
+          <w:highlight w:val="yellow"/>
+        </w:rPr>
+        <w:t xml:space="preserve">(both </w:t>
+      </w:r>
+      <w:r>
+        <w:rPr>
+          <w:color w:val="000000" w:themeColor="text1"/>
+          <w:sz w:val="20"/>
+          <w:szCs w:val="20"/>
+          <w:highlight w:val="yellow"/>
+        </w:rPr>
         <w:lastRenderedPageBreak/>
-        <w:t xml:space="preserve">The results of these </w:t>
-      </w:r>
-      <w:r>
-        <w:rPr>
-          <w:color w:val="000000" w:themeColor="text1"/>
-          <w:sz w:val="20"/>
-          <w:szCs w:val="20"/>
-        </w:rPr>
-        <w:t xml:space="preserve">three similar </w:t>
-      </w:r>
-      <w:r>
-        <w:rPr>
-          <w:color w:val="000000" w:themeColor="text1"/>
-          <w:sz w:val="20"/>
-          <w:szCs w:val="20"/>
-        </w:rPr>
-        <w:t xml:space="preserve">experiments indicate that </w:t>
-      </w:r>
-      <w:r>
-        <w:rPr>
-          <w:color w:val="000000" w:themeColor="text1"/>
-          <w:sz w:val="20"/>
-          <w:szCs w:val="20"/>
-        </w:rPr>
-        <w:t xml:space="preserve">performing the reaching task optimally is not an </w:t>
-      </w:r>
-      <w:r>
-        <w:rPr>
-          <w:color w:val="000000" w:themeColor="text1"/>
-          <w:sz w:val="20"/>
-          <w:szCs w:val="20"/>
-        </w:rPr>
-        <w:t>effective</w:t>
-      </w:r>
-      <w:r>
-        <w:rPr>
-          <w:color w:val="000000" w:themeColor="text1"/>
-          <w:sz w:val="20"/>
-          <w:szCs w:val="20"/>
-        </w:rPr>
-        <w:t xml:space="preserve"> intervention for</w:t>
-      </w:r>
-      <w:r>
-        <w:rPr>
-          <w:color w:val="000000" w:themeColor="text1"/>
-          <w:sz w:val="20"/>
-          <w:szCs w:val="20"/>
-        </w:rPr>
-        <w:t xml:space="preserve"> shifting participants towards more optimal </w:t>
-      </w:r>
-      <w:r>
-        <w:rPr>
-          <w:color w:val="000000" w:themeColor="text1"/>
-          <w:sz w:val="20"/>
-          <w:szCs w:val="20"/>
-          <w:highlight w:val="yellow"/>
-        </w:rPr>
-        <w:t xml:space="preserve">throwing </w:t>
-      </w:r>
-      <w:r>
-        <w:rPr>
-          <w:color w:val="000000" w:themeColor="text1"/>
-          <w:sz w:val="20"/>
-          <w:szCs w:val="20"/>
-          <w:highlight w:val="yellow"/>
-        </w:rPr>
-        <w:t>task choices</w:t>
-      </w:r>
-      <w:r>
-        <w:rPr>
-          <w:color w:val="000000" w:themeColor="text1"/>
-          <w:sz w:val="20"/>
-          <w:szCs w:val="20"/>
-          <w:highlight w:val="yellow"/>
-        </w:rPr>
-        <w:t>.</w:t>
-      </w:r>
-      <w:r>
-        <w:rPr>
-          <w:color w:val="000000" w:themeColor="text1"/>
-          <w:sz w:val="20"/>
-          <w:szCs w:val="20"/>
-        </w:rPr>
-        <w:t xml:space="preserve"> The conclusion we drew from Experiment 1A continued to hold true for E</w:t>
-      </w:r>
-      <w:r>
-        <w:rPr>
-          <w:color w:val="000000" w:themeColor="text1"/>
-          <w:sz w:val="20"/>
-          <w:szCs w:val="20"/>
-        </w:rPr>
-        <w:t xml:space="preserve">xperiments </w:t>
-      </w:r>
-      <w:r>
-        <w:rPr>
-          <w:color w:val="000000" w:themeColor="text1"/>
-          <w:sz w:val="20"/>
-          <w:szCs w:val="20"/>
-        </w:rPr>
-        <w:t>1B and 1C</w:t>
-      </w:r>
-      <w:r>
-        <w:rPr>
-          <w:color w:val="000000" w:themeColor="text1"/>
-          <w:sz w:val="20"/>
-          <w:szCs w:val="20"/>
-        </w:rPr>
-        <w:t>:</w:t>
-      </w:r>
-      <w:r>
-        <w:rPr>
-          <w:color w:val="000000" w:themeColor="text1"/>
-          <w:sz w:val="20"/>
-          <w:szCs w:val="20"/>
-        </w:rPr>
-        <w:t xml:space="preserve"> </w:t>
-      </w:r>
-      <w:r>
-        <w:rPr>
-          <w:color w:val="000000" w:themeColor="text1"/>
-          <w:sz w:val="20"/>
-          <w:szCs w:val="20"/>
-        </w:rPr>
-        <w:t>M</w:t>
-      </w:r>
-      <w:r>
-        <w:rPr>
-          <w:color w:val="000000" w:themeColor="text1"/>
-          <w:sz w:val="20"/>
-          <w:szCs w:val="20"/>
-        </w:rPr>
-        <w:t>aking optimal decisions in a</w:t>
-      </w:r>
-      <w:r>
-        <w:rPr>
-          <w:color w:val="000000" w:themeColor="text1"/>
-          <w:sz w:val="20"/>
-          <w:szCs w:val="20"/>
-        </w:rPr>
-        <w:t xml:space="preserve"> more</w:t>
-      </w:r>
-      <w:r>
-        <w:rPr>
-          <w:color w:val="000000" w:themeColor="text1"/>
-          <w:sz w:val="20"/>
-          <w:szCs w:val="20"/>
-        </w:rPr>
-        <w:t xml:space="preserve"> </w:t>
-      </w:r>
-      <w:r>
-        <w:rPr>
-          <w:color w:val="000000" w:themeColor="text1"/>
-          <w:sz w:val="20"/>
-          <w:szCs w:val="20"/>
-        </w:rPr>
-        <w:t xml:space="preserve">obvious </w:t>
-      </w:r>
-      <w:r>
-        <w:rPr>
-          <w:color w:val="000000" w:themeColor="text1"/>
-          <w:sz w:val="20"/>
-          <w:szCs w:val="20"/>
-        </w:rPr>
-        <w:t>version of the task does not lead to systematic improvements in the subsequent throwing task.</w:t>
-      </w:r>
-      <w:r>
-        <w:rPr>
-          <w:color w:val="000000" w:themeColor="text1"/>
-          <w:sz w:val="20"/>
-          <w:szCs w:val="20"/>
-        </w:rPr>
-        <w:t xml:space="preserve"> </w:t>
-      </w:r>
-      <w:r>
-        <w:rPr>
-          <w:color w:val="000000" w:themeColor="text1"/>
-          <w:sz w:val="20"/>
-          <w:szCs w:val="20"/>
-        </w:rPr>
-        <w:t xml:space="preserve">It is </w:t>
-      </w:r>
-      <w:r>
-        <w:rPr>
-          <w:color w:val="000000" w:themeColor="text1"/>
-          <w:sz w:val="20"/>
-          <w:szCs w:val="20"/>
-        </w:rPr>
-        <w:t>an</w:t>
-      </w:r>
-      <w:r>
-        <w:rPr>
-          <w:color w:val="000000" w:themeColor="text1"/>
-          <w:sz w:val="20"/>
-          <w:szCs w:val="20"/>
-        </w:rPr>
-        <w:t xml:space="preserve"> important </w:t>
-      </w:r>
-      <w:r>
-        <w:rPr>
-          <w:color w:val="000000" w:themeColor="text1"/>
-          <w:sz w:val="20"/>
-          <w:szCs w:val="20"/>
-        </w:rPr>
-        <w:t>caveat that t</w:t>
-      </w:r>
-      <w:r>
-        <w:rPr>
-          <w:color w:val="000000" w:themeColor="text1"/>
-          <w:sz w:val="20"/>
-          <w:szCs w:val="20"/>
-        </w:rPr>
-        <w:t>he participants sampled in Experiment 1C</w:t>
-      </w:r>
-      <w:r>
-        <w:rPr>
-          <w:color w:val="000000" w:themeColor="text1"/>
-          <w:sz w:val="20"/>
-          <w:szCs w:val="20"/>
-        </w:rPr>
-        <w:t xml:space="preserve"> </w:t>
-      </w:r>
-      <w:r>
-        <w:rPr>
-          <w:color w:val="000000" w:themeColor="text1"/>
-          <w:sz w:val="20"/>
-          <w:szCs w:val="20"/>
-          <w:highlight w:val="yellow"/>
-        </w:rPr>
-        <w:t xml:space="preserve">(both </w:t>
-      </w:r>
-      <w:r>
-        <w:rPr>
-          <w:color w:val="000000" w:themeColor="text1"/>
-          <w:sz w:val="20"/>
-          <w:szCs w:val="20"/>
-          <w:highlight w:val="yellow"/>
-        </w:rPr>
         <w:t xml:space="preserve">in </w:t>
       </w:r>
       <w:r>
@@ -17456,7 +17616,33 @@
           <w:sz w:val="20"/>
           <w:szCs w:val="20"/>
         </w:rPr>
-        <w:t xml:space="preserve">task transferred readily to influence standing position choices in the throwing task. </w:t>
+        <w:t xml:space="preserve">task </w:t>
+      </w:r>
+      <w:r>
+        <w:rPr>
+          <w:color w:val="000000" w:themeColor="text1"/>
+          <w:sz w:val="20"/>
+          <w:szCs w:val="20"/>
+          <w:highlight w:val="yellow"/>
+        </w:rPr>
+        <w:t>readily influence</w:t>
+      </w:r>
+      <w:r>
+        <w:rPr>
+          <w:color w:val="000000" w:themeColor="text1"/>
+          <w:sz w:val="20"/>
+          <w:szCs w:val="20"/>
+          <w:highlight w:val="yellow"/>
+        </w:rPr>
+        <w:t>d</w:t>
+      </w:r>
+      <w:r>
+        <w:rPr>
+          <w:color w:val="000000" w:themeColor="text1"/>
+          <w:sz w:val="20"/>
+          <w:szCs w:val="20"/>
+        </w:rPr>
+        <w:t xml:space="preserve"> standing position choices in the throwing task. </w:t>
       </w:r>
       <w:r>
         <w:rPr>
@@ -17504,7 +17690,7 @@
           <w:sz w:val="20"/>
           <w:szCs w:val="20"/>
         </w:rPr>
-        <w:t xml:space="preserve">choice problem but did not generalize this </w:t>
+        <w:t xml:space="preserve">choice problem but did not </w:t>
       </w:r>
       <w:proofErr w:type="spellStart"/>
       <w:r>
@@ -17513,6 +17699,40 @@
           <w:sz w:val="20"/>
           <w:szCs w:val="20"/>
         </w:rPr>
+        <w:t>generali</w:t>
+      </w:r>
+      <w:r>
+        <w:rPr>
+          <w:color w:val="000000" w:themeColor="text1"/>
+          <w:sz w:val="20"/>
+          <w:szCs w:val="20"/>
+        </w:rPr>
+        <w:t>s</w:t>
+      </w:r>
+      <w:r>
+        <w:rPr>
+          <w:color w:val="000000" w:themeColor="text1"/>
+          <w:sz w:val="20"/>
+          <w:szCs w:val="20"/>
+        </w:rPr>
+        <w:t>e</w:t>
+      </w:r>
+      <w:proofErr w:type="spellEnd"/>
+      <w:r>
+        <w:rPr>
+          <w:color w:val="000000" w:themeColor="text1"/>
+          <w:sz w:val="20"/>
+          <w:szCs w:val="20"/>
+        </w:rPr>
+        <w:t xml:space="preserve"> this </w:t>
+      </w:r>
+      <w:proofErr w:type="spellStart"/>
+      <w:r>
+        <w:rPr>
+          <w:color w:val="000000" w:themeColor="text1"/>
+          <w:sz w:val="20"/>
+          <w:szCs w:val="20"/>
+        </w:rPr>
         <w:t>behaviour</w:t>
       </w:r>
       <w:proofErr w:type="spellEnd"/>
@@ -17530,7 +17750,26 @@
           <w:sz w:val="20"/>
           <w:szCs w:val="20"/>
         </w:rPr>
-        <w:t>Our expectation that it would transfer came from two sources</w:t>
+        <w:t xml:space="preserve">Our expectation that it would </w:t>
+      </w:r>
+      <w:proofErr w:type="spellStart"/>
+      <w:r>
+        <w:rPr>
+          <w:color w:val="000000" w:themeColor="text1"/>
+          <w:sz w:val="20"/>
+          <w:szCs w:val="20"/>
+          <w:highlight w:val="yellow"/>
+        </w:rPr>
+        <w:t>generalise</w:t>
+      </w:r>
+      <w:proofErr w:type="spellEnd"/>
+      <w:r>
+        <w:rPr>
+          <w:color w:val="000000" w:themeColor="text1"/>
+          <w:sz w:val="20"/>
+          <w:szCs w:val="20"/>
+        </w:rPr>
+        <w:t xml:space="preserve"> came from two sources</w:t>
       </w:r>
       <w:r>
         <w:rPr>
@@ -17809,24 +18048,61 @@
           <w:color w:val="000000" w:themeColor="text1"/>
           <w:sz w:val="20"/>
           <w:szCs w:val="20"/>
-        </w:rPr>
-        <w:t>lack of transfer</w:t>
-      </w:r>
-      <w:r>
-        <w:rPr>
-          <w:color w:val="000000" w:themeColor="text1"/>
-          <w:sz w:val="20"/>
-          <w:szCs w:val="20"/>
-        </w:rPr>
-        <w:t xml:space="preserve"> in the reaching-throwing sequence</w:t>
-      </w:r>
-      <w:r>
-        <w:rPr>
-          <w:color w:val="000000" w:themeColor="text1"/>
-          <w:sz w:val="20"/>
-          <w:szCs w:val="20"/>
-        </w:rPr>
-        <w:t xml:space="preserve"> we used in Experiment 1</w:t>
+          <w:highlight w:val="yellow"/>
+        </w:rPr>
+        <w:t xml:space="preserve">lack of </w:t>
+      </w:r>
+      <w:r>
+        <w:rPr>
+          <w:color w:val="000000" w:themeColor="text1"/>
+          <w:sz w:val="20"/>
+          <w:szCs w:val="20"/>
+          <w:highlight w:val="yellow"/>
+        </w:rPr>
+        <w:t>an effect of</w:t>
+      </w:r>
+      <w:r>
+        <w:rPr>
+          <w:color w:val="000000" w:themeColor="text1"/>
+          <w:sz w:val="20"/>
+          <w:szCs w:val="20"/>
+          <w:highlight w:val="yellow"/>
+        </w:rPr>
+        <w:t xml:space="preserve"> reaching</w:t>
+      </w:r>
+      <w:r>
+        <w:rPr>
+          <w:color w:val="000000" w:themeColor="text1"/>
+          <w:sz w:val="20"/>
+          <w:szCs w:val="20"/>
+          <w:highlight w:val="yellow"/>
+        </w:rPr>
+        <w:t xml:space="preserve"> on </w:t>
+      </w:r>
+      <w:r>
+        <w:rPr>
+          <w:color w:val="000000" w:themeColor="text1"/>
+          <w:sz w:val="20"/>
+          <w:szCs w:val="20"/>
+          <w:highlight w:val="yellow"/>
+        </w:rPr>
+        <w:t>throwing</w:t>
+      </w:r>
+      <w:r>
+        <w:rPr>
+          <w:color w:val="000000" w:themeColor="text1"/>
+          <w:sz w:val="20"/>
+          <w:szCs w:val="20"/>
+        </w:rPr>
+        <w:t xml:space="preserve"> </w:t>
+      </w:r>
+      <w:r>
+        <w:rPr>
+          <w:color w:val="000000" w:themeColor="text1"/>
+          <w:sz w:val="20"/>
+          <w:szCs w:val="20"/>
+        </w:rPr>
+        <w:t>in Experiment 1</w:t>
       </w:r>
       <w:r>
         <w:rPr>
@@ -17882,7 +18158,211 @@
           <w:sz w:val="20"/>
           <w:szCs w:val="20"/>
         </w:rPr>
-        <w:t xml:space="preserve">and went outdoors </w:t>
+        <w:t>and went outdoors for the next part of the experiment</w:t>
+      </w:r>
+      <w:r>
+        <w:rPr>
+          <w:color w:val="000000" w:themeColor="text1"/>
+          <w:sz w:val="20"/>
+          <w:szCs w:val="20"/>
+        </w:rPr>
+        <w:t xml:space="preserve">, they </w:t>
+      </w:r>
+      <w:r>
+        <w:rPr>
+          <w:color w:val="000000" w:themeColor="text1"/>
+          <w:sz w:val="20"/>
+          <w:szCs w:val="20"/>
+        </w:rPr>
+        <w:t>were given</w:t>
+      </w:r>
+      <w:r>
+        <w:rPr>
+          <w:color w:val="000000" w:themeColor="text1"/>
+          <w:sz w:val="20"/>
+          <w:szCs w:val="20"/>
+        </w:rPr>
+        <w:t xml:space="preserve"> the beanbags </w:t>
+      </w:r>
+      <w:r>
+        <w:rPr>
+          <w:color w:val="000000" w:themeColor="text1"/>
+          <w:sz w:val="20"/>
+          <w:szCs w:val="20"/>
+        </w:rPr>
+        <w:t xml:space="preserve">to take </w:t>
+      </w:r>
+      <w:r>
+        <w:rPr>
+          <w:color w:val="000000" w:themeColor="text1"/>
+          <w:sz w:val="20"/>
+          <w:szCs w:val="20"/>
+        </w:rPr>
+        <w:t>with them</w:t>
+      </w:r>
+      <w:r>
+        <w:rPr>
+          <w:color w:val="000000" w:themeColor="text1"/>
+          <w:sz w:val="20"/>
+          <w:szCs w:val="20"/>
+        </w:rPr>
+        <w:t xml:space="preserve"> and use in the throwing task</w:t>
+      </w:r>
+      <w:r>
+        <w:rPr>
+          <w:color w:val="000000" w:themeColor="text1"/>
+          <w:sz w:val="20"/>
+          <w:szCs w:val="20"/>
+        </w:rPr>
+        <w:t xml:space="preserve">, and had a similar layout of </w:t>
+      </w:r>
+      <w:proofErr w:type="spellStart"/>
+      <w:r>
+        <w:rPr>
+          <w:color w:val="000000" w:themeColor="text1"/>
+          <w:sz w:val="20"/>
+          <w:szCs w:val="20"/>
+        </w:rPr>
+        <w:t>colours</w:t>
+      </w:r>
+      <w:proofErr w:type="spellEnd"/>
+      <w:r>
+        <w:rPr>
+          <w:color w:val="000000" w:themeColor="text1"/>
+          <w:sz w:val="20"/>
+          <w:szCs w:val="20"/>
+        </w:rPr>
+        <w:t>, with red as the “close” condition and blue as the “far”</w:t>
+      </w:r>
+      <w:r>
+        <w:rPr>
+          <w:color w:val="000000" w:themeColor="text1"/>
+          <w:sz w:val="20"/>
+          <w:szCs w:val="20"/>
+        </w:rPr>
+        <w:t>. The</w:t>
+      </w:r>
+      <w:r>
+        <w:rPr>
+          <w:color w:val="000000" w:themeColor="text1"/>
+          <w:sz w:val="20"/>
+          <w:szCs w:val="20"/>
+        </w:rPr>
+        <w:t xml:space="preserve"> stable object </w:t>
+      </w:r>
+      <w:r>
+        <w:rPr>
+          <w:color w:val="000000" w:themeColor="text1"/>
+          <w:sz w:val="20"/>
+          <w:szCs w:val="20"/>
+        </w:rPr>
+        <w:t xml:space="preserve">and </w:t>
+      </w:r>
+      <w:proofErr w:type="spellStart"/>
+      <w:r>
+        <w:rPr>
+          <w:color w:val="000000" w:themeColor="text1"/>
+          <w:sz w:val="20"/>
+          <w:szCs w:val="20"/>
+        </w:rPr>
+        <w:t>colours</w:t>
+      </w:r>
+      <w:proofErr w:type="spellEnd"/>
+      <w:r>
+        <w:rPr>
+          <w:color w:val="000000" w:themeColor="text1"/>
+          <w:sz w:val="20"/>
+          <w:szCs w:val="20"/>
+        </w:rPr>
+        <w:t xml:space="preserve"> </w:t>
+      </w:r>
+      <w:r>
+        <w:rPr>
+          <w:color w:val="000000" w:themeColor="text1"/>
+          <w:sz w:val="20"/>
+          <w:szCs w:val="20"/>
+        </w:rPr>
+        <w:t xml:space="preserve">across both tasks was expected to serve as a </w:t>
+      </w:r>
+      <w:r>
+        <w:rPr>
+          <w:color w:val="000000" w:themeColor="text1"/>
+          <w:sz w:val="20"/>
+          <w:szCs w:val="20"/>
+        </w:rPr>
+        <w:t xml:space="preserve">cue for </w:t>
+      </w:r>
+      <w:r>
+        <w:rPr>
+          <w:color w:val="000000" w:themeColor="text1"/>
+          <w:sz w:val="20"/>
+          <w:szCs w:val="20"/>
+        </w:rPr>
+        <w:t xml:space="preserve">the </w:t>
+      </w:r>
+      <w:r>
+        <w:rPr>
+          <w:color w:val="000000" w:themeColor="text1"/>
+          <w:sz w:val="20"/>
+          <w:szCs w:val="20"/>
+        </w:rPr>
+        <w:t xml:space="preserve">spontaneous integration </w:t>
+      </w:r>
+      <w:r>
+        <w:rPr>
+          <w:color w:val="000000" w:themeColor="text1"/>
+          <w:sz w:val="20"/>
+          <w:szCs w:val="20"/>
+        </w:rPr>
+        <w:t>we described in the introduction</w:t>
+      </w:r>
+      <w:r>
+        <w:rPr>
+          <w:color w:val="000000" w:themeColor="text1"/>
+          <w:sz w:val="20"/>
+          <w:szCs w:val="20"/>
+        </w:rPr>
+        <w:t xml:space="preserve">, which we thought would </w:t>
+      </w:r>
+      <w:r>
+        <w:rPr>
+          <w:color w:val="000000" w:themeColor="text1"/>
+          <w:sz w:val="20"/>
+          <w:szCs w:val="20"/>
+        </w:rPr>
+        <w:t>facilitate better choices in standing positions</w:t>
+      </w:r>
+      <w:r>
+        <w:rPr>
+          <w:color w:val="000000" w:themeColor="text1"/>
+          <w:sz w:val="20"/>
+          <w:szCs w:val="20"/>
+        </w:rPr>
+        <w:t xml:space="preserve">. </w:t>
+      </w:r>
+      <w:r>
+        <w:rPr>
+          <w:color w:val="000000" w:themeColor="text1"/>
+          <w:sz w:val="20"/>
+          <w:szCs w:val="20"/>
+        </w:rPr>
+        <w:t>But i</w:t>
+      </w:r>
+      <w:r>
+        <w:rPr>
+          <w:color w:val="000000" w:themeColor="text1"/>
+          <w:sz w:val="20"/>
+          <w:szCs w:val="20"/>
+        </w:rPr>
+        <w:t xml:space="preserve">n </w:t>
+      </w:r>
+      <w:r>
+        <w:rPr>
+          <w:color w:val="000000" w:themeColor="text1"/>
+          <w:sz w:val="20"/>
+          <w:szCs w:val="20"/>
+        </w:rPr>
+        <w:t xml:space="preserve">Claydon et al (2024), they were presented with the same choice (where to park a firetruck) across low and high </w:t>
       </w:r>
       <w:r>
         <w:rPr>
@@ -17891,211 +18371,7 @@
           <w:szCs w:val="20"/>
         </w:rPr>
         <w:lastRenderedPageBreak/>
-        <w:t>for the next part of the experiment</w:t>
-      </w:r>
-      <w:r>
-        <w:rPr>
-          <w:color w:val="000000" w:themeColor="text1"/>
-          <w:sz w:val="20"/>
-          <w:szCs w:val="20"/>
-        </w:rPr>
-        <w:t xml:space="preserve">, they </w:t>
-      </w:r>
-      <w:r>
-        <w:rPr>
-          <w:color w:val="000000" w:themeColor="text1"/>
-          <w:sz w:val="20"/>
-          <w:szCs w:val="20"/>
-        </w:rPr>
-        <w:t>were given</w:t>
-      </w:r>
-      <w:r>
-        <w:rPr>
-          <w:color w:val="000000" w:themeColor="text1"/>
-          <w:sz w:val="20"/>
-          <w:szCs w:val="20"/>
-        </w:rPr>
-        <w:t xml:space="preserve"> the beanbags </w:t>
-      </w:r>
-      <w:r>
-        <w:rPr>
-          <w:color w:val="000000" w:themeColor="text1"/>
-          <w:sz w:val="20"/>
-          <w:szCs w:val="20"/>
-        </w:rPr>
-        <w:t xml:space="preserve">to take </w:t>
-      </w:r>
-      <w:r>
-        <w:rPr>
-          <w:color w:val="000000" w:themeColor="text1"/>
-          <w:sz w:val="20"/>
-          <w:szCs w:val="20"/>
-        </w:rPr>
-        <w:t>with them</w:t>
-      </w:r>
-      <w:r>
-        <w:rPr>
-          <w:color w:val="000000" w:themeColor="text1"/>
-          <w:sz w:val="20"/>
-          <w:szCs w:val="20"/>
-        </w:rPr>
-        <w:t xml:space="preserve"> and use in the throwing task</w:t>
-      </w:r>
-      <w:r>
-        <w:rPr>
-          <w:color w:val="000000" w:themeColor="text1"/>
-          <w:sz w:val="20"/>
-          <w:szCs w:val="20"/>
-        </w:rPr>
-        <w:t xml:space="preserve">, and had a similar layout of </w:t>
-      </w:r>
-      <w:proofErr w:type="spellStart"/>
-      <w:r>
-        <w:rPr>
-          <w:color w:val="000000" w:themeColor="text1"/>
-          <w:sz w:val="20"/>
-          <w:szCs w:val="20"/>
-        </w:rPr>
-        <w:t>colours</w:t>
-      </w:r>
-      <w:proofErr w:type="spellEnd"/>
-      <w:r>
-        <w:rPr>
-          <w:color w:val="000000" w:themeColor="text1"/>
-          <w:sz w:val="20"/>
-          <w:szCs w:val="20"/>
-        </w:rPr>
-        <w:t>, with red as the “close” condition and blue as the “far”</w:t>
-      </w:r>
-      <w:r>
-        <w:rPr>
-          <w:color w:val="000000" w:themeColor="text1"/>
-          <w:sz w:val="20"/>
-          <w:szCs w:val="20"/>
-        </w:rPr>
-        <w:t>. The</w:t>
-      </w:r>
-      <w:r>
-        <w:rPr>
-          <w:color w:val="000000" w:themeColor="text1"/>
-          <w:sz w:val="20"/>
-          <w:szCs w:val="20"/>
-        </w:rPr>
-        <w:t xml:space="preserve"> stable object </w:t>
-      </w:r>
-      <w:r>
-        <w:rPr>
-          <w:color w:val="000000" w:themeColor="text1"/>
-          <w:sz w:val="20"/>
-          <w:szCs w:val="20"/>
-        </w:rPr>
-        <w:t xml:space="preserve">and </w:t>
-      </w:r>
-      <w:proofErr w:type="spellStart"/>
-      <w:r>
-        <w:rPr>
-          <w:color w:val="000000" w:themeColor="text1"/>
-          <w:sz w:val="20"/>
-          <w:szCs w:val="20"/>
-        </w:rPr>
-        <w:t>colours</w:t>
-      </w:r>
-      <w:proofErr w:type="spellEnd"/>
-      <w:r>
-        <w:rPr>
-          <w:color w:val="000000" w:themeColor="text1"/>
-          <w:sz w:val="20"/>
-          <w:szCs w:val="20"/>
-        </w:rPr>
-        <w:t xml:space="preserve"> </w:t>
-      </w:r>
-      <w:r>
-        <w:rPr>
-          <w:color w:val="000000" w:themeColor="text1"/>
-          <w:sz w:val="20"/>
-          <w:szCs w:val="20"/>
-        </w:rPr>
-        <w:t xml:space="preserve">across both tasks was expected to serve as a </w:t>
-      </w:r>
-      <w:r>
-        <w:rPr>
-          <w:color w:val="000000" w:themeColor="text1"/>
-          <w:sz w:val="20"/>
-          <w:szCs w:val="20"/>
-        </w:rPr>
-        <w:t xml:space="preserve">cue for </w:t>
-      </w:r>
-      <w:r>
-        <w:rPr>
-          <w:color w:val="000000" w:themeColor="text1"/>
-          <w:sz w:val="20"/>
-          <w:szCs w:val="20"/>
-        </w:rPr>
-        <w:t xml:space="preserve">the </w:t>
-      </w:r>
-      <w:r>
-        <w:rPr>
-          <w:color w:val="000000" w:themeColor="text1"/>
-          <w:sz w:val="20"/>
-          <w:szCs w:val="20"/>
-        </w:rPr>
-        <w:t xml:space="preserve">spontaneous integration </w:t>
-      </w:r>
-      <w:r>
-        <w:rPr>
-          <w:color w:val="000000" w:themeColor="text1"/>
-          <w:sz w:val="20"/>
-          <w:szCs w:val="20"/>
-        </w:rPr>
-        <w:t>we described in the introduction</w:t>
-      </w:r>
-      <w:r>
-        <w:rPr>
-          <w:color w:val="000000" w:themeColor="text1"/>
-          <w:sz w:val="20"/>
-          <w:szCs w:val="20"/>
-        </w:rPr>
-        <w:t xml:space="preserve">, which we thought would </w:t>
-      </w:r>
-      <w:r>
-        <w:rPr>
-          <w:color w:val="000000" w:themeColor="text1"/>
-          <w:sz w:val="20"/>
-          <w:szCs w:val="20"/>
-        </w:rPr>
-        <w:t>facilitate better choices in standing positions</w:t>
-      </w:r>
-      <w:r>
-        <w:rPr>
-          <w:color w:val="000000" w:themeColor="text1"/>
-          <w:sz w:val="20"/>
-          <w:szCs w:val="20"/>
-        </w:rPr>
-        <w:t xml:space="preserve">. </w:t>
-      </w:r>
-      <w:r>
-        <w:rPr>
-          <w:color w:val="000000" w:themeColor="text1"/>
-          <w:sz w:val="20"/>
-          <w:szCs w:val="20"/>
-        </w:rPr>
-        <w:t>But i</w:t>
-      </w:r>
-      <w:r>
-        <w:rPr>
-          <w:color w:val="000000" w:themeColor="text1"/>
-          <w:sz w:val="20"/>
-          <w:szCs w:val="20"/>
-        </w:rPr>
-        <w:t xml:space="preserve">n </w:t>
-      </w:r>
-      <w:r>
-        <w:rPr>
-          <w:color w:val="000000" w:themeColor="text1"/>
-          <w:sz w:val="20"/>
-          <w:szCs w:val="20"/>
-        </w:rPr>
-        <w:t xml:space="preserve">Claydon et al (2024), they were presented with the same choice (where to park a firetruck) across low and high variance conditions. </w:t>
+        <w:t xml:space="preserve">variance conditions. </w:t>
       </w:r>
       <w:r>
         <w:rPr>
@@ -18236,7 +18512,31 @@
           <w:sz w:val="20"/>
           <w:szCs w:val="20"/>
         </w:rPr>
-        <w:t>In the next experiment, we therefore tested transfer of decision strategies without a change in the task</w:t>
+        <w:t xml:space="preserve">In the next experiment, we </w:t>
+      </w:r>
+      <w:r>
+        <w:rPr>
+          <w:sz w:val="20"/>
+          <w:szCs w:val="20"/>
+          <w:highlight w:val="yellow"/>
+        </w:rPr>
+        <w:t xml:space="preserve">therefore </w:t>
+      </w:r>
+      <w:r>
+        <w:rPr>
+          <w:sz w:val="20"/>
+          <w:szCs w:val="20"/>
+          <w:highlight w:val="yellow"/>
+        </w:rPr>
+        <w:t>eliminated the</w:t>
+      </w:r>
+      <w:r>
+        <w:rPr>
+          <w:sz w:val="20"/>
+          <w:szCs w:val="20"/>
+          <w:highlight w:val="yellow"/>
+        </w:rPr>
+        <w:t xml:space="preserve"> change in the task</w:t>
       </w:r>
       <w:r>
         <w:rPr>
@@ -18869,102 +19169,101 @@
           <w:sz w:val="20"/>
           <w:szCs w:val="20"/>
         </w:rPr>
-        <w:t xml:space="preserve">This variant also allows </w:t>
-      </w:r>
-      <w:r>
-        <w:rPr>
-          <w:color w:val="000000" w:themeColor="text1"/>
+        <w:t xml:space="preserve">This variant also allows us </w:t>
+      </w:r>
+      <w:r>
+        <w:rPr>
+          <w:color w:val="000000" w:themeColor="text1"/>
+          <w:sz w:val="20"/>
+          <w:szCs w:val="20"/>
+        </w:rPr>
+        <w:t xml:space="preserve">to instruct the optimal </w:t>
+      </w:r>
+      <w:proofErr w:type="spellStart"/>
+      <w:r>
+        <w:rPr>
+          <w:color w:val="000000" w:themeColor="text1"/>
+          <w:sz w:val="20"/>
+          <w:szCs w:val="20"/>
+        </w:rPr>
+        <w:t>behaviour</w:t>
+      </w:r>
+      <w:proofErr w:type="spellEnd"/>
+      <w:r>
+        <w:rPr>
+          <w:color w:val="000000" w:themeColor="text1"/>
+          <w:sz w:val="20"/>
+          <w:szCs w:val="20"/>
+        </w:rPr>
+        <w:t xml:space="preserve"> on each trial in a consistent manner and minimizes the possibility of experimenter-drive</w:t>
+      </w:r>
+      <w:r>
+        <w:rPr>
+          <w:color w:val="000000" w:themeColor="text1"/>
+          <w:sz w:val="20"/>
+          <w:szCs w:val="20"/>
+        </w:rPr>
+        <w:t>n</w:t>
+      </w:r>
+      <w:r>
+        <w:rPr>
+          <w:color w:val="000000" w:themeColor="text1"/>
+          <w:sz w:val="20"/>
+          <w:szCs w:val="20"/>
+        </w:rPr>
+        <w:t xml:space="preserve"> effects.</w:t>
+      </w:r>
+      <w:r>
+        <w:rPr>
+          <w:color w:val="000000" w:themeColor="text1"/>
+          <w:sz w:val="20"/>
+          <w:szCs w:val="20"/>
+        </w:rPr>
+        <w:t xml:space="preserve"> W</w:t>
+      </w:r>
+      <w:r>
+        <w:rPr>
+          <w:color w:val="000000" w:themeColor="text1"/>
+          <w:sz w:val="20"/>
+          <w:szCs w:val="20"/>
+        </w:rPr>
+        <w:t>ith the larger number of trials and more limited set of three options to choose between, we thought participants might have a stronger chance of learning the optimal choices.</w:t>
+      </w:r>
+      <w:r>
+        <w:rPr>
+          <w:sz w:val="20"/>
+          <w:szCs w:val="20"/>
+        </w:rPr>
+        <w:t xml:space="preserve"> Finally, t</w:t>
+      </w:r>
+      <w:r>
+        <w:rPr>
+          <w:sz w:val="20"/>
+          <w:szCs w:val="20"/>
+        </w:rPr>
+        <w:t xml:space="preserve">here is </w:t>
+      </w:r>
+      <w:r>
+        <w:rPr>
+          <w:sz w:val="20"/>
+          <w:szCs w:val="20"/>
+        </w:rPr>
+        <w:t xml:space="preserve">also </w:t>
+      </w:r>
+      <w:r>
+        <w:rPr>
+          <w:sz w:val="20"/>
+          <w:szCs w:val="20"/>
+        </w:rPr>
+        <w:t xml:space="preserve">evidence that solutions to insight problems can be provoked by guiding the eyes to relevant locations (Grant and Spivey, 2003) or in a pattern that is consistent with the solution (Thomas </w:t>
+      </w:r>
+      <w:r>
+        <w:rPr>
           <w:sz w:val="20"/>
           <w:szCs w:val="20"/>
         </w:rPr>
         <w:lastRenderedPageBreak/>
-        <w:t xml:space="preserve">us </w:t>
-      </w:r>
-      <w:r>
-        <w:rPr>
-          <w:color w:val="000000" w:themeColor="text1"/>
-          <w:sz w:val="20"/>
-          <w:szCs w:val="20"/>
-        </w:rPr>
-        <w:t xml:space="preserve">to instruct the optimal </w:t>
-      </w:r>
-      <w:proofErr w:type="spellStart"/>
-      <w:r>
-        <w:rPr>
-          <w:color w:val="000000" w:themeColor="text1"/>
-          <w:sz w:val="20"/>
-          <w:szCs w:val="20"/>
-        </w:rPr>
-        <w:t>behaviour</w:t>
-      </w:r>
-      <w:proofErr w:type="spellEnd"/>
-      <w:r>
-        <w:rPr>
-          <w:color w:val="000000" w:themeColor="text1"/>
-          <w:sz w:val="20"/>
-          <w:szCs w:val="20"/>
-        </w:rPr>
-        <w:t xml:space="preserve"> on each trial in a consistent manner and minimizes the possibility of experimenter-drive</w:t>
-      </w:r>
-      <w:r>
-        <w:rPr>
-          <w:color w:val="000000" w:themeColor="text1"/>
-          <w:sz w:val="20"/>
-          <w:szCs w:val="20"/>
-        </w:rPr>
-        <w:t>n</w:t>
-      </w:r>
-      <w:r>
-        <w:rPr>
-          <w:color w:val="000000" w:themeColor="text1"/>
-          <w:sz w:val="20"/>
-          <w:szCs w:val="20"/>
-        </w:rPr>
-        <w:t xml:space="preserve"> effects.</w:t>
-      </w:r>
-      <w:r>
-        <w:rPr>
-          <w:color w:val="000000" w:themeColor="text1"/>
-          <w:sz w:val="20"/>
-          <w:szCs w:val="20"/>
-        </w:rPr>
-        <w:t xml:space="preserve"> W</w:t>
-      </w:r>
-      <w:r>
-        <w:rPr>
-          <w:color w:val="000000" w:themeColor="text1"/>
-          <w:sz w:val="20"/>
-          <w:szCs w:val="20"/>
-        </w:rPr>
-        <w:t>ith the larger number of trials and more limited set of three options to choose between, we thought participants might have a stronger chance of learning the optimal choices.</w:t>
-      </w:r>
-      <w:r>
-        <w:rPr>
-          <w:sz w:val="20"/>
-          <w:szCs w:val="20"/>
-        </w:rPr>
-        <w:t xml:space="preserve"> Finally, t</w:t>
-      </w:r>
-      <w:r>
-        <w:rPr>
-          <w:sz w:val="20"/>
-          <w:szCs w:val="20"/>
-        </w:rPr>
-        <w:t xml:space="preserve">here is </w:t>
-      </w:r>
-      <w:r>
-        <w:rPr>
-          <w:sz w:val="20"/>
-          <w:szCs w:val="20"/>
-        </w:rPr>
-        <w:t xml:space="preserve">also </w:t>
-      </w:r>
-      <w:r>
-        <w:rPr>
-          <w:sz w:val="20"/>
-          <w:szCs w:val="20"/>
-        </w:rPr>
-        <w:t xml:space="preserve">evidence that solutions to insight problems can be provoked by guiding the eyes to relevant locations (Grant and Spivey, 2003) or in a pattern that is consistent with the solution (Thomas and Lleras, 2008). This suggests a pattern of </w:t>
+        <w:t xml:space="preserve">and Lleras, 2008). This suggests a pattern of </w:t>
       </w:r>
       <w:proofErr w:type="spellStart"/>
       <w:r>
@@ -19360,7 +19659,23 @@
           <w:sz w:val="20"/>
           <w:szCs w:val="20"/>
         </w:rPr>
-        <w:t xml:space="preserve"> EL OLED monitor with a resolution of 1080p and a refresh rate of 60 Hz. A chin rest with </w:t>
+        <w:t xml:space="preserve"> EL OLED monitor with a resolution of 1080p and a refresh rate of 60 Hz. A chin rest with forehead bar assured a viewing distance of 54cm. The right eye was tracked using a desktop-mounted </w:t>
+      </w:r>
+      <w:proofErr w:type="spellStart"/>
+      <w:r>
+        <w:rPr>
+          <w:sz w:val="20"/>
+          <w:szCs w:val="20"/>
+        </w:rPr>
+        <w:t>EyeLink</w:t>
+      </w:r>
+      <w:proofErr w:type="spellEnd"/>
+      <w:r>
+        <w:rPr>
+          <w:sz w:val="20"/>
+          <w:szCs w:val="20"/>
+        </w:rPr>
+        <w:t xml:space="preserve"> 1000 (version 4.594) (SR Research ltd, Mississauga, Ontario, Canada) to record eye position at 1000 Hz. A 9-point calibration sequence was used. The calibration and validation process was repeated every time the participant moved away from the chinrest. The process was also triggered if the participant broke fixation during the stimulus presentation five times in a row, or ten times cumulatively for each block </w:t>
       </w:r>
       <w:r>
         <w:rPr>
@@ -19368,23 +19683,7 @@
           <w:szCs w:val="20"/>
         </w:rPr>
         <w:lastRenderedPageBreak/>
-        <w:t xml:space="preserve">forehead bar assured a viewing distance of 54cm. The right eye was tracked using a desktop-mounted </w:t>
-      </w:r>
-      <w:proofErr w:type="spellStart"/>
-      <w:r>
-        <w:rPr>
-          <w:sz w:val="20"/>
-          <w:szCs w:val="20"/>
-        </w:rPr>
-        <w:t>EyeLink</w:t>
-      </w:r>
-      <w:proofErr w:type="spellEnd"/>
-      <w:r>
-        <w:rPr>
-          <w:sz w:val="20"/>
-          <w:szCs w:val="20"/>
-        </w:rPr>
-        <w:t xml:space="preserve"> 1000 (version 4.594) (SR Research ltd, Mississauga, Ontario, Canada) to record eye position at 1000 Hz. A 9-point calibration sequence was used. The calibration and validation process was repeated every time the participant moved away from the chinrest. The process was also triggered if the participant broke fixation during the stimulus presentation five times in a row, or ten times cumulatively for each block of trials. </w:t>
+        <w:t xml:space="preserve">of trials. </w:t>
       </w:r>
       <w:r>
         <w:rPr>
@@ -19673,16 +19972,7 @@
           <w:sz w:val="20"/>
           <w:szCs w:val="20"/>
         </w:rPr>
-        <w:t xml:space="preserve"> estimate the distance from fixation at which each person’s accuracy falls </w:t>
-      </w:r>
-      <w:r>
-        <w:rPr>
-          <w:color w:val="000000" w:themeColor="text1"/>
-          <w:sz w:val="20"/>
-          <w:szCs w:val="20"/>
-        </w:rPr>
-        <w:lastRenderedPageBreak/>
-        <w:t>below 75%. This distance is the switch point (E</w:t>
+        <w:t xml:space="preserve"> estimate the distance from fixation at which each person’s accuracy falls below 75%. This distance is the switch point (E</w:t>
       </w:r>
       <w:r>
         <w:rPr>
@@ -19842,7 +20132,15 @@
           <w:sz w:val="20"/>
           <w:szCs w:val="20"/>
         </w:rPr>
-        <w:t xml:space="preserve"> [-3°, -2°, -1°, ±0°, +1°, +2°, +3°]). Each distance was presented 10 times per block (90 trials per block, total 360 trials). Trial order was randomized.  Participants initiated each trial with a key press while fixating a black fixation cross to initiate a drift check. The cross was positioned 4° above the horizontal meridian with an offset of half the (to-be-presented) box distance either to the left or to the right</w:t>
+        <w:t xml:space="preserve"> [-3°, -2°, -1°, ±0°, +1°, +2°, +3°]). Each distance was presented 10 times </w:t>
+      </w:r>
+      <w:r>
+        <w:rPr>
+          <w:sz w:val="20"/>
+          <w:szCs w:val="20"/>
+        </w:rPr>
+        <w:lastRenderedPageBreak/>
+        <w:t>per block (90 trials per block, total 360 trials). Trial order was randomized.  Participants initiated each trial with a key press while fixating a black fixation cross to initiate a drift check. The cross was positioned 4° above the horizontal meridian with an offset of half the (to-be-presented) box distance either to the left or to the right</w:t>
       </w:r>
       <w:r>
         <w:rPr>
@@ -20245,16 +20543,7 @@
           <w:sz w:val="20"/>
           <w:szCs w:val="20"/>
         </w:rPr>
-        <w:t xml:space="preserve">this </w:t>
-      </w:r>
-      <w:r>
-        <w:rPr>
-          <w:color w:val="000000" w:themeColor="text1"/>
-          <w:sz w:val="20"/>
-          <w:szCs w:val="20"/>
-        </w:rPr>
-        <w:lastRenderedPageBreak/>
-        <w:t>independent</w:t>
+        <w:t>this independent</w:t>
       </w:r>
       <w:r>
         <w:rPr>
@@ -20448,6 +20737,7 @@
           <w:sz w:val="20"/>
           <w:szCs w:val="20"/>
         </w:rPr>
+        <w:lastRenderedPageBreak/>
         <w:t>T</w:t>
       </w:r>
       <w:r>
@@ -21327,7 +21617,6 @@
           <w:sz w:val="20"/>
           <w:szCs w:val="20"/>
         </w:rPr>
-        <w:lastRenderedPageBreak/>
         <w:drawing>
           <wp:inline distT="114300" distB="114300" distL="114300" distR="114300" wp14:anchorId="7CBC7D4F" wp14:editId="11CC19FB">
             <wp:extent cx="5948437" cy="1784531"/>
@@ -21716,7 +22005,17 @@
           <w:sz w:val="20"/>
           <w:szCs w:val="20"/>
         </w:rPr>
-        <w:t xml:space="preserve"> (estimating the effect of target separation on fixation choices)</w:t>
+        <w:t xml:space="preserve"> (estimating the effect of </w:t>
+      </w:r>
+      <w:r>
+        <w:rPr>
+          <w:rFonts w:ascii="Nunito" w:eastAsia="Nunito" w:hAnsi="Nunito" w:cs="Nunito"/>
+          <w:color w:val="000000" w:themeColor="text1"/>
+          <w:sz w:val="20"/>
+          <w:szCs w:val="20"/>
+        </w:rPr>
+        <w:lastRenderedPageBreak/>
+        <w:t>target separation on fixation choices)</w:t>
       </w:r>
       <w:r>
         <w:rPr>
@@ -22143,8 +22442,16 @@
           <w:sz w:val="20"/>
           <w:szCs w:val="20"/>
         </w:rPr>
-        <w:lastRenderedPageBreak/>
-        <w:t>four experiments we found no evidence of such a transfer</w:t>
+        <w:t xml:space="preserve">four experiments we found no evidence of such </w:t>
+      </w:r>
+      <w:r>
+        <w:rPr>
+          <w:color w:val="000000" w:themeColor="text1"/>
+          <w:sz w:val="20"/>
+          <w:szCs w:val="20"/>
+          <w:highlight w:val="yellow"/>
+        </w:rPr>
+        <w:t>facilitation</w:t>
       </w:r>
       <w:r>
         <w:rPr>
@@ -22516,7 +22823,17 @@
           <w:szCs w:val="20"/>
           <w:highlight w:val="yellow"/>
         </w:rPr>
-        <w:t>stand/look in a central location, equidistant between the two potential target locations</w:t>
+        <w:t xml:space="preserve">stand/look in a central location, equidistant between the two </w:t>
+      </w:r>
+      <w:r>
+        <w:rPr>
+          <w:color w:val="000000" w:themeColor="text1"/>
+          <w:sz w:val="20"/>
+          <w:szCs w:val="20"/>
+          <w:highlight w:val="yellow"/>
+        </w:rPr>
+        <w:lastRenderedPageBreak/>
+        <w:t>potential target locations</w:t>
       </w:r>
       <w:r>
         <w:rPr>
@@ -23002,7 +23319,6 @@
           <w:sz w:val="20"/>
           <w:szCs w:val="20"/>
         </w:rPr>
-        <w:lastRenderedPageBreak/>
         <w:t xml:space="preserve">Experiment 3A: Throwing. </w:t>
       </w:r>
       <w:r>
@@ -23118,7 +23434,16 @@
           <w:sz w:val="20"/>
           <w:szCs w:val="20"/>
         </w:rPr>
-        <w:t xml:space="preserve">ix distances were randomly selected from a range of distances based on the performance of participants in previous experiments (0.46m to 11.5m). The random selection of distances within this range ensured that participants would be unable to rely on their prior knowledge of the structure of previous experiments in deciding whether they should stand in the middle or next to one hoop. Instead they had to base their decision on knowledge about their own ability. To begin the session, three pairs of hoops matched in color were placed at each of three separations (red was the closest separation, yellow the middle, blue the farthest). After 45 choice trials, the hoops were shifted to three new separations for a further 45 trials. The </w:t>
+        <w:t xml:space="preserve">ix distances were randomly selected from a range of distances based on the performance of participants in previous experiments (0.46m to 11.5m). The random selection of distances within this range ensured that participants would be unable to rely on their prior knowledge of the structure of previous experiments in deciding whether they should stand in the </w:t>
+      </w:r>
+      <w:r>
+        <w:rPr>
+          <w:color w:val="000000" w:themeColor="text1"/>
+          <w:sz w:val="20"/>
+          <w:szCs w:val="20"/>
+        </w:rPr>
+        <w:lastRenderedPageBreak/>
+        <w:t xml:space="preserve">middle or next to one hoop. Instead they had to base their decision on knowledge about their own ability. To begin the session, three pairs of hoops matched in color were placed at each of three separations (red was the closest separation, yellow the middle, blue the farthest). After 45 choice trials, the hoops were shifted to three new separations for a further 45 trials. The </w:t>
       </w:r>
       <w:proofErr w:type="spellStart"/>
       <w:r>
@@ -23266,16 +23591,7 @@
           <w:sz w:val="20"/>
           <w:szCs w:val="20"/>
         </w:rPr>
-        <w:t xml:space="preserve">The optimal </w:t>
-      </w:r>
-      <w:r>
-        <w:rPr>
-          <w:color w:val="000000" w:themeColor="text1"/>
-          <w:sz w:val="20"/>
-          <w:szCs w:val="20"/>
-        </w:rPr>
-        <w:lastRenderedPageBreak/>
-        <w:t>choices for each participant in each experiment are determined based on performance in the first phase of the experiments</w:t>
+        <w:t>The optimal choices for each participant in each experiment are determined based on performance in the first phase of the experiments</w:t>
       </w:r>
       <w:r>
         <w:rPr>
@@ -23358,7 +23674,16 @@
           <w:sz w:val="20"/>
           <w:szCs w:val="20"/>
         </w:rPr>
-        <w:t xml:space="preserve">Similarly, for the detection experiment, the participant should choose to look at the center box when the separation between boxes is small enough that expected accuracy from the center is &gt;75%. For expected accuracy from the center of less than 75%, participants should instead choose the left or right box, because if the target appears here they will be 100% correct and if it appears in the other box they will be 50% correct, giving an expected overall accuracy of 75%. This is shown as the blue line in Figure </w:t>
+        <w:t xml:space="preserve">Similarly, for the detection experiment, the participant should choose to look at the center box when the separation between boxes is small enough that expected accuracy from the center is &gt;75%. For expected accuracy from the center of less than 75%, participants should instead choose the left or right box, because if the target appears here they will be 100% correct and if it appears in the other box they will be </w:t>
+      </w:r>
+      <w:r>
+        <w:rPr>
+          <w:color w:val="000000" w:themeColor="text1"/>
+          <w:sz w:val="20"/>
+          <w:szCs w:val="20"/>
+        </w:rPr>
+        <w:lastRenderedPageBreak/>
+        <w:t xml:space="preserve">50% correct, giving an expected overall accuracy of 75%. This is shown as the blue line in Figure </w:t>
       </w:r>
       <w:r>
         <w:rPr>
@@ -23560,19 +23885,7 @@
           <w:sz w:val="20"/>
           <w:szCs w:val="20"/>
         </w:rPr>
-        <w:t xml:space="preserve">) on the top row. Each dot is light grey and represents standing position on a single trial; the darker dots represent up to 15 overlaid trials. The dark blue line shows the optimal standing position for each participant. The standing position </w:t>
-      </w:r>
-      <w:r>
-        <w:rPr>
-          <w:rFonts w:ascii="Nunito" w:eastAsia="Nunito" w:hAnsi="Nunito" w:cs="Nunito"/>
-          <w:i/>
-          <w:iCs/>
-          <w:color w:val="000000" w:themeColor="text1"/>
-          <w:sz w:val="20"/>
-          <w:szCs w:val="20"/>
-        </w:rPr>
-        <w:lastRenderedPageBreak/>
-        <w:t>has been normalized to the distance from the center to the hoop. The second row shows the results for each expert participant in the detection experiment (</w:t>
+        <w:t>) on the top row. Each dot is light grey and represents standing position on a single trial; the darker dots represent up to 15 overlaid trials. The dark blue line shows the optimal standing position for each participant. The standing position has been normalized to the distance from the center to the hoop. The second row shows the results for each expert participant in the detection experiment (</w:t>
       </w:r>
       <w:r>
         <w:rPr>
@@ -23723,6 +24036,7 @@
           <w:sz w:val="20"/>
           <w:szCs w:val="20"/>
         </w:rPr>
+        <w:lastRenderedPageBreak/>
         <w:drawing>
           <wp:inline distT="114300" distB="114300" distL="114300" distR="114300" wp14:anchorId="3C214521" wp14:editId="3C21A533">
             <wp:extent cx="3003550" cy="2252663"/>
@@ -23879,15 +24193,47 @@
           <w:sz w:val="20"/>
           <w:szCs w:val="20"/>
         </w:rPr>
-        <w:t xml:space="preserve"> tasks allows us to more confidently specify the source of the transfer failure in Experiments 1 and 2 </w:t>
-      </w:r>
-      <w:r>
-        <w:rPr>
-          <w:color w:val="000000" w:themeColor="text1"/>
-          <w:sz w:val="20"/>
-          <w:szCs w:val="20"/>
-        </w:rPr>
-        <w:t xml:space="preserve">as a failure to integrate the decision rule, </w:t>
+        <w:t xml:space="preserve"> tasks allows us to more confidently </w:t>
+      </w:r>
+      <w:r>
+        <w:rPr>
+          <w:color w:val="000000" w:themeColor="text1"/>
+          <w:sz w:val="20"/>
+          <w:szCs w:val="20"/>
+        </w:rPr>
+        <w:t xml:space="preserve">explain the results of </w:t>
+      </w:r>
+      <w:r>
+        <w:rPr>
+          <w:color w:val="000000" w:themeColor="text1"/>
+          <w:sz w:val="20"/>
+          <w:szCs w:val="20"/>
+        </w:rPr>
+        <w:t xml:space="preserve">Experiments 1 and 2 </w:t>
+      </w:r>
+      <w:r>
+        <w:rPr>
+          <w:color w:val="000000" w:themeColor="text1"/>
+          <w:sz w:val="20"/>
+          <w:szCs w:val="20"/>
+        </w:rPr>
+        <w:t xml:space="preserve">as a failure to </w:t>
+      </w:r>
+      <w:r>
+        <w:rPr>
+          <w:color w:val="000000" w:themeColor="text1"/>
+          <w:sz w:val="20"/>
+          <w:szCs w:val="20"/>
+        </w:rPr>
+        <w:t>pick up</w:t>
+      </w:r>
+      <w:r>
+        <w:rPr>
+          <w:color w:val="000000" w:themeColor="text1"/>
+          <w:sz w:val="20"/>
+          <w:szCs w:val="20"/>
+        </w:rPr>
+        <w:t xml:space="preserve"> the decision rule, </w:t>
       </w:r>
       <w:r>
         <w:rPr>
@@ -23903,7 +24249,23 @@
           <w:sz w:val="20"/>
           <w:szCs w:val="20"/>
         </w:rPr>
-        <w:t>the rule being difficult to implement</w:t>
+        <w:t xml:space="preserve">the rule being </w:t>
+      </w:r>
+      <w:r>
+        <w:rPr>
+          <w:color w:val="000000" w:themeColor="text1"/>
+          <w:sz w:val="20"/>
+          <w:szCs w:val="20"/>
+        </w:rPr>
+        <w:t xml:space="preserve">known but </w:t>
+      </w:r>
+      <w:r>
+        <w:rPr>
+          <w:color w:val="000000" w:themeColor="text1"/>
+          <w:sz w:val="20"/>
+          <w:szCs w:val="20"/>
+        </w:rPr>
+        <w:t>difficult to implement</w:t>
       </w:r>
       <w:r>
         <w:rPr>
@@ -23998,7 +24360,6 @@
           <w:sz w:val="24"/>
           <w:szCs w:val="24"/>
         </w:rPr>
-        <w:lastRenderedPageBreak/>
         <w:t>General Discussion</w:t>
       </w:r>
     </w:p>
@@ -24067,22 +24428,24 @@
           <w:sz w:val="20"/>
           <w:szCs w:val="20"/>
         </w:rPr>
-        <w:t xml:space="preserve"> optimal performance is straightforward to attain when the participant has an explicit understanding of the domain-general principle that should guide the decision.</w:t>
-      </w:r>
-      <w:r>
-        <w:rPr>
-          <w:sz w:val="20"/>
-          <w:szCs w:val="20"/>
-        </w:rPr>
-        <w:t xml:space="preserve"> Even </w:t>
-      </w:r>
-      <w:r>
-        <w:rPr>
-          <w:sz w:val="20"/>
-          <w:szCs w:val="20"/>
-          <w:highlight w:val="yellow"/>
-        </w:rPr>
-        <w:t>though th</w:t>
+        <w:t xml:space="preserve"> optimal performance is straightforward to attain when the participant has an explicit understanding of the domain-general principle that should guide the decision</w:t>
+      </w:r>
+      <w:r>
+        <w:rPr>
+          <w:color w:val="000000" w:themeColor="text1"/>
+          <w:sz w:val="20"/>
+          <w:szCs w:val="20"/>
+          <w:highlight w:val="yellow"/>
+        </w:rPr>
+        <w:t>.</w:t>
+      </w:r>
+      <w:r>
+        <w:rPr>
+          <w:sz w:val="20"/>
+          <w:szCs w:val="20"/>
+          <w:highlight w:val="yellow"/>
+        </w:rPr>
+        <w:t xml:space="preserve"> Even though th</w:t>
       </w:r>
       <w:r>
         <w:rPr>
@@ -24098,14 +24461,30 @@
           <w:szCs w:val="20"/>
           <w:highlight w:val="yellow"/>
         </w:rPr>
-        <w:t>is</w:t>
-      </w:r>
-      <w:r>
-        <w:rPr>
-          <w:sz w:val="20"/>
-          <w:szCs w:val="20"/>
-        </w:rPr>
-        <w:t xml:space="preserve"> intuitive once known, people do not appear to spontaneously construct or exploit this </w:t>
+        <w:t xml:space="preserve">is </w:t>
+      </w:r>
+      <w:r>
+        <w:rPr>
+          <w:sz w:val="20"/>
+          <w:szCs w:val="20"/>
+          <w:highlight w:val="yellow"/>
+        </w:rPr>
+        <w:t>easy to understand and follow and would boost performance considerably</w:t>
+      </w:r>
+      <w:r>
+        <w:rPr>
+          <w:sz w:val="20"/>
+          <w:szCs w:val="20"/>
+          <w:highlight w:val="yellow"/>
+        </w:rPr>
+        <w:t>,</w:t>
+      </w:r>
+      <w:r>
+        <w:rPr>
+          <w:sz w:val="20"/>
+          <w:szCs w:val="20"/>
+        </w:rPr>
+        <w:t xml:space="preserve"> people do not appear to spontaneously construct or exploit this </w:t>
       </w:r>
       <w:r>
         <w:rPr>
@@ -24120,15 +24499,28 @@
           <w:sz w:val="20"/>
           <w:szCs w:val="20"/>
         </w:rPr>
-        <w:t xml:space="preserve">, nor do they apply it more broadly even when they seem to implement the </w:t>
-      </w:r>
-      <w:r>
-        <w:rPr>
-          <w:sz w:val="20"/>
-          <w:szCs w:val="20"/>
-          <w:highlight w:val="yellow"/>
-        </w:rPr>
-        <w:t>rule</w:t>
+        <w:t xml:space="preserve">, nor do they apply it more broadly even when they </w:t>
+      </w:r>
+      <w:r>
+        <w:rPr>
+          <w:sz w:val="20"/>
+          <w:szCs w:val="20"/>
+        </w:rPr>
+        <w:t>have just</w:t>
+      </w:r>
+      <w:r>
+        <w:rPr>
+          <w:sz w:val="20"/>
+          <w:szCs w:val="20"/>
+        </w:rPr>
+        <w:t xml:space="preserve"> implement</w:t>
+      </w:r>
+      <w:r>
+        <w:rPr>
+          <w:sz w:val="20"/>
+          <w:szCs w:val="20"/>
+        </w:rPr>
+        <w:t>ed it</w:t>
       </w:r>
       <w:r>
         <w:rPr>
@@ -24160,6 +24552,7 @@
           <w:sz w:val="20"/>
           <w:szCs w:val="20"/>
         </w:rPr>
+        <w:lastRenderedPageBreak/>
         <w:t>The experiments were designed to reveal how readily participants recognize and adopt rational decision rules</w:t>
       </w:r>
       <w:r>
@@ -24236,6 +24629,13 @@
           <w:szCs w:val="20"/>
         </w:rPr>
         <w:t xml:space="preserve"> participants had some degree of bias towards one choice option or another, there was also a large amount of </w:t>
+      </w:r>
+      <w:r>
+        <w:rPr>
+          <w:sz w:val="20"/>
+          <w:szCs w:val="20"/>
+        </w:rPr>
+        <w:t xml:space="preserve">within-participant, </w:t>
       </w:r>
       <w:r>
         <w:rPr>
@@ -24561,7 +24961,14 @@
           <w:sz w:val="20"/>
           <w:szCs w:val="20"/>
         </w:rPr>
-        <w:t xml:space="preserve">). These results all suggest that motor </w:t>
+        <w:t xml:space="preserve">). </w:t>
+      </w:r>
+      <w:r>
+        <w:rPr>
+          <w:sz w:val="20"/>
+          <w:szCs w:val="20"/>
+        </w:rPr>
+        <w:t xml:space="preserve">These previous studies </w:t>
       </w:r>
       <w:proofErr w:type="spellStart"/>
       <w:r>
@@ -24569,6 +24976,29 @@
           <w:sz w:val="20"/>
           <w:szCs w:val="20"/>
         </w:rPr>
+        <w:t>suggest</w:t>
+      </w:r>
+      <w:r>
+        <w:rPr>
+          <w:sz w:val="20"/>
+          <w:szCs w:val="20"/>
+        </w:rPr>
+        <w:t xml:space="preserve"> </w:t>
+      </w:r>
+      <w:proofErr w:type="spellEnd"/>
+      <w:r>
+        <w:rPr>
+          <w:sz w:val="20"/>
+          <w:szCs w:val="20"/>
+        </w:rPr>
+        <w:t xml:space="preserve">motor </w:t>
+      </w:r>
+      <w:proofErr w:type="spellStart"/>
+      <w:r>
+        <w:rPr>
+          <w:sz w:val="20"/>
+          <w:szCs w:val="20"/>
+        </w:rPr>
         <w:t>behaviour</w:t>
       </w:r>
       <w:proofErr w:type="spellEnd"/>
@@ -24577,14 +25007,14 @@
           <w:sz w:val="20"/>
           <w:szCs w:val="20"/>
         </w:rPr>
-        <w:t xml:space="preserve"> can translate to abstract thought to promote solution-finding in difficult problems.</w:t>
-      </w:r>
-      <w:r>
-        <w:rPr>
-          <w:sz w:val="20"/>
-          <w:szCs w:val="20"/>
-        </w:rPr>
-        <w:t xml:space="preserve"> </w:t>
+        <w:t xml:space="preserve"> can translate to abstract thought to promote solution-finding in difficult problems</w:t>
+      </w:r>
+      <w:r>
+        <w:rPr>
+          <w:sz w:val="20"/>
+          <w:szCs w:val="20"/>
+        </w:rPr>
+        <w:t xml:space="preserve">. </w:t>
       </w:r>
       <w:r>
         <w:rPr>
@@ -24634,16 +25064,7 @@
           <w:sz w:val="20"/>
           <w:szCs w:val="20"/>
         </w:rPr>
-        <w:t xml:space="preserve">, which is the term Gick and Holyoak (1983) coined to describe the idea that participants might be able to extract a general schema for solving problems from a specific concrete instance of that problem, and then use that schema to solve future </w:t>
-      </w:r>
-      <w:r>
-        <w:rPr>
-          <w:color w:val="000000" w:themeColor="text1"/>
-          <w:sz w:val="20"/>
-          <w:szCs w:val="20"/>
-        </w:rPr>
-        <w:lastRenderedPageBreak/>
-        <w:t xml:space="preserve">instances of that problem. </w:t>
+        <w:t xml:space="preserve">, which is the term Gick and Holyoak (1983) coined to describe the idea that participants might be able to extract a general schema for solving problems from a specific concrete instance of that problem, and then use that schema to solve future instances of that problem. </w:t>
       </w:r>
       <w:r>
         <w:rPr>
@@ -24888,6 +25309,7 @@
           <w:sz w:val="20"/>
           <w:szCs w:val="20"/>
         </w:rPr>
+        <w:lastRenderedPageBreak/>
         <w:t xml:space="preserve">As noted in the introduction, contemporary research on problem-solving has tended to focus on relatively complex, abstract problems with a single correct solution that is easily recognized when achieved. These kinds of problems usually require reason to be solved; trial-and-error learning of the solution is generally not an efficient approach. Our results do not contradict the notion that action can guide people towards solving these more complex and abstract kinds of problems, because the problem we have presented in these experiments, like most of the problems we encounter in our daily lives, does not lead to an impasse if it is not “solved”, but instead leads to less efficient </w:t>
       </w:r>
       <w:proofErr w:type="spellStart"/>
@@ -25039,15 +25461,22 @@
           <w:sz w:val="20"/>
           <w:szCs w:val="20"/>
         </w:rPr>
-        <w:t xml:space="preserve"> in a way that flexibly adapts to dynamic and unpredictable environments. If applying reason comes at a cost to potential learning, a conservative use of reason might be warranted, especially in solving the simple, repeated problems of daily life. We </w:t>
-      </w:r>
-      <w:r>
-        <w:rPr>
-          <w:sz w:val="20"/>
-          <w:szCs w:val="20"/>
-        </w:rPr>
-        <w:lastRenderedPageBreak/>
-        <w:t xml:space="preserve">are using Maier’s (1940) definitions of both variability and learning in this context, where variability is an approach to solving a problem (such as a rat choosing a direction in a maze) that allows the animal to define and refine the array of choice options and their consequences, and learning is the tendency to repeat choices that lead to positive outcomes. In our experiments, the variable but sub-optimal choices of our participants over the series of trials is consistent with a trial-and-error approach, and the failure to spontaneously transfer or maintain an optimal strategy suggests this trial-and-error approach is </w:t>
+        <w:t xml:space="preserve"> in a way that flexibly adapts to dynamic and unpredictable environments. If applying reason comes at a cost to potential learning, a conservative use of reason might be warranted, especially in solving the simple, repeated problems of daily life. We are using Maier’s (1940) definitions of both variability and learning in this context, where variability is an approach to solving a problem (such as a rat choosing a direction in a maze) that allows the animal to define and refine the array of choice options and their consequences, and learning is the tendency to repeat choices that lead to positive outcomes. In our experiments, the variable but sub-optimal choices of our participants over the series of trials is consistent with a trial-and-error approach, and the failure to spontaneously </w:t>
+      </w:r>
+      <w:r>
+        <w:rPr>
+          <w:sz w:val="20"/>
+          <w:szCs w:val="20"/>
+          <w:highlight w:val="yellow"/>
+        </w:rPr>
+        <w:t>adopt</w:t>
+      </w:r>
+      <w:r>
+        <w:rPr>
+          <w:sz w:val="20"/>
+          <w:szCs w:val="20"/>
+        </w:rPr>
+        <w:t xml:space="preserve"> or maintain an optimal strategy suggests this trial-and-error approach is </w:t>
       </w:r>
       <w:r>
         <w:rPr>
@@ -25169,7 +25598,16 @@
           <w:szCs w:val="20"/>
           <w:highlight w:val="yellow"/>
         </w:rPr>
-        <w:t>, so for example if the probability of event A is .8 and the probability of event B is .2, they will guess event A on about 80% of trials</w:t>
+        <w:t xml:space="preserve">, so for example if the probability of event A is .8 and the probability of event B is .2, they will guess event A on </w:t>
+      </w:r>
+      <w:r>
+        <w:rPr>
+          <w:sz w:val="20"/>
+          <w:szCs w:val="20"/>
+          <w:highlight w:val="yellow"/>
+        </w:rPr>
+        <w:lastRenderedPageBreak/>
+        <w:t>about 80% of trials</w:t>
       </w:r>
       <w:r>
         <w:rPr>
@@ -25515,15 +25953,7 @@
           <w:sz w:val="20"/>
           <w:szCs w:val="20"/>
         </w:rPr>
-        <w:t xml:space="preserve">Similarly, opting for larger reward later over a smaller one now is only optimal if the environment is stable. However, environments </w:t>
-      </w:r>
-      <w:r>
-        <w:rPr>
-          <w:sz w:val="20"/>
-          <w:szCs w:val="20"/>
-        </w:rPr>
-        <w:lastRenderedPageBreak/>
-        <w:t>are rarely stable</w:t>
+        <w:t>Similarly, opting for larger reward later over a smaller one now is only optimal if the environment is stable. However, environments are rarely stable</w:t>
       </w:r>
       <w:r>
         <w:rPr>
@@ -25705,7 +26135,16 @@
           <w:sz w:val="20"/>
           <w:szCs w:val="20"/>
         </w:rPr>
-        <w:t xml:space="preserve"> daily life are rarely matched in their difficulty or other features, and the </w:t>
+        <w:t xml:space="preserve"> daily life are </w:t>
+      </w:r>
+      <w:r>
+        <w:rPr>
+          <w:color w:val="000000" w:themeColor="text1"/>
+          <w:sz w:val="20"/>
+          <w:szCs w:val="20"/>
+        </w:rPr>
+        <w:lastRenderedPageBreak/>
+        <w:t xml:space="preserve">rarely matched in their difficulty or other features, and the </w:t>
       </w:r>
       <w:r>
         <w:rPr>
@@ -25964,16 +26403,50 @@
           <w:sz w:val="20"/>
           <w:szCs w:val="20"/>
         </w:rPr>
-        <w:t xml:space="preserve"> In future research it would be interesting to find or engineer more familiar or high-stakes problems (like the home improvement decision we presented in the introduction) to understand the potential impacts of failures to resolve the </w:t>
-      </w:r>
-      <w:r>
-        <w:rPr>
-          <w:color w:val="000000" w:themeColor="text1"/>
-          <w:sz w:val="20"/>
-          <w:szCs w:val="20"/>
-          <w:highlight w:val="yellow"/>
-        </w:rPr>
-        <w:t>focus-</w:t>
+        <w:t xml:space="preserve"> </w:t>
+      </w:r>
+      <w:r>
+        <w:rPr>
+          <w:color w:val="000000" w:themeColor="text1"/>
+          <w:sz w:val="20"/>
+          <w:szCs w:val="20"/>
+        </w:rPr>
+        <w:t>I</w:t>
+      </w:r>
+      <w:r>
+        <w:rPr>
+          <w:color w:val="000000" w:themeColor="text1"/>
+          <w:sz w:val="20"/>
+          <w:szCs w:val="20"/>
+        </w:rPr>
+        <w:t xml:space="preserve">t would be interesting to find or engineer more familiar or high-stakes </w:t>
+      </w:r>
+      <w:r>
+        <w:rPr>
+          <w:color w:val="000000" w:themeColor="text1"/>
+          <w:sz w:val="20"/>
+          <w:szCs w:val="20"/>
+          <w:highlight w:val="yellow"/>
+        </w:rPr>
+        <w:t>problems (</w:t>
+      </w:r>
+      <w:r>
+        <w:rPr>
+          <w:color w:val="000000" w:themeColor="text1"/>
+          <w:sz w:val="20"/>
+          <w:szCs w:val="20"/>
+          <w:highlight w:val="yellow"/>
+        </w:rPr>
+        <w:t>for example in financial investment or resource triage</w:t>
+      </w:r>
+      <w:r>
+        <w:rPr>
+          <w:color w:val="000000" w:themeColor="text1"/>
+          <w:sz w:val="20"/>
+          <w:szCs w:val="20"/>
+          <w:highlight w:val="yellow"/>
+        </w:rPr>
+        <w:t>) to understand the potential impacts of failures to resolve the focus-</w:t>
       </w:r>
       <w:r>
         <w:rPr>
@@ -25991,15 +26464,25 @@
           <w:szCs w:val="20"/>
           <w:highlight w:val="yellow"/>
         </w:rPr>
-        <w:t>divide</w:t>
-      </w:r>
-      <w:r>
-        <w:rPr>
-          <w:color w:val="000000" w:themeColor="text1"/>
-          <w:sz w:val="20"/>
-          <w:szCs w:val="20"/>
-        </w:rPr>
-        <w:t xml:space="preserve"> dilemma in practice.</w:t>
+        <w:t>divide dilemma in practice.</w:t>
+      </w:r>
+      <w:r>
+        <w:rPr>
+          <w:color w:val="000000" w:themeColor="text1"/>
+          <w:sz w:val="20"/>
+          <w:szCs w:val="20"/>
+          <w:highlight w:val="yellow"/>
+        </w:rPr>
+        <w:t xml:space="preserve"> The current results suggest that limitations of this kind will be resistant to interventions and that overcoming them in one context is unlikely to benefit other circumstances. </w:t>
+      </w:r>
+      <w:r>
+        <w:rPr>
+          <w:color w:val="000000" w:themeColor="text1"/>
+          <w:sz w:val="20"/>
+          <w:szCs w:val="20"/>
+          <w:highlight w:val="yellow"/>
+        </w:rPr>
+        <w:t xml:space="preserve">     </w:t>
       </w:r>
     </w:p>
     <w:p>
@@ -26106,7 +26589,6 @@
         <w:rPr>
           <w:lang w:val="de-DE"/>
         </w:rPr>
-        <w:lastRenderedPageBreak/>
         <w:t>References</w:t>
       </w:r>
     </w:p>
@@ -26281,6 +26763,7 @@
           <w:sz w:val="20"/>
           <w:szCs w:val="20"/>
         </w:rPr>
+        <w:lastRenderedPageBreak/>
         <w:t xml:space="preserve">Carr, H. (1925). </w:t>
       </w:r>
       <w:r>
@@ -26969,7 +27452,6 @@
           <w:szCs w:val="20"/>
           <w:lang w:val="en-GB"/>
         </w:rPr>
-        <w:lastRenderedPageBreak/>
         <w:t xml:space="preserve">Hesse, C., Kangur, K. &amp; </w:t>
       </w:r>
       <w:r>
@@ -27131,6 +27613,7 @@
           <w:sz w:val="20"/>
           <w:szCs w:val="20"/>
         </w:rPr>
+        <w:lastRenderedPageBreak/>
         <w:t>James, W.R.G., Hunt, A.R. &amp; Clarke, A.D.F. (</w:t>
       </w:r>
       <w:r>
@@ -27852,7 +28335,6 @@
           <w:shd w:val="clear" w:color="auto" w:fill="FFFFFF"/>
           <w:lang w:val="en-GB"/>
         </w:rPr>
-        <w:lastRenderedPageBreak/>
         <w:t xml:space="preserve">Stanovich, K. E., &amp; West, R. F. (2000). </w:t>
       </w:r>
       <w:r>
@@ -27999,6 +28481,7 @@
           <w:sz w:val="20"/>
           <w:szCs w:val="20"/>
         </w:rPr>
+        <w:lastRenderedPageBreak/>
         <w:t xml:space="preserve">Thomas, L. &amp; Lleras, A. (2009). Swinging into thought: directed movement guides insight problem solving. </w:t>
       </w:r>
       <w:r>
@@ -28629,7 +29112,42 @@
           <w:sz w:val="20"/>
           <w:szCs w:val="20"/>
         </w:rPr>
-        <w:t xml:space="preserve">n the interest </w:t>
+        <w:t>n the interest of transparency and completeness we report the pre-registered version of the analysis here. We specified that we would</w:t>
+      </w:r>
+      <w:r>
+        <w:rPr>
+          <w:sz w:val="20"/>
+          <w:szCs w:val="20"/>
+        </w:rPr>
+        <w:t xml:space="preserve"> </w:t>
+      </w:r>
+      <w:r>
+        <w:rPr>
+          <w:sz w:val="20"/>
+          <w:szCs w:val="20"/>
+        </w:rPr>
+        <w:t xml:space="preserve">calculate a difference score between each participant’s expected target discrimination accuracy (under an optimal model) and their actual observed accuracy. This gives a measure of how close to optimal each participant is. </w:t>
+      </w:r>
+      <w:r>
+        <w:rPr>
+          <w:sz w:val="20"/>
+          <w:szCs w:val="20"/>
+        </w:rPr>
+        <w:t>The main test is a between-group t-test on Session 2 performance, which address</w:t>
+      </w:r>
+      <w:r>
+        <w:rPr>
+          <w:sz w:val="20"/>
+          <w:szCs w:val="20"/>
+        </w:rPr>
+        <w:t>es</w:t>
+      </w:r>
+      <w:r>
+        <w:rPr>
+          <w:sz w:val="20"/>
+          <w:szCs w:val="20"/>
+        </w:rPr>
+        <w:t xml:space="preserve"> the hypothesis that participants who initially were guided to make eye movements that maximize their chance of correct target discrimination would continue to perform optimally when freely </w:t>
       </w:r>
       <w:r>
         <w:rPr>
@@ -28637,42 +29155,7 @@
           <w:szCs w:val="20"/>
         </w:rPr>
         <w:lastRenderedPageBreak/>
-        <w:t>of transparency and completeness we report the pre-registered version of the analysis here. We specified that we would</w:t>
-      </w:r>
-      <w:r>
-        <w:rPr>
-          <w:sz w:val="20"/>
-          <w:szCs w:val="20"/>
-        </w:rPr>
-        <w:t xml:space="preserve"> </w:t>
-      </w:r>
-      <w:r>
-        <w:rPr>
-          <w:sz w:val="20"/>
-          <w:szCs w:val="20"/>
-        </w:rPr>
-        <w:t xml:space="preserve">calculate a difference score between each participant’s expected target discrimination accuracy (under an optimal model) and their actual observed accuracy. This gives a measure of how close to optimal each participant is. </w:t>
-      </w:r>
-      <w:r>
-        <w:rPr>
-          <w:sz w:val="20"/>
-          <w:szCs w:val="20"/>
-        </w:rPr>
-        <w:t>The main test is a between-group t-test on Session 2 performance, which address</w:t>
-      </w:r>
-      <w:r>
-        <w:rPr>
-          <w:sz w:val="20"/>
-          <w:szCs w:val="20"/>
-        </w:rPr>
-        <w:t>es</w:t>
-      </w:r>
-      <w:r>
-        <w:rPr>
-          <w:sz w:val="20"/>
-          <w:szCs w:val="20"/>
-        </w:rPr>
-        <w:t xml:space="preserve"> the hypothesis that participants who initially were guided to make eye movements that maximize their chance of correct target discrimination would continue to perform optimally when freely choosing where to fixate in Session 2. A t-test comparing how much the two groups differed from optimal in Session 2 was not significant </w:t>
+        <w:t xml:space="preserve">choosing where to fixate in Session 2. A t-test comparing how much the two groups differed from optimal in Session 2 was not significant </w:t>
       </w:r>
       <m:oMath>
         <m:r>

--- a/revisions/Transferring optimal decision - final.docx
+++ b/revisions/Transferring optimal decision - final.docx
@@ -3132,7 +3132,15 @@
           <w:sz w:val="20"/>
           <w:szCs w:val="20"/>
         </w:rPr>
-        <w:t>, Kahnemann, 2011</w:t>
+        <w:t xml:space="preserve">, </w:t>
+      </w:r>
+      <w:r>
+        <w:rPr>
+          <w:sz w:val="20"/>
+          <w:szCs w:val="20"/>
+          <w:highlight w:val="yellow"/>
+        </w:rPr>
+        <w:t>Kahnemann, 2011</w:t>
       </w:r>
       <w:r>
         <w:rPr>
@@ -4787,23 +4795,41 @@
           <w:sz w:val="20"/>
           <w:szCs w:val="20"/>
         </w:rPr>
-        <w:t xml:space="preserve">To foreshadow, participants can carry out the optimal solution when clearly guided to do so by the context, but show no </w:t>
-      </w:r>
-      <w:r>
-        <w:rPr>
-          <w:color w:val="000000" w:themeColor="text1"/>
-          <w:sz w:val="20"/>
-          <w:szCs w:val="20"/>
-        </w:rPr>
-        <w:t xml:space="preserve">transfer </w:t>
-      </w:r>
-      <w:r>
-        <w:rPr>
-          <w:color w:val="000000" w:themeColor="text1"/>
-          <w:sz w:val="20"/>
-          <w:szCs w:val="20"/>
-        </w:rPr>
-        <w:t xml:space="preserve">of this experience </w:t>
+        <w:t xml:space="preserve">To foreshadow, participants can carry out the optimal solution when clearly guided to do so by the context, but </w:t>
+      </w:r>
+      <w:r>
+        <w:rPr>
+          <w:color w:val="000000" w:themeColor="text1"/>
+          <w:sz w:val="20"/>
+          <w:szCs w:val="20"/>
+          <w:highlight w:val="yellow"/>
+        </w:rPr>
+        <w:t xml:space="preserve">show no </w:t>
+      </w:r>
+      <w:r>
+        <w:rPr>
+          <w:color w:val="000000" w:themeColor="text1"/>
+          <w:sz w:val="20"/>
+          <w:szCs w:val="20"/>
+          <w:highlight w:val="yellow"/>
+        </w:rPr>
+        <w:t>benefits</w:t>
+      </w:r>
+      <w:r>
+        <w:rPr>
+          <w:color w:val="000000" w:themeColor="text1"/>
+          <w:sz w:val="20"/>
+          <w:szCs w:val="20"/>
+        </w:rPr>
+        <w:t xml:space="preserve"> from</w:t>
+      </w:r>
+      <w:r>
+        <w:rPr>
+          <w:color w:val="000000" w:themeColor="text1"/>
+          <w:sz w:val="20"/>
+          <w:szCs w:val="20"/>
+        </w:rPr>
+        <w:t xml:space="preserve"> this experience </w:t>
       </w:r>
       <w:r>
         <w:rPr>
@@ -4827,7 +4853,7 @@
           <w:sz w:val="20"/>
           <w:szCs w:val="20"/>
         </w:rPr>
-        <w:t>To be confident that the source of this limitation is a failure to recognize the solution rather than a failure to execute it effectively, Experiment 3 presents a control experiment in which we test non-naive participants under the same conditions used to test for transfer in Experiments 1 and 2. These participants</w:t>
+        <w:t>To be confident that the source of this limitation is a failure to recognize the solution rather than a failure to execute it effectively, Experiment 3 presents a control experiment in which we test non-naive participants under the same conditions used in Experiments 1 and 2. These participants</w:t>
       </w:r>
       <w:r>
         <w:rPr>
@@ -5038,7 +5064,7 @@
           <w:sz w:val="28"/>
           <w:szCs w:val="28"/>
         </w:rPr>
-        <w:t xml:space="preserve">: Transfer between </w:t>
+        <w:t xml:space="preserve">: </w:t>
       </w:r>
       <w:r>
         <w:rPr>
@@ -5046,7 +5072,7 @@
           <w:sz w:val="28"/>
           <w:szCs w:val="28"/>
         </w:rPr>
-        <w:t>contexts</w:t>
+        <w:t>Reaching, Then Throwing</w:t>
       </w:r>
     </w:p>
     <w:bookmarkEnd w:id="3"/>
@@ -5726,25 +5752,7 @@
           <w:szCs w:val="20"/>
           <w:highlight w:val="yellow"/>
         </w:rPr>
-        <w:t xml:space="preserve">This was based in part on our </w:t>
-      </w:r>
-      <w:r>
-        <w:rPr>
-          <w:color w:val="000000" w:themeColor="text1"/>
-          <w:sz w:val="20"/>
-          <w:szCs w:val="20"/>
-          <w:highlight w:val="yellow"/>
-        </w:rPr>
-        <w:t xml:space="preserve">debriefed </w:t>
-      </w:r>
-      <w:r>
-        <w:rPr>
-          <w:color w:val="000000" w:themeColor="text1"/>
-          <w:sz w:val="20"/>
-          <w:szCs w:val="20"/>
-          <w:highlight w:val="yellow"/>
-        </w:rPr>
-        <w:t xml:space="preserve">participants </w:t>
+        <w:t xml:space="preserve">This was based in part on participants </w:t>
       </w:r>
       <w:r>
         <w:rPr>
@@ -5807,7 +5815,25 @@
           <w:szCs w:val="20"/>
           <w:highlight w:val="yellow"/>
         </w:rPr>
-        <w:t xml:space="preserve"> obvious in retrospect,</w:t>
+        <w:t xml:space="preserve"> obvious in retrospect</w:t>
+      </w:r>
+      <w:r>
+        <w:rPr>
+          <w:color w:val="000000" w:themeColor="text1"/>
+          <w:sz w:val="20"/>
+          <w:szCs w:val="20"/>
+          <w:highlight w:val="yellow"/>
+        </w:rPr>
+        <w:t xml:space="preserve"> when we explained it in debriefing</w:t>
+      </w:r>
+      <w:r>
+        <w:rPr>
+          <w:color w:val="000000" w:themeColor="text1"/>
+          <w:sz w:val="20"/>
+          <w:szCs w:val="20"/>
+          <w:highlight w:val="yellow"/>
+        </w:rPr>
+        <w:t>,</w:t>
       </w:r>
       <w:r>
         <w:rPr>
@@ -13312,7 +13338,26 @@
           <w:sz w:val="20"/>
           <w:szCs w:val="20"/>
         </w:rPr>
-        <w:t xml:space="preserve"> dilemma does not readily transfer from one situation to anothe</w:t>
+        <w:t xml:space="preserve"> dilemma does not readily </w:t>
+      </w:r>
+      <w:proofErr w:type="spellStart"/>
+      <w:r>
+        <w:rPr>
+          <w:color w:val="000000" w:themeColor="text1"/>
+          <w:sz w:val="20"/>
+          <w:szCs w:val="20"/>
+          <w:highlight w:val="yellow"/>
+        </w:rPr>
+        <w:t>generalise</w:t>
+      </w:r>
+      <w:proofErr w:type="spellEnd"/>
+      <w:r>
+        <w:rPr>
+          <w:color w:val="000000" w:themeColor="text1"/>
+          <w:sz w:val="20"/>
+          <w:szCs w:val="20"/>
+        </w:rPr>
+        <w:t xml:space="preserve"> from one situation to anothe</w:t>
       </w:r>
       <w:r>
         <w:rPr>

--- a/revisions/Transferring optimal decision - final.docx
+++ b/revisions/Transferring optimal decision - final.docx
@@ -507,7 +507,25 @@
           <w:szCs w:val="20"/>
           <w:highlight w:val="yellow"/>
         </w:rPr>
-        <w:t>in a focus-or-divide dilemma tend to be variable and suboptimal</w:t>
+        <w:t xml:space="preserve">in a </w:t>
+      </w:r>
+      <w:r>
+        <w:rPr>
+          <w:color w:val="000000" w:themeColor="text1"/>
+          <w:sz w:val="20"/>
+          <w:szCs w:val="20"/>
+          <w:highlight w:val="yellow"/>
+        </w:rPr>
+        <w:t>focus-divide</w:t>
+      </w:r>
+      <w:r>
+        <w:rPr>
+          <w:color w:val="000000" w:themeColor="text1"/>
+          <w:sz w:val="20"/>
+          <w:szCs w:val="20"/>
+          <w:highlight w:val="yellow"/>
+        </w:rPr>
+        <w:t xml:space="preserve"> dilemma tend to be variable and suboptimal</w:t>
       </w:r>
       <w:r>
         <w:rPr>
@@ -1407,7 +1425,7 @@
           <w:sz w:val="20"/>
           <w:szCs w:val="20"/>
         </w:rPr>
-        <w:t>focus-or-divide</w:t>
+        <w:t>focus-divide</w:t>
       </w:r>
       <w:r>
         <w:rPr>
@@ -1631,23 +1649,23 @@
           <w:sz w:val="20"/>
           <w:szCs w:val="20"/>
         </w:rPr>
-        <w:t xml:space="preserve"> of the focus-</w:t>
-      </w:r>
-      <w:r>
-        <w:rPr>
-          <w:color w:val="000000" w:themeColor="text1"/>
-          <w:sz w:val="20"/>
-          <w:szCs w:val="20"/>
-        </w:rPr>
-        <w:t>or-</w:t>
-      </w:r>
-      <w:r>
-        <w:rPr>
-          <w:color w:val="000000" w:themeColor="text1"/>
-          <w:sz w:val="20"/>
-          <w:szCs w:val="20"/>
-        </w:rPr>
-        <w:t>divide dilemma</w:t>
+        <w:t xml:space="preserve"> of the </w:t>
+      </w:r>
+      <w:r>
+        <w:rPr>
+          <w:color w:val="000000" w:themeColor="text1"/>
+          <w:sz w:val="20"/>
+          <w:szCs w:val="20"/>
+        </w:rPr>
+        <w:t>focus-divide</w:t>
+      </w:r>
+      <w:r>
+        <w:rPr>
+          <w:color w:val="000000" w:themeColor="text1"/>
+          <w:sz w:val="20"/>
+          <w:szCs w:val="20"/>
+        </w:rPr>
+        <w:t xml:space="preserve"> dilemma</w:t>
       </w:r>
       <w:r>
         <w:rPr>
@@ -2038,7 +2056,15 @@
           <w:sz w:val="20"/>
           <w:szCs w:val="20"/>
         </w:rPr>
-        <w:t xml:space="preserve">focus-or-divide </w:t>
+        <w:t>focus-divide</w:t>
+      </w:r>
+      <w:r>
+        <w:rPr>
+          <w:color w:val="000000" w:themeColor="text1"/>
+          <w:sz w:val="20"/>
+          <w:szCs w:val="20"/>
+        </w:rPr>
+        <w:t xml:space="preserve"> </w:t>
       </w:r>
       <w:r>
         <w:rPr>
@@ -2481,7 +2507,21 @@
           <w:sz w:val="20"/>
           <w:szCs w:val="20"/>
         </w:rPr>
-        <w:t xml:space="preserve"> if the hoops are far enough apart that the expected odds of success from a central position is less than 50%, standing near one of the two hoop leads to better success rates: in the long term, they will be 100% accurate if the chosen hoop is the target, and 0% accurate at the other hoop, averaging out to 50%</w:t>
+        <w:t xml:space="preserve"> if the hoops are far enough apart that the expected odds of success </w:t>
+      </w:r>
+      <w:r>
+        <w:rPr>
+          <w:sz w:val="20"/>
+          <w:szCs w:val="20"/>
+        </w:rPr>
+        <w:t xml:space="preserve">in hitting either one </w:t>
+      </w:r>
+      <w:r>
+        <w:rPr>
+          <w:sz w:val="20"/>
+          <w:szCs w:val="20"/>
+        </w:rPr>
+        <w:t>from a central position is less than 50%, standing near one of the two hoop leads to better success rates: in the long term, they will be 100% accurate if the chosen hoop is the target, and 0% accurate at the other hoop, averaging out to 50%</w:t>
       </w:r>
       <w:r>
         <w:rPr>
@@ -2815,7 +2855,21 @@
           <w:sz w:val="20"/>
           <w:szCs w:val="20"/>
         </w:rPr>
-        <w:t>This pattern of variable, sub-optimal choices in the focus-or-divide task is now well-established</w:t>
+        <w:t xml:space="preserve">This pattern of variable, sub-optimal choices in the </w:t>
+      </w:r>
+      <w:r>
+        <w:rPr>
+          <w:sz w:val="20"/>
+          <w:szCs w:val="20"/>
+        </w:rPr>
+        <w:t>focus-divide</w:t>
+      </w:r>
+      <w:r>
+        <w:rPr>
+          <w:sz w:val="20"/>
+          <w:szCs w:val="20"/>
+        </w:rPr>
+        <w:t xml:space="preserve"> task is now well-established</w:t>
       </w:r>
       <w:r>
         <w:rPr>
@@ -3002,23 +3056,7 @@
           <w:szCs w:val="20"/>
           <w:highlight w:val="yellow"/>
         </w:rPr>
-        <w:t>focus-</w:t>
-      </w:r>
-      <w:r>
-        <w:rPr>
-          <w:sz w:val="20"/>
-          <w:szCs w:val="20"/>
-          <w:highlight w:val="yellow"/>
-        </w:rPr>
-        <w:t>or-</w:t>
-      </w:r>
-      <w:r>
-        <w:rPr>
-          <w:sz w:val="20"/>
-          <w:szCs w:val="20"/>
-          <w:highlight w:val="yellow"/>
-        </w:rPr>
-        <w:t>divide</w:t>
+        <w:t>focus-divide</w:t>
       </w:r>
       <w:r>
         <w:rPr>
@@ -3063,23 +3101,7 @@
           <w:szCs w:val="20"/>
           <w:highlight w:val="yellow"/>
         </w:rPr>
-        <w:t>focus-</w:t>
-      </w:r>
-      <w:r>
-        <w:rPr>
-          <w:sz w:val="20"/>
-          <w:szCs w:val="20"/>
-          <w:highlight w:val="yellow"/>
-        </w:rPr>
-        <w:t>or-</w:t>
-      </w:r>
-      <w:r>
-        <w:rPr>
-          <w:sz w:val="20"/>
-          <w:szCs w:val="20"/>
-          <w:highlight w:val="yellow"/>
-        </w:rPr>
-        <w:t>divide</w:t>
+        <w:t>focus-divide</w:t>
       </w:r>
       <w:r>
         <w:rPr>
@@ -3291,7 +3313,39 @@
           <w:szCs w:val="20"/>
           <w:highlight w:val="yellow"/>
         </w:rPr>
-        <w:t>lassic animal learning studies also draw distinctions between choices guided by reflex versus those guided by insight,</w:t>
+        <w:t xml:space="preserve">lassic animal learning studies draw </w:t>
+      </w:r>
+      <w:r>
+        <w:rPr>
+          <w:sz w:val="20"/>
+          <w:szCs w:val="20"/>
+          <w:highlight w:val="yellow"/>
+        </w:rPr>
+        <w:t xml:space="preserve">analogous </w:t>
+      </w:r>
+      <w:r>
+        <w:rPr>
+          <w:sz w:val="20"/>
+          <w:szCs w:val="20"/>
+          <w:highlight w:val="yellow"/>
+        </w:rPr>
+        <w:t xml:space="preserve">distinctions between choices guided by reflex versus those guided by </w:t>
+      </w:r>
+      <w:r>
+        <w:rPr>
+          <w:sz w:val="20"/>
+          <w:szCs w:val="20"/>
+          <w:highlight w:val="yellow"/>
+        </w:rPr>
+        <w:t>reasoning</w:t>
+      </w:r>
+      <w:r>
+        <w:rPr>
+          <w:sz w:val="20"/>
+          <w:szCs w:val="20"/>
+          <w:highlight w:val="yellow"/>
+        </w:rPr>
+        <w:t>,</w:t>
       </w:r>
       <w:r>
         <w:rPr>
@@ -3305,7 +3359,7 @@
           <w:sz w:val="20"/>
           <w:szCs w:val="20"/>
         </w:rPr>
-        <w:t xml:space="preserve"> more germane theoretical framework for the simple, repeated </w:t>
+        <w:t xml:space="preserve"> more germane theoretical framework for the </w:t>
       </w:r>
       <w:r>
         <w:rPr>
@@ -3313,14 +3367,14 @@
           <w:szCs w:val="20"/>
         </w:rPr>
         <w:lastRenderedPageBreak/>
-        <w:t xml:space="preserve">choices participants make in </w:t>
-      </w:r>
-      <w:r>
-        <w:rPr>
-          <w:sz w:val="20"/>
-          <w:szCs w:val="20"/>
-        </w:rPr>
-        <w:t>focus-or-divide</w:t>
+        <w:t xml:space="preserve">simple, repeated choices participants make in </w:t>
+      </w:r>
+      <w:r>
+        <w:rPr>
+          <w:sz w:val="20"/>
+          <w:szCs w:val="20"/>
+        </w:rPr>
+        <w:t>focus-divide</w:t>
       </w:r>
       <w:r>
         <w:rPr>
@@ -3833,41 +3887,15 @@
           <w:szCs w:val="20"/>
           <w:highlight w:val="yellow"/>
         </w:rPr>
-        <w:t xml:space="preserve">Viewing </w:t>
-      </w:r>
-      <w:proofErr w:type="spellStart"/>
-      <w:r>
-        <w:rPr>
-          <w:sz w:val="20"/>
-          <w:szCs w:val="20"/>
-          <w:highlight w:val="yellow"/>
-        </w:rPr>
-        <w:t>behaviour</w:t>
-      </w:r>
-      <w:proofErr w:type="spellEnd"/>
-      <w:r>
-        <w:rPr>
-          <w:sz w:val="20"/>
-          <w:szCs w:val="20"/>
-          <w:highlight w:val="yellow"/>
-        </w:rPr>
-        <w:t xml:space="preserve"> in a focus-</w:t>
-      </w:r>
-      <w:r>
-        <w:rPr>
-          <w:sz w:val="20"/>
-          <w:szCs w:val="20"/>
-          <w:highlight w:val="yellow"/>
-        </w:rPr>
-        <w:t>or-</w:t>
-      </w:r>
-      <w:r>
-        <w:rPr>
-          <w:sz w:val="20"/>
-          <w:szCs w:val="20"/>
-          <w:highlight w:val="yellow"/>
-        </w:rPr>
-        <w:t xml:space="preserve">divide experiment from </w:t>
+        <w:t xml:space="preserve">Viewed </w:t>
+      </w:r>
+      <w:r>
+        <w:rPr>
+          <w:sz w:val="20"/>
+          <w:szCs w:val="20"/>
+          <w:highlight w:val="yellow"/>
+        </w:rPr>
+        <w:t xml:space="preserve">from </w:t>
       </w:r>
       <w:r>
         <w:rPr>
@@ -3923,15 +3951,47 @@
           <w:szCs w:val="20"/>
           <w:highlight w:val="yellow"/>
         </w:rPr>
-        <w:t xml:space="preserve"> observed in this task </w:t>
-      </w:r>
-      <w:r>
-        <w:rPr>
-          <w:sz w:val="20"/>
-          <w:szCs w:val="20"/>
-          <w:highlight w:val="yellow"/>
-        </w:rPr>
-        <w:t>are</w:t>
+        <w:t xml:space="preserve"> observed in </w:t>
+      </w:r>
+      <w:r>
+        <w:rPr>
+          <w:sz w:val="20"/>
+          <w:szCs w:val="20"/>
+          <w:highlight w:val="yellow"/>
+        </w:rPr>
+        <w:t>a typical focus-divide</w:t>
+      </w:r>
+      <w:r>
+        <w:rPr>
+          <w:sz w:val="20"/>
+          <w:szCs w:val="20"/>
+          <w:highlight w:val="yellow"/>
+        </w:rPr>
+        <w:t xml:space="preserve"> </w:t>
+      </w:r>
+      <w:r>
+        <w:rPr>
+          <w:sz w:val="20"/>
+          <w:szCs w:val="20"/>
+          <w:highlight w:val="yellow"/>
+        </w:rPr>
+        <w:t>experiment</w:t>
+      </w:r>
+      <w:r>
+        <w:rPr>
+          <w:sz w:val="20"/>
+          <w:szCs w:val="20"/>
+          <w:highlight w:val="yellow"/>
+        </w:rPr>
+        <w:t xml:space="preserve"> </w:t>
+      </w:r>
+      <w:r>
+        <w:rPr>
+          <w:sz w:val="20"/>
+          <w:szCs w:val="20"/>
+          <w:highlight w:val="yellow"/>
+        </w:rPr>
+        <w:t>is</w:t>
       </w:r>
       <w:r>
         <w:rPr>
@@ -4057,21 +4117,14 @@
           <w:sz w:val="20"/>
           <w:szCs w:val="20"/>
         </w:rPr>
-        <w:t>the focus-</w:t>
-      </w:r>
-      <w:r>
-        <w:rPr>
-          <w:sz w:val="20"/>
-          <w:szCs w:val="20"/>
-        </w:rPr>
-        <w:t>or-</w:t>
-      </w:r>
-      <w:r>
-        <w:rPr>
-          <w:sz w:val="20"/>
-          <w:szCs w:val="20"/>
-        </w:rPr>
-        <w:t>divide</w:t>
+        <w:t xml:space="preserve">the </w:t>
+      </w:r>
+      <w:r>
+        <w:rPr>
+          <w:sz w:val="20"/>
+          <w:szCs w:val="20"/>
+        </w:rPr>
+        <w:t>focus-divide</w:t>
       </w:r>
       <w:r>
         <w:rPr>
@@ -4326,7 +4379,25 @@
           <w:sz w:val="20"/>
           <w:szCs w:val="20"/>
         </w:rPr>
-        <w:t xml:space="preserve">experience in solving complex problems is usually context-specific and resistant to transfer (e.g. Gick &amp; Holyoak, 1983; </w:t>
+        <w:t xml:space="preserve">experience in solving complex problems is usually context-specific and resistant to transfer (e.g. Gick &amp; </w:t>
+      </w:r>
+      <w:proofErr w:type="spellStart"/>
+      <w:r>
+        <w:rPr>
+          <w:color w:val="000000" w:themeColor="text1"/>
+          <w:sz w:val="20"/>
+          <w:szCs w:val="20"/>
+        </w:rPr>
+        <w:t>Holyoak</w:t>
+      </w:r>
+      <w:proofErr w:type="spellEnd"/>
+      <w:r>
+        <w:rPr>
+          <w:color w:val="000000" w:themeColor="text1"/>
+          <w:sz w:val="20"/>
+          <w:szCs w:val="20"/>
+        </w:rPr>
+        <w:t xml:space="preserve">, 1983; </w:t>
       </w:r>
       <w:proofErr w:type="spellStart"/>
       <w:r>
@@ -4580,23 +4651,23 @@
           <w:szCs w:val="20"/>
           <w:highlight w:val="yellow"/>
         </w:rPr>
-        <w:t xml:space="preserve"> to solve the focus-</w:t>
-      </w:r>
-      <w:r>
-        <w:rPr>
-          <w:sz w:val="20"/>
-          <w:szCs w:val="20"/>
-          <w:highlight w:val="yellow"/>
-        </w:rPr>
-        <w:t>or-</w:t>
-      </w:r>
-      <w:r>
-        <w:rPr>
-          <w:sz w:val="20"/>
-          <w:szCs w:val="20"/>
-          <w:highlight w:val="yellow"/>
-        </w:rPr>
-        <w:t>divide dilemma</w:t>
+        <w:t xml:space="preserve"> to solve the </w:t>
+      </w:r>
+      <w:r>
+        <w:rPr>
+          <w:sz w:val="20"/>
+          <w:szCs w:val="20"/>
+          <w:highlight w:val="yellow"/>
+        </w:rPr>
+        <w:t>focus-divide</w:t>
+      </w:r>
+      <w:r>
+        <w:rPr>
+          <w:sz w:val="20"/>
+          <w:szCs w:val="20"/>
+          <w:highlight w:val="yellow"/>
+        </w:rPr>
+        <w:t xml:space="preserve"> dilemma</w:t>
       </w:r>
       <w:r>
         <w:rPr>
@@ -4869,23 +4940,23 @@
           <w:sz w:val="20"/>
           <w:szCs w:val="20"/>
         </w:rPr>
-        <w:t xml:space="preserve"> rule for solving the focus-</w:t>
-      </w:r>
-      <w:r>
-        <w:rPr>
-          <w:color w:val="000000" w:themeColor="text1"/>
-          <w:sz w:val="20"/>
-          <w:szCs w:val="20"/>
-        </w:rPr>
-        <w:t>or-</w:t>
-      </w:r>
-      <w:r>
-        <w:rPr>
-          <w:color w:val="000000" w:themeColor="text1"/>
-          <w:sz w:val="20"/>
-          <w:szCs w:val="20"/>
-        </w:rPr>
-        <w:t xml:space="preserve">divide dilemma, </w:t>
+        <w:t xml:space="preserve"> rule for solving the </w:t>
+      </w:r>
+      <w:r>
+        <w:rPr>
+          <w:color w:val="000000" w:themeColor="text1"/>
+          <w:sz w:val="20"/>
+          <w:szCs w:val="20"/>
+        </w:rPr>
+        <w:t>focus-divide</w:t>
+      </w:r>
+      <w:r>
+        <w:rPr>
+          <w:color w:val="000000" w:themeColor="text1"/>
+          <w:sz w:val="20"/>
+          <w:szCs w:val="20"/>
+        </w:rPr>
+        <w:t xml:space="preserve"> dilemma, </w:t>
       </w:r>
       <w:r>
         <w:rPr>
@@ -5047,6 +5118,7 @@
           <w:b/>
           <w:sz w:val="28"/>
           <w:szCs w:val="28"/>
+          <w:highlight w:val="yellow"/>
         </w:rPr>
         <w:t>Experiment 1</w:t>
       </w:r>
@@ -5055,6 +5127,7 @@
           <w:b/>
           <w:sz w:val="28"/>
           <w:szCs w:val="28"/>
+          <w:highlight w:val="yellow"/>
         </w:rPr>
         <w:t>A</w:t>
       </w:r>
@@ -5063,6 +5136,7 @@
           <w:b/>
           <w:sz w:val="28"/>
           <w:szCs w:val="28"/>
+          <w:highlight w:val="yellow"/>
         </w:rPr>
         <w:t xml:space="preserve">: </w:t>
       </w:r>
@@ -5071,6 +5145,7 @@
           <w:b/>
           <w:sz w:val="28"/>
           <w:szCs w:val="28"/>
+          <w:highlight w:val="yellow"/>
         </w:rPr>
         <w:t>Reaching, Then Throwing</w:t>
       </w:r>
@@ -5098,23 +5173,7 @@
           <w:szCs w:val="20"/>
           <w:highlight w:val="yellow"/>
         </w:rPr>
-        <w:t>focus-</w:t>
-      </w:r>
-      <w:r>
-        <w:rPr>
-          <w:sz w:val="20"/>
-          <w:szCs w:val="20"/>
-          <w:highlight w:val="yellow"/>
-        </w:rPr>
-        <w:t>or-</w:t>
-      </w:r>
-      <w:r>
-        <w:rPr>
-          <w:sz w:val="20"/>
-          <w:szCs w:val="20"/>
-          <w:highlight w:val="yellow"/>
-        </w:rPr>
-        <w:t>divide</w:t>
+        <w:t>focus-divide</w:t>
       </w:r>
       <w:r>
         <w:rPr>
@@ -6082,23 +6141,23 @@
           <w:sz w:val="20"/>
           <w:szCs w:val="20"/>
         </w:rPr>
-        <w:t>is a critical aspect of poor performance in focus-</w:t>
-      </w:r>
-      <w:r>
-        <w:rPr>
-          <w:color w:val="000000" w:themeColor="text1"/>
-          <w:sz w:val="20"/>
-          <w:szCs w:val="20"/>
-        </w:rPr>
-        <w:t>or-</w:t>
-      </w:r>
-      <w:r>
-        <w:rPr>
-          <w:color w:val="000000" w:themeColor="text1"/>
-          <w:sz w:val="20"/>
-          <w:szCs w:val="20"/>
-        </w:rPr>
-        <w:t>divide dilemmas</w:t>
+        <w:t xml:space="preserve">is a critical aspect of poor performance in </w:t>
+      </w:r>
+      <w:r>
+        <w:rPr>
+          <w:color w:val="000000" w:themeColor="text1"/>
+          <w:sz w:val="20"/>
+          <w:szCs w:val="20"/>
+        </w:rPr>
+        <w:t>focus-divide</w:t>
+      </w:r>
+      <w:r>
+        <w:rPr>
+          <w:color w:val="000000" w:themeColor="text1"/>
+          <w:sz w:val="20"/>
+          <w:szCs w:val="20"/>
+        </w:rPr>
+        <w:t xml:space="preserve"> dilemmas</w:t>
       </w:r>
       <w:r>
         <w:rPr>
@@ -7208,7 +7267,15 @@
           <w:sz w:val="20"/>
           <w:szCs w:val="20"/>
         </w:rPr>
-        <w:t xml:space="preserve">had a clipboard with a </w:t>
+        <w:t>carried</w:t>
+      </w:r>
+      <w:r>
+        <w:rPr>
+          <w:color w:val="000000" w:themeColor="text1"/>
+          <w:sz w:val="20"/>
+          <w:szCs w:val="20"/>
+        </w:rPr>
+        <w:t xml:space="preserve"> a clipboard with a </w:t>
       </w:r>
       <w:r>
         <w:rPr>
@@ -7232,7 +7299,15 @@
           <w:sz w:val="20"/>
           <w:szCs w:val="20"/>
         </w:rPr>
-        <w:t xml:space="preserve">. They used the list to </w:t>
+        <w:t>, and</w:t>
+      </w:r>
+      <w:r>
+        <w:rPr>
+          <w:color w:val="000000" w:themeColor="text1"/>
+          <w:sz w:val="20"/>
+          <w:szCs w:val="20"/>
+        </w:rPr>
+        <w:t xml:space="preserve"> used the list to </w:t>
       </w:r>
       <w:r>
         <w:rPr>
@@ -7864,27 +7939,7 @@
           <w:szCs w:val="20"/>
           <w:highlight w:val="yellow"/>
         </w:rPr>
-        <w:t>focus-</w:t>
-      </w:r>
-      <w:r>
-        <w:rPr>
-          <w:rFonts w:asciiTheme="majorHAnsi" w:eastAsia="Nunito" w:hAnsiTheme="majorHAnsi" w:cstheme="majorHAnsi"/>
-          <w:color w:val="000000" w:themeColor="text1"/>
-          <w:sz w:val="20"/>
-          <w:szCs w:val="20"/>
-          <w:highlight w:val="yellow"/>
-        </w:rPr>
-        <w:t>or-</w:t>
-      </w:r>
-      <w:r>
-        <w:rPr>
-          <w:rFonts w:asciiTheme="majorHAnsi" w:eastAsia="Nunito" w:hAnsiTheme="majorHAnsi" w:cstheme="majorHAnsi"/>
-          <w:color w:val="000000" w:themeColor="text1"/>
-          <w:sz w:val="20"/>
-          <w:szCs w:val="20"/>
-          <w:highlight w:val="yellow"/>
-        </w:rPr>
-        <w:t>divide</w:t>
+        <w:t>focus-divide</w:t>
       </w:r>
       <w:r>
         <w:rPr>
@@ -9323,7 +9378,7 @@
           <w:sz w:val="20"/>
           <w:szCs w:val="20"/>
         </w:rPr>
-        <w:t>The optimal solution to this problem would give standing position = 0 for the closest hoop distance and standing position = 1 for the furthest (note that standing position has been normalized over hoop separations, with 1 being the distance from the center to the hoop</w:t>
+        <w:t>The optimal solution to this problem would give standing position = 0 for the closest hoop distance and standing position = 1 for the furthest (with 1 being the distance from the center to the hoop</w:t>
       </w:r>
       <w:r>
         <w:rPr>
@@ -9354,25 +9409,16 @@
           <w:szCs w:val="20"/>
           <w:highlight w:val="yellow"/>
         </w:rPr>
-        <w:t>the focus-</w:t>
-      </w:r>
-      <w:r>
-        <w:rPr>
-          <w:color w:val="000000" w:themeColor="text1"/>
-          <w:sz w:val="20"/>
-          <w:szCs w:val="20"/>
-          <w:highlight w:val="yellow"/>
-        </w:rPr>
-        <w:t>or-</w:t>
-      </w:r>
-      <w:r>
-        <w:rPr>
-          <w:color w:val="000000" w:themeColor="text1"/>
-          <w:sz w:val="20"/>
-          <w:szCs w:val="20"/>
-          <w:highlight w:val="yellow"/>
-        </w:rPr>
-        <w:t>divide</w:t>
+        <w:t xml:space="preserve">the </w:t>
+      </w:r>
+      <w:r>
+        <w:rPr>
+          <w:color w:val="000000" w:themeColor="text1"/>
+          <w:sz w:val="20"/>
+          <w:szCs w:val="20"/>
+          <w:highlight w:val="yellow"/>
+        </w:rPr>
+        <w:t>focus-divide</w:t>
       </w:r>
       <w:r>
         <w:rPr>
@@ -9454,7 +9500,23 @@
           <w:sz w:val="20"/>
           <w:szCs w:val="20"/>
         </w:rPr>
-        <w:t xml:space="preserve">Around a third </w:t>
+        <w:t xml:space="preserve">Around a third of participants exhibit a strong central tendency, sticking with the </w:t>
+      </w:r>
+      <w:r>
+        <w:rPr>
+          <w:color w:val="000000" w:themeColor="text1"/>
+          <w:sz w:val="20"/>
+          <w:szCs w:val="20"/>
+        </w:rPr>
+        <w:t>mid-point</w:t>
+      </w:r>
+      <w:r>
+        <w:rPr>
+          <w:color w:val="000000" w:themeColor="text1"/>
+          <w:sz w:val="20"/>
+          <w:szCs w:val="20"/>
+        </w:rPr>
+        <w:t xml:space="preserve"> between the hoops </w:t>
       </w:r>
       <w:r>
         <w:rPr>
@@ -9463,23 +9525,7 @@
           <w:szCs w:val="20"/>
         </w:rPr>
         <w:lastRenderedPageBreak/>
-        <w:t xml:space="preserve">of participants exhibit a strong central tendency, sticking with the </w:t>
-      </w:r>
-      <w:r>
-        <w:rPr>
-          <w:color w:val="000000" w:themeColor="text1"/>
-          <w:sz w:val="20"/>
-          <w:szCs w:val="20"/>
-        </w:rPr>
-        <w:t>mid-point</w:t>
-      </w:r>
-      <w:r>
-        <w:rPr>
-          <w:color w:val="000000" w:themeColor="text1"/>
-          <w:sz w:val="20"/>
-          <w:szCs w:val="20"/>
-        </w:rPr>
-        <w:t xml:space="preserve"> between the hoops irrespective of the distance between them. The rest of the participants vary their behavior from trial to trial</w:t>
+        <w:t>irrespective of the distance between them. The rest of the participants vary their behavior from trial to trial</w:t>
       </w:r>
       <w:r>
         <w:rPr>
@@ -10952,7 +10998,63 @@
           <w:sz w:val="20"/>
           <w:szCs w:val="20"/>
         </w:rPr>
-        <w:t xml:space="preserve">the primed </w:t>
+        <w:t>the primed nor the control group</w:t>
+      </w:r>
+      <w:r>
+        <w:rPr>
+          <w:color w:val="000000" w:themeColor="text1"/>
+          <w:sz w:val="20"/>
+          <w:szCs w:val="20"/>
+        </w:rPr>
+        <w:t xml:space="preserve"> show</w:t>
+      </w:r>
+      <w:r>
+        <w:rPr>
+          <w:color w:val="000000" w:themeColor="text1"/>
+          <w:sz w:val="20"/>
+          <w:szCs w:val="20"/>
+        </w:rPr>
+        <w:t>s</w:t>
+      </w:r>
+      <w:r>
+        <w:rPr>
+          <w:color w:val="000000" w:themeColor="text1"/>
+          <w:sz w:val="20"/>
+          <w:szCs w:val="20"/>
+        </w:rPr>
+        <w:t xml:space="preserve"> evidence </w:t>
+      </w:r>
+      <w:r>
+        <w:rPr>
+          <w:color w:val="000000" w:themeColor="text1"/>
+          <w:sz w:val="20"/>
+          <w:szCs w:val="20"/>
+        </w:rPr>
+        <w:t>that</w:t>
+      </w:r>
+      <w:r>
+        <w:rPr>
+          <w:color w:val="000000" w:themeColor="text1"/>
+          <w:sz w:val="20"/>
+          <w:szCs w:val="20"/>
+        </w:rPr>
+        <w:t xml:space="preserve"> their choices about where to stand </w:t>
+      </w:r>
+      <w:r>
+        <w:rPr>
+          <w:color w:val="000000" w:themeColor="text1"/>
+          <w:sz w:val="20"/>
+          <w:szCs w:val="20"/>
+        </w:rPr>
+        <w:t xml:space="preserve">are </w:t>
+      </w:r>
+      <w:r>
+        <w:rPr>
+          <w:color w:val="000000" w:themeColor="text1"/>
+          <w:sz w:val="20"/>
+          <w:szCs w:val="20"/>
+        </w:rPr>
+        <w:t xml:space="preserve">based on the hoop </w:t>
       </w:r>
       <w:r>
         <w:rPr>
@@ -10961,63 +11063,7 @@
           <w:szCs w:val="20"/>
         </w:rPr>
         <w:lastRenderedPageBreak/>
-        <w:t>nor the control group</w:t>
-      </w:r>
-      <w:r>
-        <w:rPr>
-          <w:color w:val="000000" w:themeColor="text1"/>
-          <w:sz w:val="20"/>
-          <w:szCs w:val="20"/>
-        </w:rPr>
-        <w:t xml:space="preserve"> show</w:t>
-      </w:r>
-      <w:r>
-        <w:rPr>
-          <w:color w:val="000000" w:themeColor="text1"/>
-          <w:sz w:val="20"/>
-          <w:szCs w:val="20"/>
-        </w:rPr>
-        <w:t>s</w:t>
-      </w:r>
-      <w:r>
-        <w:rPr>
-          <w:color w:val="000000" w:themeColor="text1"/>
-          <w:sz w:val="20"/>
-          <w:szCs w:val="20"/>
-        </w:rPr>
-        <w:t xml:space="preserve"> evidence </w:t>
-      </w:r>
-      <w:r>
-        <w:rPr>
-          <w:color w:val="000000" w:themeColor="text1"/>
-          <w:sz w:val="20"/>
-          <w:szCs w:val="20"/>
-        </w:rPr>
-        <w:t>that</w:t>
-      </w:r>
-      <w:r>
-        <w:rPr>
-          <w:color w:val="000000" w:themeColor="text1"/>
-          <w:sz w:val="20"/>
-          <w:szCs w:val="20"/>
-        </w:rPr>
-        <w:t xml:space="preserve"> their choices about where to stand </w:t>
-      </w:r>
-      <w:r>
-        <w:rPr>
-          <w:color w:val="000000" w:themeColor="text1"/>
-          <w:sz w:val="20"/>
-          <w:szCs w:val="20"/>
-        </w:rPr>
-        <w:t xml:space="preserve">are </w:t>
-      </w:r>
-      <w:r>
-        <w:rPr>
-          <w:color w:val="000000" w:themeColor="text1"/>
-          <w:sz w:val="20"/>
-          <w:szCs w:val="20"/>
-        </w:rPr>
-        <w:t xml:space="preserve">based on the hoop separation (for the control group, [0.35, 0.63] for near hoops, [0.16, 0.44] for the far hoops, compared with [0.30, 0.73] and [0.35, 0.55] for the primed group). </w:t>
+        <w:t xml:space="preserve">separation (for the control group, [0.35, 0.63] for near hoops, [0.16, 0.44] for the far hoops, compared with [0.30, 0.73] and [0.35, 0.55] for the primed group). </w:t>
       </w:r>
       <w:r>
         <w:rPr>
@@ -11543,7 +11589,7 @@
       <w:pPr>
         <w:spacing w:after="160" w:line="240" w:lineRule="auto"/>
         <w:rPr>
-          <w:rFonts w:ascii="Nunito" w:eastAsia="Nunito" w:hAnsi="Nunito" w:cs="Nunito"/>
+          <w:rFonts w:eastAsia="Nunito"/>
           <w:b/>
           <w:bCs/>
           <w:color w:val="000000" w:themeColor="text1"/>
@@ -11553,7 +11599,7 @@
       </w:pPr>
       <w:r>
         <w:rPr>
-          <w:rFonts w:ascii="Nunito" w:eastAsia="Nunito" w:hAnsi="Nunito" w:cs="Nunito"/>
+          <w:rFonts w:eastAsia="Nunito"/>
           <w:b/>
           <w:bCs/>
           <w:color w:val="000000" w:themeColor="text1"/>
@@ -11564,7 +11610,7 @@
       </w:r>
       <w:r>
         <w:rPr>
-          <w:rFonts w:ascii="Nunito" w:eastAsia="Nunito" w:hAnsi="Nunito" w:cs="Nunito"/>
+          <w:rFonts w:eastAsia="Nunito"/>
           <w:b/>
           <w:bCs/>
           <w:color w:val="000000" w:themeColor="text1"/>
@@ -11589,7 +11635,15 @@
           <w:sz w:val="20"/>
           <w:szCs w:val="20"/>
         </w:rPr>
-        <w:t>Accuracy for the three hoop separations in Experiment 1</w:t>
+        <w:t>Throwing a</w:t>
+      </w:r>
+      <w:r>
+        <w:rPr>
+          <w:color w:val="000000" w:themeColor="text1"/>
+          <w:sz w:val="20"/>
+          <w:szCs w:val="20"/>
+        </w:rPr>
+        <w:t>ccuracy for the three hoop separations in Experiment 1</w:t>
       </w:r>
       <w:r>
         <w:rPr>
@@ -11646,25 +11700,7 @@
           <w:szCs w:val="20"/>
           <w:highlight w:val="yellow"/>
         </w:rPr>
-        <w:t>focus-</w:t>
-      </w:r>
-      <w:r>
-        <w:rPr>
-          <w:color w:val="000000" w:themeColor="text1"/>
-          <w:sz w:val="20"/>
-          <w:szCs w:val="20"/>
-          <w:highlight w:val="yellow"/>
-        </w:rPr>
-        <w:t>or-</w:t>
-      </w:r>
-      <w:r>
-        <w:rPr>
-          <w:color w:val="000000" w:themeColor="text1"/>
-          <w:sz w:val="20"/>
-          <w:szCs w:val="20"/>
-          <w:highlight w:val="yellow"/>
-        </w:rPr>
-        <w:t>divide</w:t>
+        <w:t>focus-divide</w:t>
       </w:r>
       <w:r>
         <w:rPr>
@@ -12329,7 +12365,7 @@
           <w:iCs/>
           <w:color w:val="000000" w:themeColor="text1"/>
         </w:rPr>
-        <w:t xml:space="preserve">in Experiment 1A. The Primed group (red) performed the reaching task first, before completing the throwing task. </w:t>
+        <w:t xml:space="preserve">in Experiment 1A. The </w:t>
       </w:r>
       <w:r>
         <w:rPr>
@@ -12337,7 +12373,41 @@
           <w:iCs/>
           <w:color w:val="000000" w:themeColor="text1"/>
         </w:rPr>
-        <w:t xml:space="preserve">Boxplots show the median (black line) and their vertical extent is the inter-quartile range. </w:t>
+        <w:t>p</w:t>
+      </w:r>
+      <w:r>
+        <w:rPr>
+          <w:i/>
+          <w:iCs/>
+          <w:color w:val="000000" w:themeColor="text1"/>
+        </w:rPr>
+        <w:t xml:space="preserve">rimed group (red) performed the reaching task first, before completing the throwing task. </w:t>
+      </w:r>
+      <w:r>
+        <w:rPr>
+          <w:i/>
+          <w:iCs/>
+          <w:color w:val="000000" w:themeColor="text1"/>
+        </w:rPr>
+        <w:t>Boxplots show the median (black line) and their vertical extent is the inter-quartile range</w:t>
+      </w:r>
+      <w:r>
+        <w:rPr>
+          <w:i/>
+          <w:iCs/>
+          <w:color w:val="000000" w:themeColor="text1"/>
+          <w:highlight w:val="yellow"/>
+        </w:rPr>
+        <w:t xml:space="preserve">. </w:t>
+      </w:r>
+      <w:r>
+        <w:rPr>
+          <w:i/>
+          <w:iCs/>
+          <w:color w:val="000000" w:themeColor="text1"/>
+          <w:highlight w:val="yellow"/>
+        </w:rPr>
+        <w:t>Optimal accuracy at 6m would have been 0.5.</w:t>
       </w:r>
     </w:p>
     <w:p>
@@ -12391,23 +12461,23 @@
           <w:sz w:val="20"/>
           <w:szCs w:val="20"/>
         </w:rPr>
-        <w:t>We had expected that solving the focus-</w:t>
-      </w:r>
-      <w:r>
-        <w:rPr>
-          <w:color w:val="000000" w:themeColor="text1"/>
-          <w:sz w:val="20"/>
-          <w:szCs w:val="20"/>
-        </w:rPr>
-        <w:t>or-</w:t>
-      </w:r>
-      <w:r>
-        <w:rPr>
-          <w:color w:val="000000" w:themeColor="text1"/>
-          <w:sz w:val="20"/>
-          <w:szCs w:val="20"/>
-        </w:rPr>
-        <w:t xml:space="preserve">divide dilemma correctly in the reaching task would produce a large and unambiguous shift towards solving the dilemma optimally in the subsequent throwing version of the task. </w:t>
+        <w:t xml:space="preserve">We had expected that solving the </w:t>
+      </w:r>
+      <w:r>
+        <w:rPr>
+          <w:color w:val="000000" w:themeColor="text1"/>
+          <w:sz w:val="20"/>
+          <w:szCs w:val="20"/>
+        </w:rPr>
+        <w:t>focus-divide</w:t>
+      </w:r>
+      <w:r>
+        <w:rPr>
+          <w:color w:val="000000" w:themeColor="text1"/>
+          <w:sz w:val="20"/>
+          <w:szCs w:val="20"/>
+        </w:rPr>
+        <w:t xml:space="preserve"> dilemma correctly in the reaching task would produce a large and unambiguous shift towards solving the dilemma optimally in the subsequent throwing version of the task. </w:t>
       </w:r>
       <w:r>
         <w:rPr>
@@ -12793,25 +12863,7 @@
           <w:szCs w:val="20"/>
           <w:highlight w:val="yellow"/>
         </w:rPr>
-        <w:t>focus-</w:t>
-      </w:r>
-      <w:r>
-        <w:rPr>
-          <w:color w:val="000000" w:themeColor="text1"/>
-          <w:sz w:val="20"/>
-          <w:szCs w:val="20"/>
-          <w:highlight w:val="yellow"/>
-        </w:rPr>
-        <w:t>or-</w:t>
-      </w:r>
-      <w:r>
-        <w:rPr>
-          <w:color w:val="000000" w:themeColor="text1"/>
-          <w:sz w:val="20"/>
-          <w:szCs w:val="20"/>
-          <w:highlight w:val="yellow"/>
-        </w:rPr>
-        <w:t>divide</w:t>
+        <w:t>focus-divide</w:t>
       </w:r>
       <w:r>
         <w:rPr>
@@ -12950,7 +13002,31 @@
           <w:sz w:val="20"/>
           <w:szCs w:val="20"/>
         </w:rPr>
-        <w:t xml:space="preserve">These two interventions were compared to a control group who completed arithmetic problems. </w:t>
+        <w:t>A</w:t>
+      </w:r>
+      <w:r>
+        <w:rPr>
+          <w:color w:val="000000" w:themeColor="text1"/>
+          <w:sz w:val="20"/>
+          <w:szCs w:val="20"/>
+        </w:rPr>
+        <w:t xml:space="preserve"> </w:t>
+      </w:r>
+      <w:r>
+        <w:rPr>
+          <w:color w:val="000000" w:themeColor="text1"/>
+          <w:sz w:val="20"/>
+          <w:szCs w:val="20"/>
+        </w:rPr>
+        <w:t>third</w:t>
+      </w:r>
+      <w:r>
+        <w:rPr>
+          <w:color w:val="000000" w:themeColor="text1"/>
+          <w:sz w:val="20"/>
+          <w:szCs w:val="20"/>
+        </w:rPr>
+        <w:t xml:space="preserve"> group completed arithmetic problems. </w:t>
       </w:r>
       <w:r>
         <w:rPr>
@@ -13312,25 +13388,7 @@
           <w:szCs w:val="20"/>
           <w:highlight w:val="yellow"/>
         </w:rPr>
-        <w:t>focus-</w:t>
-      </w:r>
-      <w:r>
-        <w:rPr>
-          <w:color w:val="000000" w:themeColor="text1"/>
-          <w:sz w:val="20"/>
-          <w:szCs w:val="20"/>
-          <w:highlight w:val="yellow"/>
-        </w:rPr>
-        <w:t>or-</w:t>
-      </w:r>
-      <w:r>
-        <w:rPr>
-          <w:color w:val="000000" w:themeColor="text1"/>
-          <w:sz w:val="20"/>
-          <w:szCs w:val="20"/>
-          <w:highlight w:val="yellow"/>
-        </w:rPr>
-        <w:t>divide</w:t>
+        <w:t>focus-divide</w:t>
       </w:r>
       <w:r>
         <w:rPr>
@@ -13851,7 +13909,285 @@
           <w:szCs w:val="20"/>
           <w:highlight w:val="yellow"/>
         </w:rPr>
-        <w:t xml:space="preserve">This was compared to the experimental group, who completed the reaching task as </w:t>
+        <w:t>This was compared to the experimental group, who completed the reaching task as de</w:t>
+      </w:r>
+      <w:r>
+        <w:rPr>
+          <w:color w:val="000000" w:themeColor="text1"/>
+          <w:sz w:val="20"/>
+          <w:szCs w:val="20"/>
+          <w:highlight w:val="yellow"/>
+        </w:rPr>
+        <w:t>sc</w:t>
+      </w:r>
+      <w:r>
+        <w:rPr>
+          <w:color w:val="000000" w:themeColor="text1"/>
+          <w:sz w:val="20"/>
+          <w:szCs w:val="20"/>
+          <w:highlight w:val="yellow"/>
+        </w:rPr>
+        <w:t>ribed in Experiment 1A.</w:t>
+      </w:r>
+      <w:r>
+        <w:rPr>
+          <w:color w:val="000000" w:themeColor="text1"/>
+          <w:sz w:val="20"/>
+          <w:szCs w:val="20"/>
+        </w:rPr>
+        <w:t xml:space="preserve"> </w:t>
+      </w:r>
+      <w:r>
+        <w:rPr>
+          <w:color w:val="000000" w:themeColor="text1"/>
+          <w:sz w:val="20"/>
+          <w:szCs w:val="20"/>
+        </w:rPr>
+        <w:t xml:space="preserve">We also introduced a </w:t>
+      </w:r>
+      <w:r>
+        <w:rPr>
+          <w:color w:val="000000" w:themeColor="text1"/>
+          <w:sz w:val="20"/>
+          <w:szCs w:val="20"/>
+        </w:rPr>
+        <w:t xml:space="preserve">third group, </w:t>
+      </w:r>
+      <w:r>
+        <w:rPr>
+          <w:color w:val="000000" w:themeColor="text1"/>
+          <w:sz w:val="20"/>
+          <w:szCs w:val="20"/>
+        </w:rPr>
+        <w:t xml:space="preserve">in which </w:t>
+      </w:r>
+      <w:r>
+        <w:rPr>
+          <w:color w:val="000000" w:themeColor="text1"/>
+          <w:sz w:val="20"/>
+          <w:szCs w:val="20"/>
+        </w:rPr>
+        <w:t>participants</w:t>
+      </w:r>
+      <w:r>
+        <w:rPr>
+          <w:color w:val="000000" w:themeColor="text1"/>
+          <w:sz w:val="20"/>
+          <w:szCs w:val="20"/>
+        </w:rPr>
+        <w:t xml:space="preserve"> completed five logic problems</w:t>
+      </w:r>
+      <w:r>
+        <w:rPr>
+          <w:color w:val="000000" w:themeColor="text1"/>
+          <w:sz w:val="20"/>
+          <w:szCs w:val="20"/>
+        </w:rPr>
+        <w:t>.</w:t>
+      </w:r>
+      <w:r>
+        <w:rPr>
+          <w:color w:val="C0504D" w:themeColor="accent2"/>
+          <w:sz w:val="20"/>
+          <w:szCs w:val="20"/>
+        </w:rPr>
+        <w:t xml:space="preserve"> </w:t>
+      </w:r>
+      <w:r>
+        <w:rPr>
+          <w:color w:val="000000" w:themeColor="text1"/>
+          <w:sz w:val="20"/>
+          <w:szCs w:val="20"/>
+        </w:rPr>
+        <w:t>T</w:t>
+      </w:r>
+      <w:r>
+        <w:rPr>
+          <w:color w:val="000000" w:themeColor="text1"/>
+          <w:sz w:val="20"/>
+          <w:szCs w:val="20"/>
+        </w:rPr>
+        <w:t xml:space="preserve">he first two of </w:t>
+      </w:r>
+      <w:r>
+        <w:rPr>
+          <w:color w:val="000000" w:themeColor="text1"/>
+          <w:sz w:val="20"/>
+          <w:szCs w:val="20"/>
+        </w:rPr>
+        <w:t>these</w:t>
+      </w:r>
+      <w:r>
+        <w:rPr>
+          <w:color w:val="000000" w:themeColor="text1"/>
+          <w:sz w:val="20"/>
+          <w:szCs w:val="20"/>
+        </w:rPr>
+        <w:t xml:space="preserve"> </w:t>
+      </w:r>
+      <w:r>
+        <w:rPr>
+          <w:color w:val="000000" w:themeColor="text1"/>
+          <w:sz w:val="20"/>
+          <w:szCs w:val="20"/>
+        </w:rPr>
+        <w:t>presented</w:t>
+      </w:r>
+      <w:r>
+        <w:rPr>
+          <w:color w:val="000000" w:themeColor="text1"/>
+          <w:sz w:val="20"/>
+          <w:szCs w:val="20"/>
+        </w:rPr>
+        <w:t xml:space="preserve"> </w:t>
+      </w:r>
+      <w:r>
+        <w:rPr>
+          <w:color w:val="000000" w:themeColor="text1"/>
+          <w:sz w:val="20"/>
+          <w:szCs w:val="20"/>
+        </w:rPr>
+        <w:t>a hypothetical</w:t>
+      </w:r>
+      <w:r>
+        <w:rPr>
+          <w:color w:val="000000" w:themeColor="text1"/>
+          <w:sz w:val="20"/>
+          <w:szCs w:val="20"/>
+        </w:rPr>
+        <w:t xml:space="preserve"> version of</w:t>
+      </w:r>
+      <w:r>
+        <w:rPr>
+          <w:color w:val="000000" w:themeColor="text1"/>
+          <w:sz w:val="20"/>
+          <w:szCs w:val="20"/>
+        </w:rPr>
+        <w:t xml:space="preserve"> the</w:t>
+      </w:r>
+      <w:r>
+        <w:rPr>
+          <w:color w:val="000000" w:themeColor="text1"/>
+          <w:sz w:val="20"/>
+          <w:szCs w:val="20"/>
+        </w:rPr>
+        <w:t xml:space="preserve"> </w:t>
+      </w:r>
+      <w:r>
+        <w:rPr>
+          <w:color w:val="000000" w:themeColor="text1"/>
+          <w:sz w:val="20"/>
+          <w:szCs w:val="20"/>
+          <w:highlight w:val="yellow"/>
+        </w:rPr>
+        <w:t>focus-divide</w:t>
+      </w:r>
+      <w:r>
+        <w:rPr>
+          <w:color w:val="000000" w:themeColor="text1"/>
+          <w:sz w:val="20"/>
+          <w:szCs w:val="20"/>
+        </w:rPr>
+        <w:t xml:space="preserve"> dilemma</w:t>
+      </w:r>
+      <w:r>
+        <w:rPr>
+          <w:color w:val="000000" w:themeColor="text1"/>
+          <w:sz w:val="20"/>
+          <w:szCs w:val="20"/>
+        </w:rPr>
+        <w:t xml:space="preserve">. The rationale was </w:t>
+      </w:r>
+      <w:r>
+        <w:rPr>
+          <w:color w:val="000000" w:themeColor="text1"/>
+          <w:sz w:val="20"/>
+          <w:szCs w:val="20"/>
+        </w:rPr>
+        <w:t>to</w:t>
+      </w:r>
+      <w:r>
+        <w:rPr>
+          <w:color w:val="000000" w:themeColor="text1"/>
+          <w:sz w:val="20"/>
+          <w:szCs w:val="20"/>
+        </w:rPr>
+        <w:t xml:space="preserve"> fram</w:t>
+      </w:r>
+      <w:r>
+        <w:rPr>
+          <w:color w:val="000000" w:themeColor="text1"/>
+          <w:sz w:val="20"/>
+          <w:szCs w:val="20"/>
+        </w:rPr>
+        <w:t>e</w:t>
+      </w:r>
+      <w:r>
+        <w:rPr>
+          <w:color w:val="000000" w:themeColor="text1"/>
+          <w:sz w:val="20"/>
+          <w:szCs w:val="20"/>
+        </w:rPr>
+        <w:t xml:space="preserve"> </w:t>
+      </w:r>
+      <w:r>
+        <w:rPr>
+          <w:color w:val="000000" w:themeColor="text1"/>
+          <w:sz w:val="20"/>
+          <w:szCs w:val="20"/>
+          <w:highlight w:val="yellow"/>
+        </w:rPr>
+        <w:t xml:space="preserve">the </w:t>
+      </w:r>
+      <w:r>
+        <w:rPr>
+          <w:color w:val="000000" w:themeColor="text1"/>
+          <w:sz w:val="20"/>
+          <w:szCs w:val="20"/>
+          <w:highlight w:val="yellow"/>
+        </w:rPr>
+        <w:t>focus-divide</w:t>
+      </w:r>
+      <w:r>
+        <w:rPr>
+          <w:color w:val="000000" w:themeColor="text1"/>
+          <w:sz w:val="20"/>
+          <w:szCs w:val="20"/>
+        </w:rPr>
+        <w:t xml:space="preserve"> dilemma like a standard insight problem</w:t>
+      </w:r>
+      <w:r>
+        <w:rPr>
+          <w:color w:val="000000" w:themeColor="text1"/>
+          <w:sz w:val="20"/>
+          <w:szCs w:val="20"/>
+        </w:rPr>
+        <w:t>, which</w:t>
+      </w:r>
+      <w:r>
+        <w:rPr>
+          <w:color w:val="000000" w:themeColor="text1"/>
+          <w:sz w:val="20"/>
+          <w:szCs w:val="20"/>
+        </w:rPr>
+        <w:t xml:space="preserve"> </w:t>
+      </w:r>
+      <w:r>
+        <w:rPr>
+          <w:color w:val="000000" w:themeColor="text1"/>
+          <w:sz w:val="20"/>
+          <w:szCs w:val="20"/>
+        </w:rPr>
+        <w:lastRenderedPageBreak/>
+        <w:t>might lead</w:t>
+      </w:r>
+      <w:r>
+        <w:rPr>
+          <w:color w:val="000000" w:themeColor="text1"/>
+          <w:sz w:val="20"/>
+          <w:szCs w:val="20"/>
+        </w:rPr>
+        <w:t xml:space="preserve"> at least some participants to a </w:t>
       </w:r>
       <w:proofErr w:type="spellStart"/>
       <w:r>
@@ -13859,9 +14195,24 @@
           <w:color w:val="000000" w:themeColor="text1"/>
           <w:sz w:val="20"/>
           <w:szCs w:val="20"/>
-          <w:highlight w:val="yellow"/>
-        </w:rPr>
-        <w:t>decsribed</w:t>
+        </w:rPr>
+        <w:t>generali</w:t>
+      </w:r>
+      <w:r>
+        <w:rPr>
+          <w:color w:val="000000" w:themeColor="text1"/>
+          <w:sz w:val="20"/>
+          <w:szCs w:val="20"/>
+        </w:rPr>
+        <w:t>s</w:t>
+      </w:r>
+      <w:r>
+        <w:rPr>
+          <w:color w:val="000000" w:themeColor="text1"/>
+          <w:sz w:val="20"/>
+          <w:szCs w:val="20"/>
+        </w:rPr>
+        <w:t>able</w:t>
       </w:r>
       <w:proofErr w:type="spellEnd"/>
       <w:r>
@@ -13869,319 +14220,6 @@
           <w:color w:val="000000" w:themeColor="text1"/>
           <w:sz w:val="20"/>
           <w:szCs w:val="20"/>
-          <w:highlight w:val="yellow"/>
-        </w:rPr>
-        <w:t xml:space="preserve"> in Experiment 1A.</w:t>
-      </w:r>
-      <w:r>
-        <w:rPr>
-          <w:color w:val="000000" w:themeColor="text1"/>
-          <w:sz w:val="20"/>
-          <w:szCs w:val="20"/>
-        </w:rPr>
-        <w:t xml:space="preserve"> </w:t>
-      </w:r>
-      <w:r>
-        <w:rPr>
-          <w:color w:val="000000" w:themeColor="text1"/>
-          <w:sz w:val="20"/>
-          <w:szCs w:val="20"/>
-        </w:rPr>
-        <w:t xml:space="preserve">We also introduced a </w:t>
-      </w:r>
-      <w:r>
-        <w:rPr>
-          <w:color w:val="000000" w:themeColor="text1"/>
-          <w:sz w:val="20"/>
-          <w:szCs w:val="20"/>
-        </w:rPr>
-        <w:t xml:space="preserve">third group, </w:t>
-      </w:r>
-      <w:r>
-        <w:rPr>
-          <w:color w:val="000000" w:themeColor="text1"/>
-          <w:sz w:val="20"/>
-          <w:szCs w:val="20"/>
-        </w:rPr>
-        <w:t xml:space="preserve">in which </w:t>
-      </w:r>
-      <w:r>
-        <w:rPr>
-          <w:color w:val="000000" w:themeColor="text1"/>
-          <w:sz w:val="20"/>
-          <w:szCs w:val="20"/>
-        </w:rPr>
-        <w:t>participants</w:t>
-      </w:r>
-      <w:r>
-        <w:rPr>
-          <w:color w:val="000000" w:themeColor="text1"/>
-          <w:sz w:val="20"/>
-          <w:szCs w:val="20"/>
-        </w:rPr>
-        <w:t xml:space="preserve"> completed five logic problems</w:t>
-      </w:r>
-      <w:r>
-        <w:rPr>
-          <w:color w:val="000000" w:themeColor="text1"/>
-          <w:sz w:val="20"/>
-          <w:szCs w:val="20"/>
-        </w:rPr>
-        <w:t>.</w:t>
-      </w:r>
-      <w:r>
-        <w:rPr>
-          <w:color w:val="C0504D" w:themeColor="accent2"/>
-          <w:sz w:val="20"/>
-          <w:szCs w:val="20"/>
-        </w:rPr>
-        <w:t xml:space="preserve"> </w:t>
-      </w:r>
-      <w:r>
-        <w:rPr>
-          <w:color w:val="000000" w:themeColor="text1"/>
-          <w:sz w:val="20"/>
-          <w:szCs w:val="20"/>
-        </w:rPr>
-        <w:t>T</w:t>
-      </w:r>
-      <w:r>
-        <w:rPr>
-          <w:color w:val="000000" w:themeColor="text1"/>
-          <w:sz w:val="20"/>
-          <w:szCs w:val="20"/>
-        </w:rPr>
-        <w:t xml:space="preserve">he first two of </w:t>
-      </w:r>
-      <w:r>
-        <w:rPr>
-          <w:color w:val="000000" w:themeColor="text1"/>
-          <w:sz w:val="20"/>
-          <w:szCs w:val="20"/>
-        </w:rPr>
-        <w:t>these</w:t>
-      </w:r>
-      <w:r>
-        <w:rPr>
-          <w:color w:val="000000" w:themeColor="text1"/>
-          <w:sz w:val="20"/>
-          <w:szCs w:val="20"/>
-        </w:rPr>
-        <w:t xml:space="preserve"> </w:t>
-      </w:r>
-      <w:r>
-        <w:rPr>
-          <w:color w:val="000000" w:themeColor="text1"/>
-          <w:sz w:val="20"/>
-          <w:szCs w:val="20"/>
-        </w:rPr>
-        <w:t>presented</w:t>
-      </w:r>
-      <w:r>
-        <w:rPr>
-          <w:color w:val="000000" w:themeColor="text1"/>
-          <w:sz w:val="20"/>
-          <w:szCs w:val="20"/>
-        </w:rPr>
-        <w:t xml:space="preserve"> </w:t>
-      </w:r>
-      <w:r>
-        <w:rPr>
-          <w:color w:val="000000" w:themeColor="text1"/>
-          <w:sz w:val="20"/>
-          <w:szCs w:val="20"/>
-        </w:rPr>
-        <w:t>a hypothetical</w:t>
-      </w:r>
-      <w:r>
-        <w:rPr>
-          <w:color w:val="000000" w:themeColor="text1"/>
-          <w:sz w:val="20"/>
-          <w:szCs w:val="20"/>
-        </w:rPr>
-        <w:t xml:space="preserve"> version of</w:t>
-      </w:r>
-      <w:r>
-        <w:rPr>
-          <w:color w:val="000000" w:themeColor="text1"/>
-          <w:sz w:val="20"/>
-          <w:szCs w:val="20"/>
-        </w:rPr>
-        <w:t xml:space="preserve"> the</w:t>
-      </w:r>
-      <w:r>
-        <w:rPr>
-          <w:color w:val="000000" w:themeColor="text1"/>
-          <w:sz w:val="20"/>
-          <w:szCs w:val="20"/>
-        </w:rPr>
-        <w:t xml:space="preserve"> </w:t>
-      </w:r>
-      <w:r>
-        <w:rPr>
-          <w:color w:val="000000" w:themeColor="text1"/>
-          <w:sz w:val="20"/>
-          <w:szCs w:val="20"/>
-          <w:highlight w:val="yellow"/>
-        </w:rPr>
-        <w:t>focus-</w:t>
-      </w:r>
-      <w:r>
-        <w:rPr>
-          <w:color w:val="000000" w:themeColor="text1"/>
-          <w:sz w:val="20"/>
-          <w:szCs w:val="20"/>
-          <w:highlight w:val="yellow"/>
-        </w:rPr>
-        <w:t>or-</w:t>
-      </w:r>
-      <w:r>
-        <w:rPr>
-          <w:color w:val="000000" w:themeColor="text1"/>
-          <w:sz w:val="20"/>
-          <w:szCs w:val="20"/>
-          <w:highlight w:val="yellow"/>
-        </w:rPr>
-        <w:t>divide</w:t>
-      </w:r>
-      <w:r>
-        <w:rPr>
-          <w:color w:val="000000" w:themeColor="text1"/>
-          <w:sz w:val="20"/>
-          <w:szCs w:val="20"/>
-        </w:rPr>
-        <w:t xml:space="preserve"> dilemma</w:t>
-      </w:r>
-      <w:r>
-        <w:rPr>
-          <w:color w:val="000000" w:themeColor="text1"/>
-          <w:sz w:val="20"/>
-          <w:szCs w:val="20"/>
-        </w:rPr>
-        <w:t xml:space="preserve">. The rationale was </w:t>
-      </w:r>
-      <w:r>
-        <w:rPr>
-          <w:color w:val="000000" w:themeColor="text1"/>
-          <w:sz w:val="20"/>
-          <w:szCs w:val="20"/>
-        </w:rPr>
-        <w:t>to</w:t>
-      </w:r>
-      <w:r>
-        <w:rPr>
-          <w:color w:val="000000" w:themeColor="text1"/>
-          <w:sz w:val="20"/>
-          <w:szCs w:val="20"/>
-        </w:rPr>
-        <w:t xml:space="preserve"> fram</w:t>
-      </w:r>
-      <w:r>
-        <w:rPr>
-          <w:color w:val="000000" w:themeColor="text1"/>
-          <w:sz w:val="20"/>
-          <w:szCs w:val="20"/>
-        </w:rPr>
-        <w:t>e</w:t>
-      </w:r>
-      <w:r>
-        <w:rPr>
-          <w:color w:val="000000" w:themeColor="text1"/>
-          <w:sz w:val="20"/>
-          <w:szCs w:val="20"/>
-        </w:rPr>
-        <w:t xml:space="preserve"> </w:t>
-      </w:r>
-      <w:r>
-        <w:rPr>
-          <w:color w:val="000000" w:themeColor="text1"/>
-          <w:sz w:val="20"/>
-          <w:szCs w:val="20"/>
-          <w:highlight w:val="yellow"/>
-        </w:rPr>
-        <w:t>the focus-</w:t>
-      </w:r>
-      <w:r>
-        <w:rPr>
-          <w:color w:val="000000" w:themeColor="text1"/>
-          <w:sz w:val="20"/>
-          <w:szCs w:val="20"/>
-          <w:highlight w:val="yellow"/>
-        </w:rPr>
-        <w:t>or-</w:t>
-      </w:r>
-      <w:r>
-        <w:rPr>
-          <w:color w:val="000000" w:themeColor="text1"/>
-          <w:sz w:val="20"/>
-          <w:szCs w:val="20"/>
-          <w:highlight w:val="yellow"/>
-        </w:rPr>
-        <w:t>divide</w:t>
-      </w:r>
-      <w:r>
-        <w:rPr>
-          <w:color w:val="000000" w:themeColor="text1"/>
-          <w:sz w:val="20"/>
-          <w:szCs w:val="20"/>
-        </w:rPr>
-        <w:t xml:space="preserve"> dilemma like a standard insight problem</w:t>
-      </w:r>
-      <w:r>
-        <w:rPr>
-          <w:color w:val="000000" w:themeColor="text1"/>
-          <w:sz w:val="20"/>
-          <w:szCs w:val="20"/>
-        </w:rPr>
-        <w:t>, which</w:t>
-      </w:r>
-      <w:r>
-        <w:rPr>
-          <w:color w:val="000000" w:themeColor="text1"/>
-          <w:sz w:val="20"/>
-          <w:szCs w:val="20"/>
-        </w:rPr>
-        <w:t xml:space="preserve"> might lead</w:t>
-      </w:r>
-      <w:r>
-        <w:rPr>
-          <w:color w:val="000000" w:themeColor="text1"/>
-          <w:sz w:val="20"/>
-          <w:szCs w:val="20"/>
-        </w:rPr>
-        <w:t xml:space="preserve"> at least some participants to a </w:t>
-      </w:r>
-      <w:proofErr w:type="spellStart"/>
-      <w:r>
-        <w:rPr>
-          <w:color w:val="000000" w:themeColor="text1"/>
-          <w:sz w:val="20"/>
-          <w:szCs w:val="20"/>
-        </w:rPr>
-        <w:t>generali</w:t>
-      </w:r>
-      <w:r>
-        <w:rPr>
-          <w:color w:val="000000" w:themeColor="text1"/>
-          <w:sz w:val="20"/>
-          <w:szCs w:val="20"/>
-        </w:rPr>
-        <w:t>s</w:t>
-      </w:r>
-      <w:r>
-        <w:rPr>
-          <w:color w:val="000000" w:themeColor="text1"/>
-          <w:sz w:val="20"/>
-          <w:szCs w:val="20"/>
-        </w:rPr>
-        <w:t>able</w:t>
-      </w:r>
-      <w:proofErr w:type="spellEnd"/>
-      <w:r>
-        <w:rPr>
-          <w:color w:val="000000" w:themeColor="text1"/>
-          <w:sz w:val="20"/>
-          <w:szCs w:val="20"/>
         </w:rPr>
         <w:t xml:space="preserve"> solution to the problem.</w:t>
       </w:r>
@@ -14191,16 +14229,7 @@
           <w:sz w:val="20"/>
           <w:szCs w:val="20"/>
         </w:rPr>
-        <w:t xml:space="preserve"> Given the </w:t>
-      </w:r>
-      <w:r>
-        <w:rPr>
-          <w:color w:val="000000" w:themeColor="text1"/>
-          <w:sz w:val="20"/>
-          <w:szCs w:val="20"/>
-        </w:rPr>
-        <w:lastRenderedPageBreak/>
-        <w:t xml:space="preserve">participants are recruited from a </w:t>
+        <w:t xml:space="preserve"> Given the participants are recruited from a </w:t>
       </w:r>
       <w:r>
         <w:rPr>
@@ -15030,7 +15059,23 @@
           <w:sz w:val="20"/>
           <w:szCs w:val="20"/>
         </w:rPr>
-        <w:t>] for intervention (reaching) group)</w:t>
+        <w:t xml:space="preserve">] for </w:t>
+      </w:r>
+      <w:r>
+        <w:rPr>
+          <w:color w:val="000000" w:themeColor="text1"/>
+          <w:sz w:val="20"/>
+          <w:szCs w:val="20"/>
+        </w:rPr>
+        <w:t xml:space="preserve">the </w:t>
+      </w:r>
+      <w:r>
+        <w:rPr>
+          <w:color w:val="000000" w:themeColor="text1"/>
+          <w:sz w:val="20"/>
+          <w:szCs w:val="20"/>
+        </w:rPr>
+        <w:t>reaching group</w:t>
       </w:r>
       <w:r>
         <w:rPr>
@@ -15266,15 +15311,31 @@
           <w:szCs w:val="20"/>
           <w:highlight w:val="yellow"/>
         </w:rPr>
-        <w:t xml:space="preserve"> the</w:t>
-      </w:r>
-      <w:r>
-        <w:rPr>
-          <w:color w:val="000000" w:themeColor="text1"/>
-          <w:sz w:val="20"/>
-          <w:szCs w:val="20"/>
-        </w:rPr>
-        <w:t xml:space="preserve"> midpoint of between the two hoops in the near condition is stronger than the preference observed in both experiment 1A and 1B, and when the hoops are far from one another, participants are less likely to stand in the </w:t>
+        <w:t xml:space="preserve"> the midpoint between</w:t>
+      </w:r>
+      <w:r>
+        <w:rPr>
+          <w:color w:val="000000" w:themeColor="text1"/>
+          <w:sz w:val="20"/>
+          <w:szCs w:val="20"/>
+        </w:rPr>
+        <w:t xml:space="preserve"> the two hoops in the near condition is stronger than the preference observed in both </w:t>
+      </w:r>
+      <w:r>
+        <w:rPr>
+          <w:color w:val="000000" w:themeColor="text1"/>
+          <w:sz w:val="20"/>
+          <w:szCs w:val="20"/>
+        </w:rPr>
+        <w:t>E</w:t>
+      </w:r>
+      <w:r>
+        <w:rPr>
+          <w:color w:val="000000" w:themeColor="text1"/>
+          <w:sz w:val="20"/>
+          <w:szCs w:val="20"/>
+        </w:rPr>
+        <w:t xml:space="preserve">xperiment 1A and 1B, and when the hoops are far from one another, participants are less likely to stand in the </w:t>
       </w:r>
       <w:proofErr w:type="spellStart"/>
       <w:r>
@@ -15292,7 +15353,42 @@
           <w:sz w:val="20"/>
           <w:szCs w:val="20"/>
         </w:rPr>
-        <w:t>. This is closer to an optimal strategy for the throwing experiment than we have seen in all other versions of this decision dilemma, a point we return to in the discussion. Nonetheless, the distance measure is still far from optimal, leaving room for the reaching intervention to improve strategies relative to the control (s</w:t>
+        <w:t>. This is closer to an optimal strategy for the throwing experiment than we have seen in all other versions of this decision dilemma, a point we return to in the discussion. Nonetheless</w:t>
+      </w:r>
+      <w:r>
+        <w:rPr>
+          <w:color w:val="000000" w:themeColor="text1"/>
+          <w:sz w:val="20"/>
+          <w:szCs w:val="20"/>
+          <w:highlight w:val="yellow"/>
+        </w:rPr>
+        <w:t xml:space="preserve">, </w:t>
+      </w:r>
+      <w:r>
+        <w:rPr>
+          <w:color w:val="000000" w:themeColor="text1"/>
+          <w:sz w:val="20"/>
+          <w:szCs w:val="20"/>
+          <w:highlight w:val="yellow"/>
+        </w:rPr>
+        <w:t>standing position choices are</w:t>
+      </w:r>
+      <w:r>
+        <w:rPr>
+          <w:color w:val="000000" w:themeColor="text1"/>
+          <w:sz w:val="20"/>
+          <w:szCs w:val="20"/>
+          <w:highlight w:val="yellow"/>
+        </w:rPr>
+        <w:t xml:space="preserve"> still far from optimal</w:t>
+      </w:r>
+      <w:r>
+        <w:rPr>
+          <w:color w:val="000000" w:themeColor="text1"/>
+          <w:sz w:val="20"/>
+          <w:szCs w:val="20"/>
+        </w:rPr>
+        <w:t>, leaving room for the reaching intervention to improve strategies relative to the control (s</w:t>
       </w:r>
       <w:r>
         <w:rPr>
@@ -15682,16 +15778,14 @@
                 <w:szCs w:val="20"/>
               </w:rPr>
             </w:pPr>
-            <w:proofErr w:type="spellStart"/>
             <w:r>
               <w:rPr>
                 <w:color w:val="000000" w:themeColor="text1"/>
                 <w:sz w:val="20"/>
                 <w:szCs w:val="20"/>
               </w:rPr>
-              <w:t>Maths</w:t>
+              <w:t>Arithmetic</w:t>
             </w:r>
-            <w:proofErr w:type="spellEnd"/>
             <w:r>
               <w:rPr>
                 <w:color w:val="000000" w:themeColor="text1"/>
@@ -15781,23 +15875,29 @@
                 <w:szCs w:val="20"/>
               </w:rPr>
             </w:pPr>
-            <w:proofErr w:type="spellStart"/>
             <w:r>
               <w:rPr>
                 <w:color w:val="000000" w:themeColor="text1"/>
                 <w:sz w:val="20"/>
                 <w:szCs w:val="20"/>
               </w:rPr>
-              <w:t>Maths</w:t>
+              <w:t>Arithmetic</w:t>
             </w:r>
-            <w:proofErr w:type="spellEnd"/>
             <w:r>
               <w:rPr>
                 <w:color w:val="000000" w:themeColor="text1"/>
                 <w:sz w:val="20"/>
                 <w:szCs w:val="20"/>
               </w:rPr>
-              <w:t xml:space="preserve"> minus Logic </w:t>
+              <w:t xml:space="preserve"> </w:t>
+            </w:r>
+            <w:r>
+              <w:rPr>
+                <w:color w:val="000000" w:themeColor="text1"/>
+                <w:sz w:val="20"/>
+                <w:szCs w:val="20"/>
+              </w:rPr>
+              <w:t xml:space="preserve">minus Logic </w:t>
             </w:r>
           </w:p>
         </w:tc>
@@ -16049,7 +16149,23 @@
                 <w:sz w:val="20"/>
                 <w:szCs w:val="20"/>
               </w:rPr>
-              <w:t xml:space="preserve">Reaching vs </w:t>
+              <w:t xml:space="preserve">Reaching </w:t>
+            </w:r>
+            <w:r>
+              <w:rPr>
+                <w:color w:val="000000" w:themeColor="text1"/>
+                <w:sz w:val="20"/>
+                <w:szCs w:val="20"/>
+              </w:rPr>
+              <w:t>minus</w:t>
+            </w:r>
+            <w:r>
+              <w:rPr>
+                <w:color w:val="000000" w:themeColor="text1"/>
+                <w:sz w:val="20"/>
+                <w:szCs w:val="20"/>
+              </w:rPr>
+              <w:t xml:space="preserve"> </w:t>
             </w:r>
             <w:proofErr w:type="spellStart"/>
             <w:r>
@@ -16162,7 +16278,7 @@
           <w:sz w:val="20"/>
           <w:szCs w:val="20"/>
         </w:rPr>
-        <w:t>There are two parameters reported for each contrast, representing the two components of the hurdle-lognormal model (tendency to stand at canter, and distance from center).</w:t>
+        <w:t>There are two parameters reported for each contrast, representing the two components of the hurdle-lognormal model (</w:t>
       </w:r>
       <w:r>
         <w:rPr>
@@ -16171,9 +16287,11 @@
           <w:color w:val="000000" w:themeColor="text1"/>
           <w:sz w:val="20"/>
           <w:szCs w:val="20"/>
-        </w:rPr>
-        <w:t xml:space="preserve"> </w:t>
-      </w:r>
+          <w:highlight w:val="yellow"/>
+        </w:rPr>
+        <w:t xml:space="preserve">tendency to stand at </w:t>
+      </w:r>
+      <w:proofErr w:type="spellStart"/>
       <w:r>
         <w:rPr>
           <w:i/>
@@ -16181,8 +16299,9 @@
           <w:color w:val="000000" w:themeColor="text1"/>
           <w:sz w:val="20"/>
           <w:szCs w:val="20"/>
-        </w:rPr>
-        <w:t xml:space="preserve">We </w:t>
+          <w:highlight w:val="yellow"/>
+        </w:rPr>
+        <w:t>c</w:t>
       </w:r>
       <w:r>
         <w:rPr>
@@ -16191,8 +16310,9 @@
           <w:color w:val="000000" w:themeColor="text1"/>
           <w:sz w:val="20"/>
           <w:szCs w:val="20"/>
-        </w:rPr>
-        <w:t xml:space="preserve">have </w:t>
+          <w:highlight w:val="yellow"/>
+        </w:rPr>
+        <w:t>e</w:t>
       </w:r>
       <w:r>
         <w:rPr>
@@ -16201,8 +16321,9 @@
           <w:color w:val="000000" w:themeColor="text1"/>
           <w:sz w:val="20"/>
           <w:szCs w:val="20"/>
-        </w:rPr>
-        <w:t>report</w:t>
+          <w:highlight w:val="yellow"/>
+        </w:rPr>
+        <w:t>ntr</w:t>
       </w:r>
       <w:r>
         <w:rPr>
@@ -16211,9 +16332,11 @@
           <w:color w:val="000000" w:themeColor="text1"/>
           <w:sz w:val="20"/>
           <w:szCs w:val="20"/>
-        </w:rPr>
-        <w:t>ed</w:t>
-      </w:r>
+          <w:highlight w:val="yellow"/>
+        </w:rPr>
+        <w:t>e</w:t>
+      </w:r>
+      <w:proofErr w:type="spellEnd"/>
       <w:r>
         <w:rPr>
           <w:i/>
@@ -16221,10 +16344,10 @@
           <w:color w:val="000000" w:themeColor="text1"/>
           <w:sz w:val="20"/>
           <w:szCs w:val="20"/>
-        </w:rPr>
-        <w:t xml:space="preserve"> this interval for the </w:t>
-      </w:r>
-      <w:proofErr w:type="spellStart"/>
+          <w:highlight w:val="yellow"/>
+        </w:rPr>
+        <w:t>, a</w:t>
+      </w:r>
       <w:r>
         <w:rPr>
           <w:i/>
@@ -16233,9 +16356,8 @@
           <w:sz w:val="20"/>
           <w:szCs w:val="20"/>
         </w:rPr>
-        <w:t>far</w:t>
-      </w:r>
-      <w:proofErr w:type="spellEnd"/>
+        <w:t>nd distance from centr</w:t>
+      </w:r>
       <w:r>
         <w:rPr>
           <w:i/>
@@ -16244,7 +16366,7 @@
           <w:sz w:val="20"/>
           <w:szCs w:val="20"/>
         </w:rPr>
-        <w:t xml:space="preserve"> condition only because this is the condition in which the differences can be expected to be largest </w:t>
+        <w:t>e</w:t>
       </w:r>
       <w:r>
         <w:rPr>
@@ -16254,7 +16376,7 @@
           <w:sz w:val="20"/>
           <w:szCs w:val="20"/>
         </w:rPr>
-        <w:t>between an</w:t>
+        <w:t>).</w:t>
       </w:r>
       <w:r>
         <w:rPr>
@@ -16264,7 +16386,7 @@
           <w:sz w:val="20"/>
           <w:szCs w:val="20"/>
         </w:rPr>
-        <w:t xml:space="preserve"> optimally-performing group </w:t>
+        <w:t xml:space="preserve"> </w:t>
       </w:r>
       <w:r>
         <w:rPr>
@@ -16274,7 +16396,7 @@
           <w:sz w:val="20"/>
           <w:szCs w:val="20"/>
         </w:rPr>
-        <w:t>and</w:t>
+        <w:t xml:space="preserve">We </w:t>
       </w:r>
       <w:r>
         <w:rPr>
@@ -16284,7 +16406,119 @@
           <w:sz w:val="20"/>
           <w:szCs w:val="20"/>
         </w:rPr>
-        <w:t xml:space="preserve"> the standard/control group. </w:t>
+        <w:t xml:space="preserve">have </w:t>
+      </w:r>
+      <w:r>
+        <w:rPr>
+          <w:i/>
+          <w:iCs/>
+          <w:color w:val="000000" w:themeColor="text1"/>
+          <w:sz w:val="20"/>
+          <w:szCs w:val="20"/>
+        </w:rPr>
+        <w:t>report</w:t>
+      </w:r>
+      <w:r>
+        <w:rPr>
+          <w:i/>
+          <w:iCs/>
+          <w:color w:val="000000" w:themeColor="text1"/>
+          <w:sz w:val="20"/>
+          <w:szCs w:val="20"/>
+        </w:rPr>
+        <w:t>ed</w:t>
+      </w:r>
+      <w:r>
+        <w:rPr>
+          <w:i/>
+          <w:iCs/>
+          <w:color w:val="000000" w:themeColor="text1"/>
+          <w:sz w:val="20"/>
+          <w:szCs w:val="20"/>
+        </w:rPr>
+        <w:t xml:space="preserve"> this interval for the </w:t>
+      </w:r>
+      <w:proofErr w:type="spellStart"/>
+      <w:r>
+        <w:rPr>
+          <w:i/>
+          <w:iCs/>
+          <w:color w:val="000000" w:themeColor="text1"/>
+          <w:sz w:val="20"/>
+          <w:szCs w:val="20"/>
+        </w:rPr>
+        <w:t>far</w:t>
+      </w:r>
+      <w:proofErr w:type="spellEnd"/>
+      <w:r>
+        <w:rPr>
+          <w:i/>
+          <w:iCs/>
+          <w:color w:val="000000" w:themeColor="text1"/>
+          <w:sz w:val="20"/>
+          <w:szCs w:val="20"/>
+        </w:rPr>
+        <w:t xml:space="preserve"> condition only because this is the condition in which the differences can be expected to be largest </w:t>
+      </w:r>
+      <w:r>
+        <w:rPr>
+          <w:i/>
+          <w:iCs/>
+          <w:color w:val="000000" w:themeColor="text1"/>
+          <w:sz w:val="20"/>
+          <w:szCs w:val="20"/>
+        </w:rPr>
+        <w:t>between an</w:t>
+      </w:r>
+      <w:r>
+        <w:rPr>
+          <w:i/>
+          <w:iCs/>
+          <w:color w:val="000000" w:themeColor="text1"/>
+          <w:sz w:val="20"/>
+          <w:szCs w:val="20"/>
+        </w:rPr>
+        <w:t xml:space="preserve"> optimally-performing group </w:t>
+      </w:r>
+      <w:r>
+        <w:rPr>
+          <w:i/>
+          <w:iCs/>
+          <w:color w:val="000000" w:themeColor="text1"/>
+          <w:sz w:val="20"/>
+          <w:szCs w:val="20"/>
+        </w:rPr>
+        <w:t>and</w:t>
+      </w:r>
+      <w:r>
+        <w:rPr>
+          <w:i/>
+          <w:iCs/>
+          <w:color w:val="000000" w:themeColor="text1"/>
+          <w:sz w:val="20"/>
+          <w:szCs w:val="20"/>
+        </w:rPr>
+        <w:t xml:space="preserve"> the standard/control group</w:t>
+      </w:r>
+      <w:r>
+        <w:rPr>
+          <w:i/>
+          <w:iCs/>
+          <w:color w:val="000000" w:themeColor="text1"/>
+          <w:sz w:val="20"/>
+          <w:szCs w:val="20"/>
+        </w:rPr>
+        <w:t>s</w:t>
+      </w:r>
+      <w:r>
+        <w:rPr>
+          <w:i/>
+          <w:iCs/>
+          <w:color w:val="000000" w:themeColor="text1"/>
+          <w:sz w:val="20"/>
+          <w:szCs w:val="20"/>
+        </w:rPr>
+        <w:t xml:space="preserve">. </w:t>
       </w:r>
     </w:p>
     <w:p>
@@ -16327,25 +16561,7 @@
           <w:szCs w:val="20"/>
           <w:highlight w:val="yellow"/>
         </w:rPr>
-        <w:t>focus-</w:t>
-      </w:r>
-      <w:r>
-        <w:rPr>
-          <w:color w:val="000000" w:themeColor="text1"/>
-          <w:sz w:val="20"/>
-          <w:szCs w:val="20"/>
-          <w:highlight w:val="yellow"/>
-        </w:rPr>
-        <w:t>or-</w:t>
-      </w:r>
-      <w:r>
-        <w:rPr>
-          <w:color w:val="000000" w:themeColor="text1"/>
-          <w:sz w:val="20"/>
-          <w:szCs w:val="20"/>
-          <w:highlight w:val="yellow"/>
-        </w:rPr>
-        <w:t>divide</w:t>
+        <w:t>focus-divide</w:t>
       </w:r>
       <w:r>
         <w:rPr>
@@ -17998,23 +18214,23 @@
           <w:sz w:val="20"/>
           <w:szCs w:val="20"/>
         </w:rPr>
-        <w:t xml:space="preserve"> the experiments reported by Claydon et al. (2024), performing focus-</w:t>
-      </w:r>
-      <w:r>
-        <w:rPr>
-          <w:color w:val="000000" w:themeColor="text1"/>
-          <w:sz w:val="20"/>
-          <w:szCs w:val="20"/>
-        </w:rPr>
-        <w:t>or-</w:t>
-      </w:r>
-      <w:r>
-        <w:rPr>
-          <w:color w:val="000000" w:themeColor="text1"/>
-          <w:sz w:val="20"/>
-          <w:szCs w:val="20"/>
-        </w:rPr>
-        <w:t>divide choices under conditions of low variance in outcome improved performance under subsequent conditions of high variance</w:t>
+        <w:t xml:space="preserve"> the experiments reported by Claydon et al. (2024), performing </w:t>
+      </w:r>
+      <w:r>
+        <w:rPr>
+          <w:color w:val="000000" w:themeColor="text1"/>
+          <w:sz w:val="20"/>
+          <w:szCs w:val="20"/>
+        </w:rPr>
+        <w:t>focus-divide</w:t>
+      </w:r>
+      <w:r>
+        <w:rPr>
+          <w:color w:val="000000" w:themeColor="text1"/>
+          <w:sz w:val="20"/>
+          <w:szCs w:val="20"/>
+        </w:rPr>
+        <w:t xml:space="preserve"> choices under conditions of low variance in outcome improved performance under subsequent conditions of high variance</w:t>
       </w:r>
       <w:r>
         <w:rPr>
@@ -18456,7 +18672,41 @@
           <w:sz w:val="20"/>
           <w:szCs w:val="20"/>
         </w:rPr>
-        <w:t>context-specific (e.g. Carr, 1925),</w:t>
+        <w:t xml:space="preserve">context-specific (e.g. </w:t>
+      </w:r>
+      <w:proofErr w:type="spellStart"/>
+      <w:r>
+        <w:rPr>
+          <w:color w:val="000000" w:themeColor="text1"/>
+          <w:sz w:val="20"/>
+          <w:szCs w:val="20"/>
+        </w:rPr>
+        <w:t>Carr</w:t>
+      </w:r>
+      <w:proofErr w:type="spellEnd"/>
+      <w:r>
+        <w:rPr>
+          <w:color w:val="000000" w:themeColor="text1"/>
+          <w:sz w:val="20"/>
+          <w:szCs w:val="20"/>
+        </w:rPr>
+        <w:t>, 1925</w:t>
+      </w:r>
+      <w:r>
+        <w:rPr>
+          <w:color w:val="000000" w:themeColor="text1"/>
+          <w:sz w:val="20"/>
+          <w:szCs w:val="20"/>
+        </w:rPr>
+        <w:t>, Tulving &amp; Thomson, 1973</w:t>
+      </w:r>
+      <w:r>
+        <w:rPr>
+          <w:color w:val="000000" w:themeColor="text1"/>
+          <w:sz w:val="20"/>
+          <w:szCs w:val="20"/>
+        </w:rPr>
+        <w:t>),</w:t>
       </w:r>
       <w:r>
         <w:rPr>
@@ -18636,25 +18886,7 @@
           <w:szCs w:val="20"/>
           <w:highlight w:val="yellow"/>
         </w:rPr>
-        <w:t>focus-</w:t>
-      </w:r>
-      <w:r>
-        <w:rPr>
-          <w:color w:val="000000" w:themeColor="text1"/>
-          <w:sz w:val="20"/>
-          <w:szCs w:val="20"/>
-          <w:highlight w:val="yellow"/>
-        </w:rPr>
-        <w:t>or-</w:t>
-      </w:r>
-      <w:r>
-        <w:rPr>
-          <w:color w:val="000000" w:themeColor="text1"/>
-          <w:sz w:val="20"/>
-          <w:szCs w:val="20"/>
-          <w:highlight w:val="yellow"/>
-        </w:rPr>
-        <w:t>divide</w:t>
+        <w:t>focus-divide</w:t>
       </w:r>
       <w:r>
         <w:rPr>
@@ -18871,25 +19103,7 @@
           <w:szCs w:val="20"/>
           <w:highlight w:val="yellow"/>
         </w:rPr>
-        <w:t>focus-</w:t>
-      </w:r>
-      <w:r>
-        <w:rPr>
-          <w:color w:val="000000" w:themeColor="text1"/>
-          <w:sz w:val="20"/>
-          <w:szCs w:val="20"/>
-          <w:highlight w:val="yellow"/>
-        </w:rPr>
-        <w:t>or-</w:t>
-      </w:r>
-      <w:r>
-        <w:rPr>
-          <w:color w:val="000000" w:themeColor="text1"/>
-          <w:sz w:val="20"/>
-          <w:szCs w:val="20"/>
-          <w:highlight w:val="yellow"/>
-        </w:rPr>
-        <w:t>divide</w:t>
+        <w:t>focus-divide</w:t>
       </w:r>
       <w:r>
         <w:rPr>
@@ -20676,7 +20890,23 @@
           <w:sz w:val="20"/>
           <w:szCs w:val="20"/>
         </w:rPr>
-        <w:t>less-conservative prior for the slopes</w:t>
+        <w:t>less</w:t>
+      </w:r>
+      <w:r>
+        <w:rPr>
+          <w:color w:val="000000" w:themeColor="text1"/>
+          <w:sz w:val="20"/>
+          <w:szCs w:val="20"/>
+        </w:rPr>
+        <w:t xml:space="preserve"> </w:t>
+      </w:r>
+      <w:r>
+        <w:rPr>
+          <w:color w:val="000000" w:themeColor="text1"/>
+          <w:sz w:val="20"/>
+          <w:szCs w:val="20"/>
+        </w:rPr>
+        <w:t>conservative prior for the slopes</w:t>
       </w:r>
       <w:r>
         <w:rPr>
@@ -22182,25 +22412,7 @@
           <w:szCs w:val="20"/>
           <w:highlight w:val="yellow"/>
         </w:rPr>
-        <w:t>focus-</w:t>
-      </w:r>
-      <w:r>
-        <w:rPr>
-          <w:color w:val="000000" w:themeColor="text1"/>
-          <w:sz w:val="20"/>
-          <w:szCs w:val="20"/>
-          <w:highlight w:val="yellow"/>
-        </w:rPr>
-        <w:t>or-</w:t>
-      </w:r>
-      <w:r>
-        <w:rPr>
-          <w:color w:val="000000" w:themeColor="text1"/>
-          <w:sz w:val="20"/>
-          <w:szCs w:val="20"/>
-          <w:highlight w:val="yellow"/>
-        </w:rPr>
-        <w:t>divide</w:t>
+        <w:t>focus-divide</w:t>
       </w:r>
       <w:r>
         <w:rPr>
@@ -22445,25 +22657,7 @@
           <w:szCs w:val="20"/>
           <w:highlight w:val="yellow"/>
         </w:rPr>
-        <w:t>focus-</w:t>
-      </w:r>
-      <w:r>
-        <w:rPr>
-          <w:color w:val="000000" w:themeColor="text1"/>
-          <w:sz w:val="20"/>
-          <w:szCs w:val="20"/>
-          <w:highlight w:val="yellow"/>
-        </w:rPr>
-        <w:t>or-</w:t>
-      </w:r>
-      <w:r>
-        <w:rPr>
-          <w:color w:val="000000" w:themeColor="text1"/>
-          <w:sz w:val="20"/>
-          <w:szCs w:val="20"/>
-          <w:highlight w:val="yellow"/>
-        </w:rPr>
-        <w:t>divide</w:t>
+        <w:t>focus-divide</w:t>
       </w:r>
       <w:r>
         <w:rPr>
@@ -22801,7 +22995,15 @@
           <w:sz w:val="20"/>
           <w:szCs w:val="20"/>
         </w:rPr>
-        <w:t>experiment (3A)</w:t>
+        <w:t>task</w:t>
+      </w:r>
+      <w:r>
+        <w:rPr>
+          <w:color w:val="000000" w:themeColor="text1"/>
+          <w:sz w:val="20"/>
+          <w:szCs w:val="20"/>
+        </w:rPr>
+        <w:t xml:space="preserve"> (3A)</w:t>
       </w:r>
       <w:r>
         <w:rPr>
@@ -22825,7 +23027,23 @@
           <w:sz w:val="20"/>
           <w:szCs w:val="20"/>
         </w:rPr>
-        <w:t>They are only told which hoop is their target after they have made their choice. The detection task is similar in structure</w:t>
+        <w:t xml:space="preserve">They are only told which hoop is their target after they have made their choice. The detection task </w:t>
+      </w:r>
+      <w:r>
+        <w:rPr>
+          <w:color w:val="000000" w:themeColor="text1"/>
+          <w:sz w:val="20"/>
+          <w:szCs w:val="20"/>
+        </w:rPr>
+        <w:t xml:space="preserve">(3B) </w:t>
+      </w:r>
+      <w:r>
+        <w:rPr>
+          <w:color w:val="000000" w:themeColor="text1"/>
+          <w:sz w:val="20"/>
+          <w:szCs w:val="20"/>
+        </w:rPr>
+        <w:t>is similar in structure</w:t>
       </w:r>
       <w:r>
         <w:rPr>
@@ -24738,7 +24956,37 @@
           <w:sz w:val="20"/>
           <w:szCs w:val="20"/>
         </w:rPr>
-        <w:t xml:space="preserve"> success in the task. Effort minimization (Irons </w:t>
+        <w:t xml:space="preserve"> success in the task. Effort </w:t>
+      </w:r>
+      <w:proofErr w:type="spellStart"/>
+      <w:r>
+        <w:rPr>
+          <w:sz w:val="20"/>
+          <w:szCs w:val="20"/>
+        </w:rPr>
+        <w:t>minimi</w:t>
+      </w:r>
+      <w:r>
+        <w:rPr>
+          <w:sz w:val="20"/>
+          <w:szCs w:val="20"/>
+        </w:rPr>
+        <w:t>s</w:t>
+      </w:r>
+      <w:r>
+        <w:rPr>
+          <w:sz w:val="20"/>
+          <w:szCs w:val="20"/>
+        </w:rPr>
+        <w:t>ation</w:t>
+      </w:r>
+      <w:proofErr w:type="spellEnd"/>
+      <w:r>
+        <w:rPr>
+          <w:sz w:val="20"/>
+          <w:szCs w:val="20"/>
+        </w:rPr>
+        <w:t xml:space="preserve"> (Irons </w:t>
       </w:r>
       <w:r>
         <w:rPr>
@@ -24752,7 +25000,7 @@
           <w:sz w:val="20"/>
           <w:szCs w:val="20"/>
         </w:rPr>
-        <w:t xml:space="preserve"> Leber, 2016), stress (</w:t>
+        <w:t xml:space="preserve"> </w:t>
       </w:r>
       <w:proofErr w:type="spellStart"/>
       <w:r>
@@ -24760,6 +25008,22 @@
           <w:sz w:val="20"/>
           <w:szCs w:val="20"/>
         </w:rPr>
+        <w:t>Leber</w:t>
+      </w:r>
+      <w:proofErr w:type="spellEnd"/>
+      <w:r>
+        <w:rPr>
+          <w:sz w:val="20"/>
+          <w:szCs w:val="20"/>
+        </w:rPr>
+        <w:t>, 2016), stress (</w:t>
+      </w:r>
+      <w:proofErr w:type="spellStart"/>
+      <w:r>
+        <w:rPr>
+          <w:sz w:val="20"/>
+          <w:szCs w:val="20"/>
+        </w:rPr>
         <w:t>Shors</w:t>
       </w:r>
       <w:proofErr w:type="spellEnd"/>
@@ -24861,7 +25125,21 @@
           <w:sz w:val="20"/>
           <w:szCs w:val="20"/>
         </w:rPr>
-        <w:t xml:space="preserve"> ceases to be reinforced. An intriguing study by DeWit, Kindt, Knot et al (2018), however, failed to induce habits in humans under similar protocols to those used previously in rats. In other words, people were highly sensitive to changes in the contingencies between responses and their reward or punishment, even after over-training with the original contingencies. This finding, together with the far more common tendency towards variability observed in most of our participants, suggests intriguing relationships between variability in </w:t>
+        <w:t xml:space="preserve"> ceases to be reinforced. An intriguing study by DeWit, Kindt, Knot et al (2018), however, failed to induce habits in humans under similar protocols to those used previously in rats. </w:t>
+      </w:r>
+      <w:r>
+        <w:rPr>
+          <w:sz w:val="20"/>
+          <w:szCs w:val="20"/>
+        </w:rPr>
+        <w:t>Humans</w:t>
+      </w:r>
+      <w:r>
+        <w:rPr>
+          <w:sz w:val="20"/>
+          <w:szCs w:val="20"/>
+        </w:rPr>
+        <w:t xml:space="preserve"> were highly sensitive to changes in the contingencies between responses and their reward or punishment, even after over-training with the original contingencies. This finding, together with the far more common tendency towards variability observed in most of our participants, suggests intriguing relationships between variability in </w:t>
       </w:r>
       <w:proofErr w:type="spellStart"/>
       <w:r>
@@ -25013,30 +25291,14 @@
           <w:sz w:val="20"/>
           <w:szCs w:val="20"/>
         </w:rPr>
-        <w:t xml:space="preserve">These previous studies </w:t>
-      </w:r>
-      <w:proofErr w:type="spellStart"/>
-      <w:r>
-        <w:rPr>
-          <w:sz w:val="20"/>
-          <w:szCs w:val="20"/>
-        </w:rPr>
-        <w:t>suggest</w:t>
-      </w:r>
-      <w:r>
-        <w:rPr>
-          <w:sz w:val="20"/>
-          <w:szCs w:val="20"/>
-        </w:rPr>
-        <w:t xml:space="preserve"> </w:t>
-      </w:r>
-      <w:proofErr w:type="spellEnd"/>
-      <w:r>
-        <w:rPr>
-          <w:sz w:val="20"/>
-          <w:szCs w:val="20"/>
-        </w:rPr>
-        <w:t xml:space="preserve">motor </w:t>
+        <w:t>These previous studies suggest</w:t>
+      </w:r>
+      <w:r>
+        <w:rPr>
+          <w:sz w:val="20"/>
+          <w:szCs w:val="20"/>
+        </w:rPr>
+        <w:t xml:space="preserve"> motor </w:t>
       </w:r>
       <w:proofErr w:type="spellStart"/>
       <w:r>
@@ -25280,25 +25542,7 @@
           <w:szCs w:val="20"/>
           <w:highlight w:val="yellow"/>
         </w:rPr>
-        <w:t>focus-</w:t>
-      </w:r>
-      <w:r>
-        <w:rPr>
-          <w:color w:val="000000" w:themeColor="text1"/>
-          <w:sz w:val="20"/>
-          <w:szCs w:val="20"/>
-          <w:highlight w:val="yellow"/>
-        </w:rPr>
-        <w:t>or-</w:t>
-      </w:r>
-      <w:r>
-        <w:rPr>
-          <w:color w:val="000000" w:themeColor="text1"/>
-          <w:sz w:val="20"/>
-          <w:szCs w:val="20"/>
-          <w:highlight w:val="yellow"/>
-        </w:rPr>
-        <w:t>divide</w:t>
+        <w:t>focus-divide</w:t>
       </w:r>
       <w:r>
         <w:rPr>
@@ -26106,25 +26350,7 @@
           <w:szCs w:val="20"/>
           <w:highlight w:val="yellow"/>
         </w:rPr>
-        <w:t>focus-</w:t>
-      </w:r>
-      <w:r>
-        <w:rPr>
-          <w:color w:val="000000" w:themeColor="text1"/>
-          <w:sz w:val="20"/>
-          <w:szCs w:val="20"/>
-          <w:highlight w:val="yellow"/>
-        </w:rPr>
-        <w:t>or-</w:t>
-      </w:r>
-      <w:r>
-        <w:rPr>
-          <w:color w:val="000000" w:themeColor="text1"/>
-          <w:sz w:val="20"/>
-          <w:szCs w:val="20"/>
-          <w:highlight w:val="yellow"/>
-        </w:rPr>
-        <w:t>divide</w:t>
+        <w:t>focus-divide</w:t>
       </w:r>
       <w:r>
         <w:rPr>
@@ -26397,50 +26623,64 @@
           <w:sz w:val="20"/>
           <w:szCs w:val="20"/>
         </w:rPr>
-        <w:t xml:space="preserve">The same could be the case here. </w:t>
-      </w:r>
-      <w:r>
-        <w:rPr>
-          <w:color w:val="000000" w:themeColor="text1"/>
-          <w:sz w:val="20"/>
-          <w:szCs w:val="20"/>
-        </w:rPr>
-        <w:t xml:space="preserve">That is, it could be that simplifying the </w:t>
-      </w:r>
-      <w:r>
-        <w:rPr>
-          <w:color w:val="000000" w:themeColor="text1"/>
-          <w:sz w:val="20"/>
-          <w:szCs w:val="20"/>
-          <w:highlight w:val="yellow"/>
-        </w:rPr>
-        <w:t>focus-</w:t>
-      </w:r>
-      <w:r>
-        <w:rPr>
-          <w:color w:val="000000" w:themeColor="text1"/>
-          <w:sz w:val="20"/>
-          <w:szCs w:val="20"/>
-          <w:highlight w:val="yellow"/>
-        </w:rPr>
-        <w:t>or-</w:t>
-      </w:r>
-      <w:r>
-        <w:rPr>
-          <w:color w:val="000000" w:themeColor="text1"/>
-          <w:sz w:val="20"/>
-          <w:szCs w:val="20"/>
-          <w:highlight w:val="yellow"/>
-        </w:rPr>
-        <w:t>divide</w:t>
-      </w:r>
-      <w:r>
-        <w:rPr>
-          <w:color w:val="000000" w:themeColor="text1"/>
-          <w:sz w:val="20"/>
-          <w:szCs w:val="20"/>
-        </w:rPr>
-        <w:t xml:space="preserve"> dilemma has removed features that provide cues to better choices, and our experiments might lead to an overly pessimistic prediction about how well participants would resolve these dilemmas when they encounter them in vivo.</w:t>
+        <w:t>It is possible that</w:t>
+      </w:r>
+      <w:r>
+        <w:rPr>
+          <w:color w:val="000000" w:themeColor="text1"/>
+          <w:sz w:val="20"/>
+          <w:szCs w:val="20"/>
+        </w:rPr>
+        <w:t xml:space="preserve"> simplifying the </w:t>
+      </w:r>
+      <w:r>
+        <w:rPr>
+          <w:color w:val="000000" w:themeColor="text1"/>
+          <w:sz w:val="20"/>
+          <w:szCs w:val="20"/>
+          <w:highlight w:val="yellow"/>
+        </w:rPr>
+        <w:t>focus-divide</w:t>
+      </w:r>
+      <w:r>
+        <w:rPr>
+          <w:color w:val="000000" w:themeColor="text1"/>
+          <w:sz w:val="20"/>
+          <w:szCs w:val="20"/>
+        </w:rPr>
+        <w:t xml:space="preserve"> dilemma remove</w:t>
+      </w:r>
+      <w:r>
+        <w:rPr>
+          <w:color w:val="000000" w:themeColor="text1"/>
+          <w:sz w:val="20"/>
+          <w:szCs w:val="20"/>
+        </w:rPr>
+        <w:t>s</w:t>
+      </w:r>
+      <w:r>
+        <w:rPr>
+          <w:color w:val="000000" w:themeColor="text1"/>
+          <w:sz w:val="20"/>
+          <w:szCs w:val="20"/>
+        </w:rPr>
+        <w:t xml:space="preserve"> features that provide cues to better choices, lead</w:t>
+      </w:r>
+      <w:r>
+        <w:rPr>
+          <w:color w:val="000000" w:themeColor="text1"/>
+          <w:sz w:val="20"/>
+          <w:szCs w:val="20"/>
+        </w:rPr>
+        <w:t>ing</w:t>
+      </w:r>
+      <w:r>
+        <w:rPr>
+          <w:color w:val="000000" w:themeColor="text1"/>
+          <w:sz w:val="20"/>
+          <w:szCs w:val="20"/>
+        </w:rPr>
+        <w:t xml:space="preserve"> to an overly pessimistic prediction about how well participants would resolve these dilemmas when they encounter them in vivo.</w:t>
       </w:r>
       <w:r>
         <w:rPr>
@@ -26491,43 +26731,88 @@
           <w:szCs w:val="20"/>
           <w:highlight w:val="yellow"/>
         </w:rPr>
-        <w:t>) to understand the potential impacts of failures to resolve the focus-</w:t>
-      </w:r>
-      <w:r>
-        <w:rPr>
-          <w:color w:val="000000" w:themeColor="text1"/>
-          <w:sz w:val="20"/>
-          <w:szCs w:val="20"/>
-          <w:highlight w:val="yellow"/>
-        </w:rPr>
-        <w:t>or-</w:t>
-      </w:r>
-      <w:r>
-        <w:rPr>
-          <w:color w:val="000000" w:themeColor="text1"/>
-          <w:sz w:val="20"/>
-          <w:szCs w:val="20"/>
-          <w:highlight w:val="yellow"/>
-        </w:rPr>
-        <w:t>divide dilemma in practice.</w:t>
-      </w:r>
-      <w:r>
-        <w:rPr>
-          <w:color w:val="000000" w:themeColor="text1"/>
-          <w:sz w:val="20"/>
-          <w:szCs w:val="20"/>
-          <w:highlight w:val="yellow"/>
-        </w:rPr>
-        <w:t xml:space="preserve"> The current results suggest that limitations of this kind will be resistant to interventions and that overcoming them in one context is unlikely to benefit other circumstances. </w:t>
-      </w:r>
-      <w:r>
-        <w:rPr>
-          <w:color w:val="000000" w:themeColor="text1"/>
-          <w:sz w:val="20"/>
-          <w:szCs w:val="20"/>
-          <w:highlight w:val="yellow"/>
-        </w:rPr>
-        <w:t xml:space="preserve">     </w:t>
+        <w:t>) to understand the potential</w:t>
+      </w:r>
+      <w:r>
+        <w:rPr>
+          <w:color w:val="000000" w:themeColor="text1"/>
+          <w:sz w:val="20"/>
+          <w:szCs w:val="20"/>
+          <w:highlight w:val="yellow"/>
+        </w:rPr>
+        <w:t xml:space="preserve"> </w:t>
+      </w:r>
+      <w:r>
+        <w:rPr>
+          <w:color w:val="000000" w:themeColor="text1"/>
+          <w:sz w:val="20"/>
+          <w:szCs w:val="20"/>
+          <w:highlight w:val="yellow"/>
+        </w:rPr>
+        <w:t xml:space="preserve">impacts of failures to resolve the </w:t>
+      </w:r>
+      <w:r>
+        <w:rPr>
+          <w:color w:val="000000" w:themeColor="text1"/>
+          <w:sz w:val="20"/>
+          <w:szCs w:val="20"/>
+          <w:highlight w:val="yellow"/>
+        </w:rPr>
+        <w:t>focus-divide</w:t>
+      </w:r>
+      <w:r>
+        <w:rPr>
+          <w:color w:val="000000" w:themeColor="text1"/>
+          <w:sz w:val="20"/>
+          <w:szCs w:val="20"/>
+          <w:highlight w:val="yellow"/>
+        </w:rPr>
+        <w:t xml:space="preserve"> dilemma in practice.</w:t>
+      </w:r>
+      <w:r>
+        <w:rPr>
+          <w:color w:val="000000" w:themeColor="text1"/>
+          <w:sz w:val="20"/>
+          <w:szCs w:val="20"/>
+          <w:highlight w:val="yellow"/>
+        </w:rPr>
+        <w:t xml:space="preserve"> The current results suggest that limitations of this kind will be resistant to </w:t>
+      </w:r>
+      <w:r>
+        <w:rPr>
+          <w:color w:val="000000" w:themeColor="text1"/>
+          <w:sz w:val="20"/>
+          <w:szCs w:val="20"/>
+          <w:highlight w:val="yellow"/>
+        </w:rPr>
+        <w:t xml:space="preserve">short-term learning or </w:t>
+      </w:r>
+      <w:r>
+        <w:rPr>
+          <w:color w:val="000000" w:themeColor="text1"/>
+          <w:sz w:val="20"/>
+          <w:szCs w:val="20"/>
+          <w:highlight w:val="yellow"/>
+        </w:rPr>
+        <w:t>interventions</w:t>
+      </w:r>
+      <w:r>
+        <w:rPr>
+          <w:color w:val="000000" w:themeColor="text1"/>
+          <w:sz w:val="20"/>
+          <w:szCs w:val="20"/>
+          <w:highlight w:val="yellow"/>
+        </w:rPr>
+        <w:t>,</w:t>
+      </w:r>
+      <w:r>
+        <w:rPr>
+          <w:color w:val="000000" w:themeColor="text1"/>
+          <w:sz w:val="20"/>
+          <w:szCs w:val="20"/>
+          <w:highlight w:val="yellow"/>
+        </w:rPr>
+        <w:t xml:space="preserve"> and that overcoming them in one context is unlikely to benefit other circumstances.</w:t>
       </w:r>
     </w:p>
     <w:p>
@@ -26556,61 +26841,162 @@
         <w:rPr>
           <w:sz w:val="20"/>
           <w:szCs w:val="20"/>
-        </w:rPr>
-        <w:t>W</w:t>
-      </w:r>
-      <w:r>
-        <w:rPr>
-          <w:sz w:val="20"/>
-          <w:szCs w:val="20"/>
-        </w:rPr>
-        <w:t xml:space="preserve">e have found </w:t>
-      </w:r>
-      <w:r>
-        <w:rPr>
-          <w:sz w:val="20"/>
-          <w:szCs w:val="20"/>
-        </w:rPr>
-        <w:t xml:space="preserve">that </w:t>
-      </w:r>
-      <w:r>
-        <w:rPr>
-          <w:sz w:val="20"/>
-          <w:szCs w:val="20"/>
-        </w:rPr>
-        <w:t xml:space="preserve">a simple and intuitive decision rule is not recognized or adopted by most participants. Choices are governed by a complex set of individual and contextual factors and their interaction, even for seemingly simple decisions. Nonetheless, based on the overall pattern of </w:t>
+          <w:highlight w:val="yellow"/>
+        </w:rPr>
+        <w:t xml:space="preserve">Choices are governed by a complex set of individual and contextual factors and their interaction, even for seemingly simple decisions. </w:t>
+      </w:r>
+      <w:r>
+        <w:rPr>
+          <w:sz w:val="20"/>
+          <w:szCs w:val="20"/>
+          <w:highlight w:val="yellow"/>
+        </w:rPr>
+        <w:t xml:space="preserve">In a focus-divide dilemma, we confirm that persistently variable and suboptimal choices are typical, despite the existence of </w:t>
+      </w:r>
+      <w:r>
+        <w:rPr>
+          <w:sz w:val="20"/>
+          <w:szCs w:val="20"/>
+          <w:highlight w:val="yellow"/>
+        </w:rPr>
+        <w:t>a simple and intuitive decision rule</w:t>
+      </w:r>
+      <w:r>
+        <w:rPr>
+          <w:sz w:val="20"/>
+          <w:szCs w:val="20"/>
+          <w:highlight w:val="yellow"/>
+        </w:rPr>
+        <w:t xml:space="preserve"> with clear performance benefits. In these experiments we have created conditions in which participants directly engaged in using this optimal decision rule, and were then returned to the standard focus-divide task context and allowed to freely choose. P</w:t>
+      </w:r>
+      <w:r>
+        <w:rPr>
+          <w:sz w:val="20"/>
+          <w:szCs w:val="20"/>
+          <w:highlight w:val="yellow"/>
+        </w:rPr>
+        <w:t>articipants returned to making variable and idiosyncratic decisions</w:t>
+      </w:r>
+      <w:r>
+        <w:rPr>
+          <w:sz w:val="20"/>
+          <w:szCs w:val="20"/>
+          <w:highlight w:val="yellow"/>
+        </w:rPr>
+        <w:t xml:space="preserve">, and compared to control groups with equivalent practice, there </w:t>
+      </w:r>
+      <w:r>
+        <w:rPr>
+          <w:sz w:val="20"/>
+          <w:szCs w:val="20"/>
+          <w:highlight w:val="yellow"/>
+        </w:rPr>
+        <w:t>wa</w:t>
+      </w:r>
+      <w:r>
+        <w:rPr>
+          <w:sz w:val="20"/>
+          <w:szCs w:val="20"/>
+          <w:highlight w:val="yellow"/>
+        </w:rPr>
+        <w:t xml:space="preserve">s no discernable change in choice strategy. </w:t>
+      </w:r>
+      <w:r>
+        <w:rPr>
+          <w:sz w:val="20"/>
+          <w:szCs w:val="20"/>
+          <w:highlight w:val="yellow"/>
+        </w:rPr>
+        <w:t xml:space="preserve">Given how </w:t>
+      </w:r>
+      <w:r>
+        <w:rPr>
+          <w:sz w:val="20"/>
+          <w:szCs w:val="20"/>
+          <w:highlight w:val="yellow"/>
+        </w:rPr>
+        <w:t>universal</w:t>
+      </w:r>
+      <w:r>
+        <w:rPr>
+          <w:sz w:val="20"/>
+          <w:szCs w:val="20"/>
+          <w:highlight w:val="yellow"/>
+        </w:rPr>
+        <w:t xml:space="preserve"> and persistent this </w:t>
       </w:r>
       <w:proofErr w:type="spellStart"/>
       <w:r>
         <w:rPr>
           <w:sz w:val="20"/>
           <w:szCs w:val="20"/>
+          <w:highlight w:val="yellow"/>
         </w:rPr>
         <w:t>behaviour</w:t>
       </w:r>
+      <w:r>
+        <w:rPr>
+          <w:sz w:val="20"/>
+          <w:szCs w:val="20"/>
+          <w:highlight w:val="yellow"/>
+        </w:rPr>
+        <w:t>al</w:t>
+      </w:r>
       <w:proofErr w:type="spellEnd"/>
       <w:r>
         <w:rPr>
           <w:sz w:val="20"/>
           <w:szCs w:val="20"/>
-        </w:rPr>
-        <w:t xml:space="preserve"> of the naive participants who completed the choice task in the current set of experiments, we can conclude that few, if any, settled on an optimal strategy even after being guided to make optimal choices in a similar, or the same, context. After training participants to make optimal choices, the majority immediately returned to making variable and idiosyncratic decisions. Given how strong and persistent this </w:t>
-      </w:r>
-      <w:proofErr w:type="spellStart"/>
-      <w:r>
-        <w:rPr>
-          <w:sz w:val="20"/>
-          <w:szCs w:val="20"/>
-        </w:rPr>
-        <w:t>behaviour</w:t>
-      </w:r>
-      <w:proofErr w:type="spellEnd"/>
-      <w:r>
-        <w:rPr>
-          <w:sz w:val="20"/>
-          <w:szCs w:val="20"/>
-        </w:rPr>
-        <w:t xml:space="preserve"> is, the benefits of this variability may, in many circumstances, outweigh the costs of finding and applying consistent rules. </w:t>
+          <w:highlight w:val="yellow"/>
+        </w:rPr>
+        <w:t xml:space="preserve"> tendency</w:t>
+      </w:r>
+      <w:r>
+        <w:rPr>
+          <w:sz w:val="20"/>
+          <w:szCs w:val="20"/>
+          <w:highlight w:val="yellow"/>
+        </w:rPr>
+        <w:t xml:space="preserve"> is, the benefits of variability </w:t>
+      </w:r>
+      <w:r>
+        <w:rPr>
+          <w:sz w:val="20"/>
+          <w:szCs w:val="20"/>
+          <w:highlight w:val="yellow"/>
+        </w:rPr>
+        <w:t>in choice may</w:t>
+      </w:r>
+      <w:r>
+        <w:rPr>
+          <w:sz w:val="20"/>
+          <w:szCs w:val="20"/>
+          <w:highlight w:val="yellow"/>
+        </w:rPr>
+        <w:t xml:space="preserve">, in many circumstances, outweigh the costs of finding and applying consistent </w:t>
+      </w:r>
+      <w:r>
+        <w:rPr>
+          <w:sz w:val="20"/>
+          <w:szCs w:val="20"/>
+          <w:highlight w:val="yellow"/>
+        </w:rPr>
+        <w:t xml:space="preserve">decision </w:t>
+      </w:r>
+      <w:r>
+        <w:rPr>
+          <w:sz w:val="20"/>
+          <w:szCs w:val="20"/>
+          <w:highlight w:val="yellow"/>
+        </w:rPr>
+        <w:t>rules.</w:t>
+      </w:r>
+      <w:r>
+        <w:rPr>
+          <w:sz w:val="20"/>
+          <w:szCs w:val="20"/>
+        </w:rPr>
+        <w:t xml:space="preserve"> </w:t>
       </w:r>
     </w:p>
     <w:p>
@@ -27647,7 +28033,7 @@
         <w:rPr>
           <w:rFonts w:cstheme="minorHAnsi"/>
           <w:bCs/>
-          <w:color w:val="000000"/>
+          <w:color w:val="000000" w:themeColor="text1"/>
           <w:sz w:val="20"/>
           <w:szCs w:val="20"/>
         </w:rPr>
@@ -27655,6 +28041,7 @@
       <w:r>
         <w:rPr>
           <w:rFonts w:cstheme="minorHAnsi"/>
+          <w:color w:val="000000" w:themeColor="text1"/>
           <w:sz w:val="20"/>
           <w:szCs w:val="20"/>
         </w:rPr>
@@ -27664,7 +28051,7 @@
       <w:r>
         <w:rPr>
           <w:rFonts w:cstheme="minorHAnsi"/>
-          <w:color w:val="C0504D" w:themeColor="accent2"/>
+          <w:color w:val="000000" w:themeColor="text1"/>
           <w:sz w:val="20"/>
           <w:szCs w:val="20"/>
         </w:rPr>
@@ -27673,6 +28060,7 @@
       <w:r>
         <w:rPr>
           <w:rFonts w:cstheme="minorHAnsi"/>
+          <w:color w:val="000000" w:themeColor="text1"/>
           <w:sz w:val="20"/>
           <w:szCs w:val="20"/>
         </w:rPr>
@@ -27682,7 +28070,7 @@
         <w:rPr>
           <w:rFonts w:cstheme="minorHAnsi"/>
           <w:bCs/>
-          <w:color w:val="000000"/>
+          <w:color w:val="000000" w:themeColor="text1"/>
           <w:sz w:val="20"/>
           <w:szCs w:val="20"/>
         </w:rPr>
@@ -27694,7 +28082,7 @@
           <w:bCs/>
           <w:i/>
           <w:iCs/>
-          <w:color w:val="000000"/>
+          <w:color w:val="000000" w:themeColor="text1"/>
           <w:sz w:val="20"/>
           <w:szCs w:val="20"/>
         </w:rPr>
@@ -27704,7 +28092,7 @@
         <w:rPr>
           <w:rFonts w:cstheme="minorHAnsi"/>
           <w:bCs/>
-          <w:color w:val="000000"/>
+          <w:color w:val="000000" w:themeColor="text1"/>
           <w:sz w:val="20"/>
           <w:szCs w:val="20"/>
         </w:rPr>
@@ -27732,25 +28120,13 @@
           <w:sz w:val="20"/>
           <w:szCs w:val="20"/>
         </w:rPr>
-        <w:t>,</w:t>
+        <w:t xml:space="preserve">, </w:t>
       </w:r>
       <w:r>
         <w:rPr>
           <w:rFonts w:cstheme="minorHAnsi"/>
           <w:bCs/>
-          <w:i/>
-          <w:iCs/>
-          <w:color w:val="C0504D" w:themeColor="accent2"/>
-          <w:sz w:val="20"/>
-          <w:szCs w:val="20"/>
-        </w:rPr>
-        <w:t xml:space="preserve"> </w:t>
-      </w:r>
-      <w:r>
-        <w:rPr>
-          <w:rFonts w:cstheme="minorHAnsi"/>
-          <w:bCs/>
-          <w:color w:val="C0504D" w:themeColor="accent2"/>
+          <w:color w:val="000000" w:themeColor="text1"/>
           <w:sz w:val="20"/>
           <w:szCs w:val="20"/>
         </w:rPr>
@@ -27826,6 +28202,7 @@
           <w:color w:val="222222"/>
           <w:sz w:val="20"/>
           <w:szCs w:val="20"/>
+          <w:highlight w:val="yellow"/>
           <w:shd w:val="clear" w:color="auto" w:fill="FFFFFF"/>
         </w:rPr>
         <w:t>Kahneman, D. (2011). </w:t>
@@ -27837,6 +28214,7 @@
           <w:color w:val="222222"/>
           <w:sz w:val="20"/>
           <w:szCs w:val="20"/>
+          <w:highlight w:val="yellow"/>
           <w:shd w:val="clear" w:color="auto" w:fill="FFFFFF"/>
         </w:rPr>
         <w:t>Thinking, fast and slow</w:t>
@@ -27846,6 +28224,7 @@
           <w:color w:val="222222"/>
           <w:sz w:val="20"/>
           <w:szCs w:val="20"/>
+          <w:highlight w:val="yellow"/>
           <w:shd w:val="clear" w:color="auto" w:fill="FFFFFF"/>
         </w:rPr>
         <w:t>. Macmillan.</w:t>
@@ -28575,6 +28954,70 @@
           <w:szCs w:val="20"/>
         </w:rPr>
         <w:t>45, 1-41.</w:t>
+      </w:r>
+    </w:p>
+    <w:p>
+      <w:pPr>
+        <w:spacing w:line="360" w:lineRule="auto"/>
+        <w:ind w:left="567" w:hanging="567"/>
+        <w:rPr>
+          <w:sz w:val="20"/>
+          <w:szCs w:val="20"/>
+        </w:rPr>
+      </w:pPr>
+      <w:r>
+        <w:rPr>
+          <w:color w:val="222222"/>
+          <w:sz w:val="20"/>
+          <w:szCs w:val="20"/>
+          <w:highlight w:val="yellow"/>
+          <w:shd w:val="clear" w:color="auto" w:fill="FFFFFF"/>
+        </w:rPr>
+        <w:t>Tulving, E., &amp; Thomson, D. M. (1973). Encoding specificity and retrieval processes in episodic memory. </w:t>
+      </w:r>
+      <w:r>
+        <w:rPr>
+          <w:i/>
+          <w:iCs/>
+          <w:color w:val="222222"/>
+          <w:sz w:val="20"/>
+          <w:szCs w:val="20"/>
+          <w:highlight w:val="yellow"/>
+          <w:shd w:val="clear" w:color="auto" w:fill="FFFFFF"/>
+        </w:rPr>
+        <w:t>Psychological review</w:t>
+      </w:r>
+      <w:r>
+        <w:rPr>
+          <w:color w:val="222222"/>
+          <w:sz w:val="20"/>
+          <w:szCs w:val="20"/>
+          <w:highlight w:val="yellow"/>
+          <w:shd w:val="clear" w:color="auto" w:fill="FFFFFF"/>
+        </w:rPr>
+        <w:t>, </w:t>
+      </w:r>
+      <w:r>
+        <w:rPr>
+          <w:i/>
+          <w:iCs/>
+          <w:color w:val="222222"/>
+          <w:sz w:val="20"/>
+          <w:szCs w:val="20"/>
+          <w:highlight w:val="yellow"/>
+          <w:shd w:val="clear" w:color="auto" w:fill="FFFFFF"/>
+        </w:rPr>
+        <w:t>80</w:t>
+      </w:r>
+      <w:r>
+        <w:rPr>
+          <w:color w:val="222222"/>
+          <w:sz w:val="20"/>
+          <w:szCs w:val="20"/>
+          <w:highlight w:val="yellow"/>
+          <w:shd w:val="clear" w:color="auto" w:fill="FFFFFF"/>
+        </w:rPr>
+        <w:t>(5), 352.</w:t>
       </w:r>
     </w:p>
     <w:p>
@@ -29178,7 +29621,15 @@
           <w:sz w:val="20"/>
           <w:szCs w:val="20"/>
         </w:rPr>
-        <w:t>The main test is a between-group t-test on Session 2 performance, which address</w:t>
+        <w:t xml:space="preserve">The main test is a between-group t-test on Session 2 performance, </w:t>
+      </w:r>
+      <w:r>
+        <w:rPr>
+          <w:sz w:val="20"/>
+          <w:szCs w:val="20"/>
+        </w:rPr>
+        <w:lastRenderedPageBreak/>
+        <w:t>which address</w:t>
       </w:r>
       <w:r>
         <w:rPr>
@@ -29192,15 +29643,7 @@
           <w:sz w:val="20"/>
           <w:szCs w:val="20"/>
         </w:rPr>
-        <w:t xml:space="preserve"> the hypothesis that participants who initially were guided to make eye movements that maximize their chance of correct target discrimination would continue to perform optimally when freely </w:t>
-      </w:r>
-      <w:r>
-        <w:rPr>
-          <w:sz w:val="20"/>
-          <w:szCs w:val="20"/>
-        </w:rPr>
-        <w:lastRenderedPageBreak/>
-        <w:t xml:space="preserve">choosing where to fixate in Session 2. A t-test comparing how much the two groups differed from optimal in Session 2 was not significant </w:t>
+        <w:t xml:space="preserve"> the hypothesis that participants who initially were guided to make eye movements that maximize their chance of correct target discrimination would continue to perform optimally when freely choosing where to fixate in Session 2. A t-test comparing how much the two groups differed from optimal in Session 2 was not significant </w:t>
       </w:r>
       <m:oMath>
         <m:r>

--- a/revisions/Transferring optimal decision - final.docx
+++ b/revisions/Transferring optimal decision - final.docx
@@ -3134,7 +3134,7 @@
           <w:sz w:val="20"/>
           <w:szCs w:val="20"/>
         </w:rPr>
-        <w:t>, Kahnemann, 2011</w:t>
+        <w:t>, Kahneman, 2011</w:t>
       </w:r>
       <w:r>
         <w:rPr>
@@ -3226,7 +3226,23 @@
           <w:sz w:val="20"/>
           <w:szCs w:val="20"/>
         </w:rPr>
-        <w:t>, which tend to pose complex, abstract scenarios</w:t>
+        <w:t>, which tend to pose com</w:t>
+      </w:r>
+      <w:r>
+        <w:rPr>
+          <w:color w:val="000000" w:themeColor="text1"/>
+          <w:sz w:val="20"/>
+          <w:szCs w:val="20"/>
+        </w:rPr>
+        <w:t>p</w:t>
+      </w:r>
+      <w:r>
+        <w:rPr>
+          <w:color w:val="000000" w:themeColor="text1"/>
+          <w:sz w:val="20"/>
+          <w:szCs w:val="20"/>
+        </w:rPr>
+        <w:t>lex, abstract scenarios</w:t>
       </w:r>
       <w:r>
         <w:rPr>
@@ -13001,7 +13017,23 @@
           <w:sz w:val="20"/>
           <w:szCs w:val="20"/>
         </w:rPr>
-        <w:t>Meier, 1940</w:t>
+        <w:t>M</w:t>
+      </w:r>
+      <w:r>
+        <w:rPr>
+          <w:color w:val="000000" w:themeColor="text1"/>
+          <w:sz w:val="20"/>
+          <w:szCs w:val="20"/>
+        </w:rPr>
+        <w:t>a</w:t>
+      </w:r>
+      <w:r>
+        <w:rPr>
+          <w:color w:val="000000" w:themeColor="text1"/>
+          <w:sz w:val="20"/>
+          <w:szCs w:val="20"/>
+        </w:rPr>
+        <w:t>ier, 1940</w:t>
       </w:r>
       <w:r>
         <w:rPr>
@@ -19698,25 +19730,42 @@
           <w:sz w:val="20"/>
           <w:szCs w:val="20"/>
         </w:rPr>
-        <w:t xml:space="preserve">his experiment’s methods and analysis plan were pre-registered on the Open Science Framework </w:t>
-      </w:r>
-      <w:hyperlink r:id="rId13">
-        <w:r>
-          <w:rPr>
-            <w:color w:val="1155CC"/>
-            <w:sz w:val="20"/>
-            <w:szCs w:val="20"/>
-            <w:u w:val="single"/>
-          </w:rPr>
-          <w:t>https://osf.io/yan5k/</w:t>
-        </w:r>
-      </w:hyperlink>
-      <w:r>
-        <w:rPr>
-          <w:sz w:val="20"/>
-          <w:szCs w:val="20"/>
-        </w:rPr>
-        <w:t xml:space="preserve">. </w:t>
+        <w:t xml:space="preserve">his experiment’s methods and analysis plan were pre-registered on the Open Science </w:t>
+      </w:r>
+      <w:r>
+        <w:rPr>
+          <w:sz w:val="20"/>
+          <w:szCs w:val="20"/>
+        </w:rPr>
+        <w:t>Framework</w:t>
+      </w:r>
+      <w:r>
+        <w:rPr>
+          <w:sz w:val="20"/>
+          <w:szCs w:val="20"/>
+        </w:rPr>
+        <w:t>:</w:t>
+      </w:r>
+      <w:r>
+        <w:rPr>
+          <w:sz w:val="20"/>
+          <w:szCs w:val="20"/>
+        </w:rPr>
+        <w:t xml:space="preserve"> </w:t>
+      </w:r>
+      <w:r>
+        <w:rPr>
+          <w:sz w:val="20"/>
+          <w:szCs w:val="20"/>
+        </w:rPr>
+        <w:t>https://osf.io/deh4j</w:t>
+      </w:r>
+      <w:r>
+        <w:rPr>
+          <w:sz w:val="20"/>
+          <w:szCs w:val="20"/>
+        </w:rPr>
+        <w:t>/overview</w:t>
       </w:r>
     </w:p>
     <w:p>
@@ -22117,7 +22166,7 @@
                     <pic:cNvPicPr preferRelativeResize="0"/>
                   </pic:nvPicPr>
                   <pic:blipFill>
-                    <a:blip r:embed="rId14" cstate="print">
+                    <a:blip r:embed="rId13" cstate="print">
                       <a:extLst>
                         <a:ext uri="{28A0092B-C50C-407E-A947-70E740481C1C}">
                           <a14:useLocalDpi xmlns:a14="http://schemas.microsoft.com/office/drawing/2010/main" val="0"/>
@@ -24281,6 +24330,60 @@
                     <pic:cNvPicPr preferRelativeResize="0"/>
                   </pic:nvPicPr>
                   <pic:blipFill>
+                    <a:blip r:embed="rId14"/>
+                    <a:srcRect/>
+                    <a:stretch>
+                      <a:fillRect/>
+                    </a:stretch>
+                  </pic:blipFill>
+                  <pic:spPr>
+                    <a:xfrm>
+                      <a:off x="0" y="0"/>
+                      <a:ext cx="5943600" cy="1854200"/>
+                    </a:xfrm>
+                    <a:prstGeom prst="rect">
+                      <a:avLst/>
+                    </a:prstGeom>
+                    <a:ln/>
+                  </pic:spPr>
+                </pic:pic>
+              </a:graphicData>
+            </a:graphic>
+          </wp:inline>
+        </w:drawing>
+      </w:r>
+    </w:p>
+    <w:p>
+      <w:pPr>
+        <w:spacing w:line="360" w:lineRule="auto"/>
+        <w:jc w:val="center"/>
+        <w:rPr>
+          <w:color w:val="943634" w:themeColor="accent2" w:themeShade="BF"/>
+          <w:sz w:val="20"/>
+          <w:szCs w:val="20"/>
+        </w:rPr>
+      </w:pPr>
+      <w:r>
+        <w:rPr>
+          <w:noProof/>
+          <w:color w:val="943634" w:themeColor="accent2" w:themeShade="BF"/>
+          <w:sz w:val="20"/>
+          <w:szCs w:val="20"/>
+        </w:rPr>
+        <w:drawing>
+          <wp:inline distT="114300" distB="114300" distL="114300" distR="114300" wp14:anchorId="6AF195AD" wp14:editId="53BAB0E8">
+            <wp:extent cx="5943600" cy="1854200"/>
+            <wp:effectExtent l="0" t="0" r="0" b="0"/>
+            <wp:docPr id="14" name="image9.png" descr="A graph of a line graph&#10;&#10;AI-generated content may be incorrect."/>
+            <wp:cNvGraphicFramePr/>
+            <a:graphic xmlns:a="http://schemas.openxmlformats.org/drawingml/2006/main">
+              <a:graphicData uri="http://schemas.openxmlformats.org/drawingml/2006/picture">
+                <pic:pic xmlns:pic="http://schemas.openxmlformats.org/drawingml/2006/picture">
+                  <pic:nvPicPr>
+                    <pic:cNvPr id="14" name="image9.png" descr="A graph of a line graph&#10;&#10;AI-generated content may be incorrect."/>
+                    <pic:cNvPicPr preferRelativeResize="0"/>
+                  </pic:nvPicPr>
+                  <pic:blipFill>
                     <a:blip r:embed="rId15"/>
                     <a:srcRect/>
                     <a:stretch>
@@ -24306,60 +24409,6 @@
     </w:p>
     <w:p>
       <w:pPr>
-        <w:spacing w:line="360" w:lineRule="auto"/>
-        <w:jc w:val="center"/>
-        <w:rPr>
-          <w:color w:val="943634" w:themeColor="accent2" w:themeShade="BF"/>
-          <w:sz w:val="20"/>
-          <w:szCs w:val="20"/>
-        </w:rPr>
-      </w:pPr>
-      <w:r>
-        <w:rPr>
-          <w:noProof/>
-          <w:color w:val="943634" w:themeColor="accent2" w:themeShade="BF"/>
-          <w:sz w:val="20"/>
-          <w:szCs w:val="20"/>
-        </w:rPr>
-        <w:drawing>
-          <wp:inline distT="114300" distB="114300" distL="114300" distR="114300" wp14:anchorId="6AF195AD" wp14:editId="53BAB0E8">
-            <wp:extent cx="5943600" cy="1854200"/>
-            <wp:effectExtent l="0" t="0" r="0" b="0"/>
-            <wp:docPr id="14" name="image9.png" descr="A graph of a line graph&#10;&#10;AI-generated content may be incorrect."/>
-            <wp:cNvGraphicFramePr/>
-            <a:graphic xmlns:a="http://schemas.openxmlformats.org/drawingml/2006/main">
-              <a:graphicData uri="http://schemas.openxmlformats.org/drawingml/2006/picture">
-                <pic:pic xmlns:pic="http://schemas.openxmlformats.org/drawingml/2006/picture">
-                  <pic:nvPicPr>
-                    <pic:cNvPr id="14" name="image9.png" descr="A graph of a line graph&#10;&#10;AI-generated content may be incorrect."/>
-                    <pic:cNvPicPr preferRelativeResize="0"/>
-                  </pic:nvPicPr>
-                  <pic:blipFill>
-                    <a:blip r:embed="rId16"/>
-                    <a:srcRect/>
-                    <a:stretch>
-                      <a:fillRect/>
-                    </a:stretch>
-                  </pic:blipFill>
-                  <pic:spPr>
-                    <a:xfrm>
-                      <a:off x="0" y="0"/>
-                      <a:ext cx="5943600" cy="1854200"/>
-                    </a:xfrm>
-                    <a:prstGeom prst="rect">
-                      <a:avLst/>
-                    </a:prstGeom>
-                    <a:ln/>
-                  </pic:spPr>
-                </pic:pic>
-              </a:graphicData>
-            </a:graphic>
-          </wp:inline>
-        </w:drawing>
-      </w:r>
-    </w:p>
-    <w:p>
-      <w:pPr>
         <w:spacing w:line="240" w:lineRule="auto"/>
         <w:rPr>
           <w:rFonts w:ascii="Nunito" w:eastAsia="Nunito" w:hAnsi="Nunito" w:cs="Nunito"/>
@@ -24607,7 +24656,7 @@
                     <pic:cNvPicPr preferRelativeResize="0"/>
                   </pic:nvPicPr>
                   <pic:blipFill>
-                    <a:blip r:embed="rId17"/>
+                    <a:blip r:embed="rId16"/>
                     <a:srcRect/>
                     <a:stretch>
                       <a:fillRect/>
@@ -25976,7 +26025,21 @@
           <w:sz w:val="20"/>
           <w:szCs w:val="20"/>
         </w:rPr>
-        <w:t xml:space="preserve"> reasonably well (Clarke, Green, Chantler &amp; Hunt, 2016; Clarke, Stainer, Tatler &amp; Hunt, 2017). A similar process of random selecting from a population of possible responses may guide other forms of decision, </w:t>
+        <w:t xml:space="preserve"> reasonably well (Clarke, Green</w:t>
+      </w:r>
+      <w:r>
+        <w:rPr>
+          <w:sz w:val="20"/>
+          <w:szCs w:val="20"/>
+        </w:rPr>
+        <w:t>e</w:t>
+      </w:r>
+      <w:r>
+        <w:rPr>
+          <w:sz w:val="20"/>
+          <w:szCs w:val="20"/>
+        </w:rPr>
+        <w:t xml:space="preserve">, Chantler &amp; Hunt, 2016; Clarke, Stainer, Tatler &amp; Hunt, 2017). A similar process of random selecting from a population of possible responses may guide other forms of decision, </w:t>
       </w:r>
       <w:proofErr w:type="gramStart"/>
       <w:r>
@@ -27959,7 +28022,21 @@
           <w:sz w:val="20"/>
           <w:szCs w:val="20"/>
         </w:rPr>
-        <w:t>Gaissmeier</w:t>
+        <w:t>Gaissm</w:t>
+      </w:r>
+      <w:r>
+        <w:rPr>
+          <w:sz w:val="20"/>
+          <w:szCs w:val="20"/>
+        </w:rPr>
+        <w:t>a</w:t>
+      </w:r>
+      <w:r>
+        <w:rPr>
+          <w:sz w:val="20"/>
+          <w:szCs w:val="20"/>
+        </w:rPr>
+        <w:t>ier</w:t>
       </w:r>
       <w:proofErr w:type="spellEnd"/>
       <w:r>
@@ -29185,7 +29262,21 @@
           <w:sz w:val="20"/>
           <w:szCs w:val="20"/>
         </w:rPr>
-        <w:t xml:space="preserve">Thomas, L. &amp; Lleras, A. (2009). Swinging into thought: directed movement guides insight problem solving. </w:t>
+        <w:t xml:space="preserve">Thomas, L. &amp; </w:t>
+      </w:r>
+      <w:r>
+        <w:rPr>
+          <w:sz w:val="20"/>
+          <w:szCs w:val="20"/>
+        </w:rPr>
+        <w:t>Lleras</w:t>
+      </w:r>
+      <w:r>
+        <w:rPr>
+          <w:sz w:val="20"/>
+          <w:szCs w:val="20"/>
+        </w:rPr>
+        <w:t xml:space="preserve">, A. (2009). Swinging into thought: directed movement guides insight problem solving. </w:t>
       </w:r>
       <w:r>
         <w:rPr>
@@ -29716,7 +29807,14 @@
           <w:sz w:val="20"/>
           <w:szCs w:val="20"/>
         </w:rPr>
-        <w:t xml:space="preserve"> the pre-registration </w:t>
+        <w:t xml:space="preserve"> the pre-</w:t>
+      </w:r>
+      <w:r>
+        <w:rPr>
+          <w:sz w:val="20"/>
+          <w:szCs w:val="20"/>
+        </w:rPr>
+        <w:t xml:space="preserve">registration </w:t>
       </w:r>
       <w:r>
         <w:rPr>
@@ -29725,16 +29823,13 @@
         </w:rPr>
         <w:t>(</w:t>
       </w:r>
-      <w:hyperlink r:id="rId18" w:history="1">
-        <w:r>
-          <w:rPr>
-            <w:rStyle w:val="Hyperlink"/>
-            <w:sz w:val="20"/>
-            <w:szCs w:val="20"/>
-          </w:rPr>
-          <w:t>https://osf.io/deh4j</w:t>
-        </w:r>
-      </w:hyperlink>
+      <w:r>
+        <w:rPr>
+          <w:sz w:val="20"/>
+          <w:szCs w:val="20"/>
+        </w:rPr>
+        <w:t>https://osf.io/deh4j/overview</w:t>
+      </w:r>
       <w:r>
         <w:rPr>
           <w:sz w:val="20"/>
@@ -29747,7 +29842,14 @@
           <w:sz w:val="20"/>
           <w:szCs w:val="20"/>
         </w:rPr>
-        <w:t xml:space="preserve">specified a frequentist analysis. </w:t>
+        <w:t>speci</w:t>
+      </w:r>
+      <w:r>
+        <w:rPr>
+          <w:sz w:val="20"/>
+          <w:szCs w:val="20"/>
+        </w:rPr>
+        <w:t xml:space="preserve">fied a frequentist analysis. </w:t>
       </w:r>
       <w:r>
         <w:rPr>
@@ -29874,7 +29976,7 @@
                     <pic:cNvPicPr preferRelativeResize="0"/>
                   </pic:nvPicPr>
                   <pic:blipFill>
-                    <a:blip r:embed="rId19"/>
+                    <a:blip r:embed="rId17"/>
                     <a:srcRect/>
                     <a:stretch>
                       <a:fillRect/>
@@ -30065,8 +30167,8 @@
       </w:r>
     </w:p>
     <w:sectPr>
-      <w:footerReference w:type="even" r:id="rId20"/>
-      <w:footerReference w:type="default" r:id="rId21"/>
+      <w:footerReference w:type="even" r:id="rId18"/>
+      <w:footerReference w:type="default" r:id="rId19"/>
       <w:pgSz w:w="12240" w:h="15840"/>
       <w:pgMar w:top="1440" w:right="1440" w:bottom="1440" w:left="1440" w:header="0" w:footer="720" w:gutter="0"/>
       <w:pgNumType w:start="1"/>
@@ -31238,6 +31340,18 @@
       <w:shd w:val="clear" w:color="auto" w:fill="E1DFDD"/>
     </w:rPr>
   </w:style>
+  <w:style w:type="character" w:styleId="FollowedHyperlink">
+    <w:name w:val="FollowedHyperlink"/>
+    <w:basedOn w:val="DefaultParagraphFont"/>
+    <w:uiPriority w:val="99"/>
+    <w:semiHidden/>
+    <w:unhideWhenUsed/>
+    <w:rsid w:val="00745D36"/>
+    <w:rPr>
+      <w:color w:val="800080" w:themeColor="followedHyperlink"/>
+      <w:u w:val="single"/>
+    </w:rPr>
+  </w:style>
 </w:styles>
 </file>
 
